--- a/Evidence/Enhanced navigation no longer preloads WebAssembly assets.docx
+++ b/Evidence/Enhanced navigation no longer preloads WebAssembly assets.docx
@@ -37,7 +37,7 @@
       <w:r>
         <w:t xml:space="preserve"> </w:t>
       </w:r>
-      <w:hyperlink w:history="1" r:id="rId5">
+      <w:hyperlink r:id="rId8" w:history="1">
         <w:r>
           <w:rPr>
             <w:rStyle w:val="Hyperlink"/>
@@ -99,7 +99,7 @@
         </w:rPr>
         <w:t xml:space="preserve"> </w:t>
       </w:r>
-      <w:hyperlink w:history="1" r:id="rId6">
+      <w:hyperlink r:id="rId9" w:history="1">
         <w:r>
           <w:rPr>
             <w:rStyle w:val="Hyperlink"/>
@@ -145,7 +145,7 @@
       <w:r>
         <w:t xml:space="preserve"> Tested and Ensured [</w:t>
       </w:r>
-      <w:hyperlink w:history="1" r:id="rId7">
+      <w:hyperlink r:id="rId10" w:history="1">
         <w:r>
           <w:rPr>
             <w:rStyle w:val="Hyperlink"/>
@@ -175,7 +175,7 @@
       <w:r>
         <w:t xml:space="preserve"> [</w:t>
       </w:r>
-      <w:hyperlink w:history="1" r:id="rId8">
+      <w:hyperlink r:id="rId11" w:history="1">
         <w:r>
           <w:rPr>
             <w:rStyle w:val="Hyperlink"/>
@@ -210,7 +210,6 @@
         <w:tc>
           <w:tcPr>
             <w:tcW w:w="3884" w:type="dxa"/>
-            <w:tcMar/>
           </w:tcPr>
           <w:p>
             <w:pPr>
@@ -231,7 +230,6 @@
         <w:tc>
           <w:tcPr>
             <w:tcW w:w="1469" w:type="dxa"/>
-            <w:tcMar/>
           </w:tcPr>
           <w:p>
             <w:pPr>
@@ -252,7 +250,6 @@
         <w:tc>
           <w:tcPr>
             <w:tcW w:w="2559" w:type="dxa"/>
-            <w:tcMar/>
           </w:tcPr>
           <w:p>
             <w:pPr>
@@ -275,7 +272,6 @@
         <w:tc>
           <w:tcPr>
             <w:tcW w:w="3884" w:type="dxa"/>
-            <w:tcMar/>
           </w:tcPr>
           <w:p>
             <w:r>
@@ -303,7 +299,6 @@
         <w:tc>
           <w:tcPr>
             <w:tcW w:w="1469" w:type="dxa"/>
-            <w:tcMar/>
           </w:tcPr>
           <w:p>
             <w:r>
@@ -314,10 +309,9 @@
         <w:tc>
           <w:tcPr>
             <w:tcW w:w="2559" w:type="dxa"/>
-            <w:tcMar/>
           </w:tcPr>
           <w:p>
-            <w:hyperlink w:history="1" r:id="rId9">
+            <w:hyperlink r:id="rId12" w:history="1">
               <w:proofErr w:type="spellStart"/>
               <w:r>
                 <w:rPr>
@@ -340,7 +334,6 @@
         <w:tc>
           <w:tcPr>
             <w:tcW w:w="3884" w:type="dxa"/>
-            <w:tcMar/>
           </w:tcPr>
           <w:p>
             <w:r>
@@ -370,7 +363,6 @@
         <w:tc>
           <w:tcPr>
             <w:tcW w:w="1469" w:type="dxa"/>
-            <w:tcMar/>
           </w:tcPr>
           <w:p>
             <w:r>
@@ -381,10 +373,9 @@
         <w:tc>
           <w:tcPr>
             <w:tcW w:w="2559" w:type="dxa"/>
-            <w:tcMar/>
           </w:tcPr>
           <w:p>
-            <w:hyperlink w:history="1" r:id="rId10">
+            <w:hyperlink r:id="rId13" w:history="1">
               <w:proofErr w:type="spellStart"/>
               <w:r>
                 <w:rPr>
@@ -407,7 +398,6 @@
         <w:tc>
           <w:tcPr>
             <w:tcW w:w="3884" w:type="dxa"/>
-            <w:tcMar/>
           </w:tcPr>
           <w:p>
             <w:r>
@@ -427,7 +417,6 @@
         <w:tc>
           <w:tcPr>
             <w:tcW w:w="1469" w:type="dxa"/>
-            <w:tcMar/>
           </w:tcPr>
           <w:p>
             <w:r>
@@ -438,10 +427,9 @@
         <w:tc>
           <w:tcPr>
             <w:tcW w:w="2559" w:type="dxa"/>
-            <w:tcMar/>
           </w:tcPr>
           <w:p>
-            <w:hyperlink w:history="1" r:id="rId11">
+            <w:hyperlink r:id="rId14" w:history="1">
               <w:proofErr w:type="spellStart"/>
               <w:r>
                 <w:rPr>
@@ -464,19 +452,10 @@
         <w:tc>
           <w:tcPr>
             <w:tcW w:w="3884" w:type="dxa"/>
-            <w:tcMar/>
           </w:tcPr>
           <w:p>
             <w:r>
-              <w:t>/</w:t>
-            </w:r>
-            <w:proofErr w:type="gramStart"/>
-            <w:r>
-              <w:t>auto</w:t>
-            </w:r>
-            <w:proofErr w:type="gramEnd"/>
-            <w:r>
-              <w:t xml:space="preserve"> and /server emit no </w:t>
+              <w:t xml:space="preserve">/auto and /server emit no </w:t>
             </w:r>
             <w:proofErr w:type="spellStart"/>
             <w:r>
@@ -492,7 +471,6 @@
         <w:tc>
           <w:tcPr>
             <w:tcW w:w="1469" w:type="dxa"/>
-            <w:tcMar/>
           </w:tcPr>
           <w:p>
             <w:r>
@@ -503,10 +481,9 @@
         <w:tc>
           <w:tcPr>
             <w:tcW w:w="2559" w:type="dxa"/>
-            <w:tcMar/>
           </w:tcPr>
           <w:p>
-            <w:hyperlink w:history="1" r:id="rId12">
+            <w:hyperlink r:id="rId15" w:history="1">
               <w:r>
                 <w:rPr>
                   <w:rStyle w:val="Hyperlink"/>
@@ -517,7 +494,7 @@
             <w:r>
               <w:t xml:space="preserve"> and  </w:t>
             </w:r>
-            <w:hyperlink w:history="1" r:id="rId13">
+            <w:hyperlink r:id="rId16" w:history="1">
               <w:r>
                 <w:rPr>
                   <w:rStyle w:val="Hyperlink"/>
@@ -532,14 +509,13 @@
         <w:tc>
           <w:tcPr>
             <w:tcW w:w="3884" w:type="dxa"/>
-            <w:tcMar/>
           </w:tcPr>
           <w:p>
             <w:pPr>
               <w:shd w:val="clear" w:color="auto" w:fill="FFFFFF"/>
               <w:spacing w:afterAutospacing="1"/>
               <w:rPr>
-                <w:rFonts w:ascii="Segoe UI" w:hAnsi="Segoe UI" w:eastAsia="Times New Roman" w:cs="Segoe UI"/>
+                <w:rFonts w:ascii="Segoe UI" w:eastAsia="Times New Roman" w:hAnsi="Segoe UI" w:cs="Segoe UI"/>
                 <w:color w:val="010409"/>
                 <w:kern w:val="0"/>
                 <w:sz w:val="21"/>
@@ -549,7 +525,7 @@
             </w:pPr>
             <w:r>
               <w:rPr>
-                <w:rFonts w:ascii="Segoe UI" w:hAnsi="Segoe UI" w:eastAsia="Times New Roman" w:cs="Segoe UI"/>
+                <w:rFonts w:ascii="Segoe UI" w:eastAsia="Times New Roman" w:hAnsi="Segoe UI" w:cs="Segoe UI"/>
                 <w:color w:val="010409"/>
                 <w:kern w:val="0"/>
                 <w:sz w:val="21"/>
@@ -561,7 +537,7 @@
             <w:proofErr w:type="spellStart"/>
             <w:r>
               <w:rPr>
-                <w:rFonts w:ascii="Segoe UI" w:hAnsi="Segoe UI" w:eastAsia="Times New Roman" w:cs="Segoe UI"/>
+                <w:rFonts w:ascii="Segoe UI" w:eastAsia="Times New Roman" w:hAnsi="Segoe UI" w:cs="Segoe UI"/>
                 <w:color w:val="010409"/>
                 <w:kern w:val="0"/>
                 <w:sz w:val="21"/>
@@ -573,7 +549,7 @@
             <w:proofErr w:type="spellEnd"/>
             <w:r>
               <w:rPr>
-                <w:rFonts w:ascii="Segoe UI" w:hAnsi="Segoe UI" w:eastAsia="Times New Roman" w:cs="Segoe UI"/>
+                <w:rFonts w:ascii="Segoe UI" w:eastAsia="Times New Roman" w:hAnsi="Segoe UI" w:cs="Segoe UI"/>
                 <w:color w:val="010409"/>
                 <w:kern w:val="0"/>
                 <w:sz w:val="21"/>
@@ -584,7 +560,7 @@
             </w:r>
             <w:r>
               <w:rPr>
-                <w:rFonts w:ascii="Consolas" w:hAnsi="Consolas" w:eastAsia="Times New Roman" w:cs="Courier New"/>
+                <w:rFonts w:ascii="Consolas" w:eastAsia="Times New Roman" w:hAnsi="Consolas" w:cs="Courier New"/>
                 <w:color w:val="010409"/>
                 <w:kern w:val="0"/>
                 <w:sz w:val="18"/>
@@ -597,7 +573,7 @@
             <w:proofErr w:type="spellStart"/>
             <w:r>
               <w:rPr>
-                <w:rFonts w:ascii="Consolas" w:hAnsi="Consolas" w:eastAsia="Times New Roman" w:cs="Courier New"/>
+                <w:rFonts w:ascii="Consolas" w:eastAsia="Times New Roman" w:hAnsi="Consolas" w:cs="Courier New"/>
                 <w:color w:val="010409"/>
                 <w:kern w:val="0"/>
                 <w:sz w:val="18"/>
@@ -610,7 +586,7 @@
             <w:proofErr w:type="spellEnd"/>
             <w:r>
               <w:rPr>
-                <w:rFonts w:ascii="Segoe UI" w:hAnsi="Segoe UI" w:eastAsia="Times New Roman" w:cs="Segoe UI"/>
+                <w:rFonts w:ascii="Segoe UI" w:eastAsia="Times New Roman" w:hAnsi="Segoe UI" w:cs="Segoe UI"/>
                 <w:color w:val="010409"/>
                 <w:kern w:val="0"/>
                 <w:sz w:val="21"/>
@@ -621,7 +597,7 @@
             </w:r>
             <w:r>
               <w:rPr>
-                <w:rFonts w:ascii="Segoe UI" w:hAnsi="Segoe UI" w:eastAsia="Times New Roman" w:cs="Segoe UI"/>
+                <w:rFonts w:ascii="Segoe UI" w:eastAsia="Times New Roman" w:hAnsi="Segoe UI" w:cs="Segoe UI"/>
                 <w:color w:val="010409"/>
                 <w:kern w:val="0"/>
                 <w:sz w:val="21"/>
@@ -637,7 +613,7 @@
               <w:shd w:val="clear" w:color="auto" w:fill="FFFFFF"/>
               <w:spacing w:afterAutospacing="1"/>
               <w:rPr>
-                <w:rFonts w:ascii="Segoe UI" w:hAnsi="Segoe UI" w:eastAsia="Times New Roman" w:cs="Segoe UI"/>
+                <w:rFonts w:ascii="Segoe UI" w:eastAsia="Times New Roman" w:hAnsi="Segoe UI" w:cs="Segoe UI"/>
                 <w:color w:val="010409"/>
                 <w:kern w:val="0"/>
                 <w:sz w:val="21"/>
@@ -647,7 +623,7 @@
             </w:pPr>
             <w:r>
               <w:rPr>
-                <w:rFonts w:ascii="Segoe UI" w:hAnsi="Segoe UI" w:eastAsia="Times New Roman" w:cs="Segoe UI"/>
+                <w:rFonts w:ascii="Segoe UI" w:eastAsia="Times New Roman" w:hAnsi="Segoe UI" w:cs="Segoe UI"/>
                 <w:color w:val="010409"/>
                 <w:kern w:val="0"/>
                 <w:sz w:val="21"/>
@@ -658,7 +634,7 @@
             </w:r>
             <w:r>
               <w:rPr>
-                <w:rFonts w:ascii="Consolas" w:hAnsi="Consolas" w:eastAsia="Times New Roman" w:cs="Courier New"/>
+                <w:rFonts w:ascii="Consolas" w:eastAsia="Times New Roman" w:hAnsi="Consolas" w:cs="Courier New"/>
                 <w:color w:val="010409"/>
                 <w:kern w:val="0"/>
                 <w:sz w:val="18"/>
@@ -670,7 +646,7 @@
             </w:r>
             <w:r>
               <w:rPr>
-                <w:rFonts w:ascii="Segoe UI" w:hAnsi="Segoe UI" w:eastAsia="Times New Roman" w:cs="Segoe UI"/>
+                <w:rFonts w:ascii="Segoe UI" w:eastAsia="Times New Roman" w:hAnsi="Segoe UI" w:cs="Segoe UI"/>
                 <w:color w:val="010409"/>
                 <w:kern w:val="0"/>
                 <w:sz w:val="21"/>
@@ -681,7 +657,7 @@
             </w:r>
             <w:r>
               <w:rPr>
-                <w:rFonts w:ascii="Consolas" w:hAnsi="Consolas" w:eastAsia="Times New Roman" w:cs="Courier New"/>
+                <w:rFonts w:ascii="Consolas" w:eastAsia="Times New Roman" w:hAnsi="Consolas" w:cs="Courier New"/>
                 <w:color w:val="010409"/>
                 <w:kern w:val="0"/>
                 <w:sz w:val="18"/>
@@ -694,7 +670,7 @@
             <w:proofErr w:type="spellStart"/>
             <w:r>
               <w:rPr>
-                <w:rFonts w:ascii="Consolas" w:hAnsi="Consolas" w:eastAsia="Times New Roman" w:cs="Courier New"/>
+                <w:rFonts w:ascii="Consolas" w:eastAsia="Times New Roman" w:hAnsi="Consolas" w:cs="Courier New"/>
                 <w:color w:val="010409"/>
                 <w:kern w:val="0"/>
                 <w:sz w:val="18"/>
@@ -707,7 +683,7 @@
             <w:proofErr w:type="spellEnd"/>
             <w:r>
               <w:rPr>
-                <w:rFonts w:ascii="Segoe UI" w:hAnsi="Segoe UI" w:eastAsia="Times New Roman" w:cs="Segoe UI"/>
+                <w:rFonts w:ascii="Segoe UI" w:eastAsia="Times New Roman" w:hAnsi="Segoe UI" w:cs="Segoe UI"/>
                 <w:color w:val="010409"/>
                 <w:kern w:val="0"/>
                 <w:sz w:val="21"/>
@@ -718,7 +694,7 @@
             </w:r>
             <w:r>
               <w:rPr>
-                <w:rFonts w:ascii="Consolas" w:hAnsi="Consolas" w:eastAsia="Times New Roman" w:cs="Courier New"/>
+                <w:rFonts w:ascii="Consolas" w:eastAsia="Times New Roman" w:hAnsi="Consolas" w:cs="Courier New"/>
                 <w:color w:val="010409"/>
                 <w:kern w:val="0"/>
                 <w:sz w:val="18"/>
@@ -730,7 +706,7 @@
             </w:r>
             <w:r>
               <w:rPr>
-                <w:rFonts w:ascii="Segoe UI" w:hAnsi="Segoe UI" w:eastAsia="Times New Roman" w:cs="Segoe UI"/>
+                <w:rFonts w:ascii="Segoe UI" w:eastAsia="Times New Roman" w:hAnsi="Segoe UI" w:cs="Segoe UI"/>
                 <w:color w:val="010409"/>
                 <w:kern w:val="0"/>
                 <w:sz w:val="21"/>
@@ -749,7 +725,6 @@
         <w:tc>
           <w:tcPr>
             <w:tcW w:w="1469" w:type="dxa"/>
-            <w:tcMar/>
           </w:tcPr>
           <w:p>
             <w:r>
@@ -761,10 +736,9 @@
         <w:tc>
           <w:tcPr>
             <w:tcW w:w="2559" w:type="dxa"/>
-            <w:tcMar/>
           </w:tcPr>
           <w:p>
-            <w:hyperlink w:history="1" r:id="rId14">
+            <w:hyperlink r:id="rId17" w:history="1">
               <w:r>
                 <w:rPr>
                   <w:rStyle w:val="Hyperlink"/>
@@ -791,7 +765,7 @@
             </w:r>
           </w:p>
           <w:p>
-            <w:hyperlink w:history="1" r:id="rId15">
+            <w:hyperlink r:id="rId18" w:history="1">
               <w:r>
                 <w:rPr>
                   <w:rStyle w:val="Hyperlink"/>
@@ -806,14 +780,13 @@
         <w:tc>
           <w:tcPr>
             <w:tcW w:w="3884" w:type="dxa"/>
-            <w:tcMar/>
           </w:tcPr>
           <w:p>
             <w:pPr>
               <w:shd w:val="clear" w:color="auto" w:fill="FFFFFF"/>
               <w:spacing w:before="60" w:after="100" w:afterAutospacing="1"/>
               <w:rPr>
-                <w:rFonts w:ascii="Segoe UI" w:hAnsi="Segoe UI" w:eastAsia="Times New Roman" w:cs="Segoe UI"/>
+                <w:rFonts w:ascii="Segoe UI" w:eastAsia="Times New Roman" w:hAnsi="Segoe UI" w:cs="Segoe UI"/>
                 <w:color w:val="010409"/>
                 <w:kern w:val="0"/>
                 <w:sz w:val="21"/>
@@ -823,13 +796,14 @@
             </w:pPr>
             <w:r>
               <w:rPr>
-                <w:rFonts w:ascii="Segoe UI" w:hAnsi="Segoe UI" w:eastAsia="Times New Roman" w:cs="Segoe UI"/>
+                <w:rFonts w:ascii="Segoe UI" w:eastAsia="Times New Roman" w:hAnsi="Segoe UI" w:cs="Segoe UI"/>
                 <w:color w:val="010409"/>
                 <w:kern w:val="0"/>
                 <w:sz w:val="21"/>
                 <w:szCs w:val="21"/>
                 <w14:ligatures w14:val="none"/>
               </w:rPr>
+              <w:lastRenderedPageBreak/>
               <w:t>On .NET 10 the same navigation does emit the hints, confirming your setup reproduces the old behavior.</w:t>
             </w:r>
           </w:p>
@@ -837,7 +811,6 @@
         <w:tc>
           <w:tcPr>
             <w:tcW w:w="1469" w:type="dxa"/>
-            <w:tcMar/>
           </w:tcPr>
           <w:p>
             <w:r>
@@ -848,10 +821,9 @@
         <w:tc>
           <w:tcPr>
             <w:tcW w:w="2559" w:type="dxa"/>
-            <w:tcMar/>
           </w:tcPr>
           <w:p>
-            <w:hyperlink w:history="1" r:id="rId16">
+            <w:hyperlink r:id="rId19" w:history="1">
               <w:r>
                 <w:rPr>
                   <w:rStyle w:val="Hyperlink"/>
@@ -862,7 +834,7 @@
             <w:r>
               <w:t xml:space="preserve"> and </w:t>
             </w:r>
-            <w:hyperlink w:history="1" r:id="rId17">
+            <w:hyperlink r:id="rId20" w:history="1">
               <w:r>
                 <w:rPr>
                   <w:rStyle w:val="Hyperlink"/>
@@ -876,7 +848,7 @@
             <w:r>
               <w:t xml:space="preserve">Sample: </w:t>
             </w:r>
-            <w:hyperlink w:history="1" r:id="rId18">
+            <w:hyperlink r:id="rId21" w:history="1">
               <w:r>
                 <w:rPr>
                   <w:rStyle w:val="Hyperlink"/>
@@ -891,14 +863,13 @@
         <w:tc>
           <w:tcPr>
             <w:tcW w:w="3884" w:type="dxa"/>
-            <w:tcMar/>
           </w:tcPr>
           <w:p>
             <w:pPr>
               <w:shd w:val="clear" w:color="auto" w:fill="FFFFFF"/>
               <w:spacing w:beforeAutospacing="1" w:afterAutospacing="1"/>
               <w:rPr>
-                <w:rFonts w:ascii="Segoe UI" w:hAnsi="Segoe UI" w:eastAsia="Times New Roman" w:cs="Segoe UI"/>
+                <w:rFonts w:ascii="Segoe UI" w:eastAsia="Times New Roman" w:hAnsi="Segoe UI" w:cs="Segoe UI"/>
                 <w:color w:val="010409"/>
                 <w:kern w:val="0"/>
                 <w:sz w:val="21"/>
@@ -908,7 +879,7 @@
             </w:pPr>
             <w:r>
               <w:rPr>
-                <w:rFonts w:ascii="Segoe UI" w:hAnsi="Segoe UI" w:eastAsia="Times New Roman" w:cs="Segoe UI"/>
+                <w:rFonts w:ascii="Segoe UI" w:eastAsia="Times New Roman" w:hAnsi="Segoe UI" w:cs="Segoe UI"/>
                 <w:color w:val="010409"/>
                 <w:kern w:val="0"/>
                 <w:sz w:val="21"/>
@@ -920,7 +891,7 @@
             <w:proofErr w:type="spellStart"/>
             <w:r>
               <w:rPr>
-                <w:rFonts w:ascii="Consolas" w:hAnsi="Consolas" w:eastAsia="Times New Roman" w:cs="Courier New"/>
+                <w:rFonts w:ascii="Consolas" w:eastAsia="Times New Roman" w:hAnsi="Consolas" w:cs="Courier New"/>
                 <w:color w:val="010409"/>
                 <w:kern w:val="0"/>
                 <w:sz w:val="18"/>
@@ -933,7 +904,7 @@
             <w:proofErr w:type="spellEnd"/>
             <w:r>
               <w:rPr>
-                <w:rFonts w:ascii="Segoe UI" w:hAnsi="Segoe UI" w:eastAsia="Times New Roman" w:cs="Segoe UI"/>
+                <w:rFonts w:ascii="Segoe UI" w:eastAsia="Times New Roman" w:hAnsi="Segoe UI" w:cs="Segoe UI"/>
                 <w:color w:val="010409"/>
                 <w:kern w:val="0"/>
                 <w:sz w:val="21"/>
@@ -947,7 +918,6 @@
         <w:tc>
           <w:tcPr>
             <w:tcW w:w="1469" w:type="dxa"/>
-            <w:tcMar/>
           </w:tcPr>
           <w:p>
             <w:r>
@@ -958,10 +928,9 @@
         <w:tc>
           <w:tcPr>
             <w:tcW w:w="2559" w:type="dxa"/>
-            <w:tcMar/>
           </w:tcPr>
           <w:p>
-            <w:hyperlink w:history="1" r:id="rId19">
+            <w:hyperlink r:id="rId22" w:history="1">
               <w:proofErr w:type="spellStart"/>
               <w:r>
                 <w:rPr>
@@ -980,7 +949,7 @@
             <w:r>
               <w:t xml:space="preserve"> and </w:t>
             </w:r>
-            <w:hyperlink w:history="1" r:id="rId20">
+            <w:hyperlink r:id="rId23" w:history="1">
               <w:r>
                 <w:rPr>
                   <w:rStyle w:val="Hyperlink"/>
@@ -995,14 +964,13 @@
         <w:tc>
           <w:tcPr>
             <w:tcW w:w="3884" w:type="dxa"/>
-            <w:tcMar/>
           </w:tcPr>
           <w:p>
             <w:pPr>
               <w:shd w:val="clear" w:color="auto" w:fill="FFFFFF"/>
               <w:spacing w:beforeAutospacing="1" w:afterAutospacing="1"/>
               <w:rPr>
-                <w:rFonts w:ascii="Segoe UI" w:hAnsi="Segoe UI" w:eastAsia="Times New Roman" w:cs="Segoe UI"/>
+                <w:rFonts w:ascii="Segoe UI" w:eastAsia="Times New Roman" w:hAnsi="Segoe UI" w:cs="Segoe UI"/>
                 <w:color w:val="010409"/>
                 <w:kern w:val="0"/>
                 <w:sz w:val="21"/>
@@ -1012,7 +980,7 @@
             </w:pPr>
             <w:r>
               <w:rPr>
-                <w:rFonts w:ascii="Segoe UI" w:hAnsi="Segoe UI" w:eastAsia="Times New Roman" w:cs="Segoe UI"/>
+                <w:rFonts w:ascii="Segoe UI" w:eastAsia="Times New Roman" w:hAnsi="Segoe UI" w:cs="Segoe UI"/>
                 <w:color w:val="010409"/>
                 <w:kern w:val="0"/>
                 <w:sz w:val="21"/>
@@ -1023,7 +991,7 @@
             </w:r>
             <w:r>
               <w:rPr>
-                <w:rFonts w:ascii="Segoe UI" w:hAnsi="Segoe UI" w:eastAsia="Times New Roman" w:cs="Segoe UI"/>
+                <w:rFonts w:ascii="Segoe UI" w:eastAsia="Times New Roman" w:hAnsi="Segoe UI" w:cs="Segoe UI"/>
                 <w:color w:val="010409"/>
                 <w:kern w:val="0"/>
                 <w:sz w:val="21"/>
@@ -1037,7 +1005,6 @@
         <w:tc>
           <w:tcPr>
             <w:tcW w:w="1469" w:type="dxa"/>
-            <w:tcMar/>
           </w:tcPr>
           <w:p>
             <w:r>
@@ -1048,10 +1015,9 @@
         <w:tc>
           <w:tcPr>
             <w:tcW w:w="2559" w:type="dxa"/>
-            <w:tcMar/>
           </w:tcPr>
           <w:p>
-            <w:hyperlink r:id="R7ae88cd8031c4e70">
+            <w:hyperlink r:id="rId24">
               <w:r>
                 <w:rPr>
                   <w:rStyle w:val="Hyperlink"/>
@@ -1069,67 +1035,35 @@
         <w:tc>
           <w:tcPr>
             <w:tcW w:w="3884" w:type="dxa"/>
-            <w:tcMar/>
           </w:tcPr>
           <w:p>
-            <w:pPr>
-              <w:spacing w:before="0" w:beforeAutospacing="off" w:after="0" w:afterAutospacing="off"/>
-            </w:pPr>
             <w:r>
               <w:rPr>
-                <w:rFonts w:ascii="Calibri" w:hAnsi="Calibri" w:eastAsia="Calibri" w:cs="Calibri"/>
-                <w:noProof w:val="0"/>
+                <w:rFonts w:ascii="Calibri" w:eastAsia="Calibri" w:hAnsi="Calibri" w:cs="Calibri"/>
                 <w:sz w:val="22"/>
                 <w:szCs w:val="22"/>
-                <w:lang w:val="en-US"/>
               </w:rPr>
               <w:t>Browser Back and Forward navigation</w:t>
             </w:r>
           </w:p>
           <w:p>
-            <w:pPr>
-              <w:pStyle w:val="Normal"/>
-            </w:pPr>
             <w:r>
               <w:rPr>
-                <w:rFonts w:ascii="Segoe UI" w:hAnsi="Segoe UI" w:eastAsia="Times New Roman" w:cs="Segoe UI"/>
+                <w:rFonts w:ascii="Segoe UI" w:eastAsia="Times New Roman" w:hAnsi="Segoe UI" w:cs="Segoe UI"/>
                 <w:color w:val="010409"/>
                 <w:sz w:val="21"/>
                 <w:szCs w:val="21"/>
               </w:rPr>
-              <w:t xml:space="preserve">Between the </w:t>
-            </w:r>
-            <w:r>
-              <w:rPr>
-                <w:rFonts w:ascii="Segoe UI" w:hAnsi="Segoe UI" w:eastAsia="Times New Roman" w:cs="Segoe UI"/>
-                <w:color w:val="010409"/>
-                <w:sz w:val="21"/>
-                <w:szCs w:val="21"/>
-              </w:rPr>
-              <w:t>render</w:t>
-            </w:r>
-            <w:r>
-              <w:rPr>
-                <w:rFonts w:ascii="Segoe UI" w:hAnsi="Segoe UI" w:eastAsia="Times New Roman" w:cs="Segoe UI"/>
-                <w:color w:val="010409"/>
-                <w:sz w:val="21"/>
-                <w:szCs w:val="21"/>
-              </w:rPr>
-              <w:t xml:space="preserve"> mode pages</w:t>
+              <w:t>Between the render mode pages</w:t>
             </w:r>
           </w:p>
         </w:tc>
         <w:tc>
           <w:tcPr>
             <w:tcW w:w="1469" w:type="dxa"/>
-            <w:tcMar/>
           </w:tcPr>
           <w:p>
-            <w:pPr>
-              <w:pStyle w:val="Normal"/>
-            </w:pPr>
-            <w:r>
-              <w:rPr/>
+            <w:r>
               <w:t>pass</w:t>
             </w:r>
           </w:p>
@@ -1137,25 +1071,17 @@
         <w:tc>
           <w:tcPr>
             <w:tcW w:w="2983" w:type="dxa"/>
-            <w:tcMar/>
           </w:tcPr>
           <w:p>
             <w:pPr>
-              <w:pStyle w:val="Normal"/>
               <w:rPr>
-                <w:rFonts w:ascii="Aptos" w:hAnsi="Aptos" w:eastAsia="Aptos" w:cs="Aptos"/>
-                <w:noProof w:val="0"/>
-                <w:sz w:val="24"/>
-                <w:szCs w:val="24"/>
-                <w:lang w:val="en-US"/>
+                <w:rFonts w:ascii="Aptos" w:eastAsia="Aptos" w:hAnsi="Aptos" w:cs="Aptos"/>
               </w:rPr>
             </w:pPr>
-            <w:hyperlink r:id="R6f87c802d77d4d69">
+            <w:hyperlink r:id="rId25">
               <w:r>
                 <w:rPr>
                   <w:rStyle w:val="Hyperlink"/>
-                  <w:noProof w:val="0"/>
-                  <w:lang w:val="en-US"/>
                 </w:rPr>
                 <w:t>All rendermode pages test.mp4</w:t>
               </w:r>
@@ -1286,6 +1212,7 @@
           <w:b/>
           <w:bCs/>
         </w:rPr>
+        <w:lastRenderedPageBreak/>
         <w:t>Evidence</w:t>
       </w:r>
     </w:p>
@@ -1293,21 +1220,21 @@
       <w:pPr>
         <w:numPr>
           <w:ilvl w:val="0"/>
-          <w:numId w:val="11"/>
+          <w:numId w:val="12"/>
         </w:numPr>
       </w:pPr>
       <w:r>
-        <w:t xml:space="preserve">Live &lt;head&gt; inspection in Developer Tools: </w:t>
+        <w:t>Live &lt;head&gt; inspection in Developer Tools:  </w:t>
       </w:r>
     </w:p>
     <w:p>
       <w:pPr>
         <w:numPr>
           <w:ilvl w:val="1"/>
-          <w:numId w:val="11"/>
+          <w:numId w:val="12"/>
         </w:numPr>
       </w:pPr>
-      <w:hyperlink w:history="1" r:id="rId22">
+      <w:hyperlink r:id="rId26" w:tgtFrame="_blank" w:history="1">
         <w:r>
           <w:rPr>
             <w:rStyle w:val="Hyperlink"/>
@@ -1315,15 +1242,18 @@
           <w:t>No _framework/ preload links found in .NET 10.</w:t>
         </w:r>
       </w:hyperlink>
+      <w:r>
+        <w:t> </w:t>
+      </w:r>
     </w:p>
     <w:p>
       <w:pPr>
         <w:numPr>
           <w:ilvl w:val="1"/>
-          <w:numId w:val="11"/>
+          <w:numId w:val="12"/>
         </w:numPr>
       </w:pPr>
-      <w:hyperlink w:history="1" r:id="rId23">
+      <w:hyperlink r:id="rId27" w:tgtFrame="_blank" w:history="1">
         <w:r>
           <w:rPr>
             <w:rStyle w:val="Hyperlink"/>
@@ -1331,67 +1261,58 @@
           <w:t>No _framework/ preload links found in .NET 11.</w:t>
         </w:r>
       </w:hyperlink>
+      <w:r>
+        <w:t> </w:t>
+      </w:r>
     </w:p>
     <w:p>
       <w:pPr>
         <w:numPr>
           <w:ilvl w:val="0"/>
-          <w:numId w:val="11"/>
+          <w:numId w:val="15"/>
         </w:numPr>
       </w:pPr>
       <w:r>
-        <w:t>View Page Source</w:t>
-      </w:r>
-      <w:r>
-        <w:t xml:space="preserve"> (Expected behavior)</w:t>
-      </w:r>
-      <w:r>
-        <w:t xml:space="preserve">: </w:t>
+        <w:t>View Page Source (Expected behavior):  </w:t>
       </w:r>
     </w:p>
     <w:p>
       <w:pPr>
         <w:numPr>
           <w:ilvl w:val="1"/>
-          <w:numId w:val="11"/>
+          <w:numId w:val="15"/>
         </w:numPr>
       </w:pPr>
-      <w:hyperlink w:history="1" r:id="rId24">
+      <w:hyperlink r:id="rId28" w:tgtFrame="_blank" w:history="1">
         <w:r>
           <w:rPr>
             <w:rStyle w:val="Hyperlink"/>
           </w:rPr>
-          <w:t>_framework/ preload links are present</w:t>
+          <w:t>_framework/ preload links are present in the .NET 10</w:t>
         </w:r>
+      </w:hyperlink>
+      <w:r>
+        <w:t> </w:t>
+      </w:r>
+    </w:p>
+    <w:p>
+      <w:pPr>
+        <w:numPr>
+          <w:ilvl w:val="1"/>
+          <w:numId w:val="15"/>
+        </w:numPr>
+      </w:pPr>
+      <w:hyperlink r:id="rId29" w:tgtFrame="_blank" w:history="1">
         <w:r>
           <w:rPr>
             <w:rStyle w:val="Hyperlink"/>
           </w:rPr>
-          <w:t xml:space="preserve"> in the .NET 10</w:t>
+          <w:t>_framework/ preload links are not present in the .NET 11</w:t>
         </w:r>
       </w:hyperlink>
-    </w:p>
-    <w:p>
-      <w:pPr>
-        <w:numPr>
-          <w:ilvl w:val="1"/>
-          <w:numId w:val="11"/>
-        </w:numPr>
-      </w:pPr>
-      <w:hyperlink w:history="1" r:id="rId25">
-        <w:r>
-          <w:rPr>
-            <w:rStyle w:val="Hyperlink"/>
-          </w:rPr>
-          <w:t xml:space="preserve">_framework/ preload links are </w:t>
-        </w:r>
-        <w:r>
-          <w:rPr>
-            <w:rStyle w:val="Hyperlink"/>
-          </w:rPr>
-          <w:t>not present in the .NET 11</w:t>
-        </w:r>
-      </w:hyperlink>
+      <w:r>
+        <w:t> </w:t>
+      </w:r>
     </w:p>
     <w:p/>
     <w:p/>
@@ -1405,7 +1326,7 @@
     <w:p/>
     <w:p/>
     <w:sectPr>
-      <w:pgSz w:w="12240" w:h="15840" w:orient="portrait"/>
+      <w:pgSz w:w="12240" w:h="15840"/>
       <w:pgMar w:top="1440" w:right="1440" w:bottom="1440" w:left="1440" w:header="720" w:footer="720" w:gutter="0"/>
       <w:cols w:space="720"/>
       <w:docGrid w:linePitch="360"/>
@@ -1432,7 +1353,7 @@
         <w:ind w:left="720" w:hanging="360"/>
       </w:pPr>
       <w:rPr>
-        <w:rFonts w:hint="default" w:ascii="Symbol" w:hAnsi="Symbol"/>
+        <w:rFonts w:ascii="Symbol" w:hAnsi="Symbol" w:hint="default"/>
         <w:sz w:val="20"/>
       </w:rPr>
     </w:lvl>
@@ -1448,7 +1369,7 @@
         <w:ind w:left="1440" w:hanging="360"/>
       </w:pPr>
       <w:rPr>
-        <w:rFonts w:hint="default" w:ascii="Courier New" w:hAnsi="Courier New"/>
+        <w:rFonts w:ascii="Courier New" w:hAnsi="Courier New" w:hint="default"/>
         <w:sz w:val="20"/>
       </w:rPr>
     </w:lvl>
@@ -1464,7 +1385,7 @@
         <w:ind w:left="2160" w:hanging="360"/>
       </w:pPr>
       <w:rPr>
-        <w:rFonts w:hint="default" w:ascii="Wingdings" w:hAnsi="Wingdings"/>
+        <w:rFonts w:ascii="Wingdings" w:hAnsi="Wingdings" w:hint="default"/>
         <w:sz w:val="20"/>
       </w:rPr>
     </w:lvl>
@@ -1480,7 +1401,7 @@
         <w:ind w:left="2880" w:hanging="360"/>
       </w:pPr>
       <w:rPr>
-        <w:rFonts w:hint="default" w:ascii="Wingdings" w:hAnsi="Wingdings"/>
+        <w:rFonts w:ascii="Wingdings" w:hAnsi="Wingdings" w:hint="default"/>
         <w:sz w:val="20"/>
       </w:rPr>
     </w:lvl>
@@ -1496,7 +1417,7 @@
         <w:ind w:left="3600" w:hanging="360"/>
       </w:pPr>
       <w:rPr>
-        <w:rFonts w:hint="default" w:ascii="Wingdings" w:hAnsi="Wingdings"/>
+        <w:rFonts w:ascii="Wingdings" w:hAnsi="Wingdings" w:hint="default"/>
         <w:sz w:val="20"/>
       </w:rPr>
     </w:lvl>
@@ -1512,7 +1433,7 @@
         <w:ind w:left="4320" w:hanging="360"/>
       </w:pPr>
       <w:rPr>
-        <w:rFonts w:hint="default" w:ascii="Wingdings" w:hAnsi="Wingdings"/>
+        <w:rFonts w:ascii="Wingdings" w:hAnsi="Wingdings" w:hint="default"/>
         <w:sz w:val="20"/>
       </w:rPr>
     </w:lvl>
@@ -1528,7 +1449,7 @@
         <w:ind w:left="5040" w:hanging="360"/>
       </w:pPr>
       <w:rPr>
-        <w:rFonts w:hint="default" w:ascii="Wingdings" w:hAnsi="Wingdings"/>
+        <w:rFonts w:ascii="Wingdings" w:hAnsi="Wingdings" w:hint="default"/>
         <w:sz w:val="20"/>
       </w:rPr>
     </w:lvl>
@@ -1544,7 +1465,7 @@
         <w:ind w:left="5760" w:hanging="360"/>
       </w:pPr>
       <w:rPr>
-        <w:rFonts w:hint="default" w:ascii="Wingdings" w:hAnsi="Wingdings"/>
+        <w:rFonts w:ascii="Wingdings" w:hAnsi="Wingdings" w:hint="default"/>
         <w:sz w:val="20"/>
       </w:rPr>
     </w:lvl>
@@ -1560,12 +1481,310 @@
         <w:ind w:left="6480" w:hanging="360"/>
       </w:pPr>
       <w:rPr>
-        <w:rFonts w:hint="default" w:ascii="Wingdings" w:hAnsi="Wingdings"/>
+        <w:rFonts w:ascii="Wingdings" w:hAnsi="Wingdings" w:hint="default"/>
         <w:sz w:val="20"/>
       </w:rPr>
     </w:lvl>
   </w:abstractNum>
   <w:abstractNum w:abstractNumId="1" w15:restartNumberingAfterBreak="0">
+    <w:nsid w:val="24341416"/>
+    <w:multiLevelType w:val="multilevel"/>
+    <w:tmpl w:val="93384690"/>
+    <w:lvl w:ilvl="0">
+      <w:start w:val="1"/>
+      <w:numFmt w:val="bullet"/>
+      <w:lvlText w:val="o"/>
+      <w:lvlJc w:val="left"/>
+      <w:pPr>
+        <w:tabs>
+          <w:tab w:val="num" w:pos="720"/>
+        </w:tabs>
+        <w:ind w:left="720" w:hanging="360"/>
+      </w:pPr>
+      <w:rPr>
+        <w:rFonts w:ascii="Courier New" w:hAnsi="Courier New" w:hint="default"/>
+        <w:sz w:val="20"/>
+      </w:rPr>
+    </w:lvl>
+    <w:lvl w:ilvl="1" w:tentative="1">
+      <w:start w:val="1"/>
+      <w:numFmt w:val="bullet"/>
+      <w:lvlText w:val="o"/>
+      <w:lvlJc w:val="left"/>
+      <w:pPr>
+        <w:tabs>
+          <w:tab w:val="num" w:pos="1440"/>
+        </w:tabs>
+        <w:ind w:left="1440" w:hanging="360"/>
+      </w:pPr>
+      <w:rPr>
+        <w:rFonts w:ascii="Courier New" w:hAnsi="Courier New" w:hint="default"/>
+        <w:sz w:val="20"/>
+      </w:rPr>
+    </w:lvl>
+    <w:lvl w:ilvl="2" w:tentative="1">
+      <w:start w:val="1"/>
+      <w:numFmt w:val="bullet"/>
+      <w:lvlText w:val="o"/>
+      <w:lvlJc w:val="left"/>
+      <w:pPr>
+        <w:tabs>
+          <w:tab w:val="num" w:pos="2160"/>
+        </w:tabs>
+        <w:ind w:left="2160" w:hanging="360"/>
+      </w:pPr>
+      <w:rPr>
+        <w:rFonts w:ascii="Courier New" w:hAnsi="Courier New" w:hint="default"/>
+        <w:sz w:val="20"/>
+      </w:rPr>
+    </w:lvl>
+    <w:lvl w:ilvl="3" w:tentative="1">
+      <w:start w:val="1"/>
+      <w:numFmt w:val="bullet"/>
+      <w:lvlText w:val="o"/>
+      <w:lvlJc w:val="left"/>
+      <w:pPr>
+        <w:tabs>
+          <w:tab w:val="num" w:pos="2880"/>
+        </w:tabs>
+        <w:ind w:left="2880" w:hanging="360"/>
+      </w:pPr>
+      <w:rPr>
+        <w:rFonts w:ascii="Courier New" w:hAnsi="Courier New" w:hint="default"/>
+        <w:sz w:val="20"/>
+      </w:rPr>
+    </w:lvl>
+    <w:lvl w:ilvl="4" w:tentative="1">
+      <w:start w:val="1"/>
+      <w:numFmt w:val="bullet"/>
+      <w:lvlText w:val="o"/>
+      <w:lvlJc w:val="left"/>
+      <w:pPr>
+        <w:tabs>
+          <w:tab w:val="num" w:pos="3600"/>
+        </w:tabs>
+        <w:ind w:left="3600" w:hanging="360"/>
+      </w:pPr>
+      <w:rPr>
+        <w:rFonts w:ascii="Courier New" w:hAnsi="Courier New" w:hint="default"/>
+        <w:sz w:val="20"/>
+      </w:rPr>
+    </w:lvl>
+    <w:lvl w:ilvl="5" w:tentative="1">
+      <w:start w:val="1"/>
+      <w:numFmt w:val="bullet"/>
+      <w:lvlText w:val="o"/>
+      <w:lvlJc w:val="left"/>
+      <w:pPr>
+        <w:tabs>
+          <w:tab w:val="num" w:pos="4320"/>
+        </w:tabs>
+        <w:ind w:left="4320" w:hanging="360"/>
+      </w:pPr>
+      <w:rPr>
+        <w:rFonts w:ascii="Courier New" w:hAnsi="Courier New" w:hint="default"/>
+        <w:sz w:val="20"/>
+      </w:rPr>
+    </w:lvl>
+    <w:lvl w:ilvl="6" w:tentative="1">
+      <w:start w:val="1"/>
+      <w:numFmt w:val="bullet"/>
+      <w:lvlText w:val="o"/>
+      <w:lvlJc w:val="left"/>
+      <w:pPr>
+        <w:tabs>
+          <w:tab w:val="num" w:pos="5040"/>
+        </w:tabs>
+        <w:ind w:left="5040" w:hanging="360"/>
+      </w:pPr>
+      <w:rPr>
+        <w:rFonts w:ascii="Courier New" w:hAnsi="Courier New" w:hint="default"/>
+        <w:sz w:val="20"/>
+      </w:rPr>
+    </w:lvl>
+    <w:lvl w:ilvl="7" w:tentative="1">
+      <w:start w:val="1"/>
+      <w:numFmt w:val="bullet"/>
+      <w:lvlText w:val="o"/>
+      <w:lvlJc w:val="left"/>
+      <w:pPr>
+        <w:tabs>
+          <w:tab w:val="num" w:pos="5760"/>
+        </w:tabs>
+        <w:ind w:left="5760" w:hanging="360"/>
+      </w:pPr>
+      <w:rPr>
+        <w:rFonts w:ascii="Courier New" w:hAnsi="Courier New" w:hint="default"/>
+        <w:sz w:val="20"/>
+      </w:rPr>
+    </w:lvl>
+    <w:lvl w:ilvl="8" w:tentative="1">
+      <w:start w:val="1"/>
+      <w:numFmt w:val="bullet"/>
+      <w:lvlText w:val="o"/>
+      <w:lvlJc w:val="left"/>
+      <w:pPr>
+        <w:tabs>
+          <w:tab w:val="num" w:pos="6480"/>
+        </w:tabs>
+        <w:ind w:left="6480" w:hanging="360"/>
+      </w:pPr>
+      <w:rPr>
+        <w:rFonts w:ascii="Courier New" w:hAnsi="Courier New" w:hint="default"/>
+        <w:sz w:val="20"/>
+      </w:rPr>
+    </w:lvl>
+  </w:abstractNum>
+  <w:abstractNum w:abstractNumId="2" w15:restartNumberingAfterBreak="0">
+    <w:nsid w:val="24F0383D"/>
+    <w:multiLevelType w:val="multilevel"/>
+    <w:tmpl w:val="73ECBDA2"/>
+    <w:lvl w:ilvl="0">
+      <w:start w:val="1"/>
+      <w:numFmt w:val="bullet"/>
+      <w:lvlText w:val="o"/>
+      <w:lvlJc w:val="left"/>
+      <w:pPr>
+        <w:tabs>
+          <w:tab w:val="num" w:pos="720"/>
+        </w:tabs>
+        <w:ind w:left="720" w:hanging="360"/>
+      </w:pPr>
+      <w:rPr>
+        <w:rFonts w:ascii="Courier New" w:hAnsi="Courier New" w:hint="default"/>
+        <w:sz w:val="20"/>
+      </w:rPr>
+    </w:lvl>
+    <w:lvl w:ilvl="1" w:tentative="1">
+      <w:start w:val="1"/>
+      <w:numFmt w:val="bullet"/>
+      <w:lvlText w:val="o"/>
+      <w:lvlJc w:val="left"/>
+      <w:pPr>
+        <w:tabs>
+          <w:tab w:val="num" w:pos="1440"/>
+        </w:tabs>
+        <w:ind w:left="1440" w:hanging="360"/>
+      </w:pPr>
+      <w:rPr>
+        <w:rFonts w:ascii="Courier New" w:hAnsi="Courier New" w:hint="default"/>
+        <w:sz w:val="20"/>
+      </w:rPr>
+    </w:lvl>
+    <w:lvl w:ilvl="2" w:tentative="1">
+      <w:start w:val="1"/>
+      <w:numFmt w:val="bullet"/>
+      <w:lvlText w:val="o"/>
+      <w:lvlJc w:val="left"/>
+      <w:pPr>
+        <w:tabs>
+          <w:tab w:val="num" w:pos="2160"/>
+        </w:tabs>
+        <w:ind w:left="2160" w:hanging="360"/>
+      </w:pPr>
+      <w:rPr>
+        <w:rFonts w:ascii="Courier New" w:hAnsi="Courier New" w:hint="default"/>
+        <w:sz w:val="20"/>
+      </w:rPr>
+    </w:lvl>
+    <w:lvl w:ilvl="3" w:tentative="1">
+      <w:start w:val="1"/>
+      <w:numFmt w:val="bullet"/>
+      <w:lvlText w:val="o"/>
+      <w:lvlJc w:val="left"/>
+      <w:pPr>
+        <w:tabs>
+          <w:tab w:val="num" w:pos="2880"/>
+        </w:tabs>
+        <w:ind w:left="2880" w:hanging="360"/>
+      </w:pPr>
+      <w:rPr>
+        <w:rFonts w:ascii="Courier New" w:hAnsi="Courier New" w:hint="default"/>
+        <w:sz w:val="20"/>
+      </w:rPr>
+    </w:lvl>
+    <w:lvl w:ilvl="4" w:tentative="1">
+      <w:start w:val="1"/>
+      <w:numFmt w:val="bullet"/>
+      <w:lvlText w:val="o"/>
+      <w:lvlJc w:val="left"/>
+      <w:pPr>
+        <w:tabs>
+          <w:tab w:val="num" w:pos="3600"/>
+        </w:tabs>
+        <w:ind w:left="3600" w:hanging="360"/>
+      </w:pPr>
+      <w:rPr>
+        <w:rFonts w:ascii="Courier New" w:hAnsi="Courier New" w:hint="default"/>
+        <w:sz w:val="20"/>
+      </w:rPr>
+    </w:lvl>
+    <w:lvl w:ilvl="5" w:tentative="1">
+      <w:start w:val="1"/>
+      <w:numFmt w:val="bullet"/>
+      <w:lvlText w:val="o"/>
+      <w:lvlJc w:val="left"/>
+      <w:pPr>
+        <w:tabs>
+          <w:tab w:val="num" w:pos="4320"/>
+        </w:tabs>
+        <w:ind w:left="4320" w:hanging="360"/>
+      </w:pPr>
+      <w:rPr>
+        <w:rFonts w:ascii="Courier New" w:hAnsi="Courier New" w:hint="default"/>
+        <w:sz w:val="20"/>
+      </w:rPr>
+    </w:lvl>
+    <w:lvl w:ilvl="6" w:tentative="1">
+      <w:start w:val="1"/>
+      <w:numFmt w:val="bullet"/>
+      <w:lvlText w:val="o"/>
+      <w:lvlJc w:val="left"/>
+      <w:pPr>
+        <w:tabs>
+          <w:tab w:val="num" w:pos="5040"/>
+        </w:tabs>
+        <w:ind w:left="5040" w:hanging="360"/>
+      </w:pPr>
+      <w:rPr>
+        <w:rFonts w:ascii="Courier New" w:hAnsi="Courier New" w:hint="default"/>
+        <w:sz w:val="20"/>
+      </w:rPr>
+    </w:lvl>
+    <w:lvl w:ilvl="7" w:tentative="1">
+      <w:start w:val="1"/>
+      <w:numFmt w:val="bullet"/>
+      <w:lvlText w:val="o"/>
+      <w:lvlJc w:val="left"/>
+      <w:pPr>
+        <w:tabs>
+          <w:tab w:val="num" w:pos="5760"/>
+        </w:tabs>
+        <w:ind w:left="5760" w:hanging="360"/>
+      </w:pPr>
+      <w:rPr>
+        <w:rFonts w:ascii="Courier New" w:hAnsi="Courier New" w:hint="default"/>
+        <w:sz w:val="20"/>
+      </w:rPr>
+    </w:lvl>
+    <w:lvl w:ilvl="8" w:tentative="1">
+      <w:start w:val="1"/>
+      <w:numFmt w:val="bullet"/>
+      <w:lvlText w:val="o"/>
+      <w:lvlJc w:val="left"/>
+      <w:pPr>
+        <w:tabs>
+          <w:tab w:val="num" w:pos="6480"/>
+        </w:tabs>
+        <w:ind w:left="6480" w:hanging="360"/>
+      </w:pPr>
+      <w:rPr>
+        <w:rFonts w:ascii="Courier New" w:hAnsi="Courier New" w:hint="default"/>
+        <w:sz w:val="20"/>
+      </w:rPr>
+    </w:lvl>
+  </w:abstractNum>
+  <w:abstractNum w:abstractNumId="3" w15:restartNumberingAfterBreak="0">
     <w:nsid w:val="265A09A8"/>
     <w:multiLevelType w:val="multilevel"/>
     <w:tmpl w:val="59C07F74"/>
@@ -1581,7 +1800,7 @@
         <w:ind w:left="720" w:hanging="360"/>
       </w:pPr>
       <w:rPr>
-        <w:rFonts w:hint="default" w:ascii="Symbol" w:hAnsi="Symbol"/>
+        <w:rFonts w:ascii="Symbol" w:hAnsi="Symbol" w:hint="default"/>
         <w:sz w:val="20"/>
       </w:rPr>
     </w:lvl>
@@ -1597,7 +1816,7 @@
         <w:ind w:left="1440" w:hanging="360"/>
       </w:pPr>
       <w:rPr>
-        <w:rFonts w:hint="default" w:ascii="Courier New" w:hAnsi="Courier New"/>
+        <w:rFonts w:ascii="Courier New" w:hAnsi="Courier New" w:hint="default"/>
         <w:sz w:val="20"/>
       </w:rPr>
     </w:lvl>
@@ -1613,7 +1832,7 @@
         <w:ind w:left="2160" w:hanging="360"/>
       </w:pPr>
       <w:rPr>
-        <w:rFonts w:hint="default" w:ascii="Wingdings" w:hAnsi="Wingdings"/>
+        <w:rFonts w:ascii="Wingdings" w:hAnsi="Wingdings" w:hint="default"/>
         <w:sz w:val="20"/>
       </w:rPr>
     </w:lvl>
@@ -1629,7 +1848,7 @@
         <w:ind w:left="2880" w:hanging="360"/>
       </w:pPr>
       <w:rPr>
-        <w:rFonts w:hint="default" w:ascii="Wingdings" w:hAnsi="Wingdings"/>
+        <w:rFonts w:ascii="Wingdings" w:hAnsi="Wingdings" w:hint="default"/>
         <w:sz w:val="20"/>
       </w:rPr>
     </w:lvl>
@@ -1645,7 +1864,7 @@
         <w:ind w:left="3600" w:hanging="360"/>
       </w:pPr>
       <w:rPr>
-        <w:rFonts w:hint="default" w:ascii="Wingdings" w:hAnsi="Wingdings"/>
+        <w:rFonts w:ascii="Wingdings" w:hAnsi="Wingdings" w:hint="default"/>
         <w:sz w:val="20"/>
       </w:rPr>
     </w:lvl>
@@ -1661,7 +1880,7 @@
         <w:ind w:left="4320" w:hanging="360"/>
       </w:pPr>
       <w:rPr>
-        <w:rFonts w:hint="default" w:ascii="Wingdings" w:hAnsi="Wingdings"/>
+        <w:rFonts w:ascii="Wingdings" w:hAnsi="Wingdings" w:hint="default"/>
         <w:sz w:val="20"/>
       </w:rPr>
     </w:lvl>
@@ -1677,7 +1896,7 @@
         <w:ind w:left="5040" w:hanging="360"/>
       </w:pPr>
       <w:rPr>
-        <w:rFonts w:hint="default" w:ascii="Wingdings" w:hAnsi="Wingdings"/>
+        <w:rFonts w:ascii="Wingdings" w:hAnsi="Wingdings" w:hint="default"/>
         <w:sz w:val="20"/>
       </w:rPr>
     </w:lvl>
@@ -1693,7 +1912,7 @@
         <w:ind w:left="5760" w:hanging="360"/>
       </w:pPr>
       <w:rPr>
-        <w:rFonts w:hint="default" w:ascii="Wingdings" w:hAnsi="Wingdings"/>
+        <w:rFonts w:ascii="Wingdings" w:hAnsi="Wingdings" w:hint="default"/>
         <w:sz w:val="20"/>
       </w:rPr>
     </w:lvl>
@@ -1709,12 +1928,12 @@
         <w:ind w:left="6480" w:hanging="360"/>
       </w:pPr>
       <w:rPr>
-        <w:rFonts w:hint="default" w:ascii="Wingdings" w:hAnsi="Wingdings"/>
+        <w:rFonts w:ascii="Wingdings" w:hAnsi="Wingdings" w:hint="default"/>
         <w:sz w:val="20"/>
       </w:rPr>
     </w:lvl>
   </w:abstractNum>
-  <w:abstractNum w:abstractNumId="2" w15:restartNumberingAfterBreak="0">
+  <w:abstractNum w:abstractNumId="4" w15:restartNumberingAfterBreak="0">
     <w:nsid w:val="2CA162E5"/>
     <w:multiLevelType w:val="multilevel"/>
     <w:tmpl w:val="5AAE387C"/>
@@ -1730,7 +1949,7 @@
         <w:ind w:left="720" w:hanging="360"/>
       </w:pPr>
       <w:rPr>
-        <w:rFonts w:hint="default" w:ascii="Symbol" w:hAnsi="Symbol"/>
+        <w:rFonts w:ascii="Symbol" w:hAnsi="Symbol" w:hint="default"/>
         <w:sz w:val="20"/>
       </w:rPr>
     </w:lvl>
@@ -1746,7 +1965,7 @@
         <w:ind w:left="1440" w:hanging="360"/>
       </w:pPr>
       <w:rPr>
-        <w:rFonts w:hint="default" w:ascii="Courier New" w:hAnsi="Courier New"/>
+        <w:rFonts w:ascii="Courier New" w:hAnsi="Courier New" w:hint="default"/>
         <w:sz w:val="20"/>
       </w:rPr>
     </w:lvl>
@@ -1762,7 +1981,7 @@
         <w:ind w:left="2160" w:hanging="360"/>
       </w:pPr>
       <w:rPr>
-        <w:rFonts w:hint="default" w:ascii="Wingdings" w:hAnsi="Wingdings"/>
+        <w:rFonts w:ascii="Wingdings" w:hAnsi="Wingdings" w:hint="default"/>
         <w:sz w:val="20"/>
       </w:rPr>
     </w:lvl>
@@ -1778,7 +1997,7 @@
         <w:ind w:left="2880" w:hanging="360"/>
       </w:pPr>
       <w:rPr>
-        <w:rFonts w:hint="default" w:ascii="Wingdings" w:hAnsi="Wingdings"/>
+        <w:rFonts w:ascii="Wingdings" w:hAnsi="Wingdings" w:hint="default"/>
         <w:sz w:val="20"/>
       </w:rPr>
     </w:lvl>
@@ -1794,7 +2013,7 @@
         <w:ind w:left="3600" w:hanging="360"/>
       </w:pPr>
       <w:rPr>
-        <w:rFonts w:hint="default" w:ascii="Wingdings" w:hAnsi="Wingdings"/>
+        <w:rFonts w:ascii="Wingdings" w:hAnsi="Wingdings" w:hint="default"/>
         <w:sz w:val="20"/>
       </w:rPr>
     </w:lvl>
@@ -1810,7 +2029,7 @@
         <w:ind w:left="4320" w:hanging="360"/>
       </w:pPr>
       <w:rPr>
-        <w:rFonts w:hint="default" w:ascii="Wingdings" w:hAnsi="Wingdings"/>
+        <w:rFonts w:ascii="Wingdings" w:hAnsi="Wingdings" w:hint="default"/>
         <w:sz w:val="20"/>
       </w:rPr>
     </w:lvl>
@@ -1826,7 +2045,7 @@
         <w:ind w:left="5040" w:hanging="360"/>
       </w:pPr>
       <w:rPr>
-        <w:rFonts w:hint="default" w:ascii="Wingdings" w:hAnsi="Wingdings"/>
+        <w:rFonts w:ascii="Wingdings" w:hAnsi="Wingdings" w:hint="default"/>
         <w:sz w:val="20"/>
       </w:rPr>
     </w:lvl>
@@ -1842,7 +2061,7 @@
         <w:ind w:left="5760" w:hanging="360"/>
       </w:pPr>
       <w:rPr>
-        <w:rFonts w:hint="default" w:ascii="Wingdings" w:hAnsi="Wingdings"/>
+        <w:rFonts w:ascii="Wingdings" w:hAnsi="Wingdings" w:hint="default"/>
         <w:sz w:val="20"/>
       </w:rPr>
     </w:lvl>
@@ -1858,12 +2077,161 @@
         <w:ind w:left="6480" w:hanging="360"/>
       </w:pPr>
       <w:rPr>
-        <w:rFonts w:hint="default" w:ascii="Wingdings" w:hAnsi="Wingdings"/>
+        <w:rFonts w:ascii="Wingdings" w:hAnsi="Wingdings" w:hint="default"/>
         <w:sz w:val="20"/>
       </w:rPr>
     </w:lvl>
   </w:abstractNum>
-  <w:abstractNum w:abstractNumId="3" w15:restartNumberingAfterBreak="0">
+  <w:abstractNum w:abstractNumId="5" w15:restartNumberingAfterBreak="0">
+    <w:nsid w:val="35387589"/>
+    <w:multiLevelType w:val="multilevel"/>
+    <w:tmpl w:val="9702AB78"/>
+    <w:lvl w:ilvl="0">
+      <w:start w:val="1"/>
+      <w:numFmt w:val="bullet"/>
+      <w:lvlText w:val="o"/>
+      <w:lvlJc w:val="left"/>
+      <w:pPr>
+        <w:tabs>
+          <w:tab w:val="num" w:pos="720"/>
+        </w:tabs>
+        <w:ind w:left="720" w:hanging="360"/>
+      </w:pPr>
+      <w:rPr>
+        <w:rFonts w:ascii="Courier New" w:hAnsi="Courier New" w:hint="default"/>
+        <w:sz w:val="20"/>
+      </w:rPr>
+    </w:lvl>
+    <w:lvl w:ilvl="1" w:tentative="1">
+      <w:start w:val="1"/>
+      <w:numFmt w:val="bullet"/>
+      <w:lvlText w:val="o"/>
+      <w:lvlJc w:val="left"/>
+      <w:pPr>
+        <w:tabs>
+          <w:tab w:val="num" w:pos="1440"/>
+        </w:tabs>
+        <w:ind w:left="1440" w:hanging="360"/>
+      </w:pPr>
+      <w:rPr>
+        <w:rFonts w:ascii="Courier New" w:hAnsi="Courier New" w:hint="default"/>
+        <w:sz w:val="20"/>
+      </w:rPr>
+    </w:lvl>
+    <w:lvl w:ilvl="2" w:tentative="1">
+      <w:start w:val="1"/>
+      <w:numFmt w:val="bullet"/>
+      <w:lvlText w:val="o"/>
+      <w:lvlJc w:val="left"/>
+      <w:pPr>
+        <w:tabs>
+          <w:tab w:val="num" w:pos="2160"/>
+        </w:tabs>
+        <w:ind w:left="2160" w:hanging="360"/>
+      </w:pPr>
+      <w:rPr>
+        <w:rFonts w:ascii="Courier New" w:hAnsi="Courier New" w:hint="default"/>
+        <w:sz w:val="20"/>
+      </w:rPr>
+    </w:lvl>
+    <w:lvl w:ilvl="3" w:tentative="1">
+      <w:start w:val="1"/>
+      <w:numFmt w:val="bullet"/>
+      <w:lvlText w:val="o"/>
+      <w:lvlJc w:val="left"/>
+      <w:pPr>
+        <w:tabs>
+          <w:tab w:val="num" w:pos="2880"/>
+        </w:tabs>
+        <w:ind w:left="2880" w:hanging="360"/>
+      </w:pPr>
+      <w:rPr>
+        <w:rFonts w:ascii="Courier New" w:hAnsi="Courier New" w:hint="default"/>
+        <w:sz w:val="20"/>
+      </w:rPr>
+    </w:lvl>
+    <w:lvl w:ilvl="4" w:tentative="1">
+      <w:start w:val="1"/>
+      <w:numFmt w:val="bullet"/>
+      <w:lvlText w:val="o"/>
+      <w:lvlJc w:val="left"/>
+      <w:pPr>
+        <w:tabs>
+          <w:tab w:val="num" w:pos="3600"/>
+        </w:tabs>
+        <w:ind w:left="3600" w:hanging="360"/>
+      </w:pPr>
+      <w:rPr>
+        <w:rFonts w:ascii="Courier New" w:hAnsi="Courier New" w:hint="default"/>
+        <w:sz w:val="20"/>
+      </w:rPr>
+    </w:lvl>
+    <w:lvl w:ilvl="5" w:tentative="1">
+      <w:start w:val="1"/>
+      <w:numFmt w:val="bullet"/>
+      <w:lvlText w:val="o"/>
+      <w:lvlJc w:val="left"/>
+      <w:pPr>
+        <w:tabs>
+          <w:tab w:val="num" w:pos="4320"/>
+        </w:tabs>
+        <w:ind w:left="4320" w:hanging="360"/>
+      </w:pPr>
+      <w:rPr>
+        <w:rFonts w:ascii="Courier New" w:hAnsi="Courier New" w:hint="default"/>
+        <w:sz w:val="20"/>
+      </w:rPr>
+    </w:lvl>
+    <w:lvl w:ilvl="6" w:tentative="1">
+      <w:start w:val="1"/>
+      <w:numFmt w:val="bullet"/>
+      <w:lvlText w:val="o"/>
+      <w:lvlJc w:val="left"/>
+      <w:pPr>
+        <w:tabs>
+          <w:tab w:val="num" w:pos="5040"/>
+        </w:tabs>
+        <w:ind w:left="5040" w:hanging="360"/>
+      </w:pPr>
+      <w:rPr>
+        <w:rFonts w:ascii="Courier New" w:hAnsi="Courier New" w:hint="default"/>
+        <w:sz w:val="20"/>
+      </w:rPr>
+    </w:lvl>
+    <w:lvl w:ilvl="7" w:tentative="1">
+      <w:start w:val="1"/>
+      <w:numFmt w:val="bullet"/>
+      <w:lvlText w:val="o"/>
+      <w:lvlJc w:val="left"/>
+      <w:pPr>
+        <w:tabs>
+          <w:tab w:val="num" w:pos="5760"/>
+        </w:tabs>
+        <w:ind w:left="5760" w:hanging="360"/>
+      </w:pPr>
+      <w:rPr>
+        <w:rFonts w:ascii="Courier New" w:hAnsi="Courier New" w:hint="default"/>
+        <w:sz w:val="20"/>
+      </w:rPr>
+    </w:lvl>
+    <w:lvl w:ilvl="8" w:tentative="1">
+      <w:start w:val="1"/>
+      <w:numFmt w:val="bullet"/>
+      <w:lvlText w:val="o"/>
+      <w:lvlJc w:val="left"/>
+      <w:pPr>
+        <w:tabs>
+          <w:tab w:val="num" w:pos="6480"/>
+        </w:tabs>
+        <w:ind w:left="6480" w:hanging="360"/>
+      </w:pPr>
+      <w:rPr>
+        <w:rFonts w:ascii="Courier New" w:hAnsi="Courier New" w:hint="default"/>
+        <w:sz w:val="20"/>
+      </w:rPr>
+    </w:lvl>
+  </w:abstractNum>
+  <w:abstractNum w:abstractNumId="6" w15:restartNumberingAfterBreak="0">
     <w:nsid w:val="356813A6"/>
     <w:multiLevelType w:val="multilevel"/>
     <w:tmpl w:val="160E8426"/>
@@ -1879,7 +2247,7 @@
         <w:ind w:left="720" w:hanging="360"/>
       </w:pPr>
       <w:rPr>
-        <w:rFonts w:hint="default" w:ascii="Symbol" w:hAnsi="Symbol"/>
+        <w:rFonts w:ascii="Symbol" w:hAnsi="Symbol" w:hint="default"/>
         <w:sz w:val="20"/>
       </w:rPr>
     </w:lvl>
@@ -1895,7 +2263,7 @@
         <w:ind w:left="1440" w:hanging="360"/>
       </w:pPr>
       <w:rPr>
-        <w:rFonts w:hint="default" w:ascii="Courier New" w:hAnsi="Courier New"/>
+        <w:rFonts w:ascii="Courier New" w:hAnsi="Courier New" w:hint="default"/>
         <w:sz w:val="20"/>
       </w:rPr>
     </w:lvl>
@@ -1911,7 +2279,7 @@
         <w:ind w:left="2160" w:hanging="360"/>
       </w:pPr>
       <w:rPr>
-        <w:rFonts w:hint="default" w:ascii="Wingdings" w:hAnsi="Wingdings"/>
+        <w:rFonts w:ascii="Wingdings" w:hAnsi="Wingdings" w:hint="default"/>
         <w:sz w:val="20"/>
       </w:rPr>
     </w:lvl>
@@ -1927,7 +2295,7 @@
         <w:ind w:left="2880" w:hanging="360"/>
       </w:pPr>
       <w:rPr>
-        <w:rFonts w:hint="default" w:ascii="Wingdings" w:hAnsi="Wingdings"/>
+        <w:rFonts w:ascii="Wingdings" w:hAnsi="Wingdings" w:hint="default"/>
         <w:sz w:val="20"/>
       </w:rPr>
     </w:lvl>
@@ -1943,7 +2311,7 @@
         <w:ind w:left="3600" w:hanging="360"/>
       </w:pPr>
       <w:rPr>
-        <w:rFonts w:hint="default" w:ascii="Wingdings" w:hAnsi="Wingdings"/>
+        <w:rFonts w:ascii="Wingdings" w:hAnsi="Wingdings" w:hint="default"/>
         <w:sz w:val="20"/>
       </w:rPr>
     </w:lvl>
@@ -1959,7 +2327,7 @@
         <w:ind w:left="4320" w:hanging="360"/>
       </w:pPr>
       <w:rPr>
-        <w:rFonts w:hint="default" w:ascii="Wingdings" w:hAnsi="Wingdings"/>
+        <w:rFonts w:ascii="Wingdings" w:hAnsi="Wingdings" w:hint="default"/>
         <w:sz w:val="20"/>
       </w:rPr>
     </w:lvl>
@@ -1975,7 +2343,7 @@
         <w:ind w:left="5040" w:hanging="360"/>
       </w:pPr>
       <w:rPr>
-        <w:rFonts w:hint="default" w:ascii="Wingdings" w:hAnsi="Wingdings"/>
+        <w:rFonts w:ascii="Wingdings" w:hAnsi="Wingdings" w:hint="default"/>
         <w:sz w:val="20"/>
       </w:rPr>
     </w:lvl>
@@ -1991,7 +2359,7 @@
         <w:ind w:left="5760" w:hanging="360"/>
       </w:pPr>
       <w:rPr>
-        <w:rFonts w:hint="default" w:ascii="Wingdings" w:hAnsi="Wingdings"/>
+        <w:rFonts w:ascii="Wingdings" w:hAnsi="Wingdings" w:hint="default"/>
         <w:sz w:val="20"/>
       </w:rPr>
     </w:lvl>
@@ -2007,12 +2375,12 @@
         <w:ind w:left="6480" w:hanging="360"/>
       </w:pPr>
       <w:rPr>
-        <w:rFonts w:hint="default" w:ascii="Wingdings" w:hAnsi="Wingdings"/>
+        <w:rFonts w:ascii="Wingdings" w:hAnsi="Wingdings" w:hint="default"/>
         <w:sz w:val="20"/>
       </w:rPr>
     </w:lvl>
   </w:abstractNum>
-  <w:abstractNum w:abstractNumId="4" w15:restartNumberingAfterBreak="0">
+  <w:abstractNum w:abstractNumId="7" w15:restartNumberingAfterBreak="0">
     <w:nsid w:val="3CE6724E"/>
     <w:multiLevelType w:val="multilevel"/>
     <w:tmpl w:val="F12CB2EE"/>
@@ -2028,7 +2396,7 @@
         <w:ind w:left="720" w:hanging="360"/>
       </w:pPr>
       <w:rPr>
-        <w:rFonts w:hint="default" w:ascii="Symbol" w:hAnsi="Symbol"/>
+        <w:rFonts w:ascii="Symbol" w:hAnsi="Symbol" w:hint="default"/>
         <w:sz w:val="20"/>
       </w:rPr>
     </w:lvl>
@@ -2044,7 +2412,7 @@
         <w:ind w:left="1440" w:hanging="360"/>
       </w:pPr>
       <w:rPr>
-        <w:rFonts w:hint="default" w:ascii="Courier New" w:hAnsi="Courier New"/>
+        <w:rFonts w:ascii="Courier New" w:hAnsi="Courier New" w:hint="default"/>
         <w:sz w:val="20"/>
       </w:rPr>
     </w:lvl>
@@ -2060,7 +2428,7 @@
         <w:ind w:left="2160" w:hanging="360"/>
       </w:pPr>
       <w:rPr>
-        <w:rFonts w:hint="default" w:ascii="Wingdings" w:hAnsi="Wingdings"/>
+        <w:rFonts w:ascii="Wingdings" w:hAnsi="Wingdings" w:hint="default"/>
         <w:sz w:val="20"/>
       </w:rPr>
     </w:lvl>
@@ -2076,7 +2444,7 @@
         <w:ind w:left="2880" w:hanging="360"/>
       </w:pPr>
       <w:rPr>
-        <w:rFonts w:hint="default" w:ascii="Wingdings" w:hAnsi="Wingdings"/>
+        <w:rFonts w:ascii="Wingdings" w:hAnsi="Wingdings" w:hint="default"/>
         <w:sz w:val="20"/>
       </w:rPr>
     </w:lvl>
@@ -2092,7 +2460,7 @@
         <w:ind w:left="3600" w:hanging="360"/>
       </w:pPr>
       <w:rPr>
-        <w:rFonts w:hint="default" w:ascii="Wingdings" w:hAnsi="Wingdings"/>
+        <w:rFonts w:ascii="Wingdings" w:hAnsi="Wingdings" w:hint="default"/>
         <w:sz w:val="20"/>
       </w:rPr>
     </w:lvl>
@@ -2108,7 +2476,7 @@
         <w:ind w:left="4320" w:hanging="360"/>
       </w:pPr>
       <w:rPr>
-        <w:rFonts w:hint="default" w:ascii="Wingdings" w:hAnsi="Wingdings"/>
+        <w:rFonts w:ascii="Wingdings" w:hAnsi="Wingdings" w:hint="default"/>
         <w:sz w:val="20"/>
       </w:rPr>
     </w:lvl>
@@ -2124,7 +2492,7 @@
         <w:ind w:left="5040" w:hanging="360"/>
       </w:pPr>
       <w:rPr>
-        <w:rFonts w:hint="default" w:ascii="Wingdings" w:hAnsi="Wingdings"/>
+        <w:rFonts w:ascii="Wingdings" w:hAnsi="Wingdings" w:hint="default"/>
         <w:sz w:val="20"/>
       </w:rPr>
     </w:lvl>
@@ -2140,7 +2508,7 @@
         <w:ind w:left="5760" w:hanging="360"/>
       </w:pPr>
       <w:rPr>
-        <w:rFonts w:hint="default" w:ascii="Wingdings" w:hAnsi="Wingdings"/>
+        <w:rFonts w:ascii="Wingdings" w:hAnsi="Wingdings" w:hint="default"/>
         <w:sz w:val="20"/>
       </w:rPr>
     </w:lvl>
@@ -2156,12 +2524,12 @@
         <w:ind w:left="6480" w:hanging="360"/>
       </w:pPr>
       <w:rPr>
-        <w:rFonts w:hint="default" w:ascii="Wingdings" w:hAnsi="Wingdings"/>
+        <w:rFonts w:ascii="Wingdings" w:hAnsi="Wingdings" w:hint="default"/>
         <w:sz w:val="20"/>
       </w:rPr>
     </w:lvl>
   </w:abstractNum>
-  <w:abstractNum w:abstractNumId="5" w15:restartNumberingAfterBreak="0">
+  <w:abstractNum w:abstractNumId="8" w15:restartNumberingAfterBreak="0">
     <w:nsid w:val="47293602"/>
     <w:multiLevelType w:val="multilevel"/>
     <w:tmpl w:val="650C0806"/>
@@ -2177,7 +2545,7 @@
         <w:ind w:left="720" w:hanging="360"/>
       </w:pPr>
       <w:rPr>
-        <w:rFonts w:hint="default" w:ascii="Symbol" w:hAnsi="Symbol"/>
+        <w:rFonts w:ascii="Symbol" w:hAnsi="Symbol" w:hint="default"/>
         <w:sz w:val="20"/>
       </w:rPr>
     </w:lvl>
@@ -2193,7 +2561,7 @@
         <w:ind w:left="1440" w:hanging="360"/>
       </w:pPr>
       <w:rPr>
-        <w:rFonts w:hint="default" w:ascii="Courier New" w:hAnsi="Courier New"/>
+        <w:rFonts w:ascii="Courier New" w:hAnsi="Courier New" w:hint="default"/>
         <w:sz w:val="20"/>
       </w:rPr>
     </w:lvl>
@@ -2209,7 +2577,7 @@
         <w:ind w:left="2160" w:hanging="360"/>
       </w:pPr>
       <w:rPr>
-        <w:rFonts w:hint="default" w:ascii="Wingdings" w:hAnsi="Wingdings"/>
+        <w:rFonts w:ascii="Wingdings" w:hAnsi="Wingdings" w:hint="default"/>
         <w:sz w:val="20"/>
       </w:rPr>
     </w:lvl>
@@ -2225,7 +2593,7 @@
         <w:ind w:left="2880" w:hanging="360"/>
       </w:pPr>
       <w:rPr>
-        <w:rFonts w:hint="default" w:ascii="Wingdings" w:hAnsi="Wingdings"/>
+        <w:rFonts w:ascii="Wingdings" w:hAnsi="Wingdings" w:hint="default"/>
         <w:sz w:val="20"/>
       </w:rPr>
     </w:lvl>
@@ -2241,7 +2609,7 @@
         <w:ind w:left="3600" w:hanging="360"/>
       </w:pPr>
       <w:rPr>
-        <w:rFonts w:hint="default" w:ascii="Wingdings" w:hAnsi="Wingdings"/>
+        <w:rFonts w:ascii="Wingdings" w:hAnsi="Wingdings" w:hint="default"/>
         <w:sz w:val="20"/>
       </w:rPr>
     </w:lvl>
@@ -2257,7 +2625,7 @@
         <w:ind w:left="4320" w:hanging="360"/>
       </w:pPr>
       <w:rPr>
-        <w:rFonts w:hint="default" w:ascii="Wingdings" w:hAnsi="Wingdings"/>
+        <w:rFonts w:ascii="Wingdings" w:hAnsi="Wingdings" w:hint="default"/>
         <w:sz w:val="20"/>
       </w:rPr>
     </w:lvl>
@@ -2273,7 +2641,7 @@
         <w:ind w:left="5040" w:hanging="360"/>
       </w:pPr>
       <w:rPr>
-        <w:rFonts w:hint="default" w:ascii="Wingdings" w:hAnsi="Wingdings"/>
+        <w:rFonts w:ascii="Wingdings" w:hAnsi="Wingdings" w:hint="default"/>
         <w:sz w:val="20"/>
       </w:rPr>
     </w:lvl>
@@ -2289,7 +2657,7 @@
         <w:ind w:left="5760" w:hanging="360"/>
       </w:pPr>
       <w:rPr>
-        <w:rFonts w:hint="default" w:ascii="Wingdings" w:hAnsi="Wingdings"/>
+        <w:rFonts w:ascii="Wingdings" w:hAnsi="Wingdings" w:hint="default"/>
         <w:sz w:val="20"/>
       </w:rPr>
     </w:lvl>
@@ -2305,12 +2673,161 @@
         <w:ind w:left="6480" w:hanging="360"/>
       </w:pPr>
       <w:rPr>
-        <w:rFonts w:hint="default" w:ascii="Wingdings" w:hAnsi="Wingdings"/>
+        <w:rFonts w:ascii="Wingdings" w:hAnsi="Wingdings" w:hint="default"/>
         <w:sz w:val="20"/>
       </w:rPr>
     </w:lvl>
   </w:abstractNum>
-  <w:abstractNum w:abstractNumId="6" w15:restartNumberingAfterBreak="0">
+  <w:abstractNum w:abstractNumId="9" w15:restartNumberingAfterBreak="0">
+    <w:nsid w:val="49D777F8"/>
+    <w:multiLevelType w:val="multilevel"/>
+    <w:tmpl w:val="677682AE"/>
+    <w:lvl w:ilvl="0">
+      <w:start w:val="1"/>
+      <w:numFmt w:val="bullet"/>
+      <w:lvlText w:val="o"/>
+      <w:lvlJc w:val="left"/>
+      <w:pPr>
+        <w:tabs>
+          <w:tab w:val="num" w:pos="720"/>
+        </w:tabs>
+        <w:ind w:left="720" w:hanging="360"/>
+      </w:pPr>
+      <w:rPr>
+        <w:rFonts w:ascii="Courier New" w:hAnsi="Courier New" w:hint="default"/>
+        <w:sz w:val="20"/>
+      </w:rPr>
+    </w:lvl>
+    <w:lvl w:ilvl="1" w:tentative="1">
+      <w:start w:val="1"/>
+      <w:numFmt w:val="bullet"/>
+      <w:lvlText w:val="o"/>
+      <w:lvlJc w:val="left"/>
+      <w:pPr>
+        <w:tabs>
+          <w:tab w:val="num" w:pos="1440"/>
+        </w:tabs>
+        <w:ind w:left="1440" w:hanging="360"/>
+      </w:pPr>
+      <w:rPr>
+        <w:rFonts w:ascii="Courier New" w:hAnsi="Courier New" w:hint="default"/>
+        <w:sz w:val="20"/>
+      </w:rPr>
+    </w:lvl>
+    <w:lvl w:ilvl="2" w:tentative="1">
+      <w:start w:val="1"/>
+      <w:numFmt w:val="bullet"/>
+      <w:lvlText w:val="o"/>
+      <w:lvlJc w:val="left"/>
+      <w:pPr>
+        <w:tabs>
+          <w:tab w:val="num" w:pos="2160"/>
+        </w:tabs>
+        <w:ind w:left="2160" w:hanging="360"/>
+      </w:pPr>
+      <w:rPr>
+        <w:rFonts w:ascii="Courier New" w:hAnsi="Courier New" w:hint="default"/>
+        <w:sz w:val="20"/>
+      </w:rPr>
+    </w:lvl>
+    <w:lvl w:ilvl="3" w:tentative="1">
+      <w:start w:val="1"/>
+      <w:numFmt w:val="bullet"/>
+      <w:lvlText w:val="o"/>
+      <w:lvlJc w:val="left"/>
+      <w:pPr>
+        <w:tabs>
+          <w:tab w:val="num" w:pos="2880"/>
+        </w:tabs>
+        <w:ind w:left="2880" w:hanging="360"/>
+      </w:pPr>
+      <w:rPr>
+        <w:rFonts w:ascii="Courier New" w:hAnsi="Courier New" w:hint="default"/>
+        <w:sz w:val="20"/>
+      </w:rPr>
+    </w:lvl>
+    <w:lvl w:ilvl="4" w:tentative="1">
+      <w:start w:val="1"/>
+      <w:numFmt w:val="bullet"/>
+      <w:lvlText w:val="o"/>
+      <w:lvlJc w:val="left"/>
+      <w:pPr>
+        <w:tabs>
+          <w:tab w:val="num" w:pos="3600"/>
+        </w:tabs>
+        <w:ind w:left="3600" w:hanging="360"/>
+      </w:pPr>
+      <w:rPr>
+        <w:rFonts w:ascii="Courier New" w:hAnsi="Courier New" w:hint="default"/>
+        <w:sz w:val="20"/>
+      </w:rPr>
+    </w:lvl>
+    <w:lvl w:ilvl="5" w:tentative="1">
+      <w:start w:val="1"/>
+      <w:numFmt w:val="bullet"/>
+      <w:lvlText w:val="o"/>
+      <w:lvlJc w:val="left"/>
+      <w:pPr>
+        <w:tabs>
+          <w:tab w:val="num" w:pos="4320"/>
+        </w:tabs>
+        <w:ind w:left="4320" w:hanging="360"/>
+      </w:pPr>
+      <w:rPr>
+        <w:rFonts w:ascii="Courier New" w:hAnsi="Courier New" w:hint="default"/>
+        <w:sz w:val="20"/>
+      </w:rPr>
+    </w:lvl>
+    <w:lvl w:ilvl="6" w:tentative="1">
+      <w:start w:val="1"/>
+      <w:numFmt w:val="bullet"/>
+      <w:lvlText w:val="o"/>
+      <w:lvlJc w:val="left"/>
+      <w:pPr>
+        <w:tabs>
+          <w:tab w:val="num" w:pos="5040"/>
+        </w:tabs>
+        <w:ind w:left="5040" w:hanging="360"/>
+      </w:pPr>
+      <w:rPr>
+        <w:rFonts w:ascii="Courier New" w:hAnsi="Courier New" w:hint="default"/>
+        <w:sz w:val="20"/>
+      </w:rPr>
+    </w:lvl>
+    <w:lvl w:ilvl="7" w:tentative="1">
+      <w:start w:val="1"/>
+      <w:numFmt w:val="bullet"/>
+      <w:lvlText w:val="o"/>
+      <w:lvlJc w:val="left"/>
+      <w:pPr>
+        <w:tabs>
+          <w:tab w:val="num" w:pos="5760"/>
+        </w:tabs>
+        <w:ind w:left="5760" w:hanging="360"/>
+      </w:pPr>
+      <w:rPr>
+        <w:rFonts w:ascii="Courier New" w:hAnsi="Courier New" w:hint="default"/>
+        <w:sz w:val="20"/>
+      </w:rPr>
+    </w:lvl>
+    <w:lvl w:ilvl="8" w:tentative="1">
+      <w:start w:val="1"/>
+      <w:numFmt w:val="bullet"/>
+      <w:lvlText w:val="o"/>
+      <w:lvlJc w:val="left"/>
+      <w:pPr>
+        <w:tabs>
+          <w:tab w:val="num" w:pos="6480"/>
+        </w:tabs>
+        <w:ind w:left="6480" w:hanging="360"/>
+      </w:pPr>
+      <w:rPr>
+        <w:rFonts w:ascii="Courier New" w:hAnsi="Courier New" w:hint="default"/>
+        <w:sz w:val="20"/>
+      </w:rPr>
+    </w:lvl>
+  </w:abstractNum>
+  <w:abstractNum w:abstractNumId="10" w15:restartNumberingAfterBreak="0">
     <w:nsid w:val="4F746701"/>
     <w:multiLevelType w:val="multilevel"/>
     <w:tmpl w:val="CFCECFBA"/>
@@ -2326,7 +2843,7 @@
         <w:ind w:left="720" w:hanging="360"/>
       </w:pPr>
       <w:rPr>
-        <w:rFonts w:hint="default" w:ascii="Symbol" w:hAnsi="Symbol"/>
+        <w:rFonts w:ascii="Symbol" w:hAnsi="Symbol" w:hint="default"/>
         <w:sz w:val="20"/>
       </w:rPr>
     </w:lvl>
@@ -2342,7 +2859,7 @@
         <w:ind w:left="1440" w:hanging="360"/>
       </w:pPr>
       <w:rPr>
-        <w:rFonts w:hint="default" w:ascii="Courier New" w:hAnsi="Courier New"/>
+        <w:rFonts w:ascii="Courier New" w:hAnsi="Courier New" w:hint="default"/>
         <w:sz w:val="20"/>
       </w:rPr>
     </w:lvl>
@@ -2358,7 +2875,7 @@
         <w:ind w:left="2160" w:hanging="360"/>
       </w:pPr>
       <w:rPr>
-        <w:rFonts w:hint="default" w:ascii="Wingdings" w:hAnsi="Wingdings"/>
+        <w:rFonts w:ascii="Wingdings" w:hAnsi="Wingdings" w:hint="default"/>
         <w:sz w:val="20"/>
       </w:rPr>
     </w:lvl>
@@ -2374,7 +2891,7 @@
         <w:ind w:left="2880" w:hanging="360"/>
       </w:pPr>
       <w:rPr>
-        <w:rFonts w:hint="default" w:ascii="Wingdings" w:hAnsi="Wingdings"/>
+        <w:rFonts w:ascii="Wingdings" w:hAnsi="Wingdings" w:hint="default"/>
         <w:sz w:val="20"/>
       </w:rPr>
     </w:lvl>
@@ -2390,7 +2907,7 @@
         <w:ind w:left="3600" w:hanging="360"/>
       </w:pPr>
       <w:rPr>
-        <w:rFonts w:hint="default" w:ascii="Wingdings" w:hAnsi="Wingdings"/>
+        <w:rFonts w:ascii="Wingdings" w:hAnsi="Wingdings" w:hint="default"/>
         <w:sz w:val="20"/>
       </w:rPr>
     </w:lvl>
@@ -2406,7 +2923,7 @@
         <w:ind w:left="4320" w:hanging="360"/>
       </w:pPr>
       <w:rPr>
-        <w:rFonts w:hint="default" w:ascii="Wingdings" w:hAnsi="Wingdings"/>
+        <w:rFonts w:ascii="Wingdings" w:hAnsi="Wingdings" w:hint="default"/>
         <w:sz w:val="20"/>
       </w:rPr>
     </w:lvl>
@@ -2422,7 +2939,7 @@
         <w:ind w:left="5040" w:hanging="360"/>
       </w:pPr>
       <w:rPr>
-        <w:rFonts w:hint="default" w:ascii="Wingdings" w:hAnsi="Wingdings"/>
+        <w:rFonts w:ascii="Wingdings" w:hAnsi="Wingdings" w:hint="default"/>
         <w:sz w:val="20"/>
       </w:rPr>
     </w:lvl>
@@ -2438,7 +2955,7 @@
         <w:ind w:left="5760" w:hanging="360"/>
       </w:pPr>
       <w:rPr>
-        <w:rFonts w:hint="default" w:ascii="Wingdings" w:hAnsi="Wingdings"/>
+        <w:rFonts w:ascii="Wingdings" w:hAnsi="Wingdings" w:hint="default"/>
         <w:sz w:val="20"/>
       </w:rPr>
     </w:lvl>
@@ -2454,12 +2971,12 @@
         <w:ind w:left="6480" w:hanging="360"/>
       </w:pPr>
       <w:rPr>
-        <w:rFonts w:hint="default" w:ascii="Wingdings" w:hAnsi="Wingdings"/>
+        <w:rFonts w:ascii="Wingdings" w:hAnsi="Wingdings" w:hint="default"/>
         <w:sz w:val="20"/>
       </w:rPr>
     </w:lvl>
   </w:abstractNum>
-  <w:abstractNum w:abstractNumId="7" w15:restartNumberingAfterBreak="0">
+  <w:abstractNum w:abstractNumId="11" w15:restartNumberingAfterBreak="0">
     <w:nsid w:val="52165B88"/>
     <w:multiLevelType w:val="hybridMultilevel"/>
     <w:tmpl w:val="62723D2A"/>
@@ -2471,7 +2988,7 @@
         <w:ind w:left="720" w:hanging="360"/>
       </w:pPr>
       <w:rPr>
-        <w:rFonts w:hint="default" w:ascii="Aptos" w:hAnsi="Aptos" w:eastAsiaTheme="minorHAnsi" w:cstheme="minorBidi"/>
+        <w:rFonts w:ascii="Aptos" w:eastAsiaTheme="minorHAnsi" w:hAnsi="Aptos" w:cstheme="minorBidi" w:hint="default"/>
       </w:rPr>
     </w:lvl>
     <w:lvl w:ilvl="1" w:tplc="04090003" w:tentative="1">
@@ -2483,7 +3000,7 @@
         <w:ind w:left="1440" w:hanging="360"/>
       </w:pPr>
       <w:rPr>
-        <w:rFonts w:hint="default" w:ascii="Courier New" w:hAnsi="Courier New" w:cs="Courier New"/>
+        <w:rFonts w:ascii="Courier New" w:hAnsi="Courier New" w:cs="Courier New" w:hint="default"/>
       </w:rPr>
     </w:lvl>
     <w:lvl w:ilvl="2" w:tplc="04090005" w:tentative="1">
@@ -2495,7 +3012,7 @@
         <w:ind w:left="2160" w:hanging="360"/>
       </w:pPr>
       <w:rPr>
-        <w:rFonts w:hint="default" w:ascii="Wingdings" w:hAnsi="Wingdings"/>
+        <w:rFonts w:ascii="Wingdings" w:hAnsi="Wingdings" w:hint="default"/>
       </w:rPr>
     </w:lvl>
     <w:lvl w:ilvl="3" w:tplc="04090001" w:tentative="1">
@@ -2507,7 +3024,7 @@
         <w:ind w:left="2880" w:hanging="360"/>
       </w:pPr>
       <w:rPr>
-        <w:rFonts w:hint="default" w:ascii="Symbol" w:hAnsi="Symbol"/>
+        <w:rFonts w:ascii="Symbol" w:hAnsi="Symbol" w:hint="default"/>
       </w:rPr>
     </w:lvl>
     <w:lvl w:ilvl="4" w:tplc="04090003" w:tentative="1">
@@ -2519,7 +3036,7 @@
         <w:ind w:left="3600" w:hanging="360"/>
       </w:pPr>
       <w:rPr>
-        <w:rFonts w:hint="default" w:ascii="Courier New" w:hAnsi="Courier New" w:cs="Courier New"/>
+        <w:rFonts w:ascii="Courier New" w:hAnsi="Courier New" w:cs="Courier New" w:hint="default"/>
       </w:rPr>
     </w:lvl>
     <w:lvl w:ilvl="5" w:tplc="04090005" w:tentative="1">
@@ -2531,7 +3048,7 @@
         <w:ind w:left="4320" w:hanging="360"/>
       </w:pPr>
       <w:rPr>
-        <w:rFonts w:hint="default" w:ascii="Wingdings" w:hAnsi="Wingdings"/>
+        <w:rFonts w:ascii="Wingdings" w:hAnsi="Wingdings" w:hint="default"/>
       </w:rPr>
     </w:lvl>
     <w:lvl w:ilvl="6" w:tplc="04090001" w:tentative="1">
@@ -2543,7 +3060,7 @@
         <w:ind w:left="5040" w:hanging="360"/>
       </w:pPr>
       <w:rPr>
-        <w:rFonts w:hint="default" w:ascii="Symbol" w:hAnsi="Symbol"/>
+        <w:rFonts w:ascii="Symbol" w:hAnsi="Symbol" w:hint="default"/>
       </w:rPr>
     </w:lvl>
     <w:lvl w:ilvl="7" w:tplc="04090003" w:tentative="1">
@@ -2555,7 +3072,7 @@
         <w:ind w:left="5760" w:hanging="360"/>
       </w:pPr>
       <w:rPr>
-        <w:rFonts w:hint="default" w:ascii="Courier New" w:hAnsi="Courier New" w:cs="Courier New"/>
+        <w:rFonts w:ascii="Courier New" w:hAnsi="Courier New" w:cs="Courier New" w:hint="default"/>
       </w:rPr>
     </w:lvl>
     <w:lvl w:ilvl="8" w:tplc="04090005" w:tentative="1">
@@ -2567,11 +3084,11 @@
         <w:ind w:left="6480" w:hanging="360"/>
       </w:pPr>
       <w:rPr>
-        <w:rFonts w:hint="default" w:ascii="Wingdings" w:hAnsi="Wingdings"/>
+        <w:rFonts w:ascii="Wingdings" w:hAnsi="Wingdings" w:hint="default"/>
       </w:rPr>
     </w:lvl>
   </w:abstractNum>
-  <w:abstractNum w:abstractNumId="8" w15:restartNumberingAfterBreak="0">
+  <w:abstractNum w:abstractNumId="12" w15:restartNumberingAfterBreak="0">
     <w:nsid w:val="57DD1340"/>
     <w:multiLevelType w:val="multilevel"/>
     <w:tmpl w:val="658ACBCE"/>
@@ -2587,7 +3104,7 @@
         <w:ind w:left="720" w:hanging="360"/>
       </w:pPr>
       <w:rPr>
-        <w:rFonts w:hint="default" w:ascii="Symbol" w:hAnsi="Symbol"/>
+        <w:rFonts w:ascii="Symbol" w:hAnsi="Symbol" w:hint="default"/>
         <w:sz w:val="20"/>
       </w:rPr>
     </w:lvl>
@@ -2603,7 +3120,7 @@
         <w:ind w:left="1440" w:hanging="360"/>
       </w:pPr>
       <w:rPr>
-        <w:rFonts w:hint="default" w:ascii="Courier New" w:hAnsi="Courier New"/>
+        <w:rFonts w:ascii="Courier New" w:hAnsi="Courier New" w:hint="default"/>
         <w:sz w:val="20"/>
       </w:rPr>
     </w:lvl>
@@ -2619,7 +3136,7 @@
         <w:ind w:left="2160" w:hanging="360"/>
       </w:pPr>
       <w:rPr>
-        <w:rFonts w:hint="default" w:ascii="Wingdings" w:hAnsi="Wingdings"/>
+        <w:rFonts w:ascii="Wingdings" w:hAnsi="Wingdings" w:hint="default"/>
         <w:sz w:val="20"/>
       </w:rPr>
     </w:lvl>
@@ -2635,7 +3152,7 @@
         <w:ind w:left="2880" w:hanging="360"/>
       </w:pPr>
       <w:rPr>
-        <w:rFonts w:hint="default" w:ascii="Wingdings" w:hAnsi="Wingdings"/>
+        <w:rFonts w:ascii="Wingdings" w:hAnsi="Wingdings" w:hint="default"/>
         <w:sz w:val="20"/>
       </w:rPr>
     </w:lvl>
@@ -2651,7 +3168,7 @@
         <w:ind w:left="3600" w:hanging="360"/>
       </w:pPr>
       <w:rPr>
-        <w:rFonts w:hint="default" w:ascii="Wingdings" w:hAnsi="Wingdings"/>
+        <w:rFonts w:ascii="Wingdings" w:hAnsi="Wingdings" w:hint="default"/>
         <w:sz w:val="20"/>
       </w:rPr>
     </w:lvl>
@@ -2667,7 +3184,7 @@
         <w:ind w:left="4320" w:hanging="360"/>
       </w:pPr>
       <w:rPr>
-        <w:rFonts w:hint="default" w:ascii="Wingdings" w:hAnsi="Wingdings"/>
+        <w:rFonts w:ascii="Wingdings" w:hAnsi="Wingdings" w:hint="default"/>
         <w:sz w:val="20"/>
       </w:rPr>
     </w:lvl>
@@ -2683,7 +3200,7 @@
         <w:ind w:left="5040" w:hanging="360"/>
       </w:pPr>
       <w:rPr>
-        <w:rFonts w:hint="default" w:ascii="Wingdings" w:hAnsi="Wingdings"/>
+        <w:rFonts w:ascii="Wingdings" w:hAnsi="Wingdings" w:hint="default"/>
         <w:sz w:val="20"/>
       </w:rPr>
     </w:lvl>
@@ -2699,7 +3216,7 @@
         <w:ind w:left="5760" w:hanging="360"/>
       </w:pPr>
       <w:rPr>
-        <w:rFonts w:hint="default" w:ascii="Wingdings" w:hAnsi="Wingdings"/>
+        <w:rFonts w:ascii="Wingdings" w:hAnsi="Wingdings" w:hint="default"/>
         <w:sz w:val="20"/>
       </w:rPr>
     </w:lvl>
@@ -2715,12 +3232,12 @@
         <w:ind w:left="6480" w:hanging="360"/>
       </w:pPr>
       <w:rPr>
-        <w:rFonts w:hint="default" w:ascii="Wingdings" w:hAnsi="Wingdings"/>
+        <w:rFonts w:ascii="Wingdings" w:hAnsi="Wingdings" w:hint="default"/>
         <w:sz w:val="20"/>
       </w:rPr>
     </w:lvl>
   </w:abstractNum>
-  <w:abstractNum w:abstractNumId="9" w15:restartNumberingAfterBreak="0">
+  <w:abstractNum w:abstractNumId="13" w15:restartNumberingAfterBreak="0">
     <w:nsid w:val="5DE26551"/>
     <w:multiLevelType w:val="multilevel"/>
     <w:tmpl w:val="383E2112"/>
@@ -2736,7 +3253,7 @@
         <w:ind w:left="720" w:hanging="360"/>
       </w:pPr>
       <w:rPr>
-        <w:rFonts w:hint="default" w:ascii="Symbol" w:hAnsi="Symbol"/>
+        <w:rFonts w:ascii="Symbol" w:hAnsi="Symbol" w:hint="default"/>
         <w:sz w:val="20"/>
       </w:rPr>
     </w:lvl>
@@ -2752,7 +3269,7 @@
         <w:ind w:left="1440" w:hanging="360"/>
       </w:pPr>
       <w:rPr>
-        <w:rFonts w:hint="default" w:ascii="Courier New" w:hAnsi="Courier New"/>
+        <w:rFonts w:ascii="Courier New" w:hAnsi="Courier New" w:hint="default"/>
         <w:sz w:val="20"/>
       </w:rPr>
     </w:lvl>
@@ -2768,7 +3285,7 @@
         <w:ind w:left="2160" w:hanging="360"/>
       </w:pPr>
       <w:rPr>
-        <w:rFonts w:hint="default" w:ascii="Wingdings" w:hAnsi="Wingdings"/>
+        <w:rFonts w:ascii="Wingdings" w:hAnsi="Wingdings" w:hint="default"/>
         <w:sz w:val="20"/>
       </w:rPr>
     </w:lvl>
@@ -2784,7 +3301,7 @@
         <w:ind w:left="2880" w:hanging="360"/>
       </w:pPr>
       <w:rPr>
-        <w:rFonts w:hint="default" w:ascii="Wingdings" w:hAnsi="Wingdings"/>
+        <w:rFonts w:ascii="Wingdings" w:hAnsi="Wingdings" w:hint="default"/>
         <w:sz w:val="20"/>
       </w:rPr>
     </w:lvl>
@@ -2800,7 +3317,7 @@
         <w:ind w:left="3600" w:hanging="360"/>
       </w:pPr>
       <w:rPr>
-        <w:rFonts w:hint="default" w:ascii="Wingdings" w:hAnsi="Wingdings"/>
+        <w:rFonts w:ascii="Wingdings" w:hAnsi="Wingdings" w:hint="default"/>
         <w:sz w:val="20"/>
       </w:rPr>
     </w:lvl>
@@ -2816,7 +3333,7 @@
         <w:ind w:left="4320" w:hanging="360"/>
       </w:pPr>
       <w:rPr>
-        <w:rFonts w:hint="default" w:ascii="Wingdings" w:hAnsi="Wingdings"/>
+        <w:rFonts w:ascii="Wingdings" w:hAnsi="Wingdings" w:hint="default"/>
         <w:sz w:val="20"/>
       </w:rPr>
     </w:lvl>
@@ -2832,7 +3349,7 @@
         <w:ind w:left="5040" w:hanging="360"/>
       </w:pPr>
       <w:rPr>
-        <w:rFonts w:hint="default" w:ascii="Wingdings" w:hAnsi="Wingdings"/>
+        <w:rFonts w:ascii="Wingdings" w:hAnsi="Wingdings" w:hint="default"/>
         <w:sz w:val="20"/>
       </w:rPr>
     </w:lvl>
@@ -2848,7 +3365,7 @@
         <w:ind w:left="5760" w:hanging="360"/>
       </w:pPr>
       <w:rPr>
-        <w:rFonts w:hint="default" w:ascii="Wingdings" w:hAnsi="Wingdings"/>
+        <w:rFonts w:ascii="Wingdings" w:hAnsi="Wingdings" w:hint="default"/>
         <w:sz w:val="20"/>
       </w:rPr>
     </w:lvl>
@@ -2864,12 +3381,310 @@
         <w:ind w:left="6480" w:hanging="360"/>
       </w:pPr>
       <w:rPr>
-        <w:rFonts w:hint="default" w:ascii="Wingdings" w:hAnsi="Wingdings"/>
+        <w:rFonts w:ascii="Wingdings" w:hAnsi="Wingdings" w:hint="default"/>
         <w:sz w:val="20"/>
       </w:rPr>
     </w:lvl>
   </w:abstractNum>
-  <w:abstractNum w:abstractNumId="10" w15:restartNumberingAfterBreak="0">
+  <w:abstractNum w:abstractNumId="14" w15:restartNumberingAfterBreak="0">
+    <w:nsid w:val="64891A52"/>
+    <w:multiLevelType w:val="multilevel"/>
+    <w:tmpl w:val="FEB61DDC"/>
+    <w:lvl w:ilvl="0">
+      <w:start w:val="1"/>
+      <w:numFmt w:val="bullet"/>
+      <w:lvlText w:val=""/>
+      <w:lvlJc w:val="left"/>
+      <w:pPr>
+        <w:tabs>
+          <w:tab w:val="num" w:pos="720"/>
+        </w:tabs>
+        <w:ind w:left="720" w:hanging="360"/>
+      </w:pPr>
+      <w:rPr>
+        <w:rFonts w:ascii="Symbol" w:hAnsi="Symbol" w:hint="default"/>
+        <w:sz w:val="20"/>
+      </w:rPr>
+    </w:lvl>
+    <w:lvl w:ilvl="1">
+      <w:start w:val="1"/>
+      <w:numFmt w:val="bullet"/>
+      <w:lvlText w:val=""/>
+      <w:lvlJc w:val="left"/>
+      <w:pPr>
+        <w:tabs>
+          <w:tab w:val="num" w:pos="1440"/>
+        </w:tabs>
+        <w:ind w:left="1440" w:hanging="360"/>
+      </w:pPr>
+      <w:rPr>
+        <w:rFonts w:ascii="Symbol" w:hAnsi="Symbol" w:hint="default"/>
+        <w:sz w:val="20"/>
+      </w:rPr>
+    </w:lvl>
+    <w:lvl w:ilvl="2">
+      <w:start w:val="1"/>
+      <w:numFmt w:val="bullet"/>
+      <w:lvlText w:val=""/>
+      <w:lvlJc w:val="left"/>
+      <w:pPr>
+        <w:tabs>
+          <w:tab w:val="num" w:pos="2160"/>
+        </w:tabs>
+        <w:ind w:left="2160" w:hanging="360"/>
+      </w:pPr>
+      <w:rPr>
+        <w:rFonts w:ascii="Symbol" w:hAnsi="Symbol" w:hint="default"/>
+        <w:sz w:val="20"/>
+      </w:rPr>
+    </w:lvl>
+    <w:lvl w:ilvl="3" w:tentative="1">
+      <w:start w:val="1"/>
+      <w:numFmt w:val="bullet"/>
+      <w:lvlText w:val=""/>
+      <w:lvlJc w:val="left"/>
+      <w:pPr>
+        <w:tabs>
+          <w:tab w:val="num" w:pos="2880"/>
+        </w:tabs>
+        <w:ind w:left="2880" w:hanging="360"/>
+      </w:pPr>
+      <w:rPr>
+        <w:rFonts w:ascii="Symbol" w:hAnsi="Symbol" w:hint="default"/>
+        <w:sz w:val="20"/>
+      </w:rPr>
+    </w:lvl>
+    <w:lvl w:ilvl="4" w:tentative="1">
+      <w:start w:val="1"/>
+      <w:numFmt w:val="bullet"/>
+      <w:lvlText w:val=""/>
+      <w:lvlJc w:val="left"/>
+      <w:pPr>
+        <w:tabs>
+          <w:tab w:val="num" w:pos="3600"/>
+        </w:tabs>
+        <w:ind w:left="3600" w:hanging="360"/>
+      </w:pPr>
+      <w:rPr>
+        <w:rFonts w:ascii="Symbol" w:hAnsi="Symbol" w:hint="default"/>
+        <w:sz w:val="20"/>
+      </w:rPr>
+    </w:lvl>
+    <w:lvl w:ilvl="5" w:tentative="1">
+      <w:start w:val="1"/>
+      <w:numFmt w:val="bullet"/>
+      <w:lvlText w:val=""/>
+      <w:lvlJc w:val="left"/>
+      <w:pPr>
+        <w:tabs>
+          <w:tab w:val="num" w:pos="4320"/>
+        </w:tabs>
+        <w:ind w:left="4320" w:hanging="360"/>
+      </w:pPr>
+      <w:rPr>
+        <w:rFonts w:ascii="Symbol" w:hAnsi="Symbol" w:hint="default"/>
+        <w:sz w:val="20"/>
+      </w:rPr>
+    </w:lvl>
+    <w:lvl w:ilvl="6" w:tentative="1">
+      <w:start w:val="1"/>
+      <w:numFmt w:val="bullet"/>
+      <w:lvlText w:val=""/>
+      <w:lvlJc w:val="left"/>
+      <w:pPr>
+        <w:tabs>
+          <w:tab w:val="num" w:pos="5040"/>
+        </w:tabs>
+        <w:ind w:left="5040" w:hanging="360"/>
+      </w:pPr>
+      <w:rPr>
+        <w:rFonts w:ascii="Symbol" w:hAnsi="Symbol" w:hint="default"/>
+        <w:sz w:val="20"/>
+      </w:rPr>
+    </w:lvl>
+    <w:lvl w:ilvl="7" w:tentative="1">
+      <w:start w:val="1"/>
+      <w:numFmt w:val="bullet"/>
+      <w:lvlText w:val=""/>
+      <w:lvlJc w:val="left"/>
+      <w:pPr>
+        <w:tabs>
+          <w:tab w:val="num" w:pos="5760"/>
+        </w:tabs>
+        <w:ind w:left="5760" w:hanging="360"/>
+      </w:pPr>
+      <w:rPr>
+        <w:rFonts w:ascii="Symbol" w:hAnsi="Symbol" w:hint="default"/>
+        <w:sz w:val="20"/>
+      </w:rPr>
+    </w:lvl>
+    <w:lvl w:ilvl="8" w:tentative="1">
+      <w:start w:val="1"/>
+      <w:numFmt w:val="bullet"/>
+      <w:lvlText w:val=""/>
+      <w:lvlJc w:val="left"/>
+      <w:pPr>
+        <w:tabs>
+          <w:tab w:val="num" w:pos="6480"/>
+        </w:tabs>
+        <w:ind w:left="6480" w:hanging="360"/>
+      </w:pPr>
+      <w:rPr>
+        <w:rFonts w:ascii="Symbol" w:hAnsi="Symbol" w:hint="default"/>
+        <w:sz w:val="20"/>
+      </w:rPr>
+    </w:lvl>
+  </w:abstractNum>
+  <w:abstractNum w:abstractNumId="15" w15:restartNumberingAfterBreak="0">
+    <w:nsid w:val="6D360E40"/>
+    <w:multiLevelType w:val="multilevel"/>
+    <w:tmpl w:val="AE465184"/>
+    <w:lvl w:ilvl="0">
+      <w:start w:val="1"/>
+      <w:numFmt w:val="bullet"/>
+      <w:lvlText w:val=""/>
+      <w:lvlJc w:val="left"/>
+      <w:pPr>
+        <w:tabs>
+          <w:tab w:val="num" w:pos="720"/>
+        </w:tabs>
+        <w:ind w:left="720" w:hanging="360"/>
+      </w:pPr>
+      <w:rPr>
+        <w:rFonts w:ascii="Symbol" w:hAnsi="Symbol" w:hint="default"/>
+        <w:sz w:val="20"/>
+      </w:rPr>
+    </w:lvl>
+    <w:lvl w:ilvl="1">
+      <w:start w:val="1"/>
+      <w:numFmt w:val="bullet"/>
+      <w:lvlText w:val=""/>
+      <w:lvlJc w:val="left"/>
+      <w:pPr>
+        <w:tabs>
+          <w:tab w:val="num" w:pos="1440"/>
+        </w:tabs>
+        <w:ind w:left="1440" w:hanging="360"/>
+      </w:pPr>
+      <w:rPr>
+        <w:rFonts w:ascii="Symbol" w:hAnsi="Symbol" w:hint="default"/>
+        <w:sz w:val="20"/>
+      </w:rPr>
+    </w:lvl>
+    <w:lvl w:ilvl="2" w:tentative="1">
+      <w:start w:val="1"/>
+      <w:numFmt w:val="bullet"/>
+      <w:lvlText w:val=""/>
+      <w:lvlJc w:val="left"/>
+      <w:pPr>
+        <w:tabs>
+          <w:tab w:val="num" w:pos="2160"/>
+        </w:tabs>
+        <w:ind w:left="2160" w:hanging="360"/>
+      </w:pPr>
+      <w:rPr>
+        <w:rFonts w:ascii="Symbol" w:hAnsi="Symbol" w:hint="default"/>
+        <w:sz w:val="20"/>
+      </w:rPr>
+    </w:lvl>
+    <w:lvl w:ilvl="3" w:tentative="1">
+      <w:start w:val="1"/>
+      <w:numFmt w:val="bullet"/>
+      <w:lvlText w:val=""/>
+      <w:lvlJc w:val="left"/>
+      <w:pPr>
+        <w:tabs>
+          <w:tab w:val="num" w:pos="2880"/>
+        </w:tabs>
+        <w:ind w:left="2880" w:hanging="360"/>
+      </w:pPr>
+      <w:rPr>
+        <w:rFonts w:ascii="Symbol" w:hAnsi="Symbol" w:hint="default"/>
+        <w:sz w:val="20"/>
+      </w:rPr>
+    </w:lvl>
+    <w:lvl w:ilvl="4" w:tentative="1">
+      <w:start w:val="1"/>
+      <w:numFmt w:val="bullet"/>
+      <w:lvlText w:val=""/>
+      <w:lvlJc w:val="left"/>
+      <w:pPr>
+        <w:tabs>
+          <w:tab w:val="num" w:pos="3600"/>
+        </w:tabs>
+        <w:ind w:left="3600" w:hanging="360"/>
+      </w:pPr>
+      <w:rPr>
+        <w:rFonts w:ascii="Symbol" w:hAnsi="Symbol" w:hint="default"/>
+        <w:sz w:val="20"/>
+      </w:rPr>
+    </w:lvl>
+    <w:lvl w:ilvl="5" w:tentative="1">
+      <w:start w:val="1"/>
+      <w:numFmt w:val="bullet"/>
+      <w:lvlText w:val=""/>
+      <w:lvlJc w:val="left"/>
+      <w:pPr>
+        <w:tabs>
+          <w:tab w:val="num" w:pos="4320"/>
+        </w:tabs>
+        <w:ind w:left="4320" w:hanging="360"/>
+      </w:pPr>
+      <w:rPr>
+        <w:rFonts w:ascii="Symbol" w:hAnsi="Symbol" w:hint="default"/>
+        <w:sz w:val="20"/>
+      </w:rPr>
+    </w:lvl>
+    <w:lvl w:ilvl="6" w:tentative="1">
+      <w:start w:val="1"/>
+      <w:numFmt w:val="bullet"/>
+      <w:lvlText w:val=""/>
+      <w:lvlJc w:val="left"/>
+      <w:pPr>
+        <w:tabs>
+          <w:tab w:val="num" w:pos="5040"/>
+        </w:tabs>
+        <w:ind w:left="5040" w:hanging="360"/>
+      </w:pPr>
+      <w:rPr>
+        <w:rFonts w:ascii="Symbol" w:hAnsi="Symbol" w:hint="default"/>
+        <w:sz w:val="20"/>
+      </w:rPr>
+    </w:lvl>
+    <w:lvl w:ilvl="7" w:tentative="1">
+      <w:start w:val="1"/>
+      <w:numFmt w:val="bullet"/>
+      <w:lvlText w:val=""/>
+      <w:lvlJc w:val="left"/>
+      <w:pPr>
+        <w:tabs>
+          <w:tab w:val="num" w:pos="5760"/>
+        </w:tabs>
+        <w:ind w:left="5760" w:hanging="360"/>
+      </w:pPr>
+      <w:rPr>
+        <w:rFonts w:ascii="Symbol" w:hAnsi="Symbol" w:hint="default"/>
+        <w:sz w:val="20"/>
+      </w:rPr>
+    </w:lvl>
+    <w:lvl w:ilvl="8" w:tentative="1">
+      <w:start w:val="1"/>
+      <w:numFmt w:val="bullet"/>
+      <w:lvlText w:val=""/>
+      <w:lvlJc w:val="left"/>
+      <w:pPr>
+        <w:tabs>
+          <w:tab w:val="num" w:pos="6480"/>
+        </w:tabs>
+        <w:ind w:left="6480" w:hanging="360"/>
+      </w:pPr>
+      <w:rPr>
+        <w:rFonts w:ascii="Symbol" w:hAnsi="Symbol" w:hint="default"/>
+        <w:sz w:val="20"/>
+      </w:rPr>
+    </w:lvl>
+  </w:abstractNum>
+  <w:abstractNum w:abstractNumId="16" w15:restartNumberingAfterBreak="0">
     <w:nsid w:val="77636D19"/>
     <w:multiLevelType w:val="multilevel"/>
     <w:tmpl w:val="27F4279C"/>
@@ -2885,7 +3700,7 @@
         <w:ind w:left="720" w:hanging="360"/>
       </w:pPr>
       <w:rPr>
-        <w:rFonts w:hint="default" w:ascii="Symbol" w:hAnsi="Symbol"/>
+        <w:rFonts w:ascii="Symbol" w:hAnsi="Symbol" w:hint="default"/>
         <w:sz w:val="20"/>
       </w:rPr>
     </w:lvl>
@@ -2901,7 +3716,7 @@
         <w:ind w:left="1440" w:hanging="360"/>
       </w:pPr>
       <w:rPr>
-        <w:rFonts w:hint="default" w:ascii="Courier New" w:hAnsi="Courier New"/>
+        <w:rFonts w:ascii="Courier New" w:hAnsi="Courier New" w:hint="default"/>
         <w:sz w:val="20"/>
       </w:rPr>
     </w:lvl>
@@ -2917,7 +3732,7 @@
         <w:ind w:left="2160" w:hanging="360"/>
       </w:pPr>
       <w:rPr>
-        <w:rFonts w:hint="default" w:ascii="Wingdings" w:hAnsi="Wingdings"/>
+        <w:rFonts w:ascii="Wingdings" w:hAnsi="Wingdings" w:hint="default"/>
         <w:sz w:val="20"/>
       </w:rPr>
     </w:lvl>
@@ -2933,7 +3748,7 @@
         <w:ind w:left="2880" w:hanging="360"/>
       </w:pPr>
       <w:rPr>
-        <w:rFonts w:hint="default" w:ascii="Wingdings" w:hAnsi="Wingdings"/>
+        <w:rFonts w:ascii="Wingdings" w:hAnsi="Wingdings" w:hint="default"/>
         <w:sz w:val="20"/>
       </w:rPr>
     </w:lvl>
@@ -2949,7 +3764,7 @@
         <w:ind w:left="3600" w:hanging="360"/>
       </w:pPr>
       <w:rPr>
-        <w:rFonts w:hint="default" w:ascii="Wingdings" w:hAnsi="Wingdings"/>
+        <w:rFonts w:ascii="Wingdings" w:hAnsi="Wingdings" w:hint="default"/>
         <w:sz w:val="20"/>
       </w:rPr>
     </w:lvl>
@@ -2965,7 +3780,7 @@
         <w:ind w:left="4320" w:hanging="360"/>
       </w:pPr>
       <w:rPr>
-        <w:rFonts w:hint="default" w:ascii="Wingdings" w:hAnsi="Wingdings"/>
+        <w:rFonts w:ascii="Wingdings" w:hAnsi="Wingdings" w:hint="default"/>
         <w:sz w:val="20"/>
       </w:rPr>
     </w:lvl>
@@ -2981,7 +3796,7 @@
         <w:ind w:left="5040" w:hanging="360"/>
       </w:pPr>
       <w:rPr>
-        <w:rFonts w:hint="default" w:ascii="Wingdings" w:hAnsi="Wingdings"/>
+        <w:rFonts w:ascii="Wingdings" w:hAnsi="Wingdings" w:hint="default"/>
         <w:sz w:val="20"/>
       </w:rPr>
     </w:lvl>
@@ -2997,7 +3812,7 @@
         <w:ind w:left="5760" w:hanging="360"/>
       </w:pPr>
       <w:rPr>
-        <w:rFonts w:hint="default" w:ascii="Wingdings" w:hAnsi="Wingdings"/>
+        <w:rFonts w:ascii="Wingdings" w:hAnsi="Wingdings" w:hint="default"/>
         <w:sz w:val="20"/>
       </w:rPr>
     </w:lvl>
@@ -3013,43 +3828,61 @@
         <w:ind w:left="6480" w:hanging="360"/>
       </w:pPr>
       <w:rPr>
-        <w:rFonts w:hint="default" w:ascii="Wingdings" w:hAnsi="Wingdings"/>
+        <w:rFonts w:ascii="Wingdings" w:hAnsi="Wingdings" w:hint="default"/>
         <w:sz w:val="20"/>
       </w:rPr>
     </w:lvl>
   </w:abstractNum>
   <w:num w:numId="1" w16cid:durableId="656684972">
-    <w:abstractNumId w:val="7"/>
+    <w:abstractNumId w:val="11"/>
   </w:num>
   <w:num w:numId="2" w16cid:durableId="1253469647">
-    <w:abstractNumId w:val="6"/>
+    <w:abstractNumId w:val="10"/>
   </w:num>
   <w:num w:numId="3" w16cid:durableId="367723530">
-    <w:abstractNumId w:val="8"/>
+    <w:abstractNumId w:val="12"/>
   </w:num>
   <w:num w:numId="4" w16cid:durableId="38435653">
     <w:abstractNumId w:val="0"/>
   </w:num>
   <w:num w:numId="5" w16cid:durableId="2094206582">
+    <w:abstractNumId w:val="3"/>
+  </w:num>
+  <w:num w:numId="6" w16cid:durableId="897787642">
+    <w:abstractNumId w:val="4"/>
+  </w:num>
+  <w:num w:numId="7" w16cid:durableId="395200859">
+    <w:abstractNumId w:val="13"/>
+  </w:num>
+  <w:num w:numId="8" w16cid:durableId="2096975551">
+    <w:abstractNumId w:val="16"/>
+  </w:num>
+  <w:num w:numId="9" w16cid:durableId="542327298">
+    <w:abstractNumId w:val="6"/>
+  </w:num>
+  <w:num w:numId="10" w16cid:durableId="1622027399">
+    <w:abstractNumId w:val="7"/>
+  </w:num>
+  <w:num w:numId="11" w16cid:durableId="315376447">
+    <w:abstractNumId w:val="8"/>
+  </w:num>
+  <w:num w:numId="12" w16cid:durableId="1794590428">
+    <w:abstractNumId w:val="14"/>
+  </w:num>
+  <w:num w:numId="13" w16cid:durableId="1468544534">
+    <w:abstractNumId w:val="5"/>
+  </w:num>
+  <w:num w:numId="14" w16cid:durableId="807632126">
     <w:abstractNumId w:val="1"/>
   </w:num>
-  <w:num w:numId="6" w16cid:durableId="897787642">
+  <w:num w:numId="15" w16cid:durableId="1183397431">
+    <w:abstractNumId w:val="15"/>
+  </w:num>
+  <w:num w:numId="16" w16cid:durableId="1403332551">
     <w:abstractNumId w:val="2"/>
   </w:num>
-  <w:num w:numId="7" w16cid:durableId="395200859">
+  <w:num w:numId="17" w16cid:durableId="1731029591">
     <w:abstractNumId w:val="9"/>
-  </w:num>
-  <w:num w:numId="8" w16cid:durableId="2096975551">
-    <w:abstractNumId w:val="10"/>
-  </w:num>
-  <w:num w:numId="9" w16cid:durableId="542327298">
-    <w:abstractNumId w:val="3"/>
-  </w:num>
-  <w:num w:numId="10" w16cid:durableId="1622027399">
-    <w:abstractNumId w:val="4"/>
-  </w:num>
-  <w:num w:numId="11" w16cid:durableId="315376447">
-    <w:abstractNumId w:val="5"/>
   </w:num>
 </w:numbering>
 </file>
@@ -3059,7 +3892,7 @@
   <w:docDefaults>
     <w:rPrDefault>
       <w:rPr>
-        <w:rFonts w:asciiTheme="minorHAnsi" w:hAnsiTheme="minorHAnsi" w:eastAsiaTheme="minorHAnsi" w:cstheme="minorBidi"/>
+        <w:rFonts w:asciiTheme="minorHAnsi" w:eastAsiaTheme="minorHAnsi" w:hAnsiTheme="minorHAnsi" w:cstheme="minorBidi"/>
         <w:kern w:val="2"/>
         <w:sz w:val="24"/>
         <w:szCs w:val="24"/>
@@ -3076,14 +3909,14 @@
   <w:latentStyles w:defLockedState="0" w:defUIPriority="99" w:defSemiHidden="0" w:defUnhideWhenUsed="0" w:defQFormat="0" w:count="376">
     <w:lsdException w:name="Normal" w:uiPriority="0" w:qFormat="1"/>
     <w:lsdException w:name="heading 1" w:uiPriority="9" w:qFormat="1"/>
-    <w:lsdException w:name="heading 2" w:uiPriority="9" w:semiHidden="1" w:unhideWhenUsed="1" w:qFormat="1"/>
-    <w:lsdException w:name="heading 3" w:uiPriority="9" w:semiHidden="1" w:unhideWhenUsed="1" w:qFormat="1"/>
-    <w:lsdException w:name="heading 4" w:uiPriority="9" w:semiHidden="1" w:unhideWhenUsed="1" w:qFormat="1"/>
-    <w:lsdException w:name="heading 5" w:uiPriority="9" w:semiHidden="1" w:unhideWhenUsed="1" w:qFormat="1"/>
-    <w:lsdException w:name="heading 6" w:uiPriority="9" w:semiHidden="1" w:unhideWhenUsed="1" w:qFormat="1"/>
-    <w:lsdException w:name="heading 7" w:uiPriority="9" w:semiHidden="1" w:unhideWhenUsed="1" w:qFormat="1"/>
-    <w:lsdException w:name="heading 8" w:uiPriority="9" w:semiHidden="1" w:unhideWhenUsed="1" w:qFormat="1"/>
-    <w:lsdException w:name="heading 9" w:uiPriority="9" w:semiHidden="1" w:unhideWhenUsed="1" w:qFormat="1"/>
+    <w:lsdException w:name="heading 2" w:semiHidden="1" w:uiPriority="9" w:unhideWhenUsed="1" w:qFormat="1"/>
+    <w:lsdException w:name="heading 3" w:semiHidden="1" w:uiPriority="9" w:unhideWhenUsed="1" w:qFormat="1"/>
+    <w:lsdException w:name="heading 4" w:semiHidden="1" w:uiPriority="9" w:unhideWhenUsed="1" w:qFormat="1"/>
+    <w:lsdException w:name="heading 5" w:semiHidden="1" w:uiPriority="9" w:unhideWhenUsed="1" w:qFormat="1"/>
+    <w:lsdException w:name="heading 6" w:semiHidden="1" w:uiPriority="9" w:unhideWhenUsed="1" w:qFormat="1"/>
+    <w:lsdException w:name="heading 7" w:semiHidden="1" w:uiPriority="9" w:unhideWhenUsed="1" w:qFormat="1"/>
+    <w:lsdException w:name="heading 8" w:semiHidden="1" w:uiPriority="9" w:unhideWhenUsed="1" w:qFormat="1"/>
+    <w:lsdException w:name="heading 9" w:semiHidden="1" w:uiPriority="9" w:unhideWhenUsed="1" w:qFormat="1"/>
     <w:lsdException w:name="index 1" w:semiHidden="1" w:unhideWhenUsed="1"/>
     <w:lsdException w:name="index 2" w:semiHidden="1" w:unhideWhenUsed="1"/>
     <w:lsdException w:name="index 3" w:semiHidden="1" w:unhideWhenUsed="1"/>
@@ -3093,22 +3926,22 @@
     <w:lsdException w:name="index 7" w:semiHidden="1" w:unhideWhenUsed="1"/>
     <w:lsdException w:name="index 8" w:semiHidden="1" w:unhideWhenUsed="1"/>
     <w:lsdException w:name="index 9" w:semiHidden="1" w:unhideWhenUsed="1"/>
-    <w:lsdException w:name="toc 1" w:uiPriority="39" w:semiHidden="1" w:unhideWhenUsed="1"/>
-    <w:lsdException w:name="toc 2" w:uiPriority="39" w:semiHidden="1" w:unhideWhenUsed="1"/>
-    <w:lsdException w:name="toc 3" w:uiPriority="39" w:semiHidden="1" w:unhideWhenUsed="1"/>
-    <w:lsdException w:name="toc 4" w:uiPriority="39" w:semiHidden="1" w:unhideWhenUsed="1"/>
-    <w:lsdException w:name="toc 5" w:uiPriority="39" w:semiHidden="1" w:unhideWhenUsed="1"/>
-    <w:lsdException w:name="toc 6" w:uiPriority="39" w:semiHidden="1" w:unhideWhenUsed="1"/>
-    <w:lsdException w:name="toc 7" w:uiPriority="39" w:semiHidden="1" w:unhideWhenUsed="1"/>
-    <w:lsdException w:name="toc 8" w:uiPriority="39" w:semiHidden="1" w:unhideWhenUsed="1"/>
-    <w:lsdException w:name="toc 9" w:uiPriority="39" w:semiHidden="1" w:unhideWhenUsed="1"/>
+    <w:lsdException w:name="toc 1" w:semiHidden="1" w:uiPriority="39" w:unhideWhenUsed="1"/>
+    <w:lsdException w:name="toc 2" w:semiHidden="1" w:uiPriority="39" w:unhideWhenUsed="1"/>
+    <w:lsdException w:name="toc 3" w:semiHidden="1" w:uiPriority="39" w:unhideWhenUsed="1"/>
+    <w:lsdException w:name="toc 4" w:semiHidden="1" w:uiPriority="39" w:unhideWhenUsed="1"/>
+    <w:lsdException w:name="toc 5" w:semiHidden="1" w:uiPriority="39" w:unhideWhenUsed="1"/>
+    <w:lsdException w:name="toc 6" w:semiHidden="1" w:uiPriority="39" w:unhideWhenUsed="1"/>
+    <w:lsdException w:name="toc 7" w:semiHidden="1" w:uiPriority="39" w:unhideWhenUsed="1"/>
+    <w:lsdException w:name="toc 8" w:semiHidden="1" w:uiPriority="39" w:unhideWhenUsed="1"/>
+    <w:lsdException w:name="toc 9" w:semiHidden="1" w:uiPriority="39" w:unhideWhenUsed="1"/>
     <w:lsdException w:name="Normal Indent" w:semiHidden="1" w:unhideWhenUsed="1"/>
     <w:lsdException w:name="footnote text" w:semiHidden="1" w:unhideWhenUsed="1"/>
     <w:lsdException w:name="annotation text" w:semiHidden="1" w:unhideWhenUsed="1"/>
     <w:lsdException w:name="header" w:semiHidden="1" w:unhideWhenUsed="1"/>
     <w:lsdException w:name="footer" w:semiHidden="1" w:unhideWhenUsed="1"/>
     <w:lsdException w:name="index heading" w:semiHidden="1" w:unhideWhenUsed="1"/>
-    <w:lsdException w:name="caption" w:uiPriority="35" w:semiHidden="1" w:unhideWhenUsed="1" w:qFormat="1"/>
+    <w:lsdException w:name="caption" w:semiHidden="1" w:uiPriority="35" w:unhideWhenUsed="1" w:qFormat="1"/>
     <w:lsdException w:name="table of figures" w:semiHidden="1" w:unhideWhenUsed="1"/>
     <w:lsdException w:name="envelope address" w:semiHidden="1" w:unhideWhenUsed="1"/>
     <w:lsdException w:name="envelope return" w:semiHidden="1" w:unhideWhenUsed="1"/>
@@ -3139,7 +3972,7 @@
     <w:lsdException w:name="Title" w:uiPriority="10" w:qFormat="1"/>
     <w:lsdException w:name="Closing" w:semiHidden="1" w:unhideWhenUsed="1"/>
     <w:lsdException w:name="Signature" w:semiHidden="1" w:unhideWhenUsed="1"/>
-    <w:lsdException w:name="Default Paragraph Font" w:uiPriority="1" w:semiHidden="1" w:unhideWhenUsed="1"/>
+    <w:lsdException w:name="Default Paragraph Font" w:semiHidden="1" w:uiPriority="1" w:unhideWhenUsed="1"/>
     <w:lsdException w:name="Body Text" w:semiHidden="1" w:unhideWhenUsed="1"/>
     <w:lsdException w:name="Body Text Indent" w:semiHidden="1" w:unhideWhenUsed="1"/>
     <w:lsdException w:name="List Continue" w:semiHidden="1" w:unhideWhenUsed="1"/>
@@ -3339,8 +4172,8 @@
     <w:lsdException w:name="Subtle Reference" w:uiPriority="31" w:qFormat="1"/>
     <w:lsdException w:name="Intense Reference" w:uiPriority="32" w:qFormat="1"/>
     <w:lsdException w:name="Book Title" w:uiPriority="33" w:qFormat="1"/>
-    <w:lsdException w:name="Bibliography" w:uiPriority="37" w:semiHidden="1" w:unhideWhenUsed="1"/>
-    <w:lsdException w:name="TOC Heading" w:uiPriority="39" w:semiHidden="1" w:unhideWhenUsed="1" w:qFormat="1"/>
+    <w:lsdException w:name="Bibliography" w:semiHidden="1" w:uiPriority="37" w:unhideWhenUsed="1"/>
+    <w:lsdException w:name="TOC Heading" w:semiHidden="1" w:uiPriority="39" w:unhideWhenUsed="1" w:qFormat="1"/>
     <w:lsdException w:name="Plain Table 1" w:uiPriority="41"/>
     <w:lsdException w:name="Plain Table 2" w:uiPriority="42"/>
     <w:lsdException w:name="Plain Table 3" w:uiPriority="43"/>
@@ -3451,7 +4284,7 @@
     <w:lsdException w:name="Unresolved Mention" w:semiHidden="1" w:unhideWhenUsed="1"/>
     <w:lsdException w:name="Smart Link" w:semiHidden="1" w:unhideWhenUsed="1"/>
   </w:latentStyles>
-  <w:style w:type="paragraph" w:styleId="Normal" w:default="1">
+  <w:style w:type="paragraph" w:default="1" w:styleId="Normal">
     <w:name w:val="Normal"/>
     <w:qFormat/>
   </w:style>
@@ -3470,7 +4303,7 @@
       <w:outlineLvl w:val="0"/>
     </w:pPr>
     <w:rPr>
-      <w:rFonts w:asciiTheme="majorHAnsi" w:hAnsiTheme="majorHAnsi" w:eastAsiaTheme="majorEastAsia" w:cstheme="majorBidi"/>
+      <w:rFonts w:asciiTheme="majorHAnsi" w:eastAsiaTheme="majorEastAsia" w:hAnsiTheme="majorHAnsi" w:cstheme="majorBidi"/>
       <w:color w:val="0F4761" w:themeColor="accent1" w:themeShade="BF"/>
       <w:sz w:val="40"/>
       <w:szCs w:val="40"/>
@@ -3492,7 +4325,7 @@
       <w:outlineLvl w:val="1"/>
     </w:pPr>
     <w:rPr>
-      <w:rFonts w:asciiTheme="majorHAnsi" w:hAnsiTheme="majorHAnsi" w:eastAsiaTheme="majorEastAsia" w:cstheme="majorBidi"/>
+      <w:rFonts w:asciiTheme="majorHAnsi" w:eastAsiaTheme="majorEastAsia" w:hAnsiTheme="majorHAnsi" w:cstheme="majorBidi"/>
       <w:color w:val="0F4761" w:themeColor="accent1" w:themeShade="BF"/>
       <w:sz w:val="32"/>
       <w:szCs w:val="32"/>
@@ -3651,12 +4484,12 @@
       <w:color w:val="272727" w:themeColor="text1" w:themeTint="D8"/>
     </w:rPr>
   </w:style>
-  <w:style w:type="character" w:styleId="DefaultParagraphFont" w:default="1">
+  <w:style w:type="character" w:default="1" w:styleId="DefaultParagraphFont">
     <w:name w:val="Default Paragraph Font"/>
     <w:uiPriority w:val="1"/>
     <w:unhideWhenUsed/>
   </w:style>
-  <w:style w:type="table" w:styleId="TableNormal" w:default="1">
+  <w:style w:type="table" w:default="1" w:styleId="TableNormal">
     <w:name w:val="Normal Table"/>
     <w:uiPriority w:val="99"/>
     <w:semiHidden/>
@@ -3671,39 +4504,39 @@
       </w:tblCellMar>
     </w:tblPr>
   </w:style>
-  <w:style w:type="numbering" w:styleId="NoList" w:default="1">
+  <w:style w:type="numbering" w:default="1" w:styleId="NoList">
     <w:name w:val="No List"/>
     <w:uiPriority w:val="99"/>
     <w:semiHidden/>
     <w:unhideWhenUsed/>
   </w:style>
-  <w:style w:type="character" w:styleId="Heading1Char" w:customStyle="1">
+  <w:style w:type="character" w:customStyle="1" w:styleId="Heading1Char">
     <w:name w:val="Heading 1 Char"/>
     <w:basedOn w:val="DefaultParagraphFont"/>
     <w:link w:val="Heading1"/>
     <w:uiPriority w:val="9"/>
     <w:rsid w:val="00FF5A41"/>
     <w:rPr>
-      <w:rFonts w:asciiTheme="majorHAnsi" w:hAnsiTheme="majorHAnsi" w:eastAsiaTheme="majorEastAsia" w:cstheme="majorBidi"/>
+      <w:rFonts w:asciiTheme="majorHAnsi" w:eastAsiaTheme="majorEastAsia" w:hAnsiTheme="majorHAnsi" w:cstheme="majorBidi"/>
       <w:color w:val="0F4761" w:themeColor="accent1" w:themeShade="BF"/>
       <w:sz w:val="40"/>
       <w:szCs w:val="40"/>
     </w:rPr>
   </w:style>
-  <w:style w:type="character" w:styleId="Heading2Char" w:customStyle="1">
+  <w:style w:type="character" w:customStyle="1" w:styleId="Heading2Char">
     <w:name w:val="Heading 2 Char"/>
     <w:basedOn w:val="DefaultParagraphFont"/>
     <w:link w:val="Heading2"/>
     <w:uiPriority w:val="9"/>
     <w:rsid w:val="00FF5A41"/>
     <w:rPr>
-      <w:rFonts w:asciiTheme="majorHAnsi" w:hAnsiTheme="majorHAnsi" w:eastAsiaTheme="majorEastAsia" w:cstheme="majorBidi"/>
+      <w:rFonts w:asciiTheme="majorHAnsi" w:eastAsiaTheme="majorEastAsia" w:hAnsiTheme="majorHAnsi" w:cstheme="majorBidi"/>
       <w:color w:val="0F4761" w:themeColor="accent1" w:themeShade="BF"/>
       <w:sz w:val="32"/>
       <w:szCs w:val="32"/>
     </w:rPr>
   </w:style>
-  <w:style w:type="character" w:styleId="Heading3Char" w:customStyle="1">
+  <w:style w:type="character" w:customStyle="1" w:styleId="Heading3Char">
     <w:name w:val="Heading 3 Char"/>
     <w:basedOn w:val="DefaultParagraphFont"/>
     <w:link w:val="Heading3"/>
@@ -3716,7 +4549,7 @@
       <w:szCs w:val="28"/>
     </w:rPr>
   </w:style>
-  <w:style w:type="character" w:styleId="Heading4Char" w:customStyle="1">
+  <w:style w:type="character" w:customStyle="1" w:styleId="Heading4Char">
     <w:name w:val="Heading 4 Char"/>
     <w:basedOn w:val="DefaultParagraphFont"/>
     <w:link w:val="Heading4"/>
@@ -3729,7 +4562,7 @@
       <w:color w:val="0F4761" w:themeColor="accent1" w:themeShade="BF"/>
     </w:rPr>
   </w:style>
-  <w:style w:type="character" w:styleId="Heading5Char" w:customStyle="1">
+  <w:style w:type="character" w:customStyle="1" w:styleId="Heading5Char">
     <w:name w:val="Heading 5 Char"/>
     <w:basedOn w:val="DefaultParagraphFont"/>
     <w:link w:val="Heading5"/>
@@ -3741,7 +4574,7 @@
       <w:color w:val="0F4761" w:themeColor="accent1" w:themeShade="BF"/>
     </w:rPr>
   </w:style>
-  <w:style w:type="character" w:styleId="Heading6Char" w:customStyle="1">
+  <w:style w:type="character" w:customStyle="1" w:styleId="Heading6Char">
     <w:name w:val="Heading 6 Char"/>
     <w:basedOn w:val="DefaultParagraphFont"/>
     <w:link w:val="Heading6"/>
@@ -3755,7 +4588,7 @@
       <w:color w:val="595959" w:themeColor="text1" w:themeTint="A6"/>
     </w:rPr>
   </w:style>
-  <w:style w:type="character" w:styleId="Heading7Char" w:customStyle="1">
+  <w:style w:type="character" w:customStyle="1" w:styleId="Heading7Char">
     <w:name w:val="Heading 7 Char"/>
     <w:basedOn w:val="DefaultParagraphFont"/>
     <w:link w:val="Heading7"/>
@@ -3767,7 +4600,7 @@
       <w:color w:val="595959" w:themeColor="text1" w:themeTint="A6"/>
     </w:rPr>
   </w:style>
-  <w:style w:type="character" w:styleId="Heading8Char" w:customStyle="1">
+  <w:style w:type="character" w:customStyle="1" w:styleId="Heading8Char">
     <w:name w:val="Heading 8 Char"/>
     <w:basedOn w:val="DefaultParagraphFont"/>
     <w:link w:val="Heading8"/>
@@ -3781,7 +4614,7 @@
       <w:color w:val="272727" w:themeColor="text1" w:themeTint="D8"/>
     </w:rPr>
   </w:style>
-  <w:style w:type="character" w:styleId="Heading9Char" w:customStyle="1">
+  <w:style w:type="character" w:customStyle="1" w:styleId="Heading9Char">
     <w:name w:val="Heading 9 Char"/>
     <w:basedOn w:val="DefaultParagraphFont"/>
     <w:link w:val="Heading9"/>
@@ -3806,21 +4639,21 @@
       <w:contextualSpacing/>
     </w:pPr>
     <w:rPr>
-      <w:rFonts w:asciiTheme="majorHAnsi" w:hAnsiTheme="majorHAnsi" w:eastAsiaTheme="majorEastAsia" w:cstheme="majorBidi"/>
+      <w:rFonts w:asciiTheme="majorHAnsi" w:eastAsiaTheme="majorEastAsia" w:hAnsiTheme="majorHAnsi" w:cstheme="majorBidi"/>
       <w:spacing w:val="-10"/>
       <w:kern w:val="28"/>
       <w:sz w:val="56"/>
       <w:szCs w:val="56"/>
     </w:rPr>
   </w:style>
-  <w:style w:type="character" w:styleId="TitleChar" w:customStyle="1">
+  <w:style w:type="character" w:customStyle="1" w:styleId="TitleChar">
     <w:name w:val="Title Char"/>
     <w:basedOn w:val="DefaultParagraphFont"/>
     <w:link w:val="Title"/>
     <w:uiPriority w:val="10"/>
     <w:rsid w:val="00FF5A41"/>
     <w:rPr>
-      <w:rFonts w:asciiTheme="majorHAnsi" w:hAnsiTheme="majorHAnsi" w:eastAsiaTheme="majorEastAsia" w:cstheme="majorBidi"/>
+      <w:rFonts w:asciiTheme="majorHAnsi" w:eastAsiaTheme="majorEastAsia" w:hAnsiTheme="majorHAnsi" w:cstheme="majorBidi"/>
       <w:spacing w:val="-10"/>
       <w:kern w:val="28"/>
       <w:sz w:val="56"/>
@@ -3848,7 +4681,7 @@
       <w:szCs w:val="28"/>
     </w:rPr>
   </w:style>
-  <w:style w:type="character" w:styleId="SubtitleChar" w:customStyle="1">
+  <w:style w:type="character" w:customStyle="1" w:styleId="SubtitleChar">
     <w:name w:val="Subtitle Char"/>
     <w:basedOn w:val="DefaultParagraphFont"/>
     <w:link w:val="Subtitle"/>
@@ -3880,7 +4713,7 @@
       <w:color w:val="404040" w:themeColor="text1" w:themeTint="BF"/>
     </w:rPr>
   </w:style>
-  <w:style w:type="character" w:styleId="QuoteChar" w:customStyle="1">
+  <w:style w:type="character" w:customStyle="1" w:styleId="QuoteChar">
     <w:name w:val="Quote Char"/>
     <w:basedOn w:val="DefaultParagraphFont"/>
     <w:link w:val="Quote"/>
@@ -3925,8 +4758,8 @@
     <w:rsid w:val="00FF5A41"/>
     <w:pPr>
       <w:pBdr>
-        <w:top w:val="single" w:color="0F4761" w:themeColor="accent1" w:themeShade="BF" w:sz="4" w:space="10"/>
-        <w:bottom w:val="single" w:color="0F4761" w:themeColor="accent1" w:themeShade="BF" w:sz="4" w:space="10"/>
+        <w:top w:val="single" w:sz="4" w:space="10" w:color="0F4761" w:themeColor="accent1" w:themeShade="BF"/>
+        <w:bottom w:val="single" w:sz="4" w:space="10" w:color="0F4761" w:themeColor="accent1" w:themeShade="BF"/>
       </w:pBdr>
       <w:spacing w:before="360" w:after="360"/>
       <w:ind w:left="864" w:right="864"/>
@@ -3938,7 +4771,7 @@
       <w:color w:val="0F4761" w:themeColor="accent1" w:themeShade="BF"/>
     </w:rPr>
   </w:style>
-  <w:style w:type="character" w:styleId="IntenseQuoteChar" w:customStyle="1">
+  <w:style w:type="character" w:customStyle="1" w:styleId="IntenseQuoteChar">
     <w:name w:val="Intense Quote Char"/>
     <w:basedOn w:val="DefaultParagraphFont"/>
     <w:link w:val="IntenseQuote"/>
@@ -3997,12 +4830,12 @@
     </w:pPr>
     <w:tblPr>
       <w:tblBorders>
-        <w:top w:val="single" w:color="auto" w:sz="4" w:space="0"/>
-        <w:left w:val="single" w:color="auto" w:sz="4" w:space="0"/>
-        <w:bottom w:val="single" w:color="auto" w:sz="4" w:space="0"/>
-        <w:right w:val="single" w:color="auto" w:sz="4" w:space="0"/>
-        <w:insideH w:val="single" w:color="auto" w:sz="4" w:space="0"/>
-        <w:insideV w:val="single" w:color="auto" w:sz="4" w:space="0"/>
+        <w:top w:val="single" w:sz="4" w:space="0" w:color="auto"/>
+        <w:left w:val="single" w:sz="4" w:space="0" w:color="auto"/>
+        <w:bottom w:val="single" w:sz="4" w:space="0" w:color="auto"/>
+        <w:right w:val="single" w:sz="4" w:space="0" w:color="auto"/>
+        <w:insideH w:val="single" w:sz="4" w:space="0" w:color="auto"/>
+        <w:insideV w:val="single" w:sz="4" w:space="0" w:color="auto"/>
       </w:tblBorders>
     </w:tblPr>
   </w:style>
@@ -4014,7 +4847,7 @@
     <w:unhideWhenUsed/>
     <w:rsid w:val="007D3A87"/>
     <w:rPr>
-      <w:rFonts w:ascii="Courier New" w:hAnsi="Courier New" w:eastAsia="Times New Roman" w:cs="Courier New"/>
+      <w:rFonts w:ascii="Courier New" w:eastAsia="Times New Roman" w:hAnsi="Courier New" w:cs="Courier New"/>
       <w:sz w:val="20"/>
       <w:szCs w:val="20"/>
     </w:rPr>
@@ -4023,7 +4856,7 @@
 </file>
 
 <file path=word/theme/theme1.xml><?xml version="1.0" encoding="utf-8"?>
-<a:theme xmlns:a="http://schemas.openxmlformats.org/drawingml/2006/main" xmlns:thm15="http://schemas.microsoft.com/office/thememl/2012/main" name="Office Theme">
+<a:theme xmlns:a="http://schemas.openxmlformats.org/drawingml/2006/main" name="Office Theme">
   <a:themeElements>
     <a:clrScheme name="Office">
       <a:dk1>
@@ -4338,6 +5171,15 @@
 </file>
 
 <file path=customXml/item1.xml><?xml version="1.0" encoding="utf-8"?>
+<?mso-contentType ?>
+<FormTemplates xmlns="http://schemas.microsoft.com/sharepoint/v3/contenttype/forms">
+  <Display>DocumentLibraryForm</Display>
+  <Edit>DocumentLibraryForm</Edit>
+  <New>DocumentLibraryForm</New>
+</FormTemplates>
+</file>
+
+<file path=customXml/item2.xml><?xml version="1.0" encoding="utf-8"?>
 <ct:contentTypeSchema xmlns:ct="http://schemas.microsoft.com/office/2006/metadata/contentType" xmlns:ma="http://schemas.microsoft.com/office/2006/metadata/properties/metaAttributes" ct:_="" ma:_="" ma:contentTypeName="Document" ma:contentTypeID="0x0101002A361625FF487C4CA3EA5191E57B8C6D" ma:contentTypeVersion="10" ma:contentTypeDescription="Create a new document." ma:contentTypeScope="" ma:versionID="460a0a69af9734aeff2026eb69990c75">
   <xsd:schema xmlns:xsd="http://www.w3.org/2001/XMLSchema" xmlns:xs="http://www.w3.org/2001/XMLSchema" xmlns:p="http://schemas.microsoft.com/office/2006/metadata/properties" xmlns:ns2="caee7eb6-6dd4-45c1-9e8a-babddf390f35" xmlns:ns3="76301635-9239-4c63-b7c3-1485db98b457" targetNamespace="http://schemas.microsoft.com/office/2006/metadata/properties" ma:root="true" ma:fieldsID="df81253d5c86e2f07a84be4452311541" ns2:_="" ns3:_="">
     <xsd:import namespace="caee7eb6-6dd4-45c1-9e8a-babddf390f35"/>
@@ -4524,15 +5366,6 @@
 </ct:contentTypeSchema>
 </file>
 
-<file path=customXml/item2.xml><?xml version="1.0" encoding="utf-8"?>
-<?mso-contentType ?>
-<FormTemplates xmlns="http://schemas.microsoft.com/sharepoint/v3/contenttype/forms">
-  <Display>DocumentLibraryForm</Display>
-  <Edit>DocumentLibraryForm</Edit>
-  <New>DocumentLibraryForm</New>
-</FormTemplates>
-</file>
-
 <file path=customXml/item3.xml><?xml version="1.0" encoding="utf-8"?>
 <p:properties xmlns:p="http://schemas.microsoft.com/office/2006/metadata/properties" xmlns:xsi="http://www.w3.org/2001/XMLSchema-instance" xmlns:pc="http://schemas.microsoft.com/office/infopath/2007/PartnerControls">
   <documentManagement>
@@ -4545,13 +5378,39 @@
 </file>
 
 <file path=customXml/itemProps1.xml><?xml version="1.0" encoding="utf-8"?>
-<ds:datastoreItem xmlns:ds="http://schemas.openxmlformats.org/officeDocument/2006/customXml" ds:itemID="{989B7024-65A7-40D7-BFC8-7E863F286A30}"/>
+<ds:datastoreItem xmlns:ds="http://schemas.openxmlformats.org/officeDocument/2006/customXml" ds:itemID="{7E08E9E6-D39D-423F-8EC6-889DE12E6C66}">
+  <ds:schemaRefs>
+    <ds:schemaRef ds:uri="http://schemas.microsoft.com/sharepoint/v3/contenttype/forms"/>
+  </ds:schemaRefs>
+</ds:datastoreItem>
 </file>
 
 <file path=customXml/itemProps2.xml><?xml version="1.0" encoding="utf-8"?>
-<ds:datastoreItem xmlns:ds="http://schemas.openxmlformats.org/officeDocument/2006/customXml" ds:itemID="{7E08E9E6-D39D-423F-8EC6-889DE12E6C66}"/>
+<ds:datastoreItem xmlns:ds="http://schemas.openxmlformats.org/officeDocument/2006/customXml" ds:itemID="{989B7024-65A7-40D7-BFC8-7E863F286A30}">
+  <ds:schemaRefs>
+    <ds:schemaRef ds:uri="http://schemas.microsoft.com/office/2006/metadata/contentType"/>
+    <ds:schemaRef ds:uri="http://schemas.microsoft.com/office/2006/metadata/properties/metaAttributes"/>
+    <ds:schemaRef ds:uri="http://www.w3.org/2001/XMLSchema"/>
+    <ds:schemaRef ds:uri="http://schemas.microsoft.com/office/2006/metadata/properties"/>
+    <ds:schemaRef ds:uri="caee7eb6-6dd4-45c1-9e8a-babddf390f35"/>
+    <ds:schemaRef ds:uri="76301635-9239-4c63-b7c3-1485db98b457"/>
+    <ds:schemaRef ds:uri="http://schemas.microsoft.com/office/2006/documentManagement/types"/>
+    <ds:schemaRef ds:uri="http://schemas.microsoft.com/office/infopath/2007/PartnerControls"/>
+    <ds:schemaRef ds:uri="http://schemas.openxmlformats.org/package/2006/metadata/core-properties"/>
+    <ds:schemaRef ds:uri="http://purl.org/dc/elements/1.1/"/>
+    <ds:schemaRef ds:uri="http://purl.org/dc/terms/"/>
+    <ds:schemaRef ds:uri="http://schemas.microsoft.com/internal/obd"/>
+  </ds:schemaRefs>
+</ds:datastoreItem>
 </file>
 
 <file path=customXml/itemProps3.xml><?xml version="1.0" encoding="utf-8"?>
-<ds:datastoreItem xmlns:ds="http://schemas.openxmlformats.org/officeDocument/2006/customXml" ds:itemID="{15FE225F-C5B6-433F-B959-FFAB2BB8E1D2}"/>
+<ds:datastoreItem xmlns:ds="http://schemas.openxmlformats.org/officeDocument/2006/customXml" ds:itemID="{15FE225F-C5B6-433F-B959-FFAB2BB8E1D2}">
+  <ds:schemaRefs>
+    <ds:schemaRef ds:uri="http://schemas.microsoft.com/office/2006/metadata/properties"/>
+    <ds:schemaRef ds:uri="http://schemas.microsoft.com/office/infopath/2007/PartnerControls"/>
+    <ds:schemaRef ds:uri="76301635-9239-4c63-b7c3-1485db98b457"/>
+    <ds:schemaRef ds:uri="caee7eb6-6dd4-45c1-9e8a-babddf390f35"/>
+  </ds:schemaRefs>
+</ds:datastoreItem>
 </file>
--- a/Evidence/Enhanced navigation no longer preloads WebAssembly assets.docx
+++ b/Evidence/Enhanced navigation no longer preloads WebAssembly assets.docx
@@ -163,19 +163,30 @@
           <w:b/>
           <w:bCs/>
         </w:rPr>
-        <w:t>Existing .NET 10 upgraded to .NET 11</w:t>
-      </w:r>
+        <w:t>Existing .NET 10 upgraded to .NET 11:</w:t>
+      </w:r>
+      <w:r>
+        <w:t xml:space="preserve">  </w:t>
+      </w:r>
+    </w:p>
+    <w:p>
+      <w:pPr>
+        <w:numPr>
+          <w:ilvl w:val="0"/>
+          <w:numId w:val="18"/>
+        </w:numPr>
+      </w:pPr>
       <w:r>
         <w:rPr>
           <w:b/>
           <w:bCs/>
         </w:rPr>
-        <w:t>:</w:t>
-      </w:r>
-      <w:r>
-        <w:t xml:space="preserve"> [</w:t>
-      </w:r>
-      <w:hyperlink r:id="rId11" w:history="1">
+        <w:t>Demo:</w:t>
+      </w:r>
+      <w:r>
+        <w:t> </w:t>
+      </w:r>
+      <w:hyperlink r:id="rId11" w:tgtFrame="_blank" w:history="1">
         <w:r>
           <w:rPr>
             <w:rStyle w:val="Hyperlink"/>
@@ -184,9 +195,39 @@
         </w:r>
       </w:hyperlink>
       <w:r>
-        <w:t>]</w:t>
+        <w:t> </w:t>
       </w:r>
     </w:p>
+    <w:p>
+      <w:pPr>
+        <w:numPr>
+          <w:ilvl w:val="0"/>
+          <w:numId w:val="19"/>
+        </w:numPr>
+      </w:pPr>
+      <w:r>
+        <w:rPr>
+          <w:b/>
+          <w:bCs/>
+        </w:rPr>
+        <w:t>Sample application:</w:t>
+      </w:r>
+      <w:r>
+        <w:t xml:space="preserve"> </w:t>
+      </w:r>
+      <w:hyperlink r:id="rId12" w:tgtFrame="_blank" w:history="1">
+        <w:r>
+          <w:rPr>
+            <w:rStyle w:val="Hyperlink"/>
+          </w:rPr>
+          <w:t>ResourcePreloader.NET10 UpgradedtoNET1</w:t>
+        </w:r>
+      </w:hyperlink>
+      <w:r>
+        <w:t> </w:t>
+      </w:r>
+    </w:p>
+    <w:p/>
     <w:p>
       <w:pPr>
         <w:pStyle w:val="Heading2"/>
@@ -311,7 +352,7 @@
             <w:tcW w:w="2559" w:type="dxa"/>
           </w:tcPr>
           <w:p>
-            <w:hyperlink r:id="rId12" w:history="1">
+            <w:hyperlink r:id="rId13" w:history="1">
               <w:proofErr w:type="spellStart"/>
               <w:r>
                 <w:rPr>
@@ -375,7 +416,7 @@
             <w:tcW w:w="2559" w:type="dxa"/>
           </w:tcPr>
           <w:p>
-            <w:hyperlink r:id="rId13" w:history="1">
+            <w:hyperlink r:id="rId14" w:history="1">
               <w:proofErr w:type="spellStart"/>
               <w:r>
                 <w:rPr>
@@ -429,7 +470,7 @@
             <w:tcW w:w="2559" w:type="dxa"/>
           </w:tcPr>
           <w:p>
-            <w:hyperlink r:id="rId14" w:history="1">
+            <w:hyperlink r:id="rId15" w:history="1">
               <w:proofErr w:type="spellStart"/>
               <w:r>
                 <w:rPr>
@@ -474,6 +515,7 @@
           </w:tcPr>
           <w:p>
             <w:r>
+              <w:lastRenderedPageBreak/>
               <w:t>pass</w:t>
             </w:r>
           </w:p>
@@ -483,7 +525,7 @@
             <w:tcW w:w="2559" w:type="dxa"/>
           </w:tcPr>
           <w:p>
-            <w:hyperlink r:id="rId15" w:history="1">
+            <w:hyperlink r:id="rId16" w:history="1">
               <w:r>
                 <w:rPr>
                   <w:rStyle w:val="Hyperlink"/>
@@ -494,7 +536,7 @@
             <w:r>
               <w:t xml:space="preserve"> and  </w:t>
             </w:r>
-            <w:hyperlink r:id="rId16" w:history="1">
+            <w:hyperlink r:id="rId17" w:history="1">
               <w:r>
                 <w:rPr>
                   <w:rStyle w:val="Hyperlink"/>
@@ -593,19 +635,7 @@
                 <w:szCs w:val="21"/>
                 <w14:ligatures w14:val="none"/>
               </w:rPr>
-              <w:t xml:space="preserve"> becomes interactive and works when reached by navigation, </w:t>
-            </w:r>
-            <w:r>
-              <w:rPr>
-                <w:rFonts w:ascii="Segoe UI" w:eastAsia="Times New Roman" w:hAnsi="Segoe UI" w:cs="Segoe UI"/>
-                <w:color w:val="010409"/>
-                <w:kern w:val="0"/>
-                <w:sz w:val="21"/>
-                <w:szCs w:val="21"/>
-                <w14:ligatures w14:val="none"/>
-              </w:rPr>
-              <w:lastRenderedPageBreak/>
-              <w:t>exactly as when loaded directly. The runtime is not re-fetched on the second and later navigations.</w:t>
+              <w:t> becomes interactive and works when reached by navigation, exactly as when loaded directly. The runtime is not re-fetched on the second and later navigations.</w:t>
             </w:r>
           </w:p>
           <w:p>
@@ -728,7 +758,6 @@
           </w:tcPr>
           <w:p>
             <w:r>
-              <w:lastRenderedPageBreak/>
               <w:t>pass</w:t>
             </w:r>
           </w:p>
@@ -738,7 +767,7 @@
             <w:tcW w:w="2559" w:type="dxa"/>
           </w:tcPr>
           <w:p>
-            <w:hyperlink r:id="rId17" w:history="1">
+            <w:hyperlink r:id="rId18" w:history="1">
               <w:r>
                 <w:rPr>
                   <w:rStyle w:val="Hyperlink"/>
@@ -765,7 +794,7 @@
             </w:r>
           </w:p>
           <w:p>
-            <w:hyperlink r:id="rId18" w:history="1">
+            <w:hyperlink r:id="rId19" w:history="1">
               <w:r>
                 <w:rPr>
                   <w:rStyle w:val="Hyperlink"/>
@@ -803,7 +832,6 @@
                 <w:szCs w:val="21"/>
                 <w14:ligatures w14:val="none"/>
               </w:rPr>
-              <w:lastRenderedPageBreak/>
               <w:t>On .NET 10 the same navigation does emit the hints, confirming your setup reproduces the old behavior.</w:t>
             </w:r>
           </w:p>
@@ -823,7 +851,7 @@
             <w:tcW w:w="2559" w:type="dxa"/>
           </w:tcPr>
           <w:p>
-            <w:hyperlink r:id="rId19" w:history="1">
+            <w:hyperlink r:id="rId20" w:history="1">
               <w:r>
                 <w:rPr>
                   <w:rStyle w:val="Hyperlink"/>
@@ -834,7 +862,7 @@
             <w:r>
               <w:t xml:space="preserve"> and </w:t>
             </w:r>
-            <w:hyperlink r:id="rId20" w:history="1">
+            <w:hyperlink r:id="rId21" w:history="1">
               <w:r>
                 <w:rPr>
                   <w:rStyle w:val="Hyperlink"/>
@@ -848,7 +876,7 @@
             <w:r>
               <w:t xml:space="preserve">Sample: </w:t>
             </w:r>
-            <w:hyperlink r:id="rId21" w:history="1">
+            <w:hyperlink r:id="rId22" w:history="1">
               <w:r>
                 <w:rPr>
                   <w:rStyle w:val="Hyperlink"/>
@@ -930,7 +958,7 @@
             <w:tcW w:w="2559" w:type="dxa"/>
           </w:tcPr>
           <w:p>
-            <w:hyperlink r:id="rId22" w:history="1">
+            <w:hyperlink r:id="rId23" w:history="1">
               <w:proofErr w:type="spellStart"/>
               <w:r>
                 <w:rPr>
@@ -949,7 +977,7 @@
             <w:r>
               <w:t xml:space="preserve"> and </w:t>
             </w:r>
-            <w:hyperlink r:id="rId23" w:history="1">
+            <w:hyperlink r:id="rId24" w:history="1">
               <w:r>
                 <w:rPr>
                   <w:rStyle w:val="Hyperlink"/>
@@ -1017,7 +1045,7 @@
             <w:tcW w:w="2559" w:type="dxa"/>
           </w:tcPr>
           <w:p>
-            <w:hyperlink r:id="rId24">
+            <w:hyperlink r:id="rId25">
               <w:r>
                 <w:rPr>
                   <w:rStyle w:val="Hyperlink"/>
@@ -1078,7 +1106,7 @@
                 <w:rFonts w:ascii="Aptos" w:eastAsia="Aptos" w:hAnsi="Aptos" w:cs="Aptos"/>
               </w:rPr>
             </w:pPr>
-            <w:hyperlink r:id="rId25">
+            <w:hyperlink r:id="rId26">
               <w:r>
                 <w:rPr>
                   <w:rStyle w:val="Hyperlink"/>
@@ -1178,6 +1206,7 @@
           <w:b/>
           <w:bCs/>
         </w:rPr>
+        <w:lastRenderedPageBreak/>
         <w:t>pa</w:t>
       </w:r>
       <w:r>
@@ -1212,7 +1241,6 @@
           <w:b/>
           <w:bCs/>
         </w:rPr>
-        <w:lastRenderedPageBreak/>
         <w:t>Evidence</w:t>
       </w:r>
     </w:p>
@@ -1234,7 +1262,7 @@
           <w:numId w:val="12"/>
         </w:numPr>
       </w:pPr>
-      <w:hyperlink r:id="rId26" w:tgtFrame="_blank" w:history="1">
+      <w:hyperlink r:id="rId27" w:tgtFrame="_blank" w:history="1">
         <w:r>
           <w:rPr>
             <w:rStyle w:val="Hyperlink"/>
@@ -1253,7 +1281,7 @@
           <w:numId w:val="12"/>
         </w:numPr>
       </w:pPr>
-      <w:hyperlink r:id="rId27" w:tgtFrame="_blank" w:history="1">
+      <w:hyperlink r:id="rId28" w:tgtFrame="_blank" w:history="1">
         <w:r>
           <w:rPr>
             <w:rStyle w:val="Hyperlink"/>
@@ -1283,7 +1311,7 @@
           <w:numId w:val="15"/>
         </w:numPr>
       </w:pPr>
-      <w:hyperlink r:id="rId28" w:tgtFrame="_blank" w:history="1">
+      <w:hyperlink r:id="rId29" w:tgtFrame="_blank" w:history="1">
         <w:r>
           <w:rPr>
             <w:rStyle w:val="Hyperlink"/>
@@ -1302,7 +1330,7 @@
           <w:numId w:val="15"/>
         </w:numPr>
       </w:pPr>
-      <w:hyperlink r:id="rId29" w:tgtFrame="_blank" w:history="1">
+      <w:hyperlink r:id="rId30" w:tgtFrame="_blank" w:history="1">
         <w:r>
           <w:rPr>
             <w:rStyle w:val="Hyperlink"/>
@@ -1338,6 +1366,155 @@
 <file path=word/numbering.xml><?xml version="1.0" encoding="utf-8"?>
 <w:numbering xmlns:wpc="http://schemas.microsoft.com/office/word/2010/wordprocessingCanvas" xmlns:cx="http://schemas.microsoft.com/office/drawing/2014/chartex" xmlns:cx1="http://schemas.microsoft.com/office/drawing/2015/9/8/chartex" xmlns:cx2="http://schemas.microsoft.com/office/drawing/2015/10/21/chartex" xmlns:cx3="http://schemas.microsoft.com/office/drawing/2016/5/9/chartex" xmlns:cx4="http://schemas.microsoft.com/office/drawing/2016/5/10/chartex" xmlns:cx5="http://schemas.microsoft.com/office/drawing/2016/5/11/chartex" xmlns:cx6="http://schemas.microsoft.com/office/drawing/2016/5/12/chartex" xmlns:cx7="http://schemas.microsoft.com/office/drawing/2016/5/13/chartex" xmlns:cx8="http://schemas.microsoft.com/office/drawing/2016/5/14/chartex" xmlns:mc="http://schemas.openxmlformats.org/markup-compatibility/2006" xmlns:aink="http://schemas.microsoft.com/office/drawing/2016/ink" xmlns:am3d="http://schemas.microsoft.com/office/drawing/2017/model3d" xmlns:o="urn:schemas-microsoft-com:office:office" xmlns:oel="http://schemas.microsoft.com/office/2019/extlst" xmlns:r="http://schemas.openxmlformats.org/officeDocument/2006/relationships" xmlns:m="http://schemas.openxmlformats.org/officeDocument/2006/math" xmlns:v="urn:schemas-microsoft-com:vml" xmlns:wp14="http://schemas.microsoft.com/office/word/2010/wordprocessingDrawing" xmlns:wp="http://schemas.openxmlformats.org/drawingml/2006/wordprocessingDrawing" xmlns:w10="urn:schemas-microsoft-com:office:word" xmlns:w="http://schemas.openxmlformats.org/wordprocessingml/2006/main" xmlns:w14="http://schemas.microsoft.com/office/word/2010/wordml" xmlns:w15="http://schemas.microsoft.com/office/word/2012/wordml" xmlns:w16cei="http://schemas.microsoft.com/office/word/2026/wordml/cei" xmlns:w16cex="http://schemas.microsoft.com/office/word/2018/wordml/cex" xmlns:w16cid="http://schemas.microsoft.com/office/word/2016/wordml/cid" xmlns:w16="http://schemas.microsoft.com/office/word/2018/wordml" xmlns:w16du="http://schemas.microsoft.com/office/word/2023/wordml/word16du" xmlns:w16sdtdh="http://schemas.microsoft.com/office/word/2020/wordml/sdtdatahash" xmlns:w16sdtfl="http://schemas.microsoft.com/office/word/2024/wordml/sdtformatlock" xmlns:w16se="http://schemas.microsoft.com/office/word/2015/wordml/symex" xmlns:wpg="http://schemas.microsoft.com/office/word/2010/wordprocessingGroup" xmlns:wpi="http://schemas.microsoft.com/office/word/2010/wordprocessingInk" xmlns:wne="http://schemas.microsoft.com/office/word/2006/wordml" xmlns:wps="http://schemas.microsoft.com/office/word/2010/wordprocessingShape" mc:Ignorable="w14 w15 w16se w16cid w16 w16cex w16sdtdh w16sdtfl w16du wp14">
   <w:abstractNum w:abstractNumId="0" w15:restartNumberingAfterBreak="0">
+    <w:nsid w:val="03BC68C6"/>
+    <w:multiLevelType w:val="multilevel"/>
+    <w:tmpl w:val="948E9906"/>
+    <w:lvl w:ilvl="0">
+      <w:start w:val="1"/>
+      <w:numFmt w:val="bullet"/>
+      <w:lvlText w:val=""/>
+      <w:lvlJc w:val="left"/>
+      <w:pPr>
+        <w:tabs>
+          <w:tab w:val="num" w:pos="720"/>
+        </w:tabs>
+        <w:ind w:left="720" w:hanging="360"/>
+      </w:pPr>
+      <w:rPr>
+        <w:rFonts w:ascii="Symbol" w:hAnsi="Symbol" w:hint="default"/>
+        <w:sz w:val="20"/>
+      </w:rPr>
+    </w:lvl>
+    <w:lvl w:ilvl="1" w:tentative="1">
+      <w:start w:val="1"/>
+      <w:numFmt w:val="bullet"/>
+      <w:lvlText w:val=""/>
+      <w:lvlJc w:val="left"/>
+      <w:pPr>
+        <w:tabs>
+          <w:tab w:val="num" w:pos="1440"/>
+        </w:tabs>
+        <w:ind w:left="1440" w:hanging="360"/>
+      </w:pPr>
+      <w:rPr>
+        <w:rFonts w:ascii="Symbol" w:hAnsi="Symbol" w:hint="default"/>
+        <w:sz w:val="20"/>
+      </w:rPr>
+    </w:lvl>
+    <w:lvl w:ilvl="2" w:tentative="1">
+      <w:start w:val="1"/>
+      <w:numFmt w:val="bullet"/>
+      <w:lvlText w:val=""/>
+      <w:lvlJc w:val="left"/>
+      <w:pPr>
+        <w:tabs>
+          <w:tab w:val="num" w:pos="2160"/>
+        </w:tabs>
+        <w:ind w:left="2160" w:hanging="360"/>
+      </w:pPr>
+      <w:rPr>
+        <w:rFonts w:ascii="Symbol" w:hAnsi="Symbol" w:hint="default"/>
+        <w:sz w:val="20"/>
+      </w:rPr>
+    </w:lvl>
+    <w:lvl w:ilvl="3" w:tentative="1">
+      <w:start w:val="1"/>
+      <w:numFmt w:val="bullet"/>
+      <w:lvlText w:val=""/>
+      <w:lvlJc w:val="left"/>
+      <w:pPr>
+        <w:tabs>
+          <w:tab w:val="num" w:pos="2880"/>
+        </w:tabs>
+        <w:ind w:left="2880" w:hanging="360"/>
+      </w:pPr>
+      <w:rPr>
+        <w:rFonts w:ascii="Symbol" w:hAnsi="Symbol" w:hint="default"/>
+        <w:sz w:val="20"/>
+      </w:rPr>
+    </w:lvl>
+    <w:lvl w:ilvl="4" w:tentative="1">
+      <w:start w:val="1"/>
+      <w:numFmt w:val="bullet"/>
+      <w:lvlText w:val=""/>
+      <w:lvlJc w:val="left"/>
+      <w:pPr>
+        <w:tabs>
+          <w:tab w:val="num" w:pos="3600"/>
+        </w:tabs>
+        <w:ind w:left="3600" w:hanging="360"/>
+      </w:pPr>
+      <w:rPr>
+        <w:rFonts w:ascii="Symbol" w:hAnsi="Symbol" w:hint="default"/>
+        <w:sz w:val="20"/>
+      </w:rPr>
+    </w:lvl>
+    <w:lvl w:ilvl="5" w:tentative="1">
+      <w:start w:val="1"/>
+      <w:numFmt w:val="bullet"/>
+      <w:lvlText w:val=""/>
+      <w:lvlJc w:val="left"/>
+      <w:pPr>
+        <w:tabs>
+          <w:tab w:val="num" w:pos="4320"/>
+        </w:tabs>
+        <w:ind w:left="4320" w:hanging="360"/>
+      </w:pPr>
+      <w:rPr>
+        <w:rFonts w:ascii="Symbol" w:hAnsi="Symbol" w:hint="default"/>
+        <w:sz w:val="20"/>
+      </w:rPr>
+    </w:lvl>
+    <w:lvl w:ilvl="6" w:tentative="1">
+      <w:start w:val="1"/>
+      <w:numFmt w:val="bullet"/>
+      <w:lvlText w:val=""/>
+      <w:lvlJc w:val="left"/>
+      <w:pPr>
+        <w:tabs>
+          <w:tab w:val="num" w:pos="5040"/>
+        </w:tabs>
+        <w:ind w:left="5040" w:hanging="360"/>
+      </w:pPr>
+      <w:rPr>
+        <w:rFonts w:ascii="Symbol" w:hAnsi="Symbol" w:hint="default"/>
+        <w:sz w:val="20"/>
+      </w:rPr>
+    </w:lvl>
+    <w:lvl w:ilvl="7" w:tentative="1">
+      <w:start w:val="1"/>
+      <w:numFmt w:val="bullet"/>
+      <w:lvlText w:val=""/>
+      <w:lvlJc w:val="left"/>
+      <w:pPr>
+        <w:tabs>
+          <w:tab w:val="num" w:pos="5760"/>
+        </w:tabs>
+        <w:ind w:left="5760" w:hanging="360"/>
+      </w:pPr>
+      <w:rPr>
+        <w:rFonts w:ascii="Symbol" w:hAnsi="Symbol" w:hint="default"/>
+        <w:sz w:val="20"/>
+      </w:rPr>
+    </w:lvl>
+    <w:lvl w:ilvl="8" w:tentative="1">
+      <w:start w:val="1"/>
+      <w:numFmt w:val="bullet"/>
+      <w:lvlText w:val=""/>
+      <w:lvlJc w:val="left"/>
+      <w:pPr>
+        <w:tabs>
+          <w:tab w:val="num" w:pos="6480"/>
+        </w:tabs>
+        <w:ind w:left="6480" w:hanging="360"/>
+      </w:pPr>
+      <w:rPr>
+        <w:rFonts w:ascii="Symbol" w:hAnsi="Symbol" w:hint="default"/>
+        <w:sz w:val="20"/>
+      </w:rPr>
+    </w:lvl>
+  </w:abstractNum>
+  <w:abstractNum w:abstractNumId="1" w15:restartNumberingAfterBreak="0">
     <w:nsid w:val="09C6183B"/>
     <w:multiLevelType w:val="multilevel"/>
     <w:tmpl w:val="67885A42"/>
@@ -1486,7 +1663,7 @@
       </w:rPr>
     </w:lvl>
   </w:abstractNum>
-  <w:abstractNum w:abstractNumId="1" w15:restartNumberingAfterBreak="0">
+  <w:abstractNum w:abstractNumId="2" w15:restartNumberingAfterBreak="0">
     <w:nsid w:val="24341416"/>
     <w:multiLevelType w:val="multilevel"/>
     <w:tmpl w:val="93384690"/>
@@ -1635,7 +1812,7 @@
       </w:rPr>
     </w:lvl>
   </w:abstractNum>
-  <w:abstractNum w:abstractNumId="2" w15:restartNumberingAfterBreak="0">
+  <w:abstractNum w:abstractNumId="3" w15:restartNumberingAfterBreak="0">
     <w:nsid w:val="24F0383D"/>
     <w:multiLevelType w:val="multilevel"/>
     <w:tmpl w:val="73ECBDA2"/>
@@ -1784,7 +1961,7 @@
       </w:rPr>
     </w:lvl>
   </w:abstractNum>
-  <w:abstractNum w:abstractNumId="3" w15:restartNumberingAfterBreak="0">
+  <w:abstractNum w:abstractNumId="4" w15:restartNumberingAfterBreak="0">
     <w:nsid w:val="265A09A8"/>
     <w:multiLevelType w:val="multilevel"/>
     <w:tmpl w:val="59C07F74"/>
@@ -1933,7 +2110,7 @@
       </w:rPr>
     </w:lvl>
   </w:abstractNum>
-  <w:abstractNum w:abstractNumId="4" w15:restartNumberingAfterBreak="0">
+  <w:abstractNum w:abstractNumId="5" w15:restartNumberingAfterBreak="0">
     <w:nsid w:val="2CA162E5"/>
     <w:multiLevelType w:val="multilevel"/>
     <w:tmpl w:val="5AAE387C"/>
@@ -2082,7 +2259,7 @@
       </w:rPr>
     </w:lvl>
   </w:abstractNum>
-  <w:abstractNum w:abstractNumId="5" w15:restartNumberingAfterBreak="0">
+  <w:abstractNum w:abstractNumId="6" w15:restartNumberingAfterBreak="0">
     <w:nsid w:val="35387589"/>
     <w:multiLevelType w:val="multilevel"/>
     <w:tmpl w:val="9702AB78"/>
@@ -2231,7 +2408,7 @@
       </w:rPr>
     </w:lvl>
   </w:abstractNum>
-  <w:abstractNum w:abstractNumId="6" w15:restartNumberingAfterBreak="0">
+  <w:abstractNum w:abstractNumId="7" w15:restartNumberingAfterBreak="0">
     <w:nsid w:val="356813A6"/>
     <w:multiLevelType w:val="multilevel"/>
     <w:tmpl w:val="160E8426"/>
@@ -2380,7 +2557,7 @@
       </w:rPr>
     </w:lvl>
   </w:abstractNum>
-  <w:abstractNum w:abstractNumId="7" w15:restartNumberingAfterBreak="0">
+  <w:abstractNum w:abstractNumId="8" w15:restartNumberingAfterBreak="0">
     <w:nsid w:val="3CE6724E"/>
     <w:multiLevelType w:val="multilevel"/>
     <w:tmpl w:val="F12CB2EE"/>
@@ -2529,7 +2706,7 @@
       </w:rPr>
     </w:lvl>
   </w:abstractNum>
-  <w:abstractNum w:abstractNumId="8" w15:restartNumberingAfterBreak="0">
+  <w:abstractNum w:abstractNumId="9" w15:restartNumberingAfterBreak="0">
     <w:nsid w:val="47293602"/>
     <w:multiLevelType w:val="multilevel"/>
     <w:tmpl w:val="650C0806"/>
@@ -2678,7 +2855,7 @@
       </w:rPr>
     </w:lvl>
   </w:abstractNum>
-  <w:abstractNum w:abstractNumId="9" w15:restartNumberingAfterBreak="0">
+  <w:abstractNum w:abstractNumId="10" w15:restartNumberingAfterBreak="0">
     <w:nsid w:val="49D777F8"/>
     <w:multiLevelType w:val="multilevel"/>
     <w:tmpl w:val="677682AE"/>
@@ -2827,7 +3004,7 @@
       </w:rPr>
     </w:lvl>
   </w:abstractNum>
-  <w:abstractNum w:abstractNumId="10" w15:restartNumberingAfterBreak="0">
+  <w:abstractNum w:abstractNumId="11" w15:restartNumberingAfterBreak="0">
     <w:nsid w:val="4F746701"/>
     <w:multiLevelType w:val="multilevel"/>
     <w:tmpl w:val="CFCECFBA"/>
@@ -2976,7 +3153,7 @@
       </w:rPr>
     </w:lvl>
   </w:abstractNum>
-  <w:abstractNum w:abstractNumId="11" w15:restartNumberingAfterBreak="0">
+  <w:abstractNum w:abstractNumId="12" w15:restartNumberingAfterBreak="0">
     <w:nsid w:val="52165B88"/>
     <w:multiLevelType w:val="hybridMultilevel"/>
     <w:tmpl w:val="62723D2A"/>
@@ -3088,7 +3265,7 @@
       </w:rPr>
     </w:lvl>
   </w:abstractNum>
-  <w:abstractNum w:abstractNumId="12" w15:restartNumberingAfterBreak="0">
+  <w:abstractNum w:abstractNumId="13" w15:restartNumberingAfterBreak="0">
     <w:nsid w:val="57DD1340"/>
     <w:multiLevelType w:val="multilevel"/>
     <w:tmpl w:val="658ACBCE"/>
@@ -3237,7 +3414,7 @@
       </w:rPr>
     </w:lvl>
   </w:abstractNum>
-  <w:abstractNum w:abstractNumId="13" w15:restartNumberingAfterBreak="0">
+  <w:abstractNum w:abstractNumId="14" w15:restartNumberingAfterBreak="0">
     <w:nsid w:val="5DE26551"/>
     <w:multiLevelType w:val="multilevel"/>
     <w:tmpl w:val="383E2112"/>
@@ -3386,7 +3563,7 @@
       </w:rPr>
     </w:lvl>
   </w:abstractNum>
-  <w:abstractNum w:abstractNumId="14" w15:restartNumberingAfterBreak="0">
+  <w:abstractNum w:abstractNumId="15" w15:restartNumberingAfterBreak="0">
     <w:nsid w:val="64891A52"/>
     <w:multiLevelType w:val="multilevel"/>
     <w:tmpl w:val="FEB61DDC"/>
@@ -3535,7 +3712,7 @@
       </w:rPr>
     </w:lvl>
   </w:abstractNum>
-  <w:abstractNum w:abstractNumId="15" w15:restartNumberingAfterBreak="0">
+  <w:abstractNum w:abstractNumId="16" w15:restartNumberingAfterBreak="0">
     <w:nsid w:val="6D360E40"/>
     <w:multiLevelType w:val="multilevel"/>
     <w:tmpl w:val="AE465184"/>
@@ -3684,7 +3861,7 @@
       </w:rPr>
     </w:lvl>
   </w:abstractNum>
-  <w:abstractNum w:abstractNumId="16" w15:restartNumberingAfterBreak="0">
+  <w:abstractNum w:abstractNumId="17" w15:restartNumberingAfterBreak="0">
     <w:nsid w:val="77636D19"/>
     <w:multiLevelType w:val="multilevel"/>
     <w:tmpl w:val="27F4279C"/>
@@ -3833,56 +4010,211 @@
       </w:rPr>
     </w:lvl>
   </w:abstractNum>
+  <w:abstractNum w:abstractNumId="18" w15:restartNumberingAfterBreak="0">
+    <w:nsid w:val="7EF8576B"/>
+    <w:multiLevelType w:val="multilevel"/>
+    <w:tmpl w:val="B9A09D84"/>
+    <w:lvl w:ilvl="0">
+      <w:start w:val="1"/>
+      <w:numFmt w:val="bullet"/>
+      <w:lvlText w:val=""/>
+      <w:lvlJc w:val="left"/>
+      <w:pPr>
+        <w:tabs>
+          <w:tab w:val="num" w:pos="720"/>
+        </w:tabs>
+        <w:ind w:left="720" w:hanging="360"/>
+      </w:pPr>
+      <w:rPr>
+        <w:rFonts w:ascii="Symbol" w:hAnsi="Symbol" w:hint="default"/>
+        <w:sz w:val="20"/>
+      </w:rPr>
+    </w:lvl>
+    <w:lvl w:ilvl="1" w:tentative="1">
+      <w:start w:val="1"/>
+      <w:numFmt w:val="bullet"/>
+      <w:lvlText w:val=""/>
+      <w:lvlJc w:val="left"/>
+      <w:pPr>
+        <w:tabs>
+          <w:tab w:val="num" w:pos="1440"/>
+        </w:tabs>
+        <w:ind w:left="1440" w:hanging="360"/>
+      </w:pPr>
+      <w:rPr>
+        <w:rFonts w:ascii="Symbol" w:hAnsi="Symbol" w:hint="default"/>
+        <w:sz w:val="20"/>
+      </w:rPr>
+    </w:lvl>
+    <w:lvl w:ilvl="2" w:tentative="1">
+      <w:start w:val="1"/>
+      <w:numFmt w:val="bullet"/>
+      <w:lvlText w:val=""/>
+      <w:lvlJc w:val="left"/>
+      <w:pPr>
+        <w:tabs>
+          <w:tab w:val="num" w:pos="2160"/>
+        </w:tabs>
+        <w:ind w:left="2160" w:hanging="360"/>
+      </w:pPr>
+      <w:rPr>
+        <w:rFonts w:ascii="Symbol" w:hAnsi="Symbol" w:hint="default"/>
+        <w:sz w:val="20"/>
+      </w:rPr>
+    </w:lvl>
+    <w:lvl w:ilvl="3" w:tentative="1">
+      <w:start w:val="1"/>
+      <w:numFmt w:val="bullet"/>
+      <w:lvlText w:val=""/>
+      <w:lvlJc w:val="left"/>
+      <w:pPr>
+        <w:tabs>
+          <w:tab w:val="num" w:pos="2880"/>
+        </w:tabs>
+        <w:ind w:left="2880" w:hanging="360"/>
+      </w:pPr>
+      <w:rPr>
+        <w:rFonts w:ascii="Symbol" w:hAnsi="Symbol" w:hint="default"/>
+        <w:sz w:val="20"/>
+      </w:rPr>
+    </w:lvl>
+    <w:lvl w:ilvl="4" w:tentative="1">
+      <w:start w:val="1"/>
+      <w:numFmt w:val="bullet"/>
+      <w:lvlText w:val=""/>
+      <w:lvlJc w:val="left"/>
+      <w:pPr>
+        <w:tabs>
+          <w:tab w:val="num" w:pos="3600"/>
+        </w:tabs>
+        <w:ind w:left="3600" w:hanging="360"/>
+      </w:pPr>
+      <w:rPr>
+        <w:rFonts w:ascii="Symbol" w:hAnsi="Symbol" w:hint="default"/>
+        <w:sz w:val="20"/>
+      </w:rPr>
+    </w:lvl>
+    <w:lvl w:ilvl="5" w:tentative="1">
+      <w:start w:val="1"/>
+      <w:numFmt w:val="bullet"/>
+      <w:lvlText w:val=""/>
+      <w:lvlJc w:val="left"/>
+      <w:pPr>
+        <w:tabs>
+          <w:tab w:val="num" w:pos="4320"/>
+        </w:tabs>
+        <w:ind w:left="4320" w:hanging="360"/>
+      </w:pPr>
+      <w:rPr>
+        <w:rFonts w:ascii="Symbol" w:hAnsi="Symbol" w:hint="default"/>
+        <w:sz w:val="20"/>
+      </w:rPr>
+    </w:lvl>
+    <w:lvl w:ilvl="6" w:tentative="1">
+      <w:start w:val="1"/>
+      <w:numFmt w:val="bullet"/>
+      <w:lvlText w:val=""/>
+      <w:lvlJc w:val="left"/>
+      <w:pPr>
+        <w:tabs>
+          <w:tab w:val="num" w:pos="5040"/>
+        </w:tabs>
+        <w:ind w:left="5040" w:hanging="360"/>
+      </w:pPr>
+      <w:rPr>
+        <w:rFonts w:ascii="Symbol" w:hAnsi="Symbol" w:hint="default"/>
+        <w:sz w:val="20"/>
+      </w:rPr>
+    </w:lvl>
+    <w:lvl w:ilvl="7" w:tentative="1">
+      <w:start w:val="1"/>
+      <w:numFmt w:val="bullet"/>
+      <w:lvlText w:val=""/>
+      <w:lvlJc w:val="left"/>
+      <w:pPr>
+        <w:tabs>
+          <w:tab w:val="num" w:pos="5760"/>
+        </w:tabs>
+        <w:ind w:left="5760" w:hanging="360"/>
+      </w:pPr>
+      <w:rPr>
+        <w:rFonts w:ascii="Symbol" w:hAnsi="Symbol" w:hint="default"/>
+        <w:sz w:val="20"/>
+      </w:rPr>
+    </w:lvl>
+    <w:lvl w:ilvl="8" w:tentative="1">
+      <w:start w:val="1"/>
+      <w:numFmt w:val="bullet"/>
+      <w:lvlText w:val=""/>
+      <w:lvlJc w:val="left"/>
+      <w:pPr>
+        <w:tabs>
+          <w:tab w:val="num" w:pos="6480"/>
+        </w:tabs>
+        <w:ind w:left="6480" w:hanging="360"/>
+      </w:pPr>
+      <w:rPr>
+        <w:rFonts w:ascii="Symbol" w:hAnsi="Symbol" w:hint="default"/>
+        <w:sz w:val="20"/>
+      </w:rPr>
+    </w:lvl>
+  </w:abstractNum>
   <w:num w:numId="1" w16cid:durableId="656684972">
+    <w:abstractNumId w:val="12"/>
+  </w:num>
+  <w:num w:numId="2" w16cid:durableId="1253469647">
     <w:abstractNumId w:val="11"/>
   </w:num>
-  <w:num w:numId="2" w16cid:durableId="1253469647">
+  <w:num w:numId="3" w16cid:durableId="367723530">
+    <w:abstractNumId w:val="13"/>
+  </w:num>
+  <w:num w:numId="4" w16cid:durableId="38435653">
+    <w:abstractNumId w:val="1"/>
+  </w:num>
+  <w:num w:numId="5" w16cid:durableId="2094206582">
+    <w:abstractNumId w:val="4"/>
+  </w:num>
+  <w:num w:numId="6" w16cid:durableId="897787642">
+    <w:abstractNumId w:val="5"/>
+  </w:num>
+  <w:num w:numId="7" w16cid:durableId="395200859">
+    <w:abstractNumId w:val="14"/>
+  </w:num>
+  <w:num w:numId="8" w16cid:durableId="2096975551">
+    <w:abstractNumId w:val="17"/>
+  </w:num>
+  <w:num w:numId="9" w16cid:durableId="542327298">
+    <w:abstractNumId w:val="7"/>
+  </w:num>
+  <w:num w:numId="10" w16cid:durableId="1622027399">
+    <w:abstractNumId w:val="8"/>
+  </w:num>
+  <w:num w:numId="11" w16cid:durableId="315376447">
+    <w:abstractNumId w:val="9"/>
+  </w:num>
+  <w:num w:numId="12" w16cid:durableId="1794590428">
+    <w:abstractNumId w:val="15"/>
+  </w:num>
+  <w:num w:numId="13" w16cid:durableId="1468544534">
+    <w:abstractNumId w:val="6"/>
+  </w:num>
+  <w:num w:numId="14" w16cid:durableId="807632126">
+    <w:abstractNumId w:val="2"/>
+  </w:num>
+  <w:num w:numId="15" w16cid:durableId="1183397431">
+    <w:abstractNumId w:val="16"/>
+  </w:num>
+  <w:num w:numId="16" w16cid:durableId="1403332551">
+    <w:abstractNumId w:val="3"/>
+  </w:num>
+  <w:num w:numId="17" w16cid:durableId="1731029591">
     <w:abstractNumId w:val="10"/>
   </w:num>
-  <w:num w:numId="3" w16cid:durableId="367723530">
-    <w:abstractNumId w:val="12"/>
+  <w:num w:numId="18" w16cid:durableId="561407826">
+    <w:abstractNumId w:val="18"/>
   </w:num>
-  <w:num w:numId="4" w16cid:durableId="38435653">
+  <w:num w:numId="19" w16cid:durableId="8455355">
     <w:abstractNumId w:val="0"/>
-  </w:num>
-  <w:num w:numId="5" w16cid:durableId="2094206582">
-    <w:abstractNumId w:val="3"/>
-  </w:num>
-  <w:num w:numId="6" w16cid:durableId="897787642">
-    <w:abstractNumId w:val="4"/>
-  </w:num>
-  <w:num w:numId="7" w16cid:durableId="395200859">
-    <w:abstractNumId w:val="13"/>
-  </w:num>
-  <w:num w:numId="8" w16cid:durableId="2096975551">
-    <w:abstractNumId w:val="16"/>
-  </w:num>
-  <w:num w:numId="9" w16cid:durableId="542327298">
-    <w:abstractNumId w:val="6"/>
-  </w:num>
-  <w:num w:numId="10" w16cid:durableId="1622027399">
-    <w:abstractNumId w:val="7"/>
-  </w:num>
-  <w:num w:numId="11" w16cid:durableId="315376447">
-    <w:abstractNumId w:val="8"/>
-  </w:num>
-  <w:num w:numId="12" w16cid:durableId="1794590428">
-    <w:abstractNumId w:val="14"/>
-  </w:num>
-  <w:num w:numId="13" w16cid:durableId="1468544534">
-    <w:abstractNumId w:val="5"/>
-  </w:num>
-  <w:num w:numId="14" w16cid:durableId="807632126">
-    <w:abstractNumId w:val="1"/>
-  </w:num>
-  <w:num w:numId="15" w16cid:durableId="1183397431">
-    <w:abstractNumId w:val="15"/>
-  </w:num>
-  <w:num w:numId="16" w16cid:durableId="1403332551">
-    <w:abstractNumId w:val="2"/>
-  </w:num>
-  <w:num w:numId="17" w16cid:durableId="1731029591">
-    <w:abstractNumId w:val="9"/>
   </w:num>
 </w:numbering>
 </file>
@@ -5180,6 +5512,17 @@
 </file>
 
 <file path=customXml/item2.xml><?xml version="1.0" encoding="utf-8"?>
+<p:properties xmlns:p="http://schemas.microsoft.com/office/2006/metadata/properties" xmlns:xsi="http://www.w3.org/2001/XMLSchema-instance" xmlns:pc="http://schemas.microsoft.com/office/infopath/2007/PartnerControls">
+  <documentManagement>
+    <TaxCatchAll xmlns="76301635-9239-4c63-b7c3-1485db98b457" xsi:nil="true"/>
+    <lcf76f155ced4ddcb4097134ff3c332f xmlns="caee7eb6-6dd4-45c1-9e8a-babddf390f35">
+      <Terms xmlns="http://schemas.microsoft.com/office/infopath/2007/PartnerControls"/>
+    </lcf76f155ced4ddcb4097134ff3c332f>
+  </documentManagement>
+</p:properties>
+</file>
+
+<file path=customXml/item3.xml><?xml version="1.0" encoding="utf-8"?>
 <ct:contentTypeSchema xmlns:ct="http://schemas.microsoft.com/office/2006/metadata/contentType" xmlns:ma="http://schemas.microsoft.com/office/2006/metadata/properties/metaAttributes" ct:_="" ma:_="" ma:contentTypeName="Document" ma:contentTypeID="0x0101002A361625FF487C4CA3EA5191E57B8C6D" ma:contentTypeVersion="10" ma:contentTypeDescription="Create a new document." ma:contentTypeScope="" ma:versionID="460a0a69af9734aeff2026eb69990c75">
   <xsd:schema xmlns:xsd="http://www.w3.org/2001/XMLSchema" xmlns:xs="http://www.w3.org/2001/XMLSchema" xmlns:p="http://schemas.microsoft.com/office/2006/metadata/properties" xmlns:ns2="caee7eb6-6dd4-45c1-9e8a-babddf390f35" xmlns:ns3="76301635-9239-4c63-b7c3-1485db98b457" targetNamespace="http://schemas.microsoft.com/office/2006/metadata/properties" ma:root="true" ma:fieldsID="df81253d5c86e2f07a84be4452311541" ns2:_="" ns3:_="">
     <xsd:import namespace="caee7eb6-6dd4-45c1-9e8a-babddf390f35"/>
@@ -5366,17 +5709,6 @@
 </ct:contentTypeSchema>
 </file>
 
-<file path=customXml/item3.xml><?xml version="1.0" encoding="utf-8"?>
-<p:properties xmlns:p="http://schemas.microsoft.com/office/2006/metadata/properties" xmlns:xsi="http://www.w3.org/2001/XMLSchema-instance" xmlns:pc="http://schemas.microsoft.com/office/infopath/2007/PartnerControls">
-  <documentManagement>
-    <TaxCatchAll xmlns="76301635-9239-4c63-b7c3-1485db98b457" xsi:nil="true"/>
-    <lcf76f155ced4ddcb4097134ff3c332f xmlns="caee7eb6-6dd4-45c1-9e8a-babddf390f35">
-      <Terms xmlns="http://schemas.microsoft.com/office/infopath/2007/PartnerControls"/>
-    </lcf76f155ced4ddcb4097134ff3c332f>
-  </documentManagement>
-</p:properties>
-</file>
-
 <file path=customXml/itemProps1.xml><?xml version="1.0" encoding="utf-8"?>
 <ds:datastoreItem xmlns:ds="http://schemas.openxmlformats.org/officeDocument/2006/customXml" ds:itemID="{7E08E9E6-D39D-423F-8EC6-889DE12E6C66}">
   <ds:schemaRefs>
@@ -5386,6 +5718,17 @@
 </file>
 
 <file path=customXml/itemProps2.xml><?xml version="1.0" encoding="utf-8"?>
+<ds:datastoreItem xmlns:ds="http://schemas.openxmlformats.org/officeDocument/2006/customXml" ds:itemID="{15FE225F-C5B6-433F-B959-FFAB2BB8E1D2}">
+  <ds:schemaRefs>
+    <ds:schemaRef ds:uri="http://schemas.microsoft.com/office/2006/metadata/properties"/>
+    <ds:schemaRef ds:uri="http://schemas.microsoft.com/office/infopath/2007/PartnerControls"/>
+    <ds:schemaRef ds:uri="76301635-9239-4c63-b7c3-1485db98b457"/>
+    <ds:schemaRef ds:uri="caee7eb6-6dd4-45c1-9e8a-babddf390f35"/>
+  </ds:schemaRefs>
+</ds:datastoreItem>
+</file>
+
+<file path=customXml/itemProps3.xml><?xml version="1.0" encoding="utf-8"?>
 <ds:datastoreItem xmlns:ds="http://schemas.openxmlformats.org/officeDocument/2006/customXml" ds:itemID="{989B7024-65A7-40D7-BFC8-7E863F286A30}">
   <ds:schemaRefs>
     <ds:schemaRef ds:uri="http://schemas.microsoft.com/office/2006/metadata/contentType"/>
@@ -5402,15 +5745,4 @@
     <ds:schemaRef ds:uri="http://schemas.microsoft.com/internal/obd"/>
   </ds:schemaRefs>
 </ds:datastoreItem>
-</file>
-
-<file path=customXml/itemProps3.xml><?xml version="1.0" encoding="utf-8"?>
-<ds:datastoreItem xmlns:ds="http://schemas.openxmlformats.org/officeDocument/2006/customXml" ds:itemID="{15FE225F-C5B6-433F-B959-FFAB2BB8E1D2}">
-  <ds:schemaRefs>
-    <ds:schemaRef ds:uri="http://schemas.microsoft.com/office/2006/metadata/properties"/>
-    <ds:schemaRef ds:uri="http://schemas.microsoft.com/office/infopath/2007/PartnerControls"/>
-    <ds:schemaRef ds:uri="76301635-9239-4c63-b7c3-1485db98b457"/>
-    <ds:schemaRef ds:uri="caee7eb6-6dd4-45c1-9e8a-babddf390f35"/>
-  </ds:schemaRefs>
-</ds:datastoreItem>
 </file>
--- a/Evidence/Enhanced navigation no longer preloads WebAssembly assets.docx
+++ b/Evidence/Enhanced navigation no longer preloads WebAssembly assets.docx
@@ -5,264 +5,490 @@
     <w:p>
       <w:pPr>
         <w:pStyle w:val="Heading1"/>
+        <w:spacing w:before="360" w:beforeAutospacing="off" w:after="80" w:afterAutospacing="off" w:line="276" w:lineRule="auto"/>
       </w:pPr>
       <w:r>
-        <w:t xml:space="preserve">Enhanced navigation no longer preloads </w:t>
-      </w:r>
-      <w:proofErr w:type="spellStart"/>
-      <w:r>
-        <w:t>WebAssembly</w:t>
-      </w:r>
-      <w:proofErr w:type="spellEnd"/>
-      <w:r>
-        <w:t xml:space="preserve"> assets</w:t>
+        <w:rPr>
+          <w:rFonts w:ascii="Calibri" w:hAnsi="Calibri" w:eastAsia="Calibri" w:cs="Calibri"/>
+          <w:b w:val="0"/>
+          <w:bCs w:val="0"/>
+          <w:noProof w:val="0"/>
+          <w:color w:val="0F4761" w:themeColor="accent1" w:themeTint="FF" w:themeShade="BF"/>
+          <w:sz w:val="40"/>
+          <w:szCs w:val="40"/>
+          <w:lang w:val="en-US"/>
+        </w:rPr>
+        <w:t>Enhanced navigation no longer preloads WebAssembly assets</w:t>
       </w:r>
     </w:p>
     <w:p>
       <w:pPr>
         <w:pStyle w:val="Heading2"/>
+        <w:spacing w:before="160" w:beforeAutospacing="off" w:after="80" w:afterAutospacing="off" w:line="276" w:lineRule="auto"/>
       </w:pPr>
       <w:r>
+        <w:rPr>
+          <w:rFonts w:ascii="Calibri" w:hAnsi="Calibri" w:eastAsia="Calibri" w:cs="Calibri"/>
+          <w:b w:val="0"/>
+          <w:bCs w:val="0"/>
+          <w:noProof w:val="0"/>
+          <w:color w:val="0F4761" w:themeColor="accent1" w:themeTint="FF" w:themeShade="BF"/>
+          <w:sz w:val="32"/>
+          <w:szCs w:val="32"/>
+          <w:lang w:val="en-US"/>
+        </w:rPr>
         <w:t>Test report</w:t>
       </w:r>
     </w:p>
     <w:p>
+      <w:pPr>
+        <w:spacing w:before="0" w:beforeAutospacing="off" w:after="160" w:afterAutospacing="off" w:line="276" w:lineRule="auto"/>
+      </w:pPr>
       <w:r>
         <w:rPr>
-          <w:b/>
-          <w:bCs/>
+          <w:rFonts w:ascii="Calibri" w:hAnsi="Calibri" w:eastAsia="Calibri" w:cs="Calibri"/>
+          <w:b w:val="1"/>
+          <w:bCs w:val="1"/>
+          <w:noProof w:val="0"/>
+          <w:sz w:val="22"/>
+          <w:szCs w:val="22"/>
+          <w:lang w:val="en-US"/>
         </w:rPr>
         <w:t>Issue:</w:t>
       </w:r>
       <w:r>
+        <w:rPr>
+          <w:rFonts w:ascii="Calibri" w:hAnsi="Calibri" w:eastAsia="Calibri" w:cs="Calibri"/>
+          <w:noProof w:val="0"/>
+          <w:sz w:val="22"/>
+          <w:szCs w:val="22"/>
+          <w:lang w:val="en-US"/>
+        </w:rPr>
         <w:t xml:space="preserve"> </w:t>
       </w:r>
-      <w:hyperlink r:id="rId8" w:history="1">
+      <w:hyperlink r:id="Rbb07b730d37841e9">
         <w:r>
           <w:rPr>
             <w:rStyle w:val="Hyperlink"/>
+            <w:strike w:val="0"/>
+            <w:dstrike w:val="0"/>
+            <w:noProof w:val="0"/>
+            <w:color w:val="467886"/>
+            <w:u w:val="single"/>
+            <w:lang w:val="en-US"/>
           </w:rPr>
           <w:t>#68528</w:t>
         </w:r>
       </w:hyperlink>
     </w:p>
     <w:p>
+      <w:pPr>
+        <w:spacing w:before="0" w:beforeAutospacing="off" w:after="160" w:afterAutospacing="off" w:line="276" w:lineRule="auto"/>
+      </w:pPr>
       <w:r>
         <w:rPr>
-          <w:b/>
-          <w:bCs/>
+          <w:rFonts w:ascii="Calibri" w:hAnsi="Calibri" w:eastAsia="Calibri" w:cs="Calibri"/>
+          <w:b w:val="1"/>
+          <w:bCs w:val="1"/>
+          <w:noProof w:val="0"/>
+          <w:sz w:val="22"/>
+          <w:szCs w:val="22"/>
+          <w:lang w:val="en-US"/>
         </w:rPr>
         <w:t>Configuration Tested:</w:t>
       </w:r>
       <w:r>
-        <w:t xml:space="preserve"> Blazor Interactive </w:t>
+        <w:rPr>
+          <w:rFonts w:ascii="Calibri" w:hAnsi="Calibri" w:eastAsia="Calibri" w:cs="Calibri"/>
+          <w:noProof w:val="0"/>
+          <w:sz w:val="22"/>
+          <w:szCs w:val="22"/>
+          <w:lang w:val="en-US"/>
+        </w:rPr>
+        <w:t xml:space="preserve"> Blazor Interactive WebAssembly</w:t>
       </w:r>
-      <w:proofErr w:type="spellStart"/>
-      <w:r>
-        <w:t>WebAssembly</w:t>
-      </w:r>
-      <w:proofErr w:type="spellEnd"/>
     </w:p>
     <w:p>
+      <w:pPr>
+        <w:spacing w:before="0" w:beforeAutospacing="off" w:after="160" w:afterAutospacing="off" w:line="276" w:lineRule="auto"/>
+      </w:pPr>
       <w:r>
         <w:rPr>
-          <w:b/>
-          <w:bCs/>
+          <w:rFonts w:ascii="Calibri" w:hAnsi="Calibri" w:eastAsia="Calibri" w:cs="Calibri"/>
+          <w:b w:val="1"/>
+          <w:bCs w:val="1"/>
+          <w:noProof w:val="0"/>
+          <w:sz w:val="22"/>
+          <w:szCs w:val="22"/>
+          <w:lang w:val="en-US"/>
         </w:rPr>
         <w:t>Build tested:</w:t>
       </w:r>
       <w:r>
-        <w:t xml:space="preserve"> </w:t>
-      </w:r>
-      <w:r>
-        <w:t>11.0.100-preview.7.26381.103</w:t>
+        <w:rPr>
+          <w:rFonts w:ascii="Calibri" w:hAnsi="Calibri" w:eastAsia="Calibri" w:cs="Calibri"/>
+          <w:noProof w:val="0"/>
+          <w:sz w:val="22"/>
+          <w:szCs w:val="22"/>
+          <w:lang w:val="en-US"/>
+        </w:rPr>
+        <w:t xml:space="preserve"> 11.0.100-preview.7.26381.103</w:t>
       </w:r>
     </w:p>
     <w:p>
       <w:pPr>
-        <w:rPr>
-          <w:b/>
-          <w:bCs/>
-        </w:rPr>
+        <w:spacing w:before="0" w:beforeAutospacing="off" w:after="160" w:afterAutospacing="off" w:line="276" w:lineRule="auto"/>
       </w:pPr>
       <w:r>
         <w:rPr>
-          <w:b/>
-          <w:bCs/>
+          <w:rFonts w:ascii="Calibri" w:hAnsi="Calibri" w:eastAsia="Calibri" w:cs="Calibri"/>
+          <w:b w:val="1"/>
+          <w:bCs w:val="1"/>
+          <w:noProof w:val="0"/>
+          <w:sz w:val="22"/>
+          <w:szCs w:val="22"/>
+          <w:lang w:val="en-US"/>
         </w:rPr>
-        <w:t>Sample:</w:t>
+        <w:t xml:space="preserve">Sample: </w:t>
       </w:r>
-      <w:r>
-        <w:rPr>
-          <w:b/>
-          <w:bCs/>
-        </w:rPr>
-        <w:t xml:space="preserve"> </w:t>
-      </w:r>
-      <w:hyperlink r:id="rId9" w:history="1">
+      <w:hyperlink r:id="R33c4d346d56e491b">
         <w:r>
           <w:rPr>
             <w:rStyle w:val="Hyperlink"/>
-            <w:b/>
-            <w:bCs/>
+            <w:b w:val="1"/>
+            <w:bCs w:val="1"/>
+            <w:strike w:val="0"/>
+            <w:dstrike w:val="0"/>
+            <w:noProof w:val="0"/>
+            <w:color w:val="467886"/>
+            <w:u w:val="single"/>
+            <w:lang w:val="en-US"/>
           </w:rPr>
           <w:t>ResourcePreloader.NET11</w:t>
         </w:r>
       </w:hyperlink>
     </w:p>
     <w:p>
+      <w:pPr>
+        <w:spacing w:before="0" w:beforeAutospacing="off" w:after="160" w:afterAutospacing="off" w:line="276" w:lineRule="auto"/>
+      </w:pPr>
       <w:r>
         <w:rPr>
-          <w:b/>
-          <w:bCs/>
+          <w:rFonts w:ascii="Calibri" w:hAnsi="Calibri" w:eastAsia="Calibri" w:cs="Calibri"/>
+          <w:b w:val="1"/>
+          <w:bCs w:val="1"/>
+          <w:noProof w:val="0"/>
+          <w:sz w:val="22"/>
+          <w:szCs w:val="22"/>
+          <w:lang w:val="en-US"/>
         </w:rPr>
-        <w:t>Result:</w:t>
-      </w:r>
-      <w:r>
-        <w:t xml:space="preserve"> </w:t>
-      </w:r>
-      <w:r>
-        <w:t>one issue found</w:t>
-      </w:r>
-    </w:p>
-    <w:p/>
-    <w:p>
-      <w:pPr>
-        <w:pStyle w:val="Heading2"/>
-      </w:pPr>
-      <w:r>
-        <w:t>Additional converage</w:t>
+        <w:t>Result: .NET 11 checks pass</w:t>
       </w:r>
     </w:p>
     <w:p>
+      <w:pPr>
+        <w:spacing w:before="0" w:beforeAutospacing="off" w:after="160" w:afterAutospacing="off" w:line="276" w:lineRule="auto"/>
+      </w:pPr>
       <w:r>
         <w:rPr>
-          <w:b/>
-          <w:bCs/>
+          <w:rFonts w:ascii="Calibri" w:hAnsi="Calibri" w:eastAsia="Calibri" w:cs="Calibri"/>
+          <w:noProof w:val="0"/>
+          <w:sz w:val="24"/>
+          <w:szCs w:val="24"/>
+          <w:lang w:val="en-US"/>
+        </w:rPr>
+        <w:t xml:space="preserve"> </w:t>
+      </w:r>
+    </w:p>
+    <w:p>
+      <w:pPr>
+        <w:pStyle w:val="Heading2"/>
+        <w:spacing w:before="160" w:beforeAutospacing="off" w:after="80" w:afterAutospacing="off" w:line="276" w:lineRule="auto"/>
+      </w:pPr>
+      <w:r>
+        <w:rPr>
+          <w:rFonts w:ascii="Calibri" w:hAnsi="Calibri" w:eastAsia="Calibri" w:cs="Calibri"/>
+          <w:b w:val="0"/>
+          <w:bCs w:val="0"/>
+          <w:noProof w:val="0"/>
+          <w:color w:val="0F4761" w:themeColor="accent1" w:themeTint="FF" w:themeShade="BF"/>
+          <w:sz w:val="32"/>
+          <w:szCs w:val="32"/>
+          <w:lang w:val="en-US"/>
+        </w:rPr>
+        <w:t>Additional coverage</w:t>
+      </w:r>
+    </w:p>
+    <w:p>
+      <w:pPr>
+        <w:spacing w:before="0" w:beforeAutospacing="off" w:after="160" w:afterAutospacing="off" w:line="276" w:lineRule="auto"/>
+      </w:pPr>
+      <w:r>
+        <w:rPr>
+          <w:rFonts w:ascii="Calibri" w:hAnsi="Calibri" w:eastAsia="Calibri" w:cs="Calibri"/>
+          <w:b w:val="1"/>
+          <w:bCs w:val="1"/>
+          <w:noProof w:val="0"/>
+          <w:sz w:val="22"/>
+          <w:szCs w:val="22"/>
+          <w:lang w:val="en-US"/>
         </w:rPr>
         <w:t>Published Output:</w:t>
       </w:r>
       <w:r>
+        <w:rPr>
+          <w:rFonts w:ascii="Calibri" w:hAnsi="Calibri" w:eastAsia="Calibri" w:cs="Calibri"/>
+          <w:noProof w:val="0"/>
+          <w:sz w:val="22"/>
+          <w:szCs w:val="22"/>
+          <w:lang w:val="en-US"/>
+        </w:rPr>
         <w:t xml:space="preserve"> Tested and Ensured [</w:t>
       </w:r>
-      <w:hyperlink r:id="rId10" w:history="1">
+      <w:hyperlink r:id="Rd64141d17f5b4aa9">
         <w:r>
           <w:rPr>
             <w:rStyle w:val="Hyperlink"/>
+            <w:strike w:val="0"/>
+            <w:dstrike w:val="0"/>
+            <w:noProof w:val="0"/>
+            <w:color w:val="467886"/>
+            <w:u w:val="single"/>
+            <w:lang w:val="en-US"/>
           </w:rPr>
           <w:t>Evidence/Published Output</w:t>
         </w:r>
       </w:hyperlink>
       <w:r>
+        <w:rPr>
+          <w:rFonts w:ascii="Calibri" w:hAnsi="Calibri" w:eastAsia="Calibri" w:cs="Calibri"/>
+          <w:noProof w:val="0"/>
+          <w:sz w:val="22"/>
+          <w:szCs w:val="22"/>
+          <w:lang w:val="en-US"/>
+        </w:rPr>
         <w:t>]</w:t>
       </w:r>
     </w:p>
     <w:p>
+      <w:pPr>
+        <w:spacing w:before="0" w:beforeAutospacing="off" w:after="160" w:afterAutospacing="off" w:line="276" w:lineRule="auto"/>
+      </w:pPr>
       <w:r>
         <w:rPr>
-          <w:b/>
-          <w:bCs/>
+          <w:rFonts w:ascii="Calibri" w:hAnsi="Calibri" w:eastAsia="Calibri" w:cs="Calibri"/>
+          <w:b w:val="1"/>
+          <w:bCs w:val="1"/>
+          <w:noProof w:val="0"/>
+          <w:sz w:val="22"/>
+          <w:szCs w:val="22"/>
+          <w:lang w:val="en-US"/>
         </w:rPr>
         <w:t>Existing .NET 10 upgraded to .NET 11:</w:t>
       </w:r>
       <w:r>
-        <w:t xml:space="preserve">  </w:t>
+        <w:rPr>
+          <w:rFonts w:ascii="Calibri" w:hAnsi="Calibri" w:eastAsia="Calibri" w:cs="Calibri"/>
+          <w:noProof w:val="0"/>
+          <w:sz w:val="22"/>
+          <w:szCs w:val="22"/>
+          <w:lang w:val="en-US"/>
+        </w:rPr>
+        <w:t xml:space="preserve"> </w:t>
       </w:r>
     </w:p>
     <w:p>
       <w:pPr>
+        <w:pStyle w:val="ListParagraph"/>
         <w:numPr>
           <w:ilvl w:val="0"/>
-          <w:numId w:val="18"/>
+          <w:numId w:val="13"/>
         </w:numPr>
+        <w:spacing w:before="0" w:beforeAutospacing="off" w:after="0" w:afterAutospacing="off" w:line="276" w:lineRule="auto"/>
+        <w:ind w:left="720" w:right="0" w:hanging="360"/>
+        <w:rPr>
+          <w:rFonts w:ascii="Calibri" w:hAnsi="Calibri" w:eastAsia="Calibri" w:cs="Calibri"/>
+          <w:strike w:val="0"/>
+          <w:dstrike w:val="0"/>
+          <w:noProof w:val="0"/>
+          <w:color w:val="467886"/>
+          <w:sz w:val="22"/>
+          <w:szCs w:val="22"/>
+          <w:u w:val="single"/>
+          <w:lang w:val="en-US"/>
+        </w:rPr>
       </w:pPr>
       <w:r>
         <w:rPr>
-          <w:b/>
-          <w:bCs/>
+          <w:rFonts w:ascii="Calibri" w:hAnsi="Calibri" w:eastAsia="Calibri" w:cs="Calibri"/>
+          <w:b w:val="1"/>
+          <w:bCs w:val="1"/>
+          <w:noProof w:val="0"/>
+          <w:sz w:val="22"/>
+          <w:szCs w:val="22"/>
+          <w:lang w:val="en-US"/>
         </w:rPr>
         <w:t>Demo:</w:t>
       </w:r>
       <w:r>
-        <w:t> </w:t>
+        <w:rPr>
+          <w:rFonts w:ascii="Calibri" w:hAnsi="Calibri" w:eastAsia="Calibri" w:cs="Calibri"/>
+          <w:noProof w:val="0"/>
+          <w:sz w:val="22"/>
+          <w:szCs w:val="22"/>
+          <w:lang w:val="en-US"/>
+        </w:rPr>
+        <w:t xml:space="preserve"> </w:t>
       </w:r>
-      <w:hyperlink r:id="rId11" w:tgtFrame="_blank" w:history="1">
+      <w:hyperlink r:id="R28b6597b02354ade">
         <w:r>
           <w:rPr>
             <w:rStyle w:val="Hyperlink"/>
+            <w:strike w:val="0"/>
+            <w:dstrike w:val="0"/>
+            <w:noProof w:val="0"/>
+            <w:color w:val="467886"/>
+            <w:u w:val="single"/>
+            <w:lang w:val="en-US"/>
           </w:rPr>
           <w:t>Evidence/Existing .NET 10 application upgrade to .NET 11</w:t>
         </w:r>
       </w:hyperlink>
-      <w:r>
-        <w:t> </w:t>
-      </w:r>
     </w:p>
     <w:p>
       <w:pPr>
+        <w:pStyle w:val="ListParagraph"/>
         <w:numPr>
           <w:ilvl w:val="0"/>
-          <w:numId w:val="19"/>
+          <w:numId w:val="13"/>
         </w:numPr>
+        <w:spacing w:before="0" w:beforeAutospacing="off" w:after="0" w:afterAutospacing="off" w:line="276" w:lineRule="auto"/>
+        <w:ind w:left="720" w:right="0" w:hanging="360"/>
+        <w:rPr>
+          <w:rFonts w:ascii="Calibri" w:hAnsi="Calibri" w:eastAsia="Calibri" w:cs="Calibri"/>
+          <w:strike w:val="0"/>
+          <w:dstrike w:val="0"/>
+          <w:noProof w:val="0"/>
+          <w:color w:val="467886"/>
+          <w:sz w:val="22"/>
+          <w:szCs w:val="22"/>
+          <w:u w:val="single"/>
+          <w:lang w:val="en-US"/>
+        </w:rPr>
       </w:pPr>
       <w:r>
         <w:rPr>
-          <w:b/>
-          <w:bCs/>
+          <w:rFonts w:ascii="Calibri" w:hAnsi="Calibri" w:eastAsia="Calibri" w:cs="Calibri"/>
+          <w:b w:val="1"/>
+          <w:bCs w:val="1"/>
+          <w:noProof w:val="0"/>
+          <w:sz w:val="22"/>
+          <w:szCs w:val="22"/>
+          <w:lang w:val="en-US"/>
         </w:rPr>
         <w:t>Sample application:</w:t>
       </w:r>
       <w:r>
+        <w:rPr>
+          <w:rFonts w:ascii="Calibri" w:hAnsi="Calibri" w:eastAsia="Calibri" w:cs="Calibri"/>
+          <w:noProof w:val="0"/>
+          <w:sz w:val="22"/>
+          <w:szCs w:val="22"/>
+          <w:lang w:val="en-US"/>
+        </w:rPr>
         <w:t xml:space="preserve"> </w:t>
       </w:r>
-      <w:hyperlink r:id="rId12" w:tgtFrame="_blank" w:history="1">
+      <w:hyperlink r:id="R76c794a35c894551">
         <w:r>
           <w:rPr>
             <w:rStyle w:val="Hyperlink"/>
+            <w:strike w:val="0"/>
+            <w:dstrike w:val="0"/>
+            <w:noProof w:val="0"/>
+            <w:color w:val="467886"/>
+            <w:u w:val="single"/>
+            <w:lang w:val="en-US"/>
           </w:rPr>
-          <w:t>ResourcePreloader.NET10 UpgradedtoNET1</w:t>
+          <w:t>ResourcePreloader.NET10 UpgradedtoNET11</w:t>
         </w:r>
       </w:hyperlink>
+    </w:p>
+    <w:p>
+      <w:pPr>
+        <w:spacing w:before="0" w:beforeAutospacing="off" w:after="160" w:afterAutospacing="off" w:line="276" w:lineRule="auto"/>
+      </w:pPr>
       <w:r>
-        <w:t> </w:t>
+        <w:rPr>
+          <w:rFonts w:ascii="Calibri" w:hAnsi="Calibri" w:eastAsia="Calibri" w:cs="Calibri"/>
+          <w:noProof w:val="0"/>
+          <w:sz w:val="24"/>
+          <w:szCs w:val="24"/>
+          <w:lang w:val="en-US"/>
+        </w:rPr>
+        <w:t xml:space="preserve"> </w:t>
       </w:r>
     </w:p>
-    <w:p/>
     <w:p>
       <w:pPr>
         <w:pStyle w:val="Heading2"/>
+        <w:spacing w:before="160" w:beforeAutospacing="off" w:after="80" w:afterAutospacing="off" w:line="276" w:lineRule="auto"/>
       </w:pPr>
       <w:r>
+        <w:rPr>
+          <w:rFonts w:ascii="Calibri" w:hAnsi="Calibri" w:eastAsia="Calibri" w:cs="Calibri"/>
+          <w:b w:val="0"/>
+          <w:bCs w:val="0"/>
+          <w:noProof w:val="0"/>
+          <w:color w:val="0F4761" w:themeColor="accent1" w:themeTint="FF" w:themeShade="BF"/>
+          <w:sz w:val="32"/>
+          <w:szCs w:val="32"/>
+          <w:lang w:val="en-US"/>
+        </w:rPr>
         <w:t>Checks</w:t>
       </w:r>
     </w:p>
     <w:tbl>
       <w:tblPr>
         <w:tblStyle w:val="TableGrid"/>
+        <w:bidiVisual w:val="0"/>
         <w:tblW w:w="0" w:type="auto"/>
         <w:tblLook w:val="04A0" w:firstRow="1" w:lastRow="0" w:firstColumn="1" w:lastColumn="0" w:noHBand="0" w:noVBand="1"/>
       </w:tblPr>
       <w:tblGrid>
-        <w:gridCol w:w="3884"/>
-        <w:gridCol w:w="1469"/>
-        <w:gridCol w:w="2983"/>
+        <w:gridCol w:w="4184"/>
+        <w:gridCol w:w="1769"/>
+        <w:gridCol w:w="3283"/>
       </w:tblGrid>
       <w:tr>
+        <w:trPr>
+          <w:trHeight w:val="300"/>
+        </w:trPr>
         <w:tc>
           <w:tcPr>
-            <w:tcW w:w="3884" w:type="dxa"/>
+            <w:tcW w:w="4184" w:type="dxa"/>
+            <w:tcBorders>
+              <w:top w:val="single" w:sz="8"/>
+              <w:left w:val="single" w:sz="8"/>
+              <w:bottom w:val="single" w:sz="8"/>
+              <w:right w:val="single" w:sz="8"/>
+            </w:tcBorders>
+            <w:tcMar>
+              <w:left w:w="108" w:type="dxa"/>
+              <w:right w:w="108" w:type="dxa"/>
+            </w:tcMar>
+            <w:vAlign w:val="top"/>
           </w:tcPr>
           <w:p>
             <w:pPr>
-              <w:rPr>
-                <w:b/>
-                <w:bCs/>
-              </w:rPr>
+              <w:spacing w:before="0" w:beforeAutospacing="off" w:after="0" w:afterAutospacing="off"/>
             </w:pPr>
             <w:r>
               <w:rPr>
-                <w:b/>
-                <w:bCs/>
+                <w:rFonts w:ascii="Calibri" w:hAnsi="Calibri" w:eastAsia="Calibri" w:cs="Calibri"/>
+                <w:b w:val="1"/>
+                <w:bCs w:val="1"/>
+                <w:sz w:val="24"/>
+                <w:szCs w:val="24"/>
               </w:rPr>
               <w:t>Scenarios</w:t>
             </w:r>
@@ -270,19 +496,30 @@
         </w:tc>
         <w:tc>
           <w:tcPr>
-            <w:tcW w:w="1469" w:type="dxa"/>
+            <w:tcW w:w="1769" w:type="dxa"/>
+            <w:tcBorders>
+              <w:top w:val="single" w:sz="8"/>
+              <w:left w:val="single" w:sz="8"/>
+              <w:bottom w:val="single" w:sz="8"/>
+              <w:right w:val="single" w:sz="8"/>
+            </w:tcBorders>
+            <w:tcMar>
+              <w:left w:w="108" w:type="dxa"/>
+              <w:right w:w="108" w:type="dxa"/>
+            </w:tcMar>
+            <w:vAlign w:val="top"/>
           </w:tcPr>
           <w:p>
             <w:pPr>
-              <w:rPr>
-                <w:b/>
-                <w:bCs/>
-              </w:rPr>
+              <w:spacing w:before="0" w:beforeAutospacing="off" w:after="0" w:afterAutospacing="off"/>
             </w:pPr>
             <w:r>
               <w:rPr>
-                <w:b/>
-                <w:bCs/>
+                <w:rFonts w:ascii="Calibri" w:hAnsi="Calibri" w:eastAsia="Calibri" w:cs="Calibri"/>
+                <w:b w:val="1"/>
+                <w:bCs w:val="1"/>
+                <w:sz w:val="24"/>
+                <w:szCs w:val="24"/>
               </w:rPr>
               <w:t>Result</w:t>
             </w:r>
@@ -290,19 +527,30 @@
         </w:tc>
         <w:tc>
           <w:tcPr>
-            <w:tcW w:w="2559" w:type="dxa"/>
+            <w:tcW w:w="3283" w:type="dxa"/>
+            <w:tcBorders>
+              <w:top w:val="single" w:sz="8"/>
+              <w:left w:val="single" w:sz="8"/>
+              <w:bottom w:val="single" w:sz="8"/>
+              <w:right w:val="single" w:sz="8"/>
+            </w:tcBorders>
+            <w:tcMar>
+              <w:left w:w="108" w:type="dxa"/>
+              <w:right w:w="108" w:type="dxa"/>
+            </w:tcMar>
+            <w:vAlign w:val="top"/>
           </w:tcPr>
           <w:p>
             <w:pPr>
-              <w:rPr>
-                <w:b/>
-                <w:bCs/>
-              </w:rPr>
+              <w:spacing w:before="0" w:beforeAutospacing="off" w:after="0" w:afterAutospacing="off"/>
             </w:pPr>
             <w:r>
               <w:rPr>
-                <w:b/>
-                <w:bCs/>
+                <w:rFonts w:ascii="Calibri" w:hAnsi="Calibri" w:eastAsia="Calibri" w:cs="Calibri"/>
+                <w:b w:val="1"/>
+                <w:bCs w:val="1"/>
+                <w:sz w:val="24"/>
+                <w:szCs w:val="24"/>
               </w:rPr>
               <w:t>Evidence</w:t>
             </w:r>
@@ -310,236 +558,480 @@
         </w:tc>
       </w:tr>
       <w:tr>
+        <w:trPr>
+          <w:trHeight w:val="300"/>
+        </w:trPr>
         <w:tc>
           <w:tcPr>
-            <w:tcW w:w="3884" w:type="dxa"/>
+            <w:tcW w:w="4184" w:type="dxa"/>
+            <w:tcBorders>
+              <w:top w:val="single" w:sz="8"/>
+              <w:left w:val="single" w:sz="8"/>
+              <w:bottom w:val="single" w:sz="8"/>
+              <w:right w:val="single" w:sz="8"/>
+            </w:tcBorders>
+            <w:tcMar>
+              <w:left w:w="108" w:type="dxa"/>
+              <w:right w:w="108" w:type="dxa"/>
+            </w:tcMar>
+            <w:vAlign w:val="top"/>
           </w:tcPr>
           <w:p>
+            <w:pPr>
+              <w:spacing w:before="0" w:beforeAutospacing="off" w:after="0" w:afterAutospacing="off"/>
+            </w:pPr>
             <w:r>
-              <w:t>Loading /</w:t>
-            </w:r>
-            <w:proofErr w:type="spellStart"/>
-            <w:r>
-              <w:t>wasm</w:t>
-            </w:r>
-            <w:proofErr w:type="spellEnd"/>
-            <w:r>
-              <w:t xml:space="preserve"> directly emits &lt;link </w:t>
-            </w:r>
-            <w:proofErr w:type="spellStart"/>
-            <w:r>
-              <w:t>rel</w:t>
-            </w:r>
-            <w:proofErr w:type="spellEnd"/>
-            <w:r>
-              <w:t>="preload"&gt; elements for _framework/ assets in &lt;head&gt;.</w:t>
+              <w:rPr>
+                <w:rFonts w:ascii="Calibri" w:hAnsi="Calibri" w:eastAsia="Calibri" w:cs="Calibri"/>
+                <w:sz w:val="22"/>
+                <w:szCs w:val="22"/>
+              </w:rPr>
+              <w:t>Loading /wasm directly emits &lt;link rel="preload"&gt; elements for _framework/ assets in &lt;head&gt;.</w:t>
             </w:r>
           </w:p>
-          <w:p/>
+          <w:p>
+            <w:pPr>
+              <w:spacing w:before="0" w:beforeAutospacing="off" w:after="0" w:afterAutospacing="off"/>
+            </w:pPr>
+            <w:r>
+              <w:rPr>
+                <w:rFonts w:ascii="Calibri" w:hAnsi="Calibri" w:eastAsia="Calibri" w:cs="Calibri"/>
+                <w:sz w:val="22"/>
+                <w:szCs w:val="22"/>
+              </w:rPr>
+              <w:t xml:space="preserve"> </w:t>
+            </w:r>
+          </w:p>
         </w:tc>
         <w:tc>
           <w:tcPr>
-            <w:tcW w:w="1469" w:type="dxa"/>
+            <w:tcW w:w="1769" w:type="dxa"/>
+            <w:tcBorders>
+              <w:top w:val="single" w:sz="8"/>
+              <w:left w:val="single" w:sz="8"/>
+              <w:bottom w:val="single" w:sz="8"/>
+              <w:right w:val="single" w:sz="8"/>
+            </w:tcBorders>
+            <w:tcMar>
+              <w:left w:w="108" w:type="dxa"/>
+              <w:right w:w="108" w:type="dxa"/>
+            </w:tcMar>
+            <w:vAlign w:val="top"/>
           </w:tcPr>
           <w:p>
+            <w:pPr>
+              <w:spacing w:before="0" w:beforeAutospacing="off" w:after="0" w:afterAutospacing="off"/>
+            </w:pPr>
             <w:r>
+              <w:rPr>
+                <w:rFonts w:ascii="Calibri" w:hAnsi="Calibri" w:eastAsia="Calibri" w:cs="Calibri"/>
+                <w:sz w:val="22"/>
+                <w:szCs w:val="22"/>
+              </w:rPr>
               <w:t>Pass</w:t>
             </w:r>
           </w:p>
         </w:tc>
         <w:tc>
           <w:tcPr>
-            <w:tcW w:w="2559" w:type="dxa"/>
+            <w:tcW w:w="3283" w:type="dxa"/>
+            <w:tcBorders>
+              <w:top w:val="single" w:sz="8"/>
+              <w:left w:val="single" w:sz="8"/>
+              <w:bottom w:val="single" w:sz="8"/>
+              <w:right w:val="single" w:sz="8"/>
+            </w:tcBorders>
+            <w:tcMar>
+              <w:left w:w="108" w:type="dxa"/>
+              <w:right w:w="108" w:type="dxa"/>
+            </w:tcMar>
+            <w:vAlign w:val="top"/>
           </w:tcPr>
           <w:p>
-            <w:hyperlink r:id="rId13" w:history="1">
-              <w:proofErr w:type="spellStart"/>
+            <w:pPr>
+              <w:spacing w:before="0" w:beforeAutospacing="off" w:after="0" w:afterAutospacing="off"/>
+            </w:pPr>
+            <w:hyperlink r:id="R73fc3b6bd3a44348">
               <w:r>
                 <w:rPr>
                   <w:rStyle w:val="Hyperlink"/>
+                  <w:strike w:val="0"/>
+                  <w:dstrike w:val="0"/>
+                  <w:color w:val="467886"/>
+                  <w:u w:val="single"/>
                 </w:rPr>
-                <w:t>wasm</w:t>
-              </w:r>
-              <w:proofErr w:type="spellEnd"/>
-              <w:r>
-                <w:rPr>
-                  <w:rStyle w:val="Hyperlink"/>
-                </w:rPr>
-                <w:t xml:space="preserve"> on first load.png</w:t>
+                <w:t>wasm on first load.png</w:t>
               </w:r>
             </w:hyperlink>
           </w:p>
         </w:tc>
       </w:tr>
       <w:tr>
+        <w:trPr>
+          <w:trHeight w:val="300"/>
+        </w:trPr>
         <w:tc>
           <w:tcPr>
-            <w:tcW w:w="3884" w:type="dxa"/>
+            <w:tcW w:w="4184" w:type="dxa"/>
+            <w:tcBorders>
+              <w:top w:val="single" w:sz="8"/>
+              <w:left w:val="single" w:sz="8"/>
+              <w:bottom w:val="single" w:sz="8"/>
+              <w:right w:val="single" w:sz="8"/>
+            </w:tcBorders>
+            <w:tcMar>
+              <w:left w:w="108" w:type="dxa"/>
+              <w:right w:w="108" w:type="dxa"/>
+            </w:tcMar>
+            <w:vAlign w:val="top"/>
           </w:tcPr>
           <w:p>
+            <w:pPr>
+              <w:spacing w:before="0" w:beforeAutospacing="off" w:after="0" w:afterAutospacing="off"/>
+            </w:pPr>
             <w:r>
-              <w:t>Reaching /</w:t>
-            </w:r>
-            <w:proofErr w:type="spellStart"/>
-            <w:r>
-              <w:t>wasm</w:t>
-            </w:r>
-            <w:proofErr w:type="spellEnd"/>
-            <w:r>
-              <w:t> by clicking a nav link emits </w:t>
+              <w:rPr>
+                <w:rFonts w:ascii="Calibri" w:hAnsi="Calibri" w:eastAsia="Calibri" w:cs="Calibri"/>
+                <w:sz w:val="22"/>
+                <w:szCs w:val="22"/>
+              </w:rPr>
+              <w:t xml:space="preserve">Reaching /wasm by clicking a nav link emits </w:t>
             </w:r>
             <w:r>
               <w:rPr>
-                <w:b/>
-                <w:bCs/>
+                <w:rFonts w:ascii="Calibri" w:hAnsi="Calibri" w:eastAsia="Calibri" w:cs="Calibri"/>
+                <w:b w:val="1"/>
+                <w:bCs w:val="1"/>
+                <w:sz w:val="22"/>
+                <w:szCs w:val="22"/>
               </w:rPr>
               <w:t>no</w:t>
             </w:r>
             <w:r>
-              <w:t> such elements.</w:t>
+              <w:rPr>
+                <w:rFonts w:ascii="Calibri" w:hAnsi="Calibri" w:eastAsia="Calibri" w:cs="Calibri"/>
+                <w:sz w:val="22"/>
+                <w:szCs w:val="22"/>
+              </w:rPr>
+              <w:t xml:space="preserve"> such elements.</w:t>
             </w:r>
           </w:p>
-          <w:p/>
-        </w:tc>
-        <w:tc>
-          <w:tcPr>
-            <w:tcW w:w="1469" w:type="dxa"/>
-          </w:tcPr>
           <w:p>
+            <w:pPr>
+              <w:spacing w:before="0" w:beforeAutospacing="off" w:after="0" w:afterAutospacing="off"/>
+            </w:pPr>
             <w:r>
-              <w:t>pass</w:t>
+              <w:rPr>
+                <w:rFonts w:ascii="Calibri" w:hAnsi="Calibri" w:eastAsia="Calibri" w:cs="Calibri"/>
+                <w:sz w:val="22"/>
+                <w:szCs w:val="22"/>
+              </w:rPr>
+              <w:t xml:space="preserve"> </w:t>
             </w:r>
           </w:p>
         </w:tc>
         <w:tc>
           <w:tcPr>
-            <w:tcW w:w="2559" w:type="dxa"/>
+            <w:tcW w:w="1769" w:type="dxa"/>
+            <w:tcBorders>
+              <w:top w:val="single" w:sz="8"/>
+              <w:left w:val="single" w:sz="8"/>
+              <w:bottom w:val="single" w:sz="8"/>
+              <w:right w:val="single" w:sz="8"/>
+            </w:tcBorders>
+            <w:tcMar>
+              <w:left w:w="108" w:type="dxa"/>
+              <w:right w:w="108" w:type="dxa"/>
+            </w:tcMar>
+            <w:vAlign w:val="top"/>
           </w:tcPr>
           <w:p>
-            <w:hyperlink r:id="rId14" w:history="1">
-              <w:proofErr w:type="spellStart"/>
+            <w:pPr>
+              <w:spacing w:before="0" w:beforeAutospacing="off" w:after="0" w:afterAutospacing="off"/>
+            </w:pPr>
+            <w:r>
+              <w:rPr>
+                <w:rFonts w:ascii="Calibri" w:hAnsi="Calibri" w:eastAsia="Calibri" w:cs="Calibri"/>
+                <w:sz w:val="22"/>
+                <w:szCs w:val="22"/>
+              </w:rPr>
+              <w:t>Pass</w:t>
+            </w:r>
+          </w:p>
+        </w:tc>
+        <w:tc>
+          <w:tcPr>
+            <w:tcW w:w="3283" w:type="dxa"/>
+            <w:tcBorders>
+              <w:top w:val="single" w:sz="8"/>
+              <w:left w:val="single" w:sz="8"/>
+              <w:bottom w:val="single" w:sz="8"/>
+              <w:right w:val="single" w:sz="8"/>
+            </w:tcBorders>
+            <w:tcMar>
+              <w:left w:w="108" w:type="dxa"/>
+              <w:right w:w="108" w:type="dxa"/>
+            </w:tcMar>
+            <w:vAlign w:val="top"/>
+          </w:tcPr>
+          <w:p>
+            <w:pPr>
+              <w:spacing w:before="0" w:beforeAutospacing="off" w:after="0" w:afterAutospacing="off"/>
+            </w:pPr>
+            <w:hyperlink r:id="Rb0e2a36f782f41df">
               <w:r>
                 <w:rPr>
                   <w:rStyle w:val="Hyperlink"/>
+                  <w:strike w:val="0"/>
+                  <w:dstrike w:val="0"/>
+                  <w:color w:val="467886"/>
+                  <w:u w:val="single"/>
                 </w:rPr>
-                <w:t>wasm</w:t>
-              </w:r>
-              <w:proofErr w:type="spellEnd"/>
-              <w:r>
-                <w:rPr>
-                  <w:rStyle w:val="Hyperlink"/>
-                </w:rPr>
-                <w:t xml:space="preserve"> reached by nav link.png</w:t>
+                <w:t>wasm reached by nav link.png</w:t>
               </w:r>
             </w:hyperlink>
           </w:p>
         </w:tc>
       </w:tr>
       <w:tr>
+        <w:trPr>
+          <w:trHeight w:val="300"/>
+        </w:trPr>
         <w:tc>
           <w:tcPr>
-            <w:tcW w:w="3884" w:type="dxa"/>
+            <w:tcW w:w="4184" w:type="dxa"/>
+            <w:tcBorders>
+              <w:top w:val="single" w:sz="8"/>
+              <w:left w:val="single" w:sz="8"/>
+              <w:bottom w:val="single" w:sz="8"/>
+              <w:right w:val="single" w:sz="8"/>
+            </w:tcBorders>
+            <w:tcMar>
+              <w:left w:w="108" w:type="dxa"/>
+              <w:right w:w="108" w:type="dxa"/>
+            </w:tcMar>
+            <w:vAlign w:val="top"/>
           </w:tcPr>
           <w:p>
+            <w:pPr>
+              <w:spacing w:before="0" w:beforeAutospacing="off" w:after="0" w:afterAutospacing="off"/>
+            </w:pPr>
             <w:r>
-              <w:t>A full browser reload of /</w:t>
-            </w:r>
-            <w:proofErr w:type="spellStart"/>
-            <w:r>
-              <w:t>wasm</w:t>
-            </w:r>
-            <w:proofErr w:type="spellEnd"/>
-            <w:r>
-              <w:t> emits them again.</w:t>
+              <w:rPr>
+                <w:rFonts w:ascii="Calibri" w:hAnsi="Calibri" w:eastAsia="Calibri" w:cs="Calibri"/>
+                <w:sz w:val="22"/>
+                <w:szCs w:val="22"/>
+              </w:rPr>
+              <w:t>A full browser reload of /wasm emits them again.</w:t>
             </w:r>
           </w:p>
-          <w:p/>
-        </w:tc>
-        <w:tc>
-          <w:tcPr>
-            <w:tcW w:w="1469" w:type="dxa"/>
-          </w:tcPr>
           <w:p>
+            <w:pPr>
+              <w:spacing w:before="0" w:beforeAutospacing="off" w:after="0" w:afterAutospacing="off"/>
+            </w:pPr>
             <w:r>
-              <w:t>pass</w:t>
+              <w:rPr>
+                <w:rFonts w:ascii="Calibri" w:hAnsi="Calibri" w:eastAsia="Calibri" w:cs="Calibri"/>
+                <w:sz w:val="22"/>
+                <w:szCs w:val="22"/>
+              </w:rPr>
+              <w:t xml:space="preserve"> </w:t>
             </w:r>
           </w:p>
         </w:tc>
         <w:tc>
           <w:tcPr>
-            <w:tcW w:w="2559" w:type="dxa"/>
+            <w:tcW w:w="1769" w:type="dxa"/>
+            <w:tcBorders>
+              <w:top w:val="single" w:sz="8"/>
+              <w:left w:val="single" w:sz="8"/>
+              <w:bottom w:val="single" w:sz="8"/>
+              <w:right w:val="single" w:sz="8"/>
+            </w:tcBorders>
+            <w:tcMar>
+              <w:left w:w="108" w:type="dxa"/>
+              <w:right w:w="108" w:type="dxa"/>
+            </w:tcMar>
+            <w:vAlign w:val="top"/>
           </w:tcPr>
           <w:p>
-            <w:hyperlink r:id="rId15" w:history="1">
-              <w:proofErr w:type="spellStart"/>
+            <w:pPr>
+              <w:spacing w:before="0" w:beforeAutospacing="off" w:after="0" w:afterAutospacing="off"/>
+            </w:pPr>
+            <w:r>
+              <w:rPr>
+                <w:rFonts w:ascii="Calibri" w:hAnsi="Calibri" w:eastAsia="Calibri" w:cs="Calibri"/>
+                <w:sz w:val="22"/>
+                <w:szCs w:val="22"/>
+              </w:rPr>
+              <w:t>Pass</w:t>
+            </w:r>
+          </w:p>
+        </w:tc>
+        <w:tc>
+          <w:tcPr>
+            <w:tcW w:w="3283" w:type="dxa"/>
+            <w:tcBorders>
+              <w:top w:val="single" w:sz="8"/>
+              <w:left w:val="single" w:sz="8"/>
+              <w:bottom w:val="single" w:sz="8"/>
+              <w:right w:val="single" w:sz="8"/>
+            </w:tcBorders>
+            <w:tcMar>
+              <w:left w:w="108" w:type="dxa"/>
+              <w:right w:w="108" w:type="dxa"/>
+            </w:tcMar>
+            <w:vAlign w:val="top"/>
+          </w:tcPr>
+          <w:p>
+            <w:pPr>
+              <w:spacing w:before="0" w:beforeAutospacing="off" w:after="0" w:afterAutospacing="off"/>
+            </w:pPr>
+            <w:hyperlink r:id="Rb5abadb82d9a48df">
               <w:r>
                 <w:rPr>
                   <w:rStyle w:val="Hyperlink"/>
+                  <w:strike w:val="0"/>
+                  <w:dstrike w:val="0"/>
+                  <w:color w:val="467886"/>
+                  <w:u w:val="single"/>
                 </w:rPr>
-                <w:t>wasm</w:t>
-              </w:r>
-              <w:proofErr w:type="spellEnd"/>
-              <w:r>
-                <w:rPr>
-                  <w:rStyle w:val="Hyperlink"/>
-                </w:rPr>
-                <w:t xml:space="preserve"> after a full reload.png</w:t>
+                <w:t>wasm after a full reload.png</w:t>
               </w:r>
             </w:hyperlink>
           </w:p>
         </w:tc>
       </w:tr>
       <w:tr>
+        <w:trPr>
+          <w:trHeight w:val="300"/>
+        </w:trPr>
         <w:tc>
           <w:tcPr>
-            <w:tcW w:w="3884" w:type="dxa"/>
+            <w:tcW w:w="4184" w:type="dxa"/>
+            <w:tcBorders>
+              <w:top w:val="single" w:sz="8"/>
+              <w:left w:val="single" w:sz="8"/>
+              <w:bottom w:val="single" w:sz="8"/>
+              <w:right w:val="single" w:sz="8"/>
+            </w:tcBorders>
+            <w:tcMar>
+              <w:left w:w="108" w:type="dxa"/>
+              <w:right w:w="108" w:type="dxa"/>
+            </w:tcMar>
+            <w:vAlign w:val="top"/>
           </w:tcPr>
           <w:p>
+            <w:pPr>
+              <w:spacing w:before="0" w:beforeAutospacing="off" w:after="0" w:afterAutospacing="off"/>
+            </w:pPr>
             <w:r>
-              <w:t xml:space="preserve">/auto and /server emit no </w:t>
-            </w:r>
-            <w:proofErr w:type="spellStart"/>
-            <w:r>
-              <w:t>WebAssembly</w:t>
-            </w:r>
-            <w:proofErr w:type="spellEnd"/>
-            <w:r>
-              <w:t xml:space="preserve"> preload links, on first load or on navigation.</w:t>
+              <w:rPr>
+                <w:rFonts w:ascii="Calibri" w:hAnsi="Calibri" w:eastAsia="Calibri" w:cs="Calibri"/>
+                <w:sz w:val="22"/>
+                <w:szCs w:val="22"/>
+              </w:rPr>
+              <w:t>/auto and /server emit no WebAssembly preload links, on first load or on navigation.</w:t>
             </w:r>
           </w:p>
-          <w:p/>
-        </w:tc>
-        <w:tc>
-          <w:tcPr>
-            <w:tcW w:w="1469" w:type="dxa"/>
-          </w:tcPr>
           <w:p>
+            <w:pPr>
+              <w:spacing w:before="0" w:beforeAutospacing="off" w:after="0" w:afterAutospacing="off"/>
+            </w:pPr>
             <w:r>
-              <w:lastRenderedPageBreak/>
-              <w:t>pass</w:t>
+              <w:rPr>
+                <w:rFonts w:ascii="Calibri" w:hAnsi="Calibri" w:eastAsia="Calibri" w:cs="Calibri"/>
+                <w:sz w:val="22"/>
+                <w:szCs w:val="22"/>
+              </w:rPr>
+              <w:t xml:space="preserve"> </w:t>
             </w:r>
           </w:p>
         </w:tc>
         <w:tc>
           <w:tcPr>
-            <w:tcW w:w="2559" w:type="dxa"/>
+            <w:tcW w:w="1769" w:type="dxa"/>
+            <w:tcBorders>
+              <w:top w:val="single" w:sz="8"/>
+              <w:left w:val="single" w:sz="8"/>
+              <w:bottom w:val="single" w:sz="8"/>
+              <w:right w:val="single" w:sz="8"/>
+            </w:tcBorders>
+            <w:tcMar>
+              <w:left w:w="108" w:type="dxa"/>
+              <w:right w:w="108" w:type="dxa"/>
+            </w:tcMar>
+            <w:vAlign w:val="top"/>
           </w:tcPr>
           <w:p>
-            <w:hyperlink r:id="rId16" w:history="1">
+            <w:pPr>
+              <w:spacing w:before="0" w:beforeAutospacing="off" w:after="0" w:afterAutospacing="off"/>
+            </w:pPr>
+            <w:r>
+              <w:rPr>
+                <w:rFonts w:ascii="Calibri" w:hAnsi="Calibri" w:eastAsia="Calibri" w:cs="Calibri"/>
+                <w:sz w:val="22"/>
+                <w:szCs w:val="22"/>
+              </w:rPr>
+              <w:t>Pass</w:t>
+            </w:r>
+          </w:p>
+        </w:tc>
+        <w:tc>
+          <w:tcPr>
+            <w:tcW w:w="3283" w:type="dxa"/>
+            <w:tcBorders>
+              <w:top w:val="single" w:sz="8"/>
+              <w:left w:val="single" w:sz="8"/>
+              <w:bottom w:val="single" w:sz="8"/>
+              <w:right w:val="single" w:sz="8"/>
+            </w:tcBorders>
+            <w:tcMar>
+              <w:left w:w="108" w:type="dxa"/>
+              <w:right w:w="108" w:type="dxa"/>
+            </w:tcMar>
+            <w:vAlign w:val="top"/>
+          </w:tcPr>
+          <w:p>
+            <w:pPr>
+              <w:spacing w:before="0" w:beforeAutospacing="off" w:after="0" w:afterAutospacing="off"/>
+            </w:pPr>
+            <w:hyperlink r:id="R5a5c3f0a291b4bae">
               <w:r>
                 <w:rPr>
                   <w:rStyle w:val="Hyperlink"/>
+                  <w:strike w:val="0"/>
+                  <w:dstrike w:val="0"/>
+                  <w:color w:val="467886"/>
+                  <w:u w:val="single"/>
                 </w:rPr>
                 <w:t>NET 11-ServerPage.png</w:t>
               </w:r>
             </w:hyperlink>
             <w:r>
-              <w:t xml:space="preserve"> and  </w:t>
+              <w:rPr>
+                <w:rFonts w:ascii="Calibri" w:hAnsi="Calibri" w:eastAsia="Calibri" w:cs="Calibri"/>
+                <w:sz w:val="22"/>
+                <w:szCs w:val="22"/>
+              </w:rPr>
+              <w:t xml:space="preserve"> and</w:t>
             </w:r>
-            <w:hyperlink r:id="rId17" w:history="1">
+            <w:r>
+              <w:rPr>
+                <w:rFonts w:ascii="Calibri" w:hAnsi="Calibri" w:eastAsia="Calibri" w:cs="Calibri"/>
+                <w:sz w:val="22"/>
+                <w:szCs w:val="22"/>
+              </w:rPr>
+              <w:t xml:space="preserve">  </w:t>
+            </w:r>
+            <w:hyperlink r:id="Red34a94e143d459f">
               <w:r>
                 <w:rPr>
                   <w:rStyle w:val="Hyperlink"/>
+                  <w:strike w:val="0"/>
+                  <w:dstrike w:val="0"/>
+                  <w:color w:val="467886"/>
+                  <w:u w:val="single"/>
                 </w:rPr>
                 <w:t>NET 11-AutoPage.png</w:t>
               </w:r>
@@ -548,256 +1040,193 @@
         </w:tc>
       </w:tr>
       <w:tr>
+        <w:trPr>
+          <w:trHeight w:val="300"/>
+        </w:trPr>
         <w:tc>
           <w:tcPr>
-            <w:tcW w:w="3884" w:type="dxa"/>
+            <w:tcW w:w="4184" w:type="dxa"/>
+            <w:tcBorders>
+              <w:top w:val="single" w:sz="8"/>
+              <w:left w:val="single" w:sz="8"/>
+              <w:bottom w:val="single" w:sz="8"/>
+              <w:right w:val="single" w:sz="8"/>
+            </w:tcBorders>
+            <w:tcMar>
+              <w:left w:w="108" w:type="dxa"/>
+              <w:right w:w="108" w:type="dxa"/>
+            </w:tcMar>
+            <w:vAlign w:val="top"/>
           </w:tcPr>
           <w:p>
             <w:pPr>
-              <w:shd w:val="clear" w:color="auto" w:fill="FFFFFF"/>
-              <w:spacing w:afterAutospacing="1"/>
-              <w:rPr>
-                <w:rFonts w:ascii="Segoe UI" w:eastAsia="Times New Roman" w:hAnsi="Segoe UI" w:cs="Segoe UI"/>
-                <w:color w:val="010409"/>
-                <w:kern w:val="0"/>
-                <w:sz w:val="21"/>
-                <w:szCs w:val="21"/>
-                <w14:ligatures w14:val="none"/>
-              </w:rPr>
+              <w:spacing w:before="0" w:beforeAutospacing="off" w:after="0" w:afterAutospacing="off"/>
             </w:pPr>
             <w:r>
               <w:rPr>
-                <w:rFonts w:ascii="Segoe UI" w:eastAsia="Times New Roman" w:hAnsi="Segoe UI" w:cs="Segoe UI"/>
+                <w:rFonts w:ascii="Calibri" w:hAnsi="Calibri" w:eastAsia="Calibri" w:cs="Calibri"/>
                 <w:color w:val="010409"/>
-                <w:kern w:val="0"/>
-                <w:sz w:val="21"/>
-                <w:szCs w:val="21"/>
-                <w14:ligatures w14:val="none"/>
+                <w:sz w:val="22"/>
+                <w:szCs w:val="22"/>
               </w:rPr>
-              <w:t xml:space="preserve">The </w:t>
-            </w:r>
-            <w:proofErr w:type="spellStart"/>
-            <w:r>
-              <w:rPr>
-                <w:rFonts w:ascii="Segoe UI" w:eastAsia="Times New Roman" w:hAnsi="Segoe UI" w:cs="Segoe UI"/>
-                <w:color w:val="010409"/>
-                <w:kern w:val="0"/>
-                <w:sz w:val="21"/>
-                <w:szCs w:val="21"/>
-                <w14:ligatures w14:val="none"/>
-              </w:rPr>
-              <w:t>WebAssembly</w:t>
-            </w:r>
-            <w:proofErr w:type="spellEnd"/>
-            <w:r>
-              <w:rPr>
-                <w:rFonts w:ascii="Segoe UI" w:eastAsia="Times New Roman" w:hAnsi="Segoe UI" w:cs="Segoe UI"/>
-                <w:color w:val="010409"/>
-                <w:kern w:val="0"/>
-                <w:sz w:val="21"/>
-                <w:szCs w:val="21"/>
-                <w14:ligatures w14:val="none"/>
-              </w:rPr>
-              <w:t xml:space="preserve"> component on </w:t>
-            </w:r>
-            <w:r>
-              <w:rPr>
-                <w:rFonts w:ascii="Consolas" w:eastAsia="Times New Roman" w:hAnsi="Consolas" w:cs="Courier New"/>
-                <w:color w:val="010409"/>
-                <w:kern w:val="0"/>
-                <w:sz w:val="18"/>
-                <w:szCs w:val="18"/>
-                <w:shd w:val="clear" w:color="auto" w:fill="E0E6EB"/>
-                <w14:ligatures w14:val="none"/>
-              </w:rPr>
-              <w:t>/</w:t>
-            </w:r>
-            <w:proofErr w:type="spellStart"/>
-            <w:r>
-              <w:rPr>
-                <w:rFonts w:ascii="Consolas" w:eastAsia="Times New Roman" w:hAnsi="Consolas" w:cs="Courier New"/>
-                <w:color w:val="010409"/>
-                <w:kern w:val="0"/>
-                <w:sz w:val="18"/>
-                <w:szCs w:val="18"/>
-                <w:shd w:val="clear" w:color="auto" w:fill="E0E6EB"/>
-                <w14:ligatures w14:val="none"/>
-              </w:rPr>
-              <w:t>wasm</w:t>
-            </w:r>
-            <w:proofErr w:type="spellEnd"/>
-            <w:r>
-              <w:rPr>
-                <w:rFonts w:ascii="Segoe UI" w:eastAsia="Times New Roman" w:hAnsi="Segoe UI" w:cs="Segoe UI"/>
-                <w:color w:val="010409"/>
-                <w:kern w:val="0"/>
-                <w:sz w:val="21"/>
-                <w:szCs w:val="21"/>
-                <w14:ligatures w14:val="none"/>
-              </w:rPr>
-              <w:t> becomes interactive and works when reached by navigation, exactly as when loaded directly. The runtime is not re-fetched on the second and later navigations.</w:t>
-            </w:r>
-          </w:p>
-          <w:p>
-            <w:pPr>
-              <w:shd w:val="clear" w:color="auto" w:fill="FFFFFF"/>
-              <w:spacing w:afterAutospacing="1"/>
-              <w:rPr>
-                <w:rFonts w:ascii="Segoe UI" w:eastAsia="Times New Roman" w:hAnsi="Segoe UI" w:cs="Segoe UI"/>
-                <w:color w:val="010409"/>
-                <w:kern w:val="0"/>
-                <w:sz w:val="21"/>
-                <w:szCs w:val="21"/>
-                <w14:ligatures w14:val="none"/>
-              </w:rPr>
-            </w:pPr>
-            <w:r>
-              <w:rPr>
-                <w:rFonts w:ascii="Segoe UI" w:eastAsia="Times New Roman" w:hAnsi="Segoe UI" w:cs="Segoe UI"/>
-                <w:color w:val="010409"/>
-                <w:kern w:val="0"/>
-                <w:sz w:val="21"/>
-                <w:szCs w:val="21"/>
-                <w14:ligatures w14:val="none"/>
-              </w:rPr>
-              <w:t>Navigating between </w:t>
-            </w:r>
-            <w:r>
-              <w:rPr>
-                <w:rFonts w:ascii="Consolas" w:eastAsia="Times New Roman" w:hAnsi="Consolas" w:cs="Courier New"/>
-                <w:color w:val="010409"/>
-                <w:kern w:val="0"/>
-                <w:sz w:val="18"/>
-                <w:szCs w:val="18"/>
-                <w:shd w:val="clear" w:color="auto" w:fill="E0E6EB"/>
-                <w14:ligatures w14:val="none"/>
-              </w:rPr>
-              <w:t>/</w:t>
-            </w:r>
-            <w:r>
-              <w:rPr>
-                <w:rFonts w:ascii="Segoe UI" w:eastAsia="Times New Roman" w:hAnsi="Segoe UI" w:cs="Segoe UI"/>
-                <w:color w:val="010409"/>
-                <w:kern w:val="0"/>
-                <w:sz w:val="21"/>
-                <w:szCs w:val="21"/>
-                <w14:ligatures w14:val="none"/>
-              </w:rPr>
-              <w:t> and </w:t>
-            </w:r>
-            <w:r>
-              <w:rPr>
-                <w:rFonts w:ascii="Consolas" w:eastAsia="Times New Roman" w:hAnsi="Consolas" w:cs="Courier New"/>
-                <w:color w:val="010409"/>
-                <w:kern w:val="0"/>
-                <w:sz w:val="18"/>
-                <w:szCs w:val="18"/>
-                <w:shd w:val="clear" w:color="auto" w:fill="E0E6EB"/>
-                <w14:ligatures w14:val="none"/>
-              </w:rPr>
-              <w:t>/</w:t>
-            </w:r>
-            <w:proofErr w:type="spellStart"/>
-            <w:r>
-              <w:rPr>
-                <w:rFonts w:ascii="Consolas" w:eastAsia="Times New Roman" w:hAnsi="Consolas" w:cs="Courier New"/>
-                <w:color w:val="010409"/>
-                <w:kern w:val="0"/>
-                <w:sz w:val="18"/>
-                <w:szCs w:val="18"/>
-                <w:shd w:val="clear" w:color="auto" w:fill="E0E6EB"/>
-                <w14:ligatures w14:val="none"/>
-              </w:rPr>
-              <w:t>wasm</w:t>
-            </w:r>
-            <w:proofErr w:type="spellEnd"/>
-            <w:r>
-              <w:rPr>
-                <w:rFonts w:ascii="Segoe UI" w:eastAsia="Times New Roman" w:hAnsi="Segoe UI" w:cs="Segoe UI"/>
-                <w:color w:val="010409"/>
-                <w:kern w:val="0"/>
-                <w:sz w:val="21"/>
-                <w:szCs w:val="21"/>
-                <w14:ligatures w14:val="none"/>
-              </w:rPr>
-              <w:t> repeatedly issues no duplicated requests for </w:t>
-            </w:r>
-            <w:r>
-              <w:rPr>
-                <w:rFonts w:ascii="Consolas" w:eastAsia="Times New Roman" w:hAnsi="Consolas" w:cs="Courier New"/>
-                <w:color w:val="010409"/>
-                <w:kern w:val="0"/>
-                <w:sz w:val="18"/>
-                <w:szCs w:val="18"/>
-                <w:shd w:val="clear" w:color="auto" w:fill="E0E6EB"/>
-                <w14:ligatures w14:val="none"/>
-              </w:rPr>
-              <w:t>_framework/</w:t>
-            </w:r>
-            <w:r>
-              <w:rPr>
-                <w:rFonts w:ascii="Segoe UI" w:eastAsia="Times New Roman" w:hAnsi="Segoe UI" w:cs="Segoe UI"/>
-                <w:color w:val="010409"/>
-                <w:kern w:val="0"/>
-                <w:sz w:val="21"/>
-                <w:szCs w:val="21"/>
-                <w14:ligatures w14:val="none"/>
-              </w:rPr>
-              <w:t> files, and the count does not grow with each round trip.</w:t>
-            </w:r>
-          </w:p>
-          <w:p>
-            <w:pPr>
-              <w:ind w:left="720"/>
-            </w:pPr>
-          </w:p>
-        </w:tc>
-        <w:tc>
-          <w:tcPr>
-            <w:tcW w:w="1469" w:type="dxa"/>
-          </w:tcPr>
-          <w:p>
-            <w:r>
-              <w:t>pass</w:t>
+              <w:t>The WebAssembly component on /wasm becomes interactive and works when reached by navigation, exactly as when loaded directly. The runtime is not re-fetched on the second and later navigations.</w:t>
             </w:r>
           </w:p>
         </w:tc>
         <w:tc>
           <w:tcPr>
-            <w:tcW w:w="2559" w:type="dxa"/>
+            <w:tcW w:w="1769" w:type="dxa"/>
+            <w:tcBorders>
+              <w:top w:val="single" w:sz="8"/>
+              <w:left w:val="single" w:sz="8"/>
+              <w:bottom w:val="single" w:sz="8"/>
+              <w:right w:val="single" w:sz="8"/>
+            </w:tcBorders>
+            <w:tcMar>
+              <w:left w:w="108" w:type="dxa"/>
+              <w:right w:w="108" w:type="dxa"/>
+            </w:tcMar>
+            <w:vAlign w:val="top"/>
           </w:tcPr>
           <w:p>
-            <w:hyperlink r:id="rId18" w:history="1">
+            <w:pPr>
+              <w:spacing w:before="0" w:beforeAutospacing="off" w:after="0" w:afterAutospacing="off"/>
+            </w:pPr>
+            <w:r>
+              <w:rPr>
+                <w:rFonts w:ascii="Calibri" w:hAnsi="Calibri" w:eastAsia="Calibri" w:cs="Calibri"/>
+                <w:sz w:val="22"/>
+                <w:szCs w:val="22"/>
+              </w:rPr>
+              <w:t>Pass</w:t>
+            </w:r>
+          </w:p>
+        </w:tc>
+        <w:tc>
+          <w:tcPr>
+            <w:tcW w:w="3283" w:type="dxa"/>
+            <w:tcBorders>
+              <w:top w:val="single" w:sz="8"/>
+              <w:left w:val="single" w:sz="8"/>
+              <w:bottom w:val="single" w:sz="8"/>
+              <w:right w:val="single" w:sz="8"/>
+            </w:tcBorders>
+            <w:tcMar>
+              <w:left w:w="108" w:type="dxa"/>
+              <w:right w:w="108" w:type="dxa"/>
+            </w:tcMar>
+            <w:vAlign w:val="top"/>
+          </w:tcPr>
+          <w:p>
+            <w:pPr>
+              <w:spacing w:before="0" w:beforeAutospacing="off" w:after="0" w:afterAutospacing="off"/>
+            </w:pPr>
+            <w:hyperlink r:id="R8bffa0242f38431d">
               <w:r>
                 <w:rPr>
                   <w:rStyle w:val="Hyperlink"/>
+                  <w:strike w:val="0"/>
+                  <w:dstrike w:val="0"/>
+                  <w:color w:val="467886"/>
+                  <w:u w:val="single"/>
                 </w:rPr>
-                <w:t>NET 10 _</w:t>
+                <w:t>NET 11 wasm interactivity and runtime reuse test.mp4</w:t>
               </w:r>
-              <w:proofErr w:type="spellStart"/>
+            </w:hyperlink>
+          </w:p>
+        </w:tc>
+      </w:tr>
+      <w:tr>
+        <w:trPr>
+          <w:trHeight w:val="300"/>
+        </w:trPr>
+        <w:tc>
+          <w:tcPr>
+            <w:tcW w:w="4184" w:type="dxa"/>
+            <w:tcBorders>
+              <w:top w:val="single" w:sz="8"/>
+              <w:left w:val="single" w:sz="8"/>
+              <w:bottom w:val="single" w:sz="8"/>
+              <w:right w:val="single" w:sz="8"/>
+            </w:tcBorders>
+            <w:tcMar>
+              <w:left w:w="108" w:type="dxa"/>
+              <w:right w:w="108" w:type="dxa"/>
+            </w:tcMar>
+            <w:vAlign w:val="top"/>
+          </w:tcPr>
+          <w:p>
+            <w:pPr>
+              <w:shd w:val="clear" w:color="auto" w:fill="FFFFFF" w:themeFill="background1"/>
+              <w:spacing w:before="0" w:beforeAutospacing="off" w:after="160" w:afterAutospacing="off"/>
+            </w:pPr>
+            <w:r>
+              <w:rPr>
+                <w:rFonts w:ascii="Calibri" w:hAnsi="Calibri" w:eastAsia="Calibri" w:cs="Calibri"/>
+                <w:color w:val="010409"/>
+                <w:sz w:val="22"/>
+                <w:szCs w:val="22"/>
+              </w:rPr>
+              <w:t>Navigating between / and /wasm repeatedly issues no duplicated requests for _framework/ files, and the count does not grow with each round trip.</w:t>
+            </w:r>
+          </w:p>
+        </w:tc>
+        <w:tc>
+          <w:tcPr>
+            <w:tcW w:w="1769" w:type="dxa"/>
+            <w:tcBorders>
+              <w:top w:val="single" w:sz="8"/>
+              <w:left w:val="single" w:sz="8"/>
+              <w:bottom w:val="single" w:sz="8"/>
+              <w:right w:val="single" w:sz="8"/>
+            </w:tcBorders>
+            <w:tcMar>
+              <w:left w:w="108" w:type="dxa"/>
+              <w:right w:w="108" w:type="dxa"/>
+            </w:tcMar>
+            <w:vAlign w:val="top"/>
+          </w:tcPr>
+          <w:p>
+            <w:pPr>
+              <w:spacing w:before="0" w:beforeAutospacing="off" w:after="0" w:afterAutospacing="off"/>
+            </w:pPr>
+            <w:r>
+              <w:rPr>
+                <w:rFonts w:ascii="Calibri" w:hAnsi="Calibri" w:eastAsia="Calibri" w:cs="Calibri"/>
+                <w:sz w:val="22"/>
+                <w:szCs w:val="22"/>
+              </w:rPr>
+              <w:t>Pass</w:t>
+            </w:r>
+          </w:p>
+        </w:tc>
+        <w:tc>
+          <w:tcPr>
+            <w:tcW w:w="3283" w:type="dxa"/>
+            <w:tcBorders>
+              <w:top w:val="single" w:sz="8"/>
+              <w:left w:val="single" w:sz="8"/>
+              <w:bottom w:val="single" w:sz="8"/>
+              <w:right w:val="single" w:sz="8"/>
+            </w:tcBorders>
+            <w:tcMar>
+              <w:left w:w="108" w:type="dxa"/>
+              <w:right w:w="108" w:type="dxa"/>
+            </w:tcMar>
+            <w:vAlign w:val="top"/>
+          </w:tcPr>
+          <w:p>
+            <w:pPr>
+              <w:spacing w:before="0" w:beforeAutospacing="off" w:after="0" w:afterAutospacing="off"/>
+            </w:pPr>
+            <w:hyperlink r:id="R06ba4add1a7e4caa">
               <w:r>
                 <w:rPr>
                   <w:rStyle w:val="Hyperlink"/>
-                </w:rPr>
-                <w:t>framewok</w:t>
-              </w:r>
-              <w:proofErr w:type="spellEnd"/>
-              <w:r>
-                <w:rPr>
-                  <w:rStyle w:val="Hyperlink"/>
-                </w:rPr>
-                <w:t xml:space="preserve"> counts test.mp4</w:t>
-              </w:r>
-            </w:hyperlink>
-            <w:r>
-              <w:t xml:space="preserve"> and</w:t>
-            </w:r>
-          </w:p>
-          <w:p>
-            <w:hyperlink r:id="rId19" w:history="1">
-              <w:r>
-                <w:rPr>
-                  <w:rStyle w:val="Hyperlink"/>
+                  <w:strike w:val="0"/>
+                  <w:dstrike w:val="0"/>
+                  <w:color w:val="467886"/>
+                  <w:u w:val="single"/>
                 </w:rPr>
                 <w:t>NET 11 framework count test.mp4</w:t>
               </w:r>
@@ -806,181 +1235,260 @@
         </w:tc>
       </w:tr>
       <w:tr>
+        <w:trPr>
+          <w:trHeight w:val="300"/>
+        </w:trPr>
         <w:tc>
           <w:tcPr>
-            <w:tcW w:w="3884" w:type="dxa"/>
+            <w:tcW w:w="4184" w:type="dxa"/>
+            <w:tcBorders>
+              <w:top w:val="single" w:sz="8"/>
+              <w:left w:val="single" w:sz="8"/>
+              <w:bottom w:val="single" w:sz="8"/>
+              <w:right w:val="single" w:sz="8"/>
+            </w:tcBorders>
+            <w:tcMar>
+              <w:left w:w="108" w:type="dxa"/>
+              <w:right w:w="108" w:type="dxa"/>
+            </w:tcMar>
+            <w:vAlign w:val="top"/>
           </w:tcPr>
           <w:p>
             <w:pPr>
-              <w:shd w:val="clear" w:color="auto" w:fill="FFFFFF"/>
-              <w:spacing w:before="60" w:after="100" w:afterAutospacing="1"/>
-              <w:rPr>
-                <w:rFonts w:ascii="Segoe UI" w:eastAsia="Times New Roman" w:hAnsi="Segoe UI" w:cs="Segoe UI"/>
-                <w:color w:val="010409"/>
-                <w:kern w:val="0"/>
-                <w:sz w:val="21"/>
-                <w:szCs w:val="21"/>
-                <w14:ligatures w14:val="none"/>
-              </w:rPr>
+              <w:shd w:val="clear" w:color="auto" w:fill="FFFFFF" w:themeFill="background1"/>
+              <w:spacing w:before="0" w:beforeAutospacing="off" w:after="160" w:afterAutospacing="off"/>
             </w:pPr>
             <w:r>
               <w:rPr>
-                <w:rFonts w:ascii="Segoe UI" w:eastAsia="Times New Roman" w:hAnsi="Segoe UI" w:cs="Segoe UI"/>
+                <w:rFonts w:ascii="Calibri" w:hAnsi="Calibri" w:eastAsia="Calibri" w:cs="Calibri"/>
                 <w:color w:val="010409"/>
-                <w:kern w:val="0"/>
-                <w:sz w:val="21"/>
-                <w:szCs w:val="21"/>
-                <w14:ligatures w14:val="none"/>
+                <w:sz w:val="22"/>
+                <w:szCs w:val="22"/>
               </w:rPr>
-              <w:t>On .NET 10 the same navigation does emit the hints, confirming your setup reproduces the old behavior.</w:t>
+              <w:t>On .NET 10 the same navigation emits the hints, confirming the setup reproduces the old behavior.</w:t>
             </w:r>
           </w:p>
         </w:tc>
         <w:tc>
           <w:tcPr>
-            <w:tcW w:w="1469" w:type="dxa"/>
+            <w:tcW w:w="1769" w:type="dxa"/>
+            <w:tcBorders>
+              <w:top w:val="single" w:sz="8"/>
+              <w:left w:val="single" w:sz="8"/>
+              <w:bottom w:val="single" w:sz="8"/>
+              <w:right w:val="single" w:sz="8"/>
+            </w:tcBorders>
+            <w:tcMar>
+              <w:left w:w="108" w:type="dxa"/>
+              <w:right w:w="108" w:type="dxa"/>
+            </w:tcMar>
+            <w:vAlign w:val="top"/>
           </w:tcPr>
           <w:p>
+            <w:pPr>
+              <w:pStyle w:val="Normal"/>
+              <w:spacing w:before="0" w:beforeAutospacing="off" w:after="0" w:afterAutospacing="off"/>
+              <w:rPr>
+                <w:rFonts w:ascii="Calibri" w:hAnsi="Calibri" w:eastAsia="Calibri" w:cs="Calibri"/>
+                <w:noProof w:val="0"/>
+                <w:color w:val="auto"/>
+                <w:sz w:val="22"/>
+                <w:szCs w:val="22"/>
+                <w:lang w:val="en-US"/>
+              </w:rPr>
+            </w:pPr>
             <w:r>
-              <w:t>pass</w:t>
+              <w:rPr>
+                <w:rFonts w:ascii="Calibri" w:hAnsi="Calibri" w:eastAsia="Calibri" w:cs="Calibri"/>
+                <w:b w:val="1"/>
+                <w:bCs w:val="1"/>
+                <w:i w:val="0"/>
+                <w:iCs w:val="0"/>
+                <w:caps w:val="0"/>
+                <w:smallCaps w:val="0"/>
+                <w:noProof w:val="0"/>
+                <w:color w:val="auto"/>
+                <w:sz w:val="22"/>
+                <w:szCs w:val="22"/>
+                <w:lang w:val="en-US"/>
+              </w:rPr>
+              <w:t>Could not be reproduced</w:t>
+            </w:r>
+            <w:r>
+              <w:rPr>
+                <w:rFonts w:ascii="Calibri" w:hAnsi="Calibri" w:eastAsia="Calibri" w:cs="Calibri"/>
+                <w:noProof w:val="0"/>
+                <w:color w:val="auto"/>
+                <w:sz w:val="22"/>
+                <w:szCs w:val="22"/>
+                <w:lang w:val="en-US"/>
+              </w:rPr>
+              <w:t xml:space="preserve"> </w:t>
+            </w:r>
+            <w:r>
+              <w:rPr>
+                <w:rFonts w:ascii="Calibri" w:hAnsi="Calibri" w:eastAsia="Calibri" w:cs="Calibri"/>
+                <w:b w:val="0"/>
+                <w:bCs w:val="0"/>
+                <w:i w:val="0"/>
+                <w:iCs w:val="0"/>
+                <w:caps w:val="0"/>
+                <w:smallCaps w:val="0"/>
+                <w:noProof w:val="0"/>
+                <w:color w:val="auto"/>
+                <w:sz w:val="22"/>
+                <w:szCs w:val="22"/>
+                <w:lang w:val="en-US"/>
+              </w:rPr>
+              <w:t>The tested .NET 10 versions already contain the new behavior from PR #63546, so the old behavior could not be tested. An older .NET 10 build from before PR #63544/#63546 is needed. The current evidence is included to show what was actually observed during testing.</w:t>
             </w:r>
           </w:p>
         </w:tc>
         <w:tc>
           <w:tcPr>
-            <w:tcW w:w="2559" w:type="dxa"/>
+            <w:tcW w:w="3283" w:type="dxa"/>
+            <w:tcBorders>
+              <w:top w:val="single" w:sz="8"/>
+              <w:left w:val="single" w:sz="8"/>
+              <w:bottom w:val="single" w:sz="8"/>
+              <w:right w:val="single" w:sz="8"/>
+            </w:tcBorders>
+            <w:tcMar>
+              <w:left w:w="108" w:type="dxa"/>
+              <w:right w:w="108" w:type="dxa"/>
+            </w:tcMar>
+            <w:vAlign w:val="top"/>
           </w:tcPr>
           <w:p>
-            <w:hyperlink r:id="rId20" w:history="1">
+            <w:pPr>
+              <w:spacing w:before="0" w:beforeAutospacing="off" w:after="0" w:afterAutospacing="off"/>
+            </w:pPr>
+            <w:hyperlink r:id="R8c44839db9a64115">
               <w:r>
                 <w:rPr>
                   <w:rStyle w:val="Hyperlink"/>
+                  <w:strike w:val="0"/>
+                  <w:dstrike w:val="0"/>
+                  <w:color w:val="467886"/>
+                  <w:u w:val="single"/>
                 </w:rPr>
-                <w:t>NET 10-EnhancedNavigation-Elements.png</w:t>
-              </w:r>
-            </w:hyperlink>
-            <w:r>
-              <w:t xml:space="preserve"> and </w:t>
-            </w:r>
-            <w:hyperlink r:id="rId21" w:history="1">
-              <w:r>
-                <w:rPr>
-                  <w:rStyle w:val="Hyperlink"/>
-                </w:rPr>
-                <w:t>NET 10-WasmFullPageReload-Elements.png</w:t>
-              </w:r>
-            </w:hyperlink>
-          </w:p>
-          <w:p/>
-          <w:p>
-            <w:r>
-              <w:t xml:space="preserve">Sample: </w:t>
-            </w:r>
-            <w:hyperlink r:id="rId22" w:history="1">
-              <w:r>
-                <w:rPr>
-                  <w:rStyle w:val="Hyperlink"/>
-                </w:rPr>
-                <w:t>ResourcePreloader.NET10</w:t>
+                <w:t>NET10-EnhancedNav Elements.png</w:t>
               </w:r>
             </w:hyperlink>
           </w:p>
         </w:tc>
       </w:tr>
       <w:tr>
+        <w:trPr>
+          <w:trHeight w:val="300"/>
+        </w:trPr>
         <w:tc>
           <w:tcPr>
-            <w:tcW w:w="3884" w:type="dxa"/>
+            <w:tcW w:w="4184" w:type="dxa"/>
+            <w:tcBorders>
+              <w:top w:val="single" w:sz="8"/>
+              <w:left w:val="single" w:sz="8"/>
+              <w:bottom w:val="single" w:sz="8"/>
+              <w:right w:val="single" w:sz="8"/>
+            </w:tcBorders>
+            <w:tcMar>
+              <w:left w:w="108" w:type="dxa"/>
+              <w:right w:w="108" w:type="dxa"/>
+            </w:tcMar>
+            <w:vAlign w:val="top"/>
           </w:tcPr>
           <w:p>
             <w:pPr>
-              <w:shd w:val="clear" w:color="auto" w:fill="FFFFFF"/>
-              <w:spacing w:beforeAutospacing="1" w:afterAutospacing="1"/>
-              <w:rPr>
-                <w:rFonts w:ascii="Segoe UI" w:eastAsia="Times New Roman" w:hAnsi="Segoe UI" w:cs="Segoe UI"/>
-                <w:color w:val="010409"/>
-                <w:kern w:val="0"/>
-                <w:sz w:val="21"/>
-                <w:szCs w:val="21"/>
-                <w14:ligatures w14:val="none"/>
-              </w:rPr>
+              <w:shd w:val="clear" w:color="auto" w:fill="FFFFFF" w:themeFill="background1"/>
+              <w:spacing w:before="0" w:beforeAutospacing="off" w:after="160" w:afterAutospacing="off"/>
             </w:pPr>
             <w:r>
               <w:rPr>
-                <w:rFonts w:ascii="Segoe UI" w:eastAsia="Times New Roman" w:hAnsi="Segoe UI" w:cs="Segoe UI"/>
+                <w:rFonts w:ascii="Calibri" w:hAnsi="Calibri" w:eastAsia="Calibri" w:cs="Calibri"/>
                 <w:color w:val="010409"/>
-                <w:kern w:val="0"/>
-                <w:sz w:val="21"/>
-                <w:szCs w:val="21"/>
-                <w14:ligatures w14:val="none"/>
+                <w:sz w:val="22"/>
+                <w:szCs w:val="22"/>
               </w:rPr>
-              <w:t>Published output uses fingerprinted asset URLs, so the </w:t>
-            </w:r>
-            <w:proofErr w:type="spellStart"/>
-            <w:r>
-              <w:rPr>
-                <w:rFonts w:ascii="Consolas" w:eastAsia="Times New Roman" w:hAnsi="Consolas" w:cs="Courier New"/>
-                <w:color w:val="010409"/>
-                <w:kern w:val="0"/>
-                <w:sz w:val="18"/>
-                <w:szCs w:val="18"/>
-                <w:shd w:val="clear" w:color="auto" w:fill="E0E6EB"/>
-                <w14:ligatures w14:val="none"/>
-              </w:rPr>
-              <w:t>href</w:t>
-            </w:r>
-            <w:proofErr w:type="spellEnd"/>
-            <w:r>
-              <w:rPr>
-                <w:rFonts w:ascii="Segoe UI" w:eastAsia="Times New Roman" w:hAnsi="Segoe UI" w:cs="Segoe UI"/>
-                <w:color w:val="010409"/>
-                <w:kern w:val="0"/>
-                <w:sz w:val="21"/>
-                <w:szCs w:val="21"/>
-                <w14:ligatures w14:val="none"/>
-              </w:rPr>
-              <w:t> values differ from a development build. Whether the hints are present should not.</w:t>
+              <w:t>Published output uses fingerprinted asset URLs, so the href values differ from a development build. Whether the hints are present should not.</w:t>
             </w:r>
           </w:p>
         </w:tc>
         <w:tc>
           <w:tcPr>
-            <w:tcW w:w="1469" w:type="dxa"/>
+            <w:tcW w:w="1769" w:type="dxa"/>
+            <w:tcBorders>
+              <w:top w:val="single" w:sz="8"/>
+              <w:left w:val="single" w:sz="8"/>
+              <w:bottom w:val="single" w:sz="8"/>
+              <w:right w:val="single" w:sz="8"/>
+            </w:tcBorders>
+            <w:tcMar>
+              <w:left w:w="108" w:type="dxa"/>
+              <w:right w:w="108" w:type="dxa"/>
+            </w:tcMar>
+            <w:vAlign w:val="top"/>
           </w:tcPr>
           <w:p>
+            <w:pPr>
+              <w:spacing w:before="0" w:beforeAutospacing="off" w:after="0" w:afterAutospacing="off"/>
+            </w:pPr>
             <w:r>
-              <w:t>pass</w:t>
+              <w:rPr>
+                <w:rFonts w:ascii="Calibri" w:hAnsi="Calibri" w:eastAsia="Calibri" w:cs="Calibri"/>
+                <w:sz w:val="22"/>
+                <w:szCs w:val="22"/>
+              </w:rPr>
+              <w:t>Pass</w:t>
             </w:r>
           </w:p>
         </w:tc>
         <w:tc>
           <w:tcPr>
-            <w:tcW w:w="2559" w:type="dxa"/>
+            <w:tcW w:w="3283" w:type="dxa"/>
+            <w:tcBorders>
+              <w:top w:val="single" w:sz="8"/>
+              <w:left w:val="single" w:sz="8"/>
+              <w:bottom w:val="single" w:sz="8"/>
+              <w:right w:val="single" w:sz="8"/>
+            </w:tcBorders>
+            <w:tcMar>
+              <w:left w:w="108" w:type="dxa"/>
+              <w:right w:w="108" w:type="dxa"/>
+            </w:tcMar>
+            <w:vAlign w:val="top"/>
           </w:tcPr>
           <w:p>
-            <w:hyperlink r:id="rId23" w:history="1">
-              <w:proofErr w:type="spellStart"/>
+            <w:pPr>
+              <w:spacing w:before="0" w:beforeAutospacing="off" w:after="0" w:afterAutospacing="off"/>
+            </w:pPr>
+            <w:hyperlink r:id="Rf94748a902c4498d">
               <w:r>
                 <w:rPr>
                   <w:rStyle w:val="Hyperlink"/>
+                  <w:strike w:val="0"/>
+                  <w:dstrike w:val="0"/>
+                  <w:color w:val="467886"/>
+                  <w:u w:val="single"/>
                 </w:rPr>
-                <w:t>Publised</w:t>
+                <w:t>Publised output fingerprint asset url.png</w:t>
               </w:r>
-              <w:proofErr w:type="spellEnd"/>
+            </w:hyperlink>
+            <w:r>
+              <w:rPr>
+                <w:rFonts w:ascii="Calibri" w:hAnsi="Calibri" w:eastAsia="Calibri" w:cs="Calibri"/>
+                <w:sz w:val="22"/>
+                <w:szCs w:val="22"/>
+              </w:rPr>
+              <w:t xml:space="preserve"> and </w:t>
+            </w:r>
+            <w:hyperlink r:id="R486aa15792e24f97">
               <w:r>
                 <w:rPr>
                   <w:rStyle w:val="Hyperlink"/>
-                </w:rPr>
-                <w:t xml:space="preserve"> output fingerprint asset url.png</w:t>
-              </w:r>
-            </w:hyperlink>
-            <w:r>
-              <w:t xml:space="preserve"> and </w:t>
-            </w:r>
-            <w:hyperlink r:id="rId24" w:history="1">
-              <w:r>
-                <w:rPr>
-                  <w:rStyle w:val="Hyperlink"/>
+                  <w:strike w:val="0"/>
+                  <w:dstrike w:val="0"/>
+                  <w:color w:val="467886"/>
+                  <w:u w:val="single"/>
                 </w:rPr>
                 <w:t>Development published output fingerprint asset url.png</w:t>
               </w:r>
@@ -989,66 +1497,96 @@
         </w:tc>
       </w:tr>
       <w:tr>
+        <w:trPr>
+          <w:trHeight w:val="300"/>
+        </w:trPr>
         <w:tc>
           <w:tcPr>
-            <w:tcW w:w="3884" w:type="dxa"/>
+            <w:tcW w:w="4184" w:type="dxa"/>
+            <w:tcBorders>
+              <w:top w:val="single" w:sz="8"/>
+              <w:left w:val="single" w:sz="8"/>
+              <w:bottom w:val="single" w:sz="8"/>
+              <w:right w:val="single" w:sz="8"/>
+            </w:tcBorders>
+            <w:tcMar>
+              <w:left w:w="108" w:type="dxa"/>
+              <w:right w:w="108" w:type="dxa"/>
+            </w:tcMar>
+            <w:vAlign w:val="top"/>
           </w:tcPr>
           <w:p>
             <w:pPr>
-              <w:shd w:val="clear" w:color="auto" w:fill="FFFFFF"/>
-              <w:spacing w:beforeAutospacing="1" w:afterAutospacing="1"/>
-              <w:rPr>
-                <w:rFonts w:ascii="Segoe UI" w:eastAsia="Times New Roman" w:hAnsi="Segoe UI" w:cs="Segoe UI"/>
-                <w:color w:val="010409"/>
-                <w:kern w:val="0"/>
-                <w:sz w:val="21"/>
-                <w:szCs w:val="21"/>
-                <w14:ligatures w14:val="none"/>
-              </w:rPr>
+              <w:shd w:val="clear" w:color="auto" w:fill="FFFFFF" w:themeFill="background1"/>
+              <w:spacing w:before="0" w:beforeAutospacing="off" w:after="160" w:afterAutospacing="off"/>
             </w:pPr>
             <w:r>
               <w:rPr>
-                <w:rFonts w:ascii="Segoe UI" w:eastAsia="Times New Roman" w:hAnsi="Segoe UI" w:cs="Segoe UI"/>
+                <w:rFonts w:ascii="Calibri" w:hAnsi="Calibri" w:eastAsia="Calibri" w:cs="Calibri"/>
                 <w:color w:val="010409"/>
-                <w:kern w:val="0"/>
-                <w:sz w:val="21"/>
-                <w:szCs w:val="21"/>
-                <w14:ligatures w14:val="none"/>
+                <w:sz w:val="22"/>
+                <w:szCs w:val="22"/>
               </w:rPr>
-              <w:t>I</w:t>
-            </w:r>
-            <w:r>
-              <w:rPr>
-                <w:rFonts w:ascii="Segoe UI" w:eastAsia="Times New Roman" w:hAnsi="Segoe UI" w:cs="Segoe UI"/>
-                <w:color w:val="010409"/>
-                <w:kern w:val="0"/>
-                <w:sz w:val="21"/>
-                <w:szCs w:val="21"/>
-                <w14:ligatures w14:val="none"/>
-              </w:rPr>
-              <w:t>mplicit preload hints during enhanced navigation</w:t>
+              <w:t>Implicit preload hints during enhanced navigation</w:t>
             </w:r>
           </w:p>
         </w:tc>
         <w:tc>
           <w:tcPr>
-            <w:tcW w:w="1469" w:type="dxa"/>
+            <w:tcW w:w="1769" w:type="dxa"/>
+            <w:tcBorders>
+              <w:top w:val="single" w:sz="8"/>
+              <w:left w:val="single" w:sz="8"/>
+              <w:bottom w:val="single" w:sz="8"/>
+              <w:right w:val="single" w:sz="8"/>
+            </w:tcBorders>
+            <w:tcMar>
+              <w:left w:w="108" w:type="dxa"/>
+              <w:right w:w="108" w:type="dxa"/>
+            </w:tcMar>
+            <w:vAlign w:val="top"/>
           </w:tcPr>
           <w:p>
+            <w:pPr>
+              <w:spacing w:before="0" w:beforeAutospacing="off" w:after="0" w:afterAutospacing="off"/>
+            </w:pPr>
             <w:r>
-              <w:t>pass</w:t>
+              <w:rPr>
+                <w:rFonts w:ascii="Calibri" w:hAnsi="Calibri" w:eastAsia="Calibri" w:cs="Calibri"/>
+                <w:sz w:val="22"/>
+                <w:szCs w:val="22"/>
+              </w:rPr>
+              <w:t>Pass</w:t>
             </w:r>
           </w:p>
         </w:tc>
         <w:tc>
           <w:tcPr>
-            <w:tcW w:w="2559" w:type="dxa"/>
+            <w:tcW w:w="3283" w:type="dxa"/>
+            <w:tcBorders>
+              <w:top w:val="single" w:sz="8"/>
+              <w:left w:val="single" w:sz="8"/>
+              <w:bottom w:val="single" w:sz="8"/>
+              <w:right w:val="single" w:sz="8"/>
+            </w:tcBorders>
+            <w:tcMar>
+              <w:left w:w="108" w:type="dxa"/>
+              <w:right w:w="108" w:type="dxa"/>
+            </w:tcMar>
+            <w:vAlign w:val="top"/>
           </w:tcPr>
           <w:p>
-            <w:hyperlink r:id="rId25">
+            <w:pPr>
+              <w:spacing w:before="0" w:beforeAutospacing="off" w:after="0" w:afterAutospacing="off"/>
+            </w:pPr>
+            <w:hyperlink r:id="R43e8886adacb419d">
               <w:r>
                 <w:rPr>
                   <w:rStyle w:val="Hyperlink"/>
+                  <w:strike w:val="0"/>
+                  <w:dstrike w:val="0"/>
+                  <w:color w:val="467886"/>
+                  <w:u w:val="single"/>
                 </w:rPr>
                 <w:t>NET 11 -ImplicitPreloadWasm.mp4</w:t>
               </w:r>
@@ -1062,12 +1600,26 @@
         </w:trPr>
         <w:tc>
           <w:tcPr>
-            <w:tcW w:w="3884" w:type="dxa"/>
+            <w:tcW w:w="4184" w:type="dxa"/>
+            <w:tcBorders>
+              <w:top w:val="single" w:sz="8"/>
+              <w:left w:val="single" w:sz="8"/>
+              <w:bottom w:val="single" w:sz="8"/>
+              <w:right w:val="single" w:sz="8"/>
+            </w:tcBorders>
+            <w:tcMar>
+              <w:left w:w="108" w:type="dxa"/>
+              <w:right w:w="108" w:type="dxa"/>
+            </w:tcMar>
+            <w:vAlign w:val="top"/>
           </w:tcPr>
           <w:p>
+            <w:pPr>
+              <w:spacing w:before="0" w:beforeAutospacing="off" w:after="0" w:afterAutospacing="off"/>
+            </w:pPr>
             <w:r>
               <w:rPr>
-                <w:rFonts w:ascii="Calibri" w:eastAsia="Calibri" w:hAnsi="Calibri" w:cs="Calibri"/>
+                <w:rFonts w:ascii="Calibri" w:hAnsi="Calibri" w:eastAsia="Calibri" w:cs="Calibri"/>
                 <w:sz w:val="22"/>
                 <w:szCs w:val="22"/>
               </w:rPr>
@@ -1075,12 +1627,15 @@
             </w:r>
           </w:p>
           <w:p>
+            <w:pPr>
+              <w:spacing w:before="0" w:beforeAutospacing="off" w:after="0" w:afterAutospacing="off"/>
+            </w:pPr>
             <w:r>
               <w:rPr>
-                <w:rFonts w:ascii="Segoe UI" w:eastAsia="Times New Roman" w:hAnsi="Segoe UI" w:cs="Segoe UI"/>
+                <w:rFonts w:ascii="Calibri" w:hAnsi="Calibri" w:eastAsia="Calibri" w:cs="Calibri"/>
                 <w:color w:val="010409"/>
-                <w:sz w:val="21"/>
-                <w:szCs w:val="21"/>
+                <w:sz w:val="22"/>
+                <w:szCs w:val="22"/>
               </w:rPr>
               <w:t>Between the render mode pages</w:t>
             </w:r>
@@ -1088,28 +1643,60 @@
         </w:tc>
         <w:tc>
           <w:tcPr>
-            <w:tcW w:w="1469" w:type="dxa"/>
+            <w:tcW w:w="1769" w:type="dxa"/>
+            <w:tcBorders>
+              <w:top w:val="single" w:sz="8"/>
+              <w:left w:val="single" w:sz="8"/>
+              <w:bottom w:val="single" w:sz="8"/>
+              <w:right w:val="single" w:sz="8"/>
+            </w:tcBorders>
+            <w:tcMar>
+              <w:left w:w="108" w:type="dxa"/>
+              <w:right w:w="108" w:type="dxa"/>
+            </w:tcMar>
+            <w:vAlign w:val="top"/>
           </w:tcPr>
           <w:p>
+            <w:pPr>
+              <w:spacing w:before="0" w:beforeAutospacing="off" w:after="0" w:afterAutospacing="off"/>
+            </w:pPr>
             <w:r>
-              <w:t>pass</w:t>
+              <w:rPr>
+                <w:rFonts w:ascii="Calibri" w:hAnsi="Calibri" w:eastAsia="Calibri" w:cs="Calibri"/>
+                <w:sz w:val="22"/>
+                <w:szCs w:val="22"/>
+              </w:rPr>
+              <w:t>Pass</w:t>
             </w:r>
           </w:p>
         </w:tc>
         <w:tc>
           <w:tcPr>
-            <w:tcW w:w="2983" w:type="dxa"/>
+            <w:tcW w:w="3283" w:type="dxa"/>
+            <w:tcBorders>
+              <w:top w:val="single" w:sz="8"/>
+              <w:left w:val="single" w:sz="8"/>
+              <w:bottom w:val="single" w:sz="8"/>
+              <w:right w:val="single" w:sz="8"/>
+            </w:tcBorders>
+            <w:tcMar>
+              <w:left w:w="108" w:type="dxa"/>
+              <w:right w:w="108" w:type="dxa"/>
+            </w:tcMar>
+            <w:vAlign w:val="top"/>
           </w:tcPr>
           <w:p>
             <w:pPr>
-              <w:rPr>
-                <w:rFonts w:ascii="Aptos" w:eastAsia="Aptos" w:hAnsi="Aptos" w:cs="Aptos"/>
-              </w:rPr>
+              <w:spacing w:before="0" w:beforeAutospacing="off" w:after="0" w:afterAutospacing="off"/>
             </w:pPr>
-            <w:hyperlink r:id="rId26">
+            <w:hyperlink r:id="R7b151f231bb349ff">
               <w:r>
                 <w:rPr>
                   <w:rStyle w:val="Hyperlink"/>
+                  <w:strike w:val="0"/>
+                  <w:dstrike w:val="0"/>
+                  <w:color w:val="467886"/>
+                  <w:u w:val="single"/>
                 </w:rPr>
                 <w:t>All rendermode pages test.mp4</w:t>
               </w:r>
@@ -1118,243 +1705,22 @@
         </w:tc>
       </w:tr>
     </w:tbl>
-    <w:p/>
-    <w:p/>
     <w:p>
       <w:pPr>
-        <w:pStyle w:val="Heading3"/>
-      </w:pPr>
-      <w:r>
-        <w:t>Issue</w:t>
-      </w:r>
-    </w:p>
-    <w:p>
-      <w:pPr>
-        <w:pStyle w:val="Heading4"/>
-      </w:pPr>
-      <w:r>
-        <w:t xml:space="preserve">Preload Links for _framework Resources Present in </w:t>
-      </w:r>
-      <w:r>
-        <w:t>View p</w:t>
-      </w:r>
-      <w:r>
-        <w:t xml:space="preserve">age </w:t>
-      </w:r>
-      <w:r>
-        <w:t>s</w:t>
-      </w:r>
-      <w:r>
-        <w:t>ource but Missing from Live &lt;head&gt; DOM</w:t>
-      </w:r>
-      <w:r>
-        <w:t xml:space="preserve"> during enhanced navigation</w:t>
-      </w:r>
-    </w:p>
-    <w:p>
-      <w:r>
-        <w:t xml:space="preserve">When inspect </w:t>
-      </w:r>
-      <w:r>
-        <w:t xml:space="preserve">the live &lt;head&gt; element in Developer Tools showed that no &lt;link </w:t>
-      </w:r>
-      <w:proofErr w:type="spellStart"/>
-      <w:r>
-        <w:t>rel</w:t>
-      </w:r>
-      <w:proofErr w:type="spellEnd"/>
-      <w:r>
-        <w:t>="preload"&gt; entries for _framework/ resources (such as dotnet.js or .</w:t>
-      </w:r>
-      <w:proofErr w:type="spellStart"/>
-      <w:r>
-        <w:t>wasm</w:t>
-      </w:r>
-      <w:proofErr w:type="spellEnd"/>
-      <w:r>
-        <w:t xml:space="preserve"> files) were present in either </w:t>
-      </w:r>
-      <w:r>
+        <w:bidi w:val="0"/>
+        <w:spacing w:before="0" w:beforeAutospacing="off" w:after="160" w:afterAutospacing="off" w:line="276" w:lineRule="auto"/>
         <w:rPr>
-          <w:b/>
-          <w:bCs/>
+          <w:rFonts w:ascii="Calibri" w:hAnsi="Calibri" w:eastAsia="Calibri" w:cs="Calibri"/>
+          <w:noProof w:val="0"/>
+          <w:sz w:val="22"/>
+          <w:szCs w:val="22"/>
+          <w:lang w:val="en-US"/>
         </w:rPr>
-        <w:t>.NET 10</w:t>
-      </w:r>
-      <w:r>
-        <w:t xml:space="preserve"> or </w:t>
-      </w:r>
-      <w:r>
-        <w:rPr>
-          <w:b/>
-          <w:bCs/>
-        </w:rPr>
-        <w:t>.NET 11</w:t>
-      </w:r>
-      <w:r>
-        <w:t xml:space="preserve">. However, these preload links were found in the </w:t>
-      </w:r>
-      <w:r>
-        <w:rPr>
-          <w:b/>
-          <w:bCs/>
-        </w:rPr>
-        <w:t xml:space="preserve">View </w:t>
-      </w:r>
-      <w:r>
-        <w:rPr>
-          <w:b/>
-          <w:bCs/>
-        </w:rPr>
-        <w:lastRenderedPageBreak/>
-        <w:t>pa</w:t>
-      </w:r>
-      <w:r>
-        <w:rPr>
-          <w:b/>
-          <w:bCs/>
-        </w:rPr>
-        <w:t xml:space="preserve">ge </w:t>
-      </w:r>
-      <w:r>
-        <w:rPr>
-          <w:b/>
-          <w:bCs/>
-        </w:rPr>
-        <w:t>s</w:t>
-      </w:r>
-      <w:r>
-        <w:rPr>
-          <w:b/>
-          <w:bCs/>
-        </w:rPr>
-        <w:t>ource</w:t>
-      </w:r>
-      <w:r>
-        <w:t xml:space="preserve"> output. Therefore, the preload links exist in the original page source but are not present in the live &lt;head&gt; DOM during inspect.</w:t>
-      </w:r>
+      </w:pPr>
     </w:p>
     <w:p/>
-    <w:p>
-      <w:r>
-        <w:rPr>
-          <w:b/>
-          <w:bCs/>
-        </w:rPr>
-        <w:t>Evidence</w:t>
-      </w:r>
-    </w:p>
-    <w:p>
-      <w:pPr>
-        <w:numPr>
-          <w:ilvl w:val="0"/>
-          <w:numId w:val="12"/>
-        </w:numPr>
-      </w:pPr>
-      <w:r>
-        <w:t>Live &lt;head&gt; inspection in Developer Tools:  </w:t>
-      </w:r>
-    </w:p>
-    <w:p>
-      <w:pPr>
-        <w:numPr>
-          <w:ilvl w:val="1"/>
-          <w:numId w:val="12"/>
-        </w:numPr>
-      </w:pPr>
-      <w:hyperlink r:id="rId27" w:tgtFrame="_blank" w:history="1">
-        <w:r>
-          <w:rPr>
-            <w:rStyle w:val="Hyperlink"/>
-          </w:rPr>
-          <w:t>No _framework/ preload links found in .NET 10.</w:t>
-        </w:r>
-      </w:hyperlink>
-      <w:r>
-        <w:t> </w:t>
-      </w:r>
-    </w:p>
-    <w:p>
-      <w:pPr>
-        <w:numPr>
-          <w:ilvl w:val="1"/>
-          <w:numId w:val="12"/>
-        </w:numPr>
-      </w:pPr>
-      <w:hyperlink r:id="rId28" w:tgtFrame="_blank" w:history="1">
-        <w:r>
-          <w:rPr>
-            <w:rStyle w:val="Hyperlink"/>
-          </w:rPr>
-          <w:t>No _framework/ preload links found in .NET 11.</w:t>
-        </w:r>
-      </w:hyperlink>
-      <w:r>
-        <w:t> </w:t>
-      </w:r>
-    </w:p>
-    <w:p>
-      <w:pPr>
-        <w:numPr>
-          <w:ilvl w:val="0"/>
-          <w:numId w:val="15"/>
-        </w:numPr>
-      </w:pPr>
-      <w:r>
-        <w:t>View Page Source (Expected behavior):  </w:t>
-      </w:r>
-    </w:p>
-    <w:p>
-      <w:pPr>
-        <w:numPr>
-          <w:ilvl w:val="1"/>
-          <w:numId w:val="15"/>
-        </w:numPr>
-      </w:pPr>
-      <w:hyperlink r:id="rId29" w:tgtFrame="_blank" w:history="1">
-        <w:r>
-          <w:rPr>
-            <w:rStyle w:val="Hyperlink"/>
-          </w:rPr>
-          <w:t>_framework/ preload links are present in the .NET 10</w:t>
-        </w:r>
-      </w:hyperlink>
-      <w:r>
-        <w:t> </w:t>
-      </w:r>
-    </w:p>
-    <w:p>
-      <w:pPr>
-        <w:numPr>
-          <w:ilvl w:val="1"/>
-          <w:numId w:val="15"/>
-        </w:numPr>
-      </w:pPr>
-      <w:hyperlink r:id="rId30" w:tgtFrame="_blank" w:history="1">
-        <w:r>
-          <w:rPr>
-            <w:rStyle w:val="Hyperlink"/>
-          </w:rPr>
-          <w:t>_framework/ preload links are not present in the .NET 11</w:t>
-        </w:r>
-      </w:hyperlink>
-      <w:r>
-        <w:t> </w:t>
-      </w:r>
-    </w:p>
-    <w:p/>
-    <w:p/>
-    <w:p/>
-    <w:p/>
-    <w:p/>
-    <w:p/>
-    <w:p/>
-    <w:p/>
-    <w:p/>
-    <w:p/>
-    <w:p/>
     <w:sectPr>
-      <w:pgSz w:w="12240" w:h="15840"/>
+      <w:pgSz w:w="12240" w:h="15840" w:orient="portrait"/>
       <w:pgMar w:top="1440" w:right="1440" w:bottom="1440" w:left="1440" w:header="720" w:footer="720" w:gutter="0"/>
       <w:cols w:space="720"/>
       <w:docGrid w:linePitch="360"/>
@@ -1365,156 +1731,231 @@
 
 <file path=word/numbering.xml><?xml version="1.0" encoding="utf-8"?>
 <w:numbering xmlns:wpc="http://schemas.microsoft.com/office/word/2010/wordprocessingCanvas" xmlns:cx="http://schemas.microsoft.com/office/drawing/2014/chartex" xmlns:cx1="http://schemas.microsoft.com/office/drawing/2015/9/8/chartex" xmlns:cx2="http://schemas.microsoft.com/office/drawing/2015/10/21/chartex" xmlns:cx3="http://schemas.microsoft.com/office/drawing/2016/5/9/chartex" xmlns:cx4="http://schemas.microsoft.com/office/drawing/2016/5/10/chartex" xmlns:cx5="http://schemas.microsoft.com/office/drawing/2016/5/11/chartex" xmlns:cx6="http://schemas.microsoft.com/office/drawing/2016/5/12/chartex" xmlns:cx7="http://schemas.microsoft.com/office/drawing/2016/5/13/chartex" xmlns:cx8="http://schemas.microsoft.com/office/drawing/2016/5/14/chartex" xmlns:mc="http://schemas.openxmlformats.org/markup-compatibility/2006" xmlns:aink="http://schemas.microsoft.com/office/drawing/2016/ink" xmlns:am3d="http://schemas.microsoft.com/office/drawing/2017/model3d" xmlns:o="urn:schemas-microsoft-com:office:office" xmlns:oel="http://schemas.microsoft.com/office/2019/extlst" xmlns:r="http://schemas.openxmlformats.org/officeDocument/2006/relationships" xmlns:m="http://schemas.openxmlformats.org/officeDocument/2006/math" xmlns:v="urn:schemas-microsoft-com:vml" xmlns:wp14="http://schemas.microsoft.com/office/word/2010/wordprocessingDrawing" xmlns:wp="http://schemas.openxmlformats.org/drawingml/2006/wordprocessingDrawing" xmlns:w10="urn:schemas-microsoft-com:office:word" xmlns:w="http://schemas.openxmlformats.org/wordprocessingml/2006/main" xmlns:w14="http://schemas.microsoft.com/office/word/2010/wordml" xmlns:w15="http://schemas.microsoft.com/office/word/2012/wordml" xmlns:w16cei="http://schemas.microsoft.com/office/word/2026/wordml/cei" xmlns:w16cex="http://schemas.microsoft.com/office/word/2018/wordml/cex" xmlns:w16cid="http://schemas.microsoft.com/office/word/2016/wordml/cid" xmlns:w16="http://schemas.microsoft.com/office/word/2018/wordml" xmlns:w16du="http://schemas.microsoft.com/office/word/2023/wordml/word16du" xmlns:w16sdtdh="http://schemas.microsoft.com/office/word/2020/wordml/sdtdatahash" xmlns:w16sdtfl="http://schemas.microsoft.com/office/word/2024/wordml/sdtformatlock" xmlns:w16se="http://schemas.microsoft.com/office/word/2015/wordml/symex" xmlns:wpg="http://schemas.microsoft.com/office/word/2010/wordprocessingGroup" xmlns:wpi="http://schemas.microsoft.com/office/word/2010/wordprocessingInk" xmlns:wne="http://schemas.microsoft.com/office/word/2006/wordml" xmlns:wps="http://schemas.microsoft.com/office/word/2010/wordprocessingShape" mc:Ignorable="w14 w15 w16se w16cid w16 w16cex w16sdtdh w16sdtfl w16du wp14">
+  <w:abstractNum xmlns:w="http://schemas.openxmlformats.org/wordprocessingml/2006/main" w:abstractNumId="12">
+    <w:nsid w:val="4766ce6f"/>
+    <w:multiLevelType xmlns:w="http://schemas.openxmlformats.org/wordprocessingml/2006/main" w:val="hybridMultilevel"/>
+    <w:lvl xmlns:w="http://schemas.openxmlformats.org/wordprocessingml/2006/main" w:ilvl="0">
+      <w:start w:val="1"/>
+      <w:numFmt w:val="bullet"/>
+      <w:lvlText w:val="·"/>
+      <w:lvlJc w:val="left"/>
+      <w:pPr>
+        <w:ind w:left="720" w:hanging="360"/>
+      </w:pPr>
+      <w:rPr>
+        <w:rFonts w:hint="default" w:ascii="Symbol" w:hAnsi="Symbol"/>
+      </w:rPr>
+    </w:lvl>
+    <w:lvl xmlns:w="http://schemas.openxmlformats.org/wordprocessingml/2006/main" w:ilvl="1">
+      <w:start w:val="1"/>
+      <w:numFmt w:val="bullet"/>
+      <w:lvlText w:val="o"/>
+      <w:lvlJc w:val="left"/>
+      <w:pPr>
+        <w:ind w:left="1440" w:hanging="360"/>
+      </w:pPr>
+      <w:rPr>
+        <w:rFonts w:hint="default" w:ascii="Courier New" w:hAnsi="Courier New"/>
+      </w:rPr>
+    </w:lvl>
+    <w:lvl xmlns:w="http://schemas.openxmlformats.org/wordprocessingml/2006/main" w:ilvl="2">
+      <w:start w:val="1"/>
+      <w:numFmt w:val="bullet"/>
+      <w:lvlText w:val=""/>
+      <w:lvlJc w:val="left"/>
+      <w:pPr>
+        <w:ind w:left="2160" w:hanging="360"/>
+      </w:pPr>
+      <w:rPr>
+        <w:rFonts w:hint="default" w:ascii="Wingdings" w:hAnsi="Wingdings"/>
+      </w:rPr>
+    </w:lvl>
+    <w:lvl xmlns:w="http://schemas.openxmlformats.org/wordprocessingml/2006/main" w:ilvl="3">
+      <w:start w:val="1"/>
+      <w:numFmt w:val="bullet"/>
+      <w:lvlText w:val=""/>
+      <w:lvlJc w:val="left"/>
+      <w:pPr>
+        <w:ind w:left="2880" w:hanging="360"/>
+      </w:pPr>
+      <w:rPr>
+        <w:rFonts w:hint="default" w:ascii="Symbol" w:hAnsi="Symbol"/>
+      </w:rPr>
+    </w:lvl>
+    <w:lvl xmlns:w="http://schemas.openxmlformats.org/wordprocessingml/2006/main" w:ilvl="4">
+      <w:start w:val="1"/>
+      <w:numFmt w:val="bullet"/>
+      <w:lvlText w:val="o"/>
+      <w:lvlJc w:val="left"/>
+      <w:pPr>
+        <w:ind w:left="3600" w:hanging="360"/>
+      </w:pPr>
+      <w:rPr>
+        <w:rFonts w:hint="default" w:ascii="Courier New" w:hAnsi="Courier New"/>
+      </w:rPr>
+    </w:lvl>
+    <w:lvl xmlns:w="http://schemas.openxmlformats.org/wordprocessingml/2006/main" w:ilvl="5">
+      <w:start w:val="1"/>
+      <w:numFmt w:val="bullet"/>
+      <w:lvlText w:val=""/>
+      <w:lvlJc w:val="left"/>
+      <w:pPr>
+        <w:ind w:left="4320" w:hanging="360"/>
+      </w:pPr>
+      <w:rPr>
+        <w:rFonts w:hint="default" w:ascii="Wingdings" w:hAnsi="Wingdings"/>
+      </w:rPr>
+    </w:lvl>
+    <w:lvl xmlns:w="http://schemas.openxmlformats.org/wordprocessingml/2006/main" w:ilvl="6">
+      <w:start w:val="1"/>
+      <w:numFmt w:val="bullet"/>
+      <w:lvlText w:val=""/>
+      <w:lvlJc w:val="left"/>
+      <w:pPr>
+        <w:ind w:left="5040" w:hanging="360"/>
+      </w:pPr>
+      <w:rPr>
+        <w:rFonts w:hint="default" w:ascii="Symbol" w:hAnsi="Symbol"/>
+      </w:rPr>
+    </w:lvl>
+    <w:lvl xmlns:w="http://schemas.openxmlformats.org/wordprocessingml/2006/main" w:ilvl="7">
+      <w:start w:val="1"/>
+      <w:numFmt w:val="bullet"/>
+      <w:lvlText w:val="o"/>
+      <w:lvlJc w:val="left"/>
+      <w:pPr>
+        <w:ind w:left="5760" w:hanging="360"/>
+      </w:pPr>
+      <w:rPr>
+        <w:rFonts w:hint="default" w:ascii="Courier New" w:hAnsi="Courier New"/>
+      </w:rPr>
+    </w:lvl>
+    <w:lvl xmlns:w="http://schemas.openxmlformats.org/wordprocessingml/2006/main" w:ilvl="8">
+      <w:start w:val="1"/>
+      <w:numFmt w:val="bullet"/>
+      <w:lvlText w:val=""/>
+      <w:lvlJc w:val="left"/>
+      <w:pPr>
+        <w:ind w:left="6480" w:hanging="360"/>
+      </w:pPr>
+      <w:rPr>
+        <w:rFonts w:hint="default" w:ascii="Wingdings" w:hAnsi="Wingdings"/>
+      </w:rPr>
+    </w:lvl>
+  </w:abstractNum>
+  <w:abstractNum xmlns:w="http://schemas.openxmlformats.org/wordprocessingml/2006/main" w:abstractNumId="11">
+    <w:nsid w:val="34158a17"/>
+    <w:multiLevelType xmlns:w="http://schemas.openxmlformats.org/wordprocessingml/2006/main" w:val="hybridMultilevel"/>
+    <w:lvl xmlns:w="http://schemas.openxmlformats.org/wordprocessingml/2006/main" w:ilvl="0">
+      <w:start w:val="1"/>
+      <w:numFmt w:val="bullet"/>
+      <w:lvlText w:val=""/>
+      <w:lvlJc w:val="left"/>
+      <w:pPr>
+        <w:ind w:left="720" w:hanging="360"/>
+      </w:pPr>
+      <w:rPr>
+        <w:rFonts w:hint="default" w:ascii="Symbol" w:hAnsi="Symbol"/>
+      </w:rPr>
+    </w:lvl>
+    <w:lvl xmlns:w="http://schemas.openxmlformats.org/wordprocessingml/2006/main" w:ilvl="1">
+      <w:start w:val="1"/>
+      <w:numFmt w:val="bullet"/>
+      <w:lvlText w:val="o"/>
+      <w:lvlJc w:val="left"/>
+      <w:pPr>
+        <w:ind w:left="1440" w:hanging="360"/>
+      </w:pPr>
+      <w:rPr>
+        <w:rFonts w:hint="default" w:ascii="Courier New" w:hAnsi="Courier New"/>
+      </w:rPr>
+    </w:lvl>
+    <w:lvl xmlns:w="http://schemas.openxmlformats.org/wordprocessingml/2006/main" w:ilvl="2">
+      <w:start w:val="1"/>
+      <w:numFmt w:val="bullet"/>
+      <w:lvlText w:val=""/>
+      <w:lvlJc w:val="left"/>
+      <w:pPr>
+        <w:ind w:left="2160" w:hanging="360"/>
+      </w:pPr>
+      <w:rPr>
+        <w:rFonts w:hint="default" w:ascii="Wingdings" w:hAnsi="Wingdings"/>
+      </w:rPr>
+    </w:lvl>
+    <w:lvl xmlns:w="http://schemas.openxmlformats.org/wordprocessingml/2006/main" w:ilvl="3">
+      <w:start w:val="1"/>
+      <w:numFmt w:val="bullet"/>
+      <w:lvlText w:val=""/>
+      <w:lvlJc w:val="left"/>
+      <w:pPr>
+        <w:ind w:left="2880" w:hanging="360"/>
+      </w:pPr>
+      <w:rPr>
+        <w:rFonts w:hint="default" w:ascii="Symbol" w:hAnsi="Symbol"/>
+      </w:rPr>
+    </w:lvl>
+    <w:lvl xmlns:w="http://schemas.openxmlformats.org/wordprocessingml/2006/main" w:ilvl="4">
+      <w:start w:val="1"/>
+      <w:numFmt w:val="bullet"/>
+      <w:lvlText w:val="o"/>
+      <w:lvlJc w:val="left"/>
+      <w:pPr>
+        <w:ind w:left="3600" w:hanging="360"/>
+      </w:pPr>
+      <w:rPr>
+        <w:rFonts w:hint="default" w:ascii="Courier New" w:hAnsi="Courier New"/>
+      </w:rPr>
+    </w:lvl>
+    <w:lvl xmlns:w="http://schemas.openxmlformats.org/wordprocessingml/2006/main" w:ilvl="5">
+      <w:start w:val="1"/>
+      <w:numFmt w:val="bullet"/>
+      <w:lvlText w:val=""/>
+      <w:lvlJc w:val="left"/>
+      <w:pPr>
+        <w:ind w:left="4320" w:hanging="360"/>
+      </w:pPr>
+      <w:rPr>
+        <w:rFonts w:hint="default" w:ascii="Wingdings" w:hAnsi="Wingdings"/>
+      </w:rPr>
+    </w:lvl>
+    <w:lvl xmlns:w="http://schemas.openxmlformats.org/wordprocessingml/2006/main" w:ilvl="6">
+      <w:start w:val="1"/>
+      <w:numFmt w:val="bullet"/>
+      <w:lvlText w:val=""/>
+      <w:lvlJc w:val="left"/>
+      <w:pPr>
+        <w:ind w:left="5040" w:hanging="360"/>
+      </w:pPr>
+      <w:rPr>
+        <w:rFonts w:hint="default" w:ascii="Symbol" w:hAnsi="Symbol"/>
+      </w:rPr>
+    </w:lvl>
+    <w:lvl xmlns:w="http://schemas.openxmlformats.org/wordprocessingml/2006/main" w:ilvl="7">
+      <w:start w:val="1"/>
+      <w:numFmt w:val="bullet"/>
+      <w:lvlText w:val="o"/>
+      <w:lvlJc w:val="left"/>
+      <w:pPr>
+        <w:ind w:left="5760" w:hanging="360"/>
+      </w:pPr>
+      <w:rPr>
+        <w:rFonts w:hint="default" w:ascii="Courier New" w:hAnsi="Courier New"/>
+      </w:rPr>
+    </w:lvl>
+    <w:lvl xmlns:w="http://schemas.openxmlformats.org/wordprocessingml/2006/main" w:ilvl="8">
+      <w:start w:val="1"/>
+      <w:numFmt w:val="bullet"/>
+      <w:lvlText w:val=""/>
+      <w:lvlJc w:val="left"/>
+      <w:pPr>
+        <w:ind w:left="6480" w:hanging="360"/>
+      </w:pPr>
+      <w:rPr>
+        <w:rFonts w:hint="default" w:ascii="Wingdings" w:hAnsi="Wingdings"/>
+      </w:rPr>
+    </w:lvl>
+  </w:abstractNum>
   <w:abstractNum w:abstractNumId="0" w15:restartNumberingAfterBreak="0">
-    <w:nsid w:val="03BC68C6"/>
-    <w:multiLevelType w:val="multilevel"/>
-    <w:tmpl w:val="948E9906"/>
-    <w:lvl w:ilvl="0">
-      <w:start w:val="1"/>
-      <w:numFmt w:val="bullet"/>
-      <w:lvlText w:val=""/>
-      <w:lvlJc w:val="left"/>
-      <w:pPr>
-        <w:tabs>
-          <w:tab w:val="num" w:pos="720"/>
-        </w:tabs>
-        <w:ind w:left="720" w:hanging="360"/>
-      </w:pPr>
-      <w:rPr>
-        <w:rFonts w:ascii="Symbol" w:hAnsi="Symbol" w:hint="default"/>
-        <w:sz w:val="20"/>
-      </w:rPr>
-    </w:lvl>
-    <w:lvl w:ilvl="1" w:tentative="1">
-      <w:start w:val="1"/>
-      <w:numFmt w:val="bullet"/>
-      <w:lvlText w:val=""/>
-      <w:lvlJc w:val="left"/>
-      <w:pPr>
-        <w:tabs>
-          <w:tab w:val="num" w:pos="1440"/>
-        </w:tabs>
-        <w:ind w:left="1440" w:hanging="360"/>
-      </w:pPr>
-      <w:rPr>
-        <w:rFonts w:ascii="Symbol" w:hAnsi="Symbol" w:hint="default"/>
-        <w:sz w:val="20"/>
-      </w:rPr>
-    </w:lvl>
-    <w:lvl w:ilvl="2" w:tentative="1">
-      <w:start w:val="1"/>
-      <w:numFmt w:val="bullet"/>
-      <w:lvlText w:val=""/>
-      <w:lvlJc w:val="left"/>
-      <w:pPr>
-        <w:tabs>
-          <w:tab w:val="num" w:pos="2160"/>
-        </w:tabs>
-        <w:ind w:left="2160" w:hanging="360"/>
-      </w:pPr>
-      <w:rPr>
-        <w:rFonts w:ascii="Symbol" w:hAnsi="Symbol" w:hint="default"/>
-        <w:sz w:val="20"/>
-      </w:rPr>
-    </w:lvl>
-    <w:lvl w:ilvl="3" w:tentative="1">
-      <w:start w:val="1"/>
-      <w:numFmt w:val="bullet"/>
-      <w:lvlText w:val=""/>
-      <w:lvlJc w:val="left"/>
-      <w:pPr>
-        <w:tabs>
-          <w:tab w:val="num" w:pos="2880"/>
-        </w:tabs>
-        <w:ind w:left="2880" w:hanging="360"/>
-      </w:pPr>
-      <w:rPr>
-        <w:rFonts w:ascii="Symbol" w:hAnsi="Symbol" w:hint="default"/>
-        <w:sz w:val="20"/>
-      </w:rPr>
-    </w:lvl>
-    <w:lvl w:ilvl="4" w:tentative="1">
-      <w:start w:val="1"/>
-      <w:numFmt w:val="bullet"/>
-      <w:lvlText w:val=""/>
-      <w:lvlJc w:val="left"/>
-      <w:pPr>
-        <w:tabs>
-          <w:tab w:val="num" w:pos="3600"/>
-        </w:tabs>
-        <w:ind w:left="3600" w:hanging="360"/>
-      </w:pPr>
-      <w:rPr>
-        <w:rFonts w:ascii="Symbol" w:hAnsi="Symbol" w:hint="default"/>
-        <w:sz w:val="20"/>
-      </w:rPr>
-    </w:lvl>
-    <w:lvl w:ilvl="5" w:tentative="1">
-      <w:start w:val="1"/>
-      <w:numFmt w:val="bullet"/>
-      <w:lvlText w:val=""/>
-      <w:lvlJc w:val="left"/>
-      <w:pPr>
-        <w:tabs>
-          <w:tab w:val="num" w:pos="4320"/>
-        </w:tabs>
-        <w:ind w:left="4320" w:hanging="360"/>
-      </w:pPr>
-      <w:rPr>
-        <w:rFonts w:ascii="Symbol" w:hAnsi="Symbol" w:hint="default"/>
-        <w:sz w:val="20"/>
-      </w:rPr>
-    </w:lvl>
-    <w:lvl w:ilvl="6" w:tentative="1">
-      <w:start w:val="1"/>
-      <w:numFmt w:val="bullet"/>
-      <w:lvlText w:val=""/>
-      <w:lvlJc w:val="left"/>
-      <w:pPr>
-        <w:tabs>
-          <w:tab w:val="num" w:pos="5040"/>
-        </w:tabs>
-        <w:ind w:left="5040" w:hanging="360"/>
-      </w:pPr>
-      <w:rPr>
-        <w:rFonts w:ascii="Symbol" w:hAnsi="Symbol" w:hint="default"/>
-        <w:sz w:val="20"/>
-      </w:rPr>
-    </w:lvl>
-    <w:lvl w:ilvl="7" w:tentative="1">
-      <w:start w:val="1"/>
-      <w:numFmt w:val="bullet"/>
-      <w:lvlText w:val=""/>
-      <w:lvlJc w:val="left"/>
-      <w:pPr>
-        <w:tabs>
-          <w:tab w:val="num" w:pos="5760"/>
-        </w:tabs>
-        <w:ind w:left="5760" w:hanging="360"/>
-      </w:pPr>
-      <w:rPr>
-        <w:rFonts w:ascii="Symbol" w:hAnsi="Symbol" w:hint="default"/>
-        <w:sz w:val="20"/>
-      </w:rPr>
-    </w:lvl>
-    <w:lvl w:ilvl="8" w:tentative="1">
-      <w:start w:val="1"/>
-      <w:numFmt w:val="bullet"/>
-      <w:lvlText w:val=""/>
-      <w:lvlJc w:val="left"/>
-      <w:pPr>
-        <w:tabs>
-          <w:tab w:val="num" w:pos="6480"/>
-        </w:tabs>
-        <w:ind w:left="6480" w:hanging="360"/>
-      </w:pPr>
-      <w:rPr>
-        <w:rFonts w:ascii="Symbol" w:hAnsi="Symbol" w:hint="default"/>
-        <w:sz w:val="20"/>
-      </w:rPr>
-    </w:lvl>
-  </w:abstractNum>
-  <w:abstractNum w:abstractNumId="1" w15:restartNumberingAfterBreak="0">
     <w:nsid w:val="09C6183B"/>
     <w:multiLevelType w:val="multilevel"/>
     <w:tmpl w:val="67885A42"/>
@@ -1530,7 +1971,7 @@
         <w:ind w:left="720" w:hanging="360"/>
       </w:pPr>
       <w:rPr>
-        <w:rFonts w:ascii="Symbol" w:hAnsi="Symbol" w:hint="default"/>
+        <w:rFonts w:hint="default" w:ascii="Symbol" w:hAnsi="Symbol"/>
         <w:sz w:val="20"/>
       </w:rPr>
     </w:lvl>
@@ -1546,7 +1987,7 @@
         <w:ind w:left="1440" w:hanging="360"/>
       </w:pPr>
       <w:rPr>
-        <w:rFonts w:ascii="Courier New" w:hAnsi="Courier New" w:hint="default"/>
+        <w:rFonts w:hint="default" w:ascii="Courier New" w:hAnsi="Courier New"/>
         <w:sz w:val="20"/>
       </w:rPr>
     </w:lvl>
@@ -1562,7 +2003,7 @@
         <w:ind w:left="2160" w:hanging="360"/>
       </w:pPr>
       <w:rPr>
-        <w:rFonts w:ascii="Wingdings" w:hAnsi="Wingdings" w:hint="default"/>
+        <w:rFonts w:hint="default" w:ascii="Wingdings" w:hAnsi="Wingdings"/>
         <w:sz w:val="20"/>
       </w:rPr>
     </w:lvl>
@@ -1578,7 +2019,7 @@
         <w:ind w:left="2880" w:hanging="360"/>
       </w:pPr>
       <w:rPr>
-        <w:rFonts w:ascii="Wingdings" w:hAnsi="Wingdings" w:hint="default"/>
+        <w:rFonts w:hint="default" w:ascii="Wingdings" w:hAnsi="Wingdings"/>
         <w:sz w:val="20"/>
       </w:rPr>
     </w:lvl>
@@ -1594,7 +2035,7 @@
         <w:ind w:left="3600" w:hanging="360"/>
       </w:pPr>
       <w:rPr>
-        <w:rFonts w:ascii="Wingdings" w:hAnsi="Wingdings" w:hint="default"/>
+        <w:rFonts w:hint="default" w:ascii="Wingdings" w:hAnsi="Wingdings"/>
         <w:sz w:val="20"/>
       </w:rPr>
     </w:lvl>
@@ -1610,7 +2051,7 @@
         <w:ind w:left="4320" w:hanging="360"/>
       </w:pPr>
       <w:rPr>
-        <w:rFonts w:ascii="Wingdings" w:hAnsi="Wingdings" w:hint="default"/>
+        <w:rFonts w:hint="default" w:ascii="Wingdings" w:hAnsi="Wingdings"/>
         <w:sz w:val="20"/>
       </w:rPr>
     </w:lvl>
@@ -1626,7 +2067,7 @@
         <w:ind w:left="5040" w:hanging="360"/>
       </w:pPr>
       <w:rPr>
-        <w:rFonts w:ascii="Wingdings" w:hAnsi="Wingdings" w:hint="default"/>
+        <w:rFonts w:hint="default" w:ascii="Wingdings" w:hAnsi="Wingdings"/>
         <w:sz w:val="20"/>
       </w:rPr>
     </w:lvl>
@@ -1642,7 +2083,7 @@
         <w:ind w:left="5760" w:hanging="360"/>
       </w:pPr>
       <w:rPr>
-        <w:rFonts w:ascii="Wingdings" w:hAnsi="Wingdings" w:hint="default"/>
+        <w:rFonts w:hint="default" w:ascii="Wingdings" w:hAnsi="Wingdings"/>
         <w:sz w:val="20"/>
       </w:rPr>
     </w:lvl>
@@ -1658,310 +2099,12 @@
         <w:ind w:left="6480" w:hanging="360"/>
       </w:pPr>
       <w:rPr>
-        <w:rFonts w:ascii="Wingdings" w:hAnsi="Wingdings" w:hint="default"/>
+        <w:rFonts w:hint="default" w:ascii="Wingdings" w:hAnsi="Wingdings"/>
         <w:sz w:val="20"/>
       </w:rPr>
     </w:lvl>
   </w:abstractNum>
-  <w:abstractNum w:abstractNumId="2" w15:restartNumberingAfterBreak="0">
-    <w:nsid w:val="24341416"/>
-    <w:multiLevelType w:val="multilevel"/>
-    <w:tmpl w:val="93384690"/>
-    <w:lvl w:ilvl="0">
-      <w:start w:val="1"/>
-      <w:numFmt w:val="bullet"/>
-      <w:lvlText w:val="o"/>
-      <w:lvlJc w:val="left"/>
-      <w:pPr>
-        <w:tabs>
-          <w:tab w:val="num" w:pos="720"/>
-        </w:tabs>
-        <w:ind w:left="720" w:hanging="360"/>
-      </w:pPr>
-      <w:rPr>
-        <w:rFonts w:ascii="Courier New" w:hAnsi="Courier New" w:hint="default"/>
-        <w:sz w:val="20"/>
-      </w:rPr>
-    </w:lvl>
-    <w:lvl w:ilvl="1" w:tentative="1">
-      <w:start w:val="1"/>
-      <w:numFmt w:val="bullet"/>
-      <w:lvlText w:val="o"/>
-      <w:lvlJc w:val="left"/>
-      <w:pPr>
-        <w:tabs>
-          <w:tab w:val="num" w:pos="1440"/>
-        </w:tabs>
-        <w:ind w:left="1440" w:hanging="360"/>
-      </w:pPr>
-      <w:rPr>
-        <w:rFonts w:ascii="Courier New" w:hAnsi="Courier New" w:hint="default"/>
-        <w:sz w:val="20"/>
-      </w:rPr>
-    </w:lvl>
-    <w:lvl w:ilvl="2" w:tentative="1">
-      <w:start w:val="1"/>
-      <w:numFmt w:val="bullet"/>
-      <w:lvlText w:val="o"/>
-      <w:lvlJc w:val="left"/>
-      <w:pPr>
-        <w:tabs>
-          <w:tab w:val="num" w:pos="2160"/>
-        </w:tabs>
-        <w:ind w:left="2160" w:hanging="360"/>
-      </w:pPr>
-      <w:rPr>
-        <w:rFonts w:ascii="Courier New" w:hAnsi="Courier New" w:hint="default"/>
-        <w:sz w:val="20"/>
-      </w:rPr>
-    </w:lvl>
-    <w:lvl w:ilvl="3" w:tentative="1">
-      <w:start w:val="1"/>
-      <w:numFmt w:val="bullet"/>
-      <w:lvlText w:val="o"/>
-      <w:lvlJc w:val="left"/>
-      <w:pPr>
-        <w:tabs>
-          <w:tab w:val="num" w:pos="2880"/>
-        </w:tabs>
-        <w:ind w:left="2880" w:hanging="360"/>
-      </w:pPr>
-      <w:rPr>
-        <w:rFonts w:ascii="Courier New" w:hAnsi="Courier New" w:hint="default"/>
-        <w:sz w:val="20"/>
-      </w:rPr>
-    </w:lvl>
-    <w:lvl w:ilvl="4" w:tentative="1">
-      <w:start w:val="1"/>
-      <w:numFmt w:val="bullet"/>
-      <w:lvlText w:val="o"/>
-      <w:lvlJc w:val="left"/>
-      <w:pPr>
-        <w:tabs>
-          <w:tab w:val="num" w:pos="3600"/>
-        </w:tabs>
-        <w:ind w:left="3600" w:hanging="360"/>
-      </w:pPr>
-      <w:rPr>
-        <w:rFonts w:ascii="Courier New" w:hAnsi="Courier New" w:hint="default"/>
-        <w:sz w:val="20"/>
-      </w:rPr>
-    </w:lvl>
-    <w:lvl w:ilvl="5" w:tentative="1">
-      <w:start w:val="1"/>
-      <w:numFmt w:val="bullet"/>
-      <w:lvlText w:val="o"/>
-      <w:lvlJc w:val="left"/>
-      <w:pPr>
-        <w:tabs>
-          <w:tab w:val="num" w:pos="4320"/>
-        </w:tabs>
-        <w:ind w:left="4320" w:hanging="360"/>
-      </w:pPr>
-      <w:rPr>
-        <w:rFonts w:ascii="Courier New" w:hAnsi="Courier New" w:hint="default"/>
-        <w:sz w:val="20"/>
-      </w:rPr>
-    </w:lvl>
-    <w:lvl w:ilvl="6" w:tentative="1">
-      <w:start w:val="1"/>
-      <w:numFmt w:val="bullet"/>
-      <w:lvlText w:val="o"/>
-      <w:lvlJc w:val="left"/>
-      <w:pPr>
-        <w:tabs>
-          <w:tab w:val="num" w:pos="5040"/>
-        </w:tabs>
-        <w:ind w:left="5040" w:hanging="360"/>
-      </w:pPr>
-      <w:rPr>
-        <w:rFonts w:ascii="Courier New" w:hAnsi="Courier New" w:hint="default"/>
-        <w:sz w:val="20"/>
-      </w:rPr>
-    </w:lvl>
-    <w:lvl w:ilvl="7" w:tentative="1">
-      <w:start w:val="1"/>
-      <w:numFmt w:val="bullet"/>
-      <w:lvlText w:val="o"/>
-      <w:lvlJc w:val="left"/>
-      <w:pPr>
-        <w:tabs>
-          <w:tab w:val="num" w:pos="5760"/>
-        </w:tabs>
-        <w:ind w:left="5760" w:hanging="360"/>
-      </w:pPr>
-      <w:rPr>
-        <w:rFonts w:ascii="Courier New" w:hAnsi="Courier New" w:hint="default"/>
-        <w:sz w:val="20"/>
-      </w:rPr>
-    </w:lvl>
-    <w:lvl w:ilvl="8" w:tentative="1">
-      <w:start w:val="1"/>
-      <w:numFmt w:val="bullet"/>
-      <w:lvlText w:val="o"/>
-      <w:lvlJc w:val="left"/>
-      <w:pPr>
-        <w:tabs>
-          <w:tab w:val="num" w:pos="6480"/>
-        </w:tabs>
-        <w:ind w:left="6480" w:hanging="360"/>
-      </w:pPr>
-      <w:rPr>
-        <w:rFonts w:ascii="Courier New" w:hAnsi="Courier New" w:hint="default"/>
-        <w:sz w:val="20"/>
-      </w:rPr>
-    </w:lvl>
-  </w:abstractNum>
-  <w:abstractNum w:abstractNumId="3" w15:restartNumberingAfterBreak="0">
-    <w:nsid w:val="24F0383D"/>
-    <w:multiLevelType w:val="multilevel"/>
-    <w:tmpl w:val="73ECBDA2"/>
-    <w:lvl w:ilvl="0">
-      <w:start w:val="1"/>
-      <w:numFmt w:val="bullet"/>
-      <w:lvlText w:val="o"/>
-      <w:lvlJc w:val="left"/>
-      <w:pPr>
-        <w:tabs>
-          <w:tab w:val="num" w:pos="720"/>
-        </w:tabs>
-        <w:ind w:left="720" w:hanging="360"/>
-      </w:pPr>
-      <w:rPr>
-        <w:rFonts w:ascii="Courier New" w:hAnsi="Courier New" w:hint="default"/>
-        <w:sz w:val="20"/>
-      </w:rPr>
-    </w:lvl>
-    <w:lvl w:ilvl="1" w:tentative="1">
-      <w:start w:val="1"/>
-      <w:numFmt w:val="bullet"/>
-      <w:lvlText w:val="o"/>
-      <w:lvlJc w:val="left"/>
-      <w:pPr>
-        <w:tabs>
-          <w:tab w:val="num" w:pos="1440"/>
-        </w:tabs>
-        <w:ind w:left="1440" w:hanging="360"/>
-      </w:pPr>
-      <w:rPr>
-        <w:rFonts w:ascii="Courier New" w:hAnsi="Courier New" w:hint="default"/>
-        <w:sz w:val="20"/>
-      </w:rPr>
-    </w:lvl>
-    <w:lvl w:ilvl="2" w:tentative="1">
-      <w:start w:val="1"/>
-      <w:numFmt w:val="bullet"/>
-      <w:lvlText w:val="o"/>
-      <w:lvlJc w:val="left"/>
-      <w:pPr>
-        <w:tabs>
-          <w:tab w:val="num" w:pos="2160"/>
-        </w:tabs>
-        <w:ind w:left="2160" w:hanging="360"/>
-      </w:pPr>
-      <w:rPr>
-        <w:rFonts w:ascii="Courier New" w:hAnsi="Courier New" w:hint="default"/>
-        <w:sz w:val="20"/>
-      </w:rPr>
-    </w:lvl>
-    <w:lvl w:ilvl="3" w:tentative="1">
-      <w:start w:val="1"/>
-      <w:numFmt w:val="bullet"/>
-      <w:lvlText w:val="o"/>
-      <w:lvlJc w:val="left"/>
-      <w:pPr>
-        <w:tabs>
-          <w:tab w:val="num" w:pos="2880"/>
-        </w:tabs>
-        <w:ind w:left="2880" w:hanging="360"/>
-      </w:pPr>
-      <w:rPr>
-        <w:rFonts w:ascii="Courier New" w:hAnsi="Courier New" w:hint="default"/>
-        <w:sz w:val="20"/>
-      </w:rPr>
-    </w:lvl>
-    <w:lvl w:ilvl="4" w:tentative="1">
-      <w:start w:val="1"/>
-      <w:numFmt w:val="bullet"/>
-      <w:lvlText w:val="o"/>
-      <w:lvlJc w:val="left"/>
-      <w:pPr>
-        <w:tabs>
-          <w:tab w:val="num" w:pos="3600"/>
-        </w:tabs>
-        <w:ind w:left="3600" w:hanging="360"/>
-      </w:pPr>
-      <w:rPr>
-        <w:rFonts w:ascii="Courier New" w:hAnsi="Courier New" w:hint="default"/>
-        <w:sz w:val="20"/>
-      </w:rPr>
-    </w:lvl>
-    <w:lvl w:ilvl="5" w:tentative="1">
-      <w:start w:val="1"/>
-      <w:numFmt w:val="bullet"/>
-      <w:lvlText w:val="o"/>
-      <w:lvlJc w:val="left"/>
-      <w:pPr>
-        <w:tabs>
-          <w:tab w:val="num" w:pos="4320"/>
-        </w:tabs>
-        <w:ind w:left="4320" w:hanging="360"/>
-      </w:pPr>
-      <w:rPr>
-        <w:rFonts w:ascii="Courier New" w:hAnsi="Courier New" w:hint="default"/>
-        <w:sz w:val="20"/>
-      </w:rPr>
-    </w:lvl>
-    <w:lvl w:ilvl="6" w:tentative="1">
-      <w:start w:val="1"/>
-      <w:numFmt w:val="bullet"/>
-      <w:lvlText w:val="o"/>
-      <w:lvlJc w:val="left"/>
-      <w:pPr>
-        <w:tabs>
-          <w:tab w:val="num" w:pos="5040"/>
-        </w:tabs>
-        <w:ind w:left="5040" w:hanging="360"/>
-      </w:pPr>
-      <w:rPr>
-        <w:rFonts w:ascii="Courier New" w:hAnsi="Courier New" w:hint="default"/>
-        <w:sz w:val="20"/>
-      </w:rPr>
-    </w:lvl>
-    <w:lvl w:ilvl="7" w:tentative="1">
-      <w:start w:val="1"/>
-      <w:numFmt w:val="bullet"/>
-      <w:lvlText w:val="o"/>
-      <w:lvlJc w:val="left"/>
-      <w:pPr>
-        <w:tabs>
-          <w:tab w:val="num" w:pos="5760"/>
-        </w:tabs>
-        <w:ind w:left="5760" w:hanging="360"/>
-      </w:pPr>
-      <w:rPr>
-        <w:rFonts w:ascii="Courier New" w:hAnsi="Courier New" w:hint="default"/>
-        <w:sz w:val="20"/>
-      </w:rPr>
-    </w:lvl>
-    <w:lvl w:ilvl="8" w:tentative="1">
-      <w:start w:val="1"/>
-      <w:numFmt w:val="bullet"/>
-      <w:lvlText w:val="o"/>
-      <w:lvlJc w:val="left"/>
-      <w:pPr>
-        <w:tabs>
-          <w:tab w:val="num" w:pos="6480"/>
-        </w:tabs>
-        <w:ind w:left="6480" w:hanging="360"/>
-      </w:pPr>
-      <w:rPr>
-        <w:rFonts w:ascii="Courier New" w:hAnsi="Courier New" w:hint="default"/>
-        <w:sz w:val="20"/>
-      </w:rPr>
-    </w:lvl>
-  </w:abstractNum>
-  <w:abstractNum w:abstractNumId="4" w15:restartNumberingAfterBreak="0">
+  <w:abstractNum w:abstractNumId="1" w15:restartNumberingAfterBreak="0">
     <w:nsid w:val="265A09A8"/>
     <w:multiLevelType w:val="multilevel"/>
     <w:tmpl w:val="59C07F74"/>
@@ -1977,7 +2120,7 @@
         <w:ind w:left="720" w:hanging="360"/>
       </w:pPr>
       <w:rPr>
-        <w:rFonts w:ascii="Symbol" w:hAnsi="Symbol" w:hint="default"/>
+        <w:rFonts w:hint="default" w:ascii="Symbol" w:hAnsi="Symbol"/>
         <w:sz w:val="20"/>
       </w:rPr>
     </w:lvl>
@@ -1993,7 +2136,7 @@
         <w:ind w:left="1440" w:hanging="360"/>
       </w:pPr>
       <w:rPr>
-        <w:rFonts w:ascii="Courier New" w:hAnsi="Courier New" w:hint="default"/>
+        <w:rFonts w:hint="default" w:ascii="Courier New" w:hAnsi="Courier New"/>
         <w:sz w:val="20"/>
       </w:rPr>
     </w:lvl>
@@ -2009,7 +2152,7 @@
         <w:ind w:left="2160" w:hanging="360"/>
       </w:pPr>
       <w:rPr>
-        <w:rFonts w:ascii="Wingdings" w:hAnsi="Wingdings" w:hint="default"/>
+        <w:rFonts w:hint="default" w:ascii="Wingdings" w:hAnsi="Wingdings"/>
         <w:sz w:val="20"/>
       </w:rPr>
     </w:lvl>
@@ -2025,7 +2168,7 @@
         <w:ind w:left="2880" w:hanging="360"/>
       </w:pPr>
       <w:rPr>
-        <w:rFonts w:ascii="Wingdings" w:hAnsi="Wingdings" w:hint="default"/>
+        <w:rFonts w:hint="default" w:ascii="Wingdings" w:hAnsi="Wingdings"/>
         <w:sz w:val="20"/>
       </w:rPr>
     </w:lvl>
@@ -2041,7 +2184,7 @@
         <w:ind w:left="3600" w:hanging="360"/>
       </w:pPr>
       <w:rPr>
-        <w:rFonts w:ascii="Wingdings" w:hAnsi="Wingdings" w:hint="default"/>
+        <w:rFonts w:hint="default" w:ascii="Wingdings" w:hAnsi="Wingdings"/>
         <w:sz w:val="20"/>
       </w:rPr>
     </w:lvl>
@@ -2057,7 +2200,7 @@
         <w:ind w:left="4320" w:hanging="360"/>
       </w:pPr>
       <w:rPr>
-        <w:rFonts w:ascii="Wingdings" w:hAnsi="Wingdings" w:hint="default"/>
+        <w:rFonts w:hint="default" w:ascii="Wingdings" w:hAnsi="Wingdings"/>
         <w:sz w:val="20"/>
       </w:rPr>
     </w:lvl>
@@ -2073,7 +2216,7 @@
         <w:ind w:left="5040" w:hanging="360"/>
       </w:pPr>
       <w:rPr>
-        <w:rFonts w:ascii="Wingdings" w:hAnsi="Wingdings" w:hint="default"/>
+        <w:rFonts w:hint="default" w:ascii="Wingdings" w:hAnsi="Wingdings"/>
         <w:sz w:val="20"/>
       </w:rPr>
     </w:lvl>
@@ -2089,7 +2232,7 @@
         <w:ind w:left="5760" w:hanging="360"/>
       </w:pPr>
       <w:rPr>
-        <w:rFonts w:ascii="Wingdings" w:hAnsi="Wingdings" w:hint="default"/>
+        <w:rFonts w:hint="default" w:ascii="Wingdings" w:hAnsi="Wingdings"/>
         <w:sz w:val="20"/>
       </w:rPr>
     </w:lvl>
@@ -2105,12 +2248,12 @@
         <w:ind w:left="6480" w:hanging="360"/>
       </w:pPr>
       <w:rPr>
-        <w:rFonts w:ascii="Wingdings" w:hAnsi="Wingdings" w:hint="default"/>
+        <w:rFonts w:hint="default" w:ascii="Wingdings" w:hAnsi="Wingdings"/>
         <w:sz w:val="20"/>
       </w:rPr>
     </w:lvl>
   </w:abstractNum>
-  <w:abstractNum w:abstractNumId="5" w15:restartNumberingAfterBreak="0">
+  <w:abstractNum w:abstractNumId="2" w15:restartNumberingAfterBreak="0">
     <w:nsid w:val="2CA162E5"/>
     <w:multiLevelType w:val="multilevel"/>
     <w:tmpl w:val="5AAE387C"/>
@@ -2126,7 +2269,7 @@
         <w:ind w:left="720" w:hanging="360"/>
       </w:pPr>
       <w:rPr>
-        <w:rFonts w:ascii="Symbol" w:hAnsi="Symbol" w:hint="default"/>
+        <w:rFonts w:hint="default" w:ascii="Symbol" w:hAnsi="Symbol"/>
         <w:sz w:val="20"/>
       </w:rPr>
     </w:lvl>
@@ -2142,7 +2285,7 @@
         <w:ind w:left="1440" w:hanging="360"/>
       </w:pPr>
       <w:rPr>
-        <w:rFonts w:ascii="Courier New" w:hAnsi="Courier New" w:hint="default"/>
+        <w:rFonts w:hint="default" w:ascii="Courier New" w:hAnsi="Courier New"/>
         <w:sz w:val="20"/>
       </w:rPr>
     </w:lvl>
@@ -2158,7 +2301,7 @@
         <w:ind w:left="2160" w:hanging="360"/>
       </w:pPr>
       <w:rPr>
-        <w:rFonts w:ascii="Wingdings" w:hAnsi="Wingdings" w:hint="default"/>
+        <w:rFonts w:hint="default" w:ascii="Wingdings" w:hAnsi="Wingdings"/>
         <w:sz w:val="20"/>
       </w:rPr>
     </w:lvl>
@@ -2174,7 +2317,7 @@
         <w:ind w:left="2880" w:hanging="360"/>
       </w:pPr>
       <w:rPr>
-        <w:rFonts w:ascii="Wingdings" w:hAnsi="Wingdings" w:hint="default"/>
+        <w:rFonts w:hint="default" w:ascii="Wingdings" w:hAnsi="Wingdings"/>
         <w:sz w:val="20"/>
       </w:rPr>
     </w:lvl>
@@ -2190,7 +2333,7 @@
         <w:ind w:left="3600" w:hanging="360"/>
       </w:pPr>
       <w:rPr>
-        <w:rFonts w:ascii="Wingdings" w:hAnsi="Wingdings" w:hint="default"/>
+        <w:rFonts w:hint="default" w:ascii="Wingdings" w:hAnsi="Wingdings"/>
         <w:sz w:val="20"/>
       </w:rPr>
     </w:lvl>
@@ -2206,7 +2349,7 @@
         <w:ind w:left="4320" w:hanging="360"/>
       </w:pPr>
       <w:rPr>
-        <w:rFonts w:ascii="Wingdings" w:hAnsi="Wingdings" w:hint="default"/>
+        <w:rFonts w:hint="default" w:ascii="Wingdings" w:hAnsi="Wingdings"/>
         <w:sz w:val="20"/>
       </w:rPr>
     </w:lvl>
@@ -2222,7 +2365,7 @@
         <w:ind w:left="5040" w:hanging="360"/>
       </w:pPr>
       <w:rPr>
-        <w:rFonts w:ascii="Wingdings" w:hAnsi="Wingdings" w:hint="default"/>
+        <w:rFonts w:hint="default" w:ascii="Wingdings" w:hAnsi="Wingdings"/>
         <w:sz w:val="20"/>
       </w:rPr>
     </w:lvl>
@@ -2238,7 +2381,7 @@
         <w:ind w:left="5760" w:hanging="360"/>
       </w:pPr>
       <w:rPr>
-        <w:rFonts w:ascii="Wingdings" w:hAnsi="Wingdings" w:hint="default"/>
+        <w:rFonts w:hint="default" w:ascii="Wingdings" w:hAnsi="Wingdings"/>
         <w:sz w:val="20"/>
       </w:rPr>
     </w:lvl>
@@ -2254,161 +2397,12 @@
         <w:ind w:left="6480" w:hanging="360"/>
       </w:pPr>
       <w:rPr>
-        <w:rFonts w:ascii="Wingdings" w:hAnsi="Wingdings" w:hint="default"/>
+        <w:rFonts w:hint="default" w:ascii="Wingdings" w:hAnsi="Wingdings"/>
         <w:sz w:val="20"/>
       </w:rPr>
     </w:lvl>
   </w:abstractNum>
-  <w:abstractNum w:abstractNumId="6" w15:restartNumberingAfterBreak="0">
-    <w:nsid w:val="35387589"/>
-    <w:multiLevelType w:val="multilevel"/>
-    <w:tmpl w:val="9702AB78"/>
-    <w:lvl w:ilvl="0">
-      <w:start w:val="1"/>
-      <w:numFmt w:val="bullet"/>
-      <w:lvlText w:val="o"/>
-      <w:lvlJc w:val="left"/>
-      <w:pPr>
-        <w:tabs>
-          <w:tab w:val="num" w:pos="720"/>
-        </w:tabs>
-        <w:ind w:left="720" w:hanging="360"/>
-      </w:pPr>
-      <w:rPr>
-        <w:rFonts w:ascii="Courier New" w:hAnsi="Courier New" w:hint="default"/>
-        <w:sz w:val="20"/>
-      </w:rPr>
-    </w:lvl>
-    <w:lvl w:ilvl="1" w:tentative="1">
-      <w:start w:val="1"/>
-      <w:numFmt w:val="bullet"/>
-      <w:lvlText w:val="o"/>
-      <w:lvlJc w:val="left"/>
-      <w:pPr>
-        <w:tabs>
-          <w:tab w:val="num" w:pos="1440"/>
-        </w:tabs>
-        <w:ind w:left="1440" w:hanging="360"/>
-      </w:pPr>
-      <w:rPr>
-        <w:rFonts w:ascii="Courier New" w:hAnsi="Courier New" w:hint="default"/>
-        <w:sz w:val="20"/>
-      </w:rPr>
-    </w:lvl>
-    <w:lvl w:ilvl="2" w:tentative="1">
-      <w:start w:val="1"/>
-      <w:numFmt w:val="bullet"/>
-      <w:lvlText w:val="o"/>
-      <w:lvlJc w:val="left"/>
-      <w:pPr>
-        <w:tabs>
-          <w:tab w:val="num" w:pos="2160"/>
-        </w:tabs>
-        <w:ind w:left="2160" w:hanging="360"/>
-      </w:pPr>
-      <w:rPr>
-        <w:rFonts w:ascii="Courier New" w:hAnsi="Courier New" w:hint="default"/>
-        <w:sz w:val="20"/>
-      </w:rPr>
-    </w:lvl>
-    <w:lvl w:ilvl="3" w:tentative="1">
-      <w:start w:val="1"/>
-      <w:numFmt w:val="bullet"/>
-      <w:lvlText w:val="o"/>
-      <w:lvlJc w:val="left"/>
-      <w:pPr>
-        <w:tabs>
-          <w:tab w:val="num" w:pos="2880"/>
-        </w:tabs>
-        <w:ind w:left="2880" w:hanging="360"/>
-      </w:pPr>
-      <w:rPr>
-        <w:rFonts w:ascii="Courier New" w:hAnsi="Courier New" w:hint="default"/>
-        <w:sz w:val="20"/>
-      </w:rPr>
-    </w:lvl>
-    <w:lvl w:ilvl="4" w:tentative="1">
-      <w:start w:val="1"/>
-      <w:numFmt w:val="bullet"/>
-      <w:lvlText w:val="o"/>
-      <w:lvlJc w:val="left"/>
-      <w:pPr>
-        <w:tabs>
-          <w:tab w:val="num" w:pos="3600"/>
-        </w:tabs>
-        <w:ind w:left="3600" w:hanging="360"/>
-      </w:pPr>
-      <w:rPr>
-        <w:rFonts w:ascii="Courier New" w:hAnsi="Courier New" w:hint="default"/>
-        <w:sz w:val="20"/>
-      </w:rPr>
-    </w:lvl>
-    <w:lvl w:ilvl="5" w:tentative="1">
-      <w:start w:val="1"/>
-      <w:numFmt w:val="bullet"/>
-      <w:lvlText w:val="o"/>
-      <w:lvlJc w:val="left"/>
-      <w:pPr>
-        <w:tabs>
-          <w:tab w:val="num" w:pos="4320"/>
-        </w:tabs>
-        <w:ind w:left="4320" w:hanging="360"/>
-      </w:pPr>
-      <w:rPr>
-        <w:rFonts w:ascii="Courier New" w:hAnsi="Courier New" w:hint="default"/>
-        <w:sz w:val="20"/>
-      </w:rPr>
-    </w:lvl>
-    <w:lvl w:ilvl="6" w:tentative="1">
-      <w:start w:val="1"/>
-      <w:numFmt w:val="bullet"/>
-      <w:lvlText w:val="o"/>
-      <w:lvlJc w:val="left"/>
-      <w:pPr>
-        <w:tabs>
-          <w:tab w:val="num" w:pos="5040"/>
-        </w:tabs>
-        <w:ind w:left="5040" w:hanging="360"/>
-      </w:pPr>
-      <w:rPr>
-        <w:rFonts w:ascii="Courier New" w:hAnsi="Courier New" w:hint="default"/>
-        <w:sz w:val="20"/>
-      </w:rPr>
-    </w:lvl>
-    <w:lvl w:ilvl="7" w:tentative="1">
-      <w:start w:val="1"/>
-      <w:numFmt w:val="bullet"/>
-      <w:lvlText w:val="o"/>
-      <w:lvlJc w:val="left"/>
-      <w:pPr>
-        <w:tabs>
-          <w:tab w:val="num" w:pos="5760"/>
-        </w:tabs>
-        <w:ind w:left="5760" w:hanging="360"/>
-      </w:pPr>
-      <w:rPr>
-        <w:rFonts w:ascii="Courier New" w:hAnsi="Courier New" w:hint="default"/>
-        <w:sz w:val="20"/>
-      </w:rPr>
-    </w:lvl>
-    <w:lvl w:ilvl="8" w:tentative="1">
-      <w:start w:val="1"/>
-      <w:numFmt w:val="bullet"/>
-      <w:lvlText w:val="o"/>
-      <w:lvlJc w:val="left"/>
-      <w:pPr>
-        <w:tabs>
-          <w:tab w:val="num" w:pos="6480"/>
-        </w:tabs>
-        <w:ind w:left="6480" w:hanging="360"/>
-      </w:pPr>
-      <w:rPr>
-        <w:rFonts w:ascii="Courier New" w:hAnsi="Courier New" w:hint="default"/>
-        <w:sz w:val="20"/>
-      </w:rPr>
-    </w:lvl>
-  </w:abstractNum>
-  <w:abstractNum w:abstractNumId="7" w15:restartNumberingAfterBreak="0">
+  <w:abstractNum w:abstractNumId="3" w15:restartNumberingAfterBreak="0">
     <w:nsid w:val="356813A6"/>
     <w:multiLevelType w:val="multilevel"/>
     <w:tmpl w:val="160E8426"/>
@@ -2424,7 +2418,7 @@
         <w:ind w:left="720" w:hanging="360"/>
       </w:pPr>
       <w:rPr>
-        <w:rFonts w:ascii="Symbol" w:hAnsi="Symbol" w:hint="default"/>
+        <w:rFonts w:hint="default" w:ascii="Symbol" w:hAnsi="Symbol"/>
         <w:sz w:val="20"/>
       </w:rPr>
     </w:lvl>
@@ -2440,7 +2434,7 @@
         <w:ind w:left="1440" w:hanging="360"/>
       </w:pPr>
       <w:rPr>
-        <w:rFonts w:ascii="Courier New" w:hAnsi="Courier New" w:hint="default"/>
+        <w:rFonts w:hint="default" w:ascii="Courier New" w:hAnsi="Courier New"/>
         <w:sz w:val="20"/>
       </w:rPr>
     </w:lvl>
@@ -2456,7 +2450,7 @@
         <w:ind w:left="2160" w:hanging="360"/>
       </w:pPr>
       <w:rPr>
-        <w:rFonts w:ascii="Wingdings" w:hAnsi="Wingdings" w:hint="default"/>
+        <w:rFonts w:hint="default" w:ascii="Wingdings" w:hAnsi="Wingdings"/>
         <w:sz w:val="20"/>
       </w:rPr>
     </w:lvl>
@@ -2472,7 +2466,7 @@
         <w:ind w:left="2880" w:hanging="360"/>
       </w:pPr>
       <w:rPr>
-        <w:rFonts w:ascii="Wingdings" w:hAnsi="Wingdings" w:hint="default"/>
+        <w:rFonts w:hint="default" w:ascii="Wingdings" w:hAnsi="Wingdings"/>
         <w:sz w:val="20"/>
       </w:rPr>
     </w:lvl>
@@ -2488,7 +2482,7 @@
         <w:ind w:left="3600" w:hanging="360"/>
       </w:pPr>
       <w:rPr>
-        <w:rFonts w:ascii="Wingdings" w:hAnsi="Wingdings" w:hint="default"/>
+        <w:rFonts w:hint="default" w:ascii="Wingdings" w:hAnsi="Wingdings"/>
         <w:sz w:val="20"/>
       </w:rPr>
     </w:lvl>
@@ -2504,7 +2498,7 @@
         <w:ind w:left="4320" w:hanging="360"/>
       </w:pPr>
       <w:rPr>
-        <w:rFonts w:ascii="Wingdings" w:hAnsi="Wingdings" w:hint="default"/>
+        <w:rFonts w:hint="default" w:ascii="Wingdings" w:hAnsi="Wingdings"/>
         <w:sz w:val="20"/>
       </w:rPr>
     </w:lvl>
@@ -2520,7 +2514,7 @@
         <w:ind w:left="5040" w:hanging="360"/>
       </w:pPr>
       <w:rPr>
-        <w:rFonts w:ascii="Wingdings" w:hAnsi="Wingdings" w:hint="default"/>
+        <w:rFonts w:hint="default" w:ascii="Wingdings" w:hAnsi="Wingdings"/>
         <w:sz w:val="20"/>
       </w:rPr>
     </w:lvl>
@@ -2536,7 +2530,7 @@
         <w:ind w:left="5760" w:hanging="360"/>
       </w:pPr>
       <w:rPr>
-        <w:rFonts w:ascii="Wingdings" w:hAnsi="Wingdings" w:hint="default"/>
+        <w:rFonts w:hint="default" w:ascii="Wingdings" w:hAnsi="Wingdings"/>
         <w:sz w:val="20"/>
       </w:rPr>
     </w:lvl>
@@ -2552,12 +2546,12 @@
         <w:ind w:left="6480" w:hanging="360"/>
       </w:pPr>
       <w:rPr>
-        <w:rFonts w:ascii="Wingdings" w:hAnsi="Wingdings" w:hint="default"/>
+        <w:rFonts w:hint="default" w:ascii="Wingdings" w:hAnsi="Wingdings"/>
         <w:sz w:val="20"/>
       </w:rPr>
     </w:lvl>
   </w:abstractNum>
-  <w:abstractNum w:abstractNumId="8" w15:restartNumberingAfterBreak="0">
+  <w:abstractNum w:abstractNumId="4" w15:restartNumberingAfterBreak="0">
     <w:nsid w:val="3CE6724E"/>
     <w:multiLevelType w:val="multilevel"/>
     <w:tmpl w:val="F12CB2EE"/>
@@ -2573,7 +2567,7 @@
         <w:ind w:left="720" w:hanging="360"/>
       </w:pPr>
       <w:rPr>
-        <w:rFonts w:ascii="Symbol" w:hAnsi="Symbol" w:hint="default"/>
+        <w:rFonts w:hint="default" w:ascii="Symbol" w:hAnsi="Symbol"/>
         <w:sz w:val="20"/>
       </w:rPr>
     </w:lvl>
@@ -2589,7 +2583,7 @@
         <w:ind w:left="1440" w:hanging="360"/>
       </w:pPr>
       <w:rPr>
-        <w:rFonts w:ascii="Courier New" w:hAnsi="Courier New" w:hint="default"/>
+        <w:rFonts w:hint="default" w:ascii="Courier New" w:hAnsi="Courier New"/>
         <w:sz w:val="20"/>
       </w:rPr>
     </w:lvl>
@@ -2605,7 +2599,7 @@
         <w:ind w:left="2160" w:hanging="360"/>
       </w:pPr>
       <w:rPr>
-        <w:rFonts w:ascii="Wingdings" w:hAnsi="Wingdings" w:hint="default"/>
+        <w:rFonts w:hint="default" w:ascii="Wingdings" w:hAnsi="Wingdings"/>
         <w:sz w:val="20"/>
       </w:rPr>
     </w:lvl>
@@ -2621,7 +2615,7 @@
         <w:ind w:left="2880" w:hanging="360"/>
       </w:pPr>
       <w:rPr>
-        <w:rFonts w:ascii="Wingdings" w:hAnsi="Wingdings" w:hint="default"/>
+        <w:rFonts w:hint="default" w:ascii="Wingdings" w:hAnsi="Wingdings"/>
         <w:sz w:val="20"/>
       </w:rPr>
     </w:lvl>
@@ -2637,7 +2631,7 @@
         <w:ind w:left="3600" w:hanging="360"/>
       </w:pPr>
       <w:rPr>
-        <w:rFonts w:ascii="Wingdings" w:hAnsi="Wingdings" w:hint="default"/>
+        <w:rFonts w:hint="default" w:ascii="Wingdings" w:hAnsi="Wingdings"/>
         <w:sz w:val="20"/>
       </w:rPr>
     </w:lvl>
@@ -2653,7 +2647,7 @@
         <w:ind w:left="4320" w:hanging="360"/>
       </w:pPr>
       <w:rPr>
-        <w:rFonts w:ascii="Wingdings" w:hAnsi="Wingdings" w:hint="default"/>
+        <w:rFonts w:hint="default" w:ascii="Wingdings" w:hAnsi="Wingdings"/>
         <w:sz w:val="20"/>
       </w:rPr>
     </w:lvl>
@@ -2669,7 +2663,7 @@
         <w:ind w:left="5040" w:hanging="360"/>
       </w:pPr>
       <w:rPr>
-        <w:rFonts w:ascii="Wingdings" w:hAnsi="Wingdings" w:hint="default"/>
+        <w:rFonts w:hint="default" w:ascii="Wingdings" w:hAnsi="Wingdings"/>
         <w:sz w:val="20"/>
       </w:rPr>
     </w:lvl>
@@ -2685,7 +2679,7 @@
         <w:ind w:left="5760" w:hanging="360"/>
       </w:pPr>
       <w:rPr>
-        <w:rFonts w:ascii="Wingdings" w:hAnsi="Wingdings" w:hint="default"/>
+        <w:rFonts w:hint="default" w:ascii="Wingdings" w:hAnsi="Wingdings"/>
         <w:sz w:val="20"/>
       </w:rPr>
     </w:lvl>
@@ -2701,12 +2695,12 @@
         <w:ind w:left="6480" w:hanging="360"/>
       </w:pPr>
       <w:rPr>
-        <w:rFonts w:ascii="Wingdings" w:hAnsi="Wingdings" w:hint="default"/>
+        <w:rFonts w:hint="default" w:ascii="Wingdings" w:hAnsi="Wingdings"/>
         <w:sz w:val="20"/>
       </w:rPr>
     </w:lvl>
   </w:abstractNum>
-  <w:abstractNum w:abstractNumId="9" w15:restartNumberingAfterBreak="0">
+  <w:abstractNum w:abstractNumId="5" w15:restartNumberingAfterBreak="0">
     <w:nsid w:val="47293602"/>
     <w:multiLevelType w:val="multilevel"/>
     <w:tmpl w:val="650C0806"/>
@@ -2722,7 +2716,7 @@
         <w:ind w:left="720" w:hanging="360"/>
       </w:pPr>
       <w:rPr>
-        <w:rFonts w:ascii="Symbol" w:hAnsi="Symbol" w:hint="default"/>
+        <w:rFonts w:hint="default" w:ascii="Symbol" w:hAnsi="Symbol"/>
         <w:sz w:val="20"/>
       </w:rPr>
     </w:lvl>
@@ -2738,7 +2732,7 @@
         <w:ind w:left="1440" w:hanging="360"/>
       </w:pPr>
       <w:rPr>
-        <w:rFonts w:ascii="Courier New" w:hAnsi="Courier New" w:hint="default"/>
+        <w:rFonts w:hint="default" w:ascii="Courier New" w:hAnsi="Courier New"/>
         <w:sz w:val="20"/>
       </w:rPr>
     </w:lvl>
@@ -2754,7 +2748,7 @@
         <w:ind w:left="2160" w:hanging="360"/>
       </w:pPr>
       <w:rPr>
-        <w:rFonts w:ascii="Wingdings" w:hAnsi="Wingdings" w:hint="default"/>
+        <w:rFonts w:hint="default" w:ascii="Wingdings" w:hAnsi="Wingdings"/>
         <w:sz w:val="20"/>
       </w:rPr>
     </w:lvl>
@@ -2770,7 +2764,7 @@
         <w:ind w:left="2880" w:hanging="360"/>
       </w:pPr>
       <w:rPr>
-        <w:rFonts w:ascii="Wingdings" w:hAnsi="Wingdings" w:hint="default"/>
+        <w:rFonts w:hint="default" w:ascii="Wingdings" w:hAnsi="Wingdings"/>
         <w:sz w:val="20"/>
       </w:rPr>
     </w:lvl>
@@ -2786,7 +2780,7 @@
         <w:ind w:left="3600" w:hanging="360"/>
       </w:pPr>
       <w:rPr>
-        <w:rFonts w:ascii="Wingdings" w:hAnsi="Wingdings" w:hint="default"/>
+        <w:rFonts w:hint="default" w:ascii="Wingdings" w:hAnsi="Wingdings"/>
         <w:sz w:val="20"/>
       </w:rPr>
     </w:lvl>
@@ -2802,7 +2796,7 @@
         <w:ind w:left="4320" w:hanging="360"/>
       </w:pPr>
       <w:rPr>
-        <w:rFonts w:ascii="Wingdings" w:hAnsi="Wingdings" w:hint="default"/>
+        <w:rFonts w:hint="default" w:ascii="Wingdings" w:hAnsi="Wingdings"/>
         <w:sz w:val="20"/>
       </w:rPr>
     </w:lvl>
@@ -2818,7 +2812,7 @@
         <w:ind w:left="5040" w:hanging="360"/>
       </w:pPr>
       <w:rPr>
-        <w:rFonts w:ascii="Wingdings" w:hAnsi="Wingdings" w:hint="default"/>
+        <w:rFonts w:hint="default" w:ascii="Wingdings" w:hAnsi="Wingdings"/>
         <w:sz w:val="20"/>
       </w:rPr>
     </w:lvl>
@@ -2834,7 +2828,7 @@
         <w:ind w:left="5760" w:hanging="360"/>
       </w:pPr>
       <w:rPr>
-        <w:rFonts w:ascii="Wingdings" w:hAnsi="Wingdings" w:hint="default"/>
+        <w:rFonts w:hint="default" w:ascii="Wingdings" w:hAnsi="Wingdings"/>
         <w:sz w:val="20"/>
       </w:rPr>
     </w:lvl>
@@ -2850,161 +2844,12 @@
         <w:ind w:left="6480" w:hanging="360"/>
       </w:pPr>
       <w:rPr>
-        <w:rFonts w:ascii="Wingdings" w:hAnsi="Wingdings" w:hint="default"/>
+        <w:rFonts w:hint="default" w:ascii="Wingdings" w:hAnsi="Wingdings"/>
         <w:sz w:val="20"/>
       </w:rPr>
     </w:lvl>
   </w:abstractNum>
-  <w:abstractNum w:abstractNumId="10" w15:restartNumberingAfterBreak="0">
-    <w:nsid w:val="49D777F8"/>
-    <w:multiLevelType w:val="multilevel"/>
-    <w:tmpl w:val="677682AE"/>
-    <w:lvl w:ilvl="0">
-      <w:start w:val="1"/>
-      <w:numFmt w:val="bullet"/>
-      <w:lvlText w:val="o"/>
-      <w:lvlJc w:val="left"/>
-      <w:pPr>
-        <w:tabs>
-          <w:tab w:val="num" w:pos="720"/>
-        </w:tabs>
-        <w:ind w:left="720" w:hanging="360"/>
-      </w:pPr>
-      <w:rPr>
-        <w:rFonts w:ascii="Courier New" w:hAnsi="Courier New" w:hint="default"/>
-        <w:sz w:val="20"/>
-      </w:rPr>
-    </w:lvl>
-    <w:lvl w:ilvl="1" w:tentative="1">
-      <w:start w:val="1"/>
-      <w:numFmt w:val="bullet"/>
-      <w:lvlText w:val="o"/>
-      <w:lvlJc w:val="left"/>
-      <w:pPr>
-        <w:tabs>
-          <w:tab w:val="num" w:pos="1440"/>
-        </w:tabs>
-        <w:ind w:left="1440" w:hanging="360"/>
-      </w:pPr>
-      <w:rPr>
-        <w:rFonts w:ascii="Courier New" w:hAnsi="Courier New" w:hint="default"/>
-        <w:sz w:val="20"/>
-      </w:rPr>
-    </w:lvl>
-    <w:lvl w:ilvl="2" w:tentative="1">
-      <w:start w:val="1"/>
-      <w:numFmt w:val="bullet"/>
-      <w:lvlText w:val="o"/>
-      <w:lvlJc w:val="left"/>
-      <w:pPr>
-        <w:tabs>
-          <w:tab w:val="num" w:pos="2160"/>
-        </w:tabs>
-        <w:ind w:left="2160" w:hanging="360"/>
-      </w:pPr>
-      <w:rPr>
-        <w:rFonts w:ascii="Courier New" w:hAnsi="Courier New" w:hint="default"/>
-        <w:sz w:val="20"/>
-      </w:rPr>
-    </w:lvl>
-    <w:lvl w:ilvl="3" w:tentative="1">
-      <w:start w:val="1"/>
-      <w:numFmt w:val="bullet"/>
-      <w:lvlText w:val="o"/>
-      <w:lvlJc w:val="left"/>
-      <w:pPr>
-        <w:tabs>
-          <w:tab w:val="num" w:pos="2880"/>
-        </w:tabs>
-        <w:ind w:left="2880" w:hanging="360"/>
-      </w:pPr>
-      <w:rPr>
-        <w:rFonts w:ascii="Courier New" w:hAnsi="Courier New" w:hint="default"/>
-        <w:sz w:val="20"/>
-      </w:rPr>
-    </w:lvl>
-    <w:lvl w:ilvl="4" w:tentative="1">
-      <w:start w:val="1"/>
-      <w:numFmt w:val="bullet"/>
-      <w:lvlText w:val="o"/>
-      <w:lvlJc w:val="left"/>
-      <w:pPr>
-        <w:tabs>
-          <w:tab w:val="num" w:pos="3600"/>
-        </w:tabs>
-        <w:ind w:left="3600" w:hanging="360"/>
-      </w:pPr>
-      <w:rPr>
-        <w:rFonts w:ascii="Courier New" w:hAnsi="Courier New" w:hint="default"/>
-        <w:sz w:val="20"/>
-      </w:rPr>
-    </w:lvl>
-    <w:lvl w:ilvl="5" w:tentative="1">
-      <w:start w:val="1"/>
-      <w:numFmt w:val="bullet"/>
-      <w:lvlText w:val="o"/>
-      <w:lvlJc w:val="left"/>
-      <w:pPr>
-        <w:tabs>
-          <w:tab w:val="num" w:pos="4320"/>
-        </w:tabs>
-        <w:ind w:left="4320" w:hanging="360"/>
-      </w:pPr>
-      <w:rPr>
-        <w:rFonts w:ascii="Courier New" w:hAnsi="Courier New" w:hint="default"/>
-        <w:sz w:val="20"/>
-      </w:rPr>
-    </w:lvl>
-    <w:lvl w:ilvl="6" w:tentative="1">
-      <w:start w:val="1"/>
-      <w:numFmt w:val="bullet"/>
-      <w:lvlText w:val="o"/>
-      <w:lvlJc w:val="left"/>
-      <w:pPr>
-        <w:tabs>
-          <w:tab w:val="num" w:pos="5040"/>
-        </w:tabs>
-        <w:ind w:left="5040" w:hanging="360"/>
-      </w:pPr>
-      <w:rPr>
-        <w:rFonts w:ascii="Courier New" w:hAnsi="Courier New" w:hint="default"/>
-        <w:sz w:val="20"/>
-      </w:rPr>
-    </w:lvl>
-    <w:lvl w:ilvl="7" w:tentative="1">
-      <w:start w:val="1"/>
-      <w:numFmt w:val="bullet"/>
-      <w:lvlText w:val="o"/>
-      <w:lvlJc w:val="left"/>
-      <w:pPr>
-        <w:tabs>
-          <w:tab w:val="num" w:pos="5760"/>
-        </w:tabs>
-        <w:ind w:left="5760" w:hanging="360"/>
-      </w:pPr>
-      <w:rPr>
-        <w:rFonts w:ascii="Courier New" w:hAnsi="Courier New" w:hint="default"/>
-        <w:sz w:val="20"/>
-      </w:rPr>
-    </w:lvl>
-    <w:lvl w:ilvl="8" w:tentative="1">
-      <w:start w:val="1"/>
-      <w:numFmt w:val="bullet"/>
-      <w:lvlText w:val="o"/>
-      <w:lvlJc w:val="left"/>
-      <w:pPr>
-        <w:tabs>
-          <w:tab w:val="num" w:pos="6480"/>
-        </w:tabs>
-        <w:ind w:left="6480" w:hanging="360"/>
-      </w:pPr>
-      <w:rPr>
-        <w:rFonts w:ascii="Courier New" w:hAnsi="Courier New" w:hint="default"/>
-        <w:sz w:val="20"/>
-      </w:rPr>
-    </w:lvl>
-  </w:abstractNum>
-  <w:abstractNum w:abstractNumId="11" w15:restartNumberingAfterBreak="0">
+  <w:abstractNum w:abstractNumId="6" w15:restartNumberingAfterBreak="0">
     <w:nsid w:val="4F746701"/>
     <w:multiLevelType w:val="multilevel"/>
     <w:tmpl w:val="CFCECFBA"/>
@@ -3020,7 +2865,7 @@
         <w:ind w:left="720" w:hanging="360"/>
       </w:pPr>
       <w:rPr>
-        <w:rFonts w:ascii="Symbol" w:hAnsi="Symbol" w:hint="default"/>
+        <w:rFonts w:hint="default" w:ascii="Symbol" w:hAnsi="Symbol"/>
         <w:sz w:val="20"/>
       </w:rPr>
     </w:lvl>
@@ -3036,7 +2881,7 @@
         <w:ind w:left="1440" w:hanging="360"/>
       </w:pPr>
       <w:rPr>
-        <w:rFonts w:ascii="Courier New" w:hAnsi="Courier New" w:hint="default"/>
+        <w:rFonts w:hint="default" w:ascii="Courier New" w:hAnsi="Courier New"/>
         <w:sz w:val="20"/>
       </w:rPr>
     </w:lvl>
@@ -3052,7 +2897,7 @@
         <w:ind w:left="2160" w:hanging="360"/>
       </w:pPr>
       <w:rPr>
-        <w:rFonts w:ascii="Wingdings" w:hAnsi="Wingdings" w:hint="default"/>
+        <w:rFonts w:hint="default" w:ascii="Wingdings" w:hAnsi="Wingdings"/>
         <w:sz w:val="20"/>
       </w:rPr>
     </w:lvl>
@@ -3068,7 +2913,7 @@
         <w:ind w:left="2880" w:hanging="360"/>
       </w:pPr>
       <w:rPr>
-        <w:rFonts w:ascii="Wingdings" w:hAnsi="Wingdings" w:hint="default"/>
+        <w:rFonts w:hint="default" w:ascii="Wingdings" w:hAnsi="Wingdings"/>
         <w:sz w:val="20"/>
       </w:rPr>
     </w:lvl>
@@ -3084,7 +2929,7 @@
         <w:ind w:left="3600" w:hanging="360"/>
       </w:pPr>
       <w:rPr>
-        <w:rFonts w:ascii="Wingdings" w:hAnsi="Wingdings" w:hint="default"/>
+        <w:rFonts w:hint="default" w:ascii="Wingdings" w:hAnsi="Wingdings"/>
         <w:sz w:val="20"/>
       </w:rPr>
     </w:lvl>
@@ -3100,7 +2945,7 @@
         <w:ind w:left="4320" w:hanging="360"/>
       </w:pPr>
       <w:rPr>
-        <w:rFonts w:ascii="Wingdings" w:hAnsi="Wingdings" w:hint="default"/>
+        <w:rFonts w:hint="default" w:ascii="Wingdings" w:hAnsi="Wingdings"/>
         <w:sz w:val="20"/>
       </w:rPr>
     </w:lvl>
@@ -3116,7 +2961,7 @@
         <w:ind w:left="5040" w:hanging="360"/>
       </w:pPr>
       <w:rPr>
-        <w:rFonts w:ascii="Wingdings" w:hAnsi="Wingdings" w:hint="default"/>
+        <w:rFonts w:hint="default" w:ascii="Wingdings" w:hAnsi="Wingdings"/>
         <w:sz w:val="20"/>
       </w:rPr>
     </w:lvl>
@@ -3132,7 +2977,7 @@
         <w:ind w:left="5760" w:hanging="360"/>
       </w:pPr>
       <w:rPr>
-        <w:rFonts w:ascii="Wingdings" w:hAnsi="Wingdings" w:hint="default"/>
+        <w:rFonts w:hint="default" w:ascii="Wingdings" w:hAnsi="Wingdings"/>
         <w:sz w:val="20"/>
       </w:rPr>
     </w:lvl>
@@ -3148,12 +2993,12 @@
         <w:ind w:left="6480" w:hanging="360"/>
       </w:pPr>
       <w:rPr>
-        <w:rFonts w:ascii="Wingdings" w:hAnsi="Wingdings" w:hint="default"/>
+        <w:rFonts w:hint="default" w:ascii="Wingdings" w:hAnsi="Wingdings"/>
         <w:sz w:val="20"/>
       </w:rPr>
     </w:lvl>
   </w:abstractNum>
-  <w:abstractNum w:abstractNumId="12" w15:restartNumberingAfterBreak="0">
+  <w:abstractNum w:abstractNumId="7" w15:restartNumberingAfterBreak="0">
     <w:nsid w:val="52165B88"/>
     <w:multiLevelType w:val="hybridMultilevel"/>
     <w:tmpl w:val="62723D2A"/>
@@ -3165,7 +3010,7 @@
         <w:ind w:left="720" w:hanging="360"/>
       </w:pPr>
       <w:rPr>
-        <w:rFonts w:ascii="Aptos" w:eastAsiaTheme="minorHAnsi" w:hAnsi="Aptos" w:cstheme="minorBidi" w:hint="default"/>
+        <w:rFonts w:hint="default" w:ascii="Aptos" w:hAnsi="Aptos" w:eastAsiaTheme="minorHAnsi" w:cstheme="minorBidi"/>
       </w:rPr>
     </w:lvl>
     <w:lvl w:ilvl="1" w:tplc="04090003" w:tentative="1">
@@ -3177,7 +3022,7 @@
         <w:ind w:left="1440" w:hanging="360"/>
       </w:pPr>
       <w:rPr>
-        <w:rFonts w:ascii="Courier New" w:hAnsi="Courier New" w:cs="Courier New" w:hint="default"/>
+        <w:rFonts w:hint="default" w:ascii="Courier New" w:hAnsi="Courier New" w:cs="Courier New"/>
       </w:rPr>
     </w:lvl>
     <w:lvl w:ilvl="2" w:tplc="04090005" w:tentative="1">
@@ -3189,7 +3034,7 @@
         <w:ind w:left="2160" w:hanging="360"/>
       </w:pPr>
       <w:rPr>
-        <w:rFonts w:ascii="Wingdings" w:hAnsi="Wingdings" w:hint="default"/>
+        <w:rFonts w:hint="default" w:ascii="Wingdings" w:hAnsi="Wingdings"/>
       </w:rPr>
     </w:lvl>
     <w:lvl w:ilvl="3" w:tplc="04090001" w:tentative="1">
@@ -3201,7 +3046,7 @@
         <w:ind w:left="2880" w:hanging="360"/>
       </w:pPr>
       <w:rPr>
-        <w:rFonts w:ascii="Symbol" w:hAnsi="Symbol" w:hint="default"/>
+        <w:rFonts w:hint="default" w:ascii="Symbol" w:hAnsi="Symbol"/>
       </w:rPr>
     </w:lvl>
     <w:lvl w:ilvl="4" w:tplc="04090003" w:tentative="1">
@@ -3213,7 +3058,7 @@
         <w:ind w:left="3600" w:hanging="360"/>
       </w:pPr>
       <w:rPr>
-        <w:rFonts w:ascii="Courier New" w:hAnsi="Courier New" w:cs="Courier New" w:hint="default"/>
+        <w:rFonts w:hint="default" w:ascii="Courier New" w:hAnsi="Courier New" w:cs="Courier New"/>
       </w:rPr>
     </w:lvl>
     <w:lvl w:ilvl="5" w:tplc="04090005" w:tentative="1">
@@ -3225,7 +3070,7 @@
         <w:ind w:left="4320" w:hanging="360"/>
       </w:pPr>
       <w:rPr>
-        <w:rFonts w:ascii="Wingdings" w:hAnsi="Wingdings" w:hint="default"/>
+        <w:rFonts w:hint="default" w:ascii="Wingdings" w:hAnsi="Wingdings"/>
       </w:rPr>
     </w:lvl>
     <w:lvl w:ilvl="6" w:tplc="04090001" w:tentative="1">
@@ -3237,7 +3082,7 @@
         <w:ind w:left="5040" w:hanging="360"/>
       </w:pPr>
       <w:rPr>
-        <w:rFonts w:ascii="Symbol" w:hAnsi="Symbol" w:hint="default"/>
+        <w:rFonts w:hint="default" w:ascii="Symbol" w:hAnsi="Symbol"/>
       </w:rPr>
     </w:lvl>
     <w:lvl w:ilvl="7" w:tplc="04090003" w:tentative="1">
@@ -3249,7 +3094,7 @@
         <w:ind w:left="5760" w:hanging="360"/>
       </w:pPr>
       <w:rPr>
-        <w:rFonts w:ascii="Courier New" w:hAnsi="Courier New" w:cs="Courier New" w:hint="default"/>
+        <w:rFonts w:hint="default" w:ascii="Courier New" w:hAnsi="Courier New" w:cs="Courier New"/>
       </w:rPr>
     </w:lvl>
     <w:lvl w:ilvl="8" w:tplc="04090005" w:tentative="1">
@@ -3261,11 +3106,11 @@
         <w:ind w:left="6480" w:hanging="360"/>
       </w:pPr>
       <w:rPr>
-        <w:rFonts w:ascii="Wingdings" w:hAnsi="Wingdings" w:hint="default"/>
+        <w:rFonts w:hint="default" w:ascii="Wingdings" w:hAnsi="Wingdings"/>
       </w:rPr>
     </w:lvl>
   </w:abstractNum>
-  <w:abstractNum w:abstractNumId="13" w15:restartNumberingAfterBreak="0">
+  <w:abstractNum w:abstractNumId="8" w15:restartNumberingAfterBreak="0">
     <w:nsid w:val="57DD1340"/>
     <w:multiLevelType w:val="multilevel"/>
     <w:tmpl w:val="658ACBCE"/>
@@ -3281,7 +3126,7 @@
         <w:ind w:left="720" w:hanging="360"/>
       </w:pPr>
       <w:rPr>
-        <w:rFonts w:ascii="Symbol" w:hAnsi="Symbol" w:hint="default"/>
+        <w:rFonts w:hint="default" w:ascii="Symbol" w:hAnsi="Symbol"/>
         <w:sz w:val="20"/>
       </w:rPr>
     </w:lvl>
@@ -3297,7 +3142,7 @@
         <w:ind w:left="1440" w:hanging="360"/>
       </w:pPr>
       <w:rPr>
-        <w:rFonts w:ascii="Courier New" w:hAnsi="Courier New" w:hint="default"/>
+        <w:rFonts w:hint="default" w:ascii="Courier New" w:hAnsi="Courier New"/>
         <w:sz w:val="20"/>
       </w:rPr>
     </w:lvl>
@@ -3313,7 +3158,7 @@
         <w:ind w:left="2160" w:hanging="360"/>
       </w:pPr>
       <w:rPr>
-        <w:rFonts w:ascii="Wingdings" w:hAnsi="Wingdings" w:hint="default"/>
+        <w:rFonts w:hint="default" w:ascii="Wingdings" w:hAnsi="Wingdings"/>
         <w:sz w:val="20"/>
       </w:rPr>
     </w:lvl>
@@ -3329,7 +3174,7 @@
         <w:ind w:left="2880" w:hanging="360"/>
       </w:pPr>
       <w:rPr>
-        <w:rFonts w:ascii="Wingdings" w:hAnsi="Wingdings" w:hint="default"/>
+        <w:rFonts w:hint="default" w:ascii="Wingdings" w:hAnsi="Wingdings"/>
         <w:sz w:val="20"/>
       </w:rPr>
     </w:lvl>
@@ -3345,7 +3190,7 @@
         <w:ind w:left="3600" w:hanging="360"/>
       </w:pPr>
       <w:rPr>
-        <w:rFonts w:ascii="Wingdings" w:hAnsi="Wingdings" w:hint="default"/>
+        <w:rFonts w:hint="default" w:ascii="Wingdings" w:hAnsi="Wingdings"/>
         <w:sz w:val="20"/>
       </w:rPr>
     </w:lvl>
@@ -3361,7 +3206,7 @@
         <w:ind w:left="4320" w:hanging="360"/>
       </w:pPr>
       <w:rPr>
-        <w:rFonts w:ascii="Wingdings" w:hAnsi="Wingdings" w:hint="default"/>
+        <w:rFonts w:hint="default" w:ascii="Wingdings" w:hAnsi="Wingdings"/>
         <w:sz w:val="20"/>
       </w:rPr>
     </w:lvl>
@@ -3377,7 +3222,7 @@
         <w:ind w:left="5040" w:hanging="360"/>
       </w:pPr>
       <w:rPr>
-        <w:rFonts w:ascii="Wingdings" w:hAnsi="Wingdings" w:hint="default"/>
+        <w:rFonts w:hint="default" w:ascii="Wingdings" w:hAnsi="Wingdings"/>
         <w:sz w:val="20"/>
       </w:rPr>
     </w:lvl>
@@ -3393,7 +3238,7 @@
         <w:ind w:left="5760" w:hanging="360"/>
       </w:pPr>
       <w:rPr>
-        <w:rFonts w:ascii="Wingdings" w:hAnsi="Wingdings" w:hint="default"/>
+        <w:rFonts w:hint="default" w:ascii="Wingdings" w:hAnsi="Wingdings"/>
         <w:sz w:val="20"/>
       </w:rPr>
     </w:lvl>
@@ -3409,12 +3254,12 @@
         <w:ind w:left="6480" w:hanging="360"/>
       </w:pPr>
       <w:rPr>
-        <w:rFonts w:ascii="Wingdings" w:hAnsi="Wingdings" w:hint="default"/>
+        <w:rFonts w:hint="default" w:ascii="Wingdings" w:hAnsi="Wingdings"/>
         <w:sz w:val="20"/>
       </w:rPr>
     </w:lvl>
   </w:abstractNum>
-  <w:abstractNum w:abstractNumId="14" w15:restartNumberingAfterBreak="0">
+  <w:abstractNum w:abstractNumId="9" w15:restartNumberingAfterBreak="0">
     <w:nsid w:val="5DE26551"/>
     <w:multiLevelType w:val="multilevel"/>
     <w:tmpl w:val="383E2112"/>
@@ -3430,7 +3275,7 @@
         <w:ind w:left="720" w:hanging="360"/>
       </w:pPr>
       <w:rPr>
-        <w:rFonts w:ascii="Symbol" w:hAnsi="Symbol" w:hint="default"/>
+        <w:rFonts w:hint="default" w:ascii="Symbol" w:hAnsi="Symbol"/>
         <w:sz w:val="20"/>
       </w:rPr>
     </w:lvl>
@@ -3446,7 +3291,7 @@
         <w:ind w:left="1440" w:hanging="360"/>
       </w:pPr>
       <w:rPr>
-        <w:rFonts w:ascii="Courier New" w:hAnsi="Courier New" w:hint="default"/>
+        <w:rFonts w:hint="default" w:ascii="Courier New" w:hAnsi="Courier New"/>
         <w:sz w:val="20"/>
       </w:rPr>
     </w:lvl>
@@ -3462,7 +3307,7 @@
         <w:ind w:left="2160" w:hanging="360"/>
       </w:pPr>
       <w:rPr>
-        <w:rFonts w:ascii="Wingdings" w:hAnsi="Wingdings" w:hint="default"/>
+        <w:rFonts w:hint="default" w:ascii="Wingdings" w:hAnsi="Wingdings"/>
         <w:sz w:val="20"/>
       </w:rPr>
     </w:lvl>
@@ -3478,7 +3323,7 @@
         <w:ind w:left="2880" w:hanging="360"/>
       </w:pPr>
       <w:rPr>
-        <w:rFonts w:ascii="Wingdings" w:hAnsi="Wingdings" w:hint="default"/>
+        <w:rFonts w:hint="default" w:ascii="Wingdings" w:hAnsi="Wingdings"/>
         <w:sz w:val="20"/>
       </w:rPr>
     </w:lvl>
@@ -3494,7 +3339,7 @@
         <w:ind w:left="3600" w:hanging="360"/>
       </w:pPr>
       <w:rPr>
-        <w:rFonts w:ascii="Wingdings" w:hAnsi="Wingdings" w:hint="default"/>
+        <w:rFonts w:hint="default" w:ascii="Wingdings" w:hAnsi="Wingdings"/>
         <w:sz w:val="20"/>
       </w:rPr>
     </w:lvl>
@@ -3510,7 +3355,7 @@
         <w:ind w:left="4320" w:hanging="360"/>
       </w:pPr>
       <w:rPr>
-        <w:rFonts w:ascii="Wingdings" w:hAnsi="Wingdings" w:hint="default"/>
+        <w:rFonts w:hint="default" w:ascii="Wingdings" w:hAnsi="Wingdings"/>
         <w:sz w:val="20"/>
       </w:rPr>
     </w:lvl>
@@ -3526,7 +3371,7 @@
         <w:ind w:left="5040" w:hanging="360"/>
       </w:pPr>
       <w:rPr>
-        <w:rFonts w:ascii="Wingdings" w:hAnsi="Wingdings" w:hint="default"/>
+        <w:rFonts w:hint="default" w:ascii="Wingdings" w:hAnsi="Wingdings"/>
         <w:sz w:val="20"/>
       </w:rPr>
     </w:lvl>
@@ -3542,7 +3387,7 @@
         <w:ind w:left="5760" w:hanging="360"/>
       </w:pPr>
       <w:rPr>
-        <w:rFonts w:ascii="Wingdings" w:hAnsi="Wingdings" w:hint="default"/>
+        <w:rFonts w:hint="default" w:ascii="Wingdings" w:hAnsi="Wingdings"/>
         <w:sz w:val="20"/>
       </w:rPr>
     </w:lvl>
@@ -3558,310 +3403,12 @@
         <w:ind w:left="6480" w:hanging="360"/>
       </w:pPr>
       <w:rPr>
-        <w:rFonts w:ascii="Wingdings" w:hAnsi="Wingdings" w:hint="default"/>
+        <w:rFonts w:hint="default" w:ascii="Wingdings" w:hAnsi="Wingdings"/>
         <w:sz w:val="20"/>
       </w:rPr>
     </w:lvl>
   </w:abstractNum>
-  <w:abstractNum w:abstractNumId="15" w15:restartNumberingAfterBreak="0">
-    <w:nsid w:val="64891A52"/>
-    <w:multiLevelType w:val="multilevel"/>
-    <w:tmpl w:val="FEB61DDC"/>
-    <w:lvl w:ilvl="0">
-      <w:start w:val="1"/>
-      <w:numFmt w:val="bullet"/>
-      <w:lvlText w:val=""/>
-      <w:lvlJc w:val="left"/>
-      <w:pPr>
-        <w:tabs>
-          <w:tab w:val="num" w:pos="720"/>
-        </w:tabs>
-        <w:ind w:left="720" w:hanging="360"/>
-      </w:pPr>
-      <w:rPr>
-        <w:rFonts w:ascii="Symbol" w:hAnsi="Symbol" w:hint="default"/>
-        <w:sz w:val="20"/>
-      </w:rPr>
-    </w:lvl>
-    <w:lvl w:ilvl="1">
-      <w:start w:val="1"/>
-      <w:numFmt w:val="bullet"/>
-      <w:lvlText w:val=""/>
-      <w:lvlJc w:val="left"/>
-      <w:pPr>
-        <w:tabs>
-          <w:tab w:val="num" w:pos="1440"/>
-        </w:tabs>
-        <w:ind w:left="1440" w:hanging="360"/>
-      </w:pPr>
-      <w:rPr>
-        <w:rFonts w:ascii="Symbol" w:hAnsi="Symbol" w:hint="default"/>
-        <w:sz w:val="20"/>
-      </w:rPr>
-    </w:lvl>
-    <w:lvl w:ilvl="2">
-      <w:start w:val="1"/>
-      <w:numFmt w:val="bullet"/>
-      <w:lvlText w:val=""/>
-      <w:lvlJc w:val="left"/>
-      <w:pPr>
-        <w:tabs>
-          <w:tab w:val="num" w:pos="2160"/>
-        </w:tabs>
-        <w:ind w:left="2160" w:hanging="360"/>
-      </w:pPr>
-      <w:rPr>
-        <w:rFonts w:ascii="Symbol" w:hAnsi="Symbol" w:hint="default"/>
-        <w:sz w:val="20"/>
-      </w:rPr>
-    </w:lvl>
-    <w:lvl w:ilvl="3" w:tentative="1">
-      <w:start w:val="1"/>
-      <w:numFmt w:val="bullet"/>
-      <w:lvlText w:val=""/>
-      <w:lvlJc w:val="left"/>
-      <w:pPr>
-        <w:tabs>
-          <w:tab w:val="num" w:pos="2880"/>
-        </w:tabs>
-        <w:ind w:left="2880" w:hanging="360"/>
-      </w:pPr>
-      <w:rPr>
-        <w:rFonts w:ascii="Symbol" w:hAnsi="Symbol" w:hint="default"/>
-        <w:sz w:val="20"/>
-      </w:rPr>
-    </w:lvl>
-    <w:lvl w:ilvl="4" w:tentative="1">
-      <w:start w:val="1"/>
-      <w:numFmt w:val="bullet"/>
-      <w:lvlText w:val=""/>
-      <w:lvlJc w:val="left"/>
-      <w:pPr>
-        <w:tabs>
-          <w:tab w:val="num" w:pos="3600"/>
-        </w:tabs>
-        <w:ind w:left="3600" w:hanging="360"/>
-      </w:pPr>
-      <w:rPr>
-        <w:rFonts w:ascii="Symbol" w:hAnsi="Symbol" w:hint="default"/>
-        <w:sz w:val="20"/>
-      </w:rPr>
-    </w:lvl>
-    <w:lvl w:ilvl="5" w:tentative="1">
-      <w:start w:val="1"/>
-      <w:numFmt w:val="bullet"/>
-      <w:lvlText w:val=""/>
-      <w:lvlJc w:val="left"/>
-      <w:pPr>
-        <w:tabs>
-          <w:tab w:val="num" w:pos="4320"/>
-        </w:tabs>
-        <w:ind w:left="4320" w:hanging="360"/>
-      </w:pPr>
-      <w:rPr>
-        <w:rFonts w:ascii="Symbol" w:hAnsi="Symbol" w:hint="default"/>
-        <w:sz w:val="20"/>
-      </w:rPr>
-    </w:lvl>
-    <w:lvl w:ilvl="6" w:tentative="1">
-      <w:start w:val="1"/>
-      <w:numFmt w:val="bullet"/>
-      <w:lvlText w:val=""/>
-      <w:lvlJc w:val="left"/>
-      <w:pPr>
-        <w:tabs>
-          <w:tab w:val="num" w:pos="5040"/>
-        </w:tabs>
-        <w:ind w:left="5040" w:hanging="360"/>
-      </w:pPr>
-      <w:rPr>
-        <w:rFonts w:ascii="Symbol" w:hAnsi="Symbol" w:hint="default"/>
-        <w:sz w:val="20"/>
-      </w:rPr>
-    </w:lvl>
-    <w:lvl w:ilvl="7" w:tentative="1">
-      <w:start w:val="1"/>
-      <w:numFmt w:val="bullet"/>
-      <w:lvlText w:val=""/>
-      <w:lvlJc w:val="left"/>
-      <w:pPr>
-        <w:tabs>
-          <w:tab w:val="num" w:pos="5760"/>
-        </w:tabs>
-        <w:ind w:left="5760" w:hanging="360"/>
-      </w:pPr>
-      <w:rPr>
-        <w:rFonts w:ascii="Symbol" w:hAnsi="Symbol" w:hint="default"/>
-        <w:sz w:val="20"/>
-      </w:rPr>
-    </w:lvl>
-    <w:lvl w:ilvl="8" w:tentative="1">
-      <w:start w:val="1"/>
-      <w:numFmt w:val="bullet"/>
-      <w:lvlText w:val=""/>
-      <w:lvlJc w:val="left"/>
-      <w:pPr>
-        <w:tabs>
-          <w:tab w:val="num" w:pos="6480"/>
-        </w:tabs>
-        <w:ind w:left="6480" w:hanging="360"/>
-      </w:pPr>
-      <w:rPr>
-        <w:rFonts w:ascii="Symbol" w:hAnsi="Symbol" w:hint="default"/>
-        <w:sz w:val="20"/>
-      </w:rPr>
-    </w:lvl>
-  </w:abstractNum>
-  <w:abstractNum w:abstractNumId="16" w15:restartNumberingAfterBreak="0">
-    <w:nsid w:val="6D360E40"/>
-    <w:multiLevelType w:val="multilevel"/>
-    <w:tmpl w:val="AE465184"/>
-    <w:lvl w:ilvl="0">
-      <w:start w:val="1"/>
-      <w:numFmt w:val="bullet"/>
-      <w:lvlText w:val=""/>
-      <w:lvlJc w:val="left"/>
-      <w:pPr>
-        <w:tabs>
-          <w:tab w:val="num" w:pos="720"/>
-        </w:tabs>
-        <w:ind w:left="720" w:hanging="360"/>
-      </w:pPr>
-      <w:rPr>
-        <w:rFonts w:ascii="Symbol" w:hAnsi="Symbol" w:hint="default"/>
-        <w:sz w:val="20"/>
-      </w:rPr>
-    </w:lvl>
-    <w:lvl w:ilvl="1">
-      <w:start w:val="1"/>
-      <w:numFmt w:val="bullet"/>
-      <w:lvlText w:val=""/>
-      <w:lvlJc w:val="left"/>
-      <w:pPr>
-        <w:tabs>
-          <w:tab w:val="num" w:pos="1440"/>
-        </w:tabs>
-        <w:ind w:left="1440" w:hanging="360"/>
-      </w:pPr>
-      <w:rPr>
-        <w:rFonts w:ascii="Symbol" w:hAnsi="Symbol" w:hint="default"/>
-        <w:sz w:val="20"/>
-      </w:rPr>
-    </w:lvl>
-    <w:lvl w:ilvl="2" w:tentative="1">
-      <w:start w:val="1"/>
-      <w:numFmt w:val="bullet"/>
-      <w:lvlText w:val=""/>
-      <w:lvlJc w:val="left"/>
-      <w:pPr>
-        <w:tabs>
-          <w:tab w:val="num" w:pos="2160"/>
-        </w:tabs>
-        <w:ind w:left="2160" w:hanging="360"/>
-      </w:pPr>
-      <w:rPr>
-        <w:rFonts w:ascii="Symbol" w:hAnsi="Symbol" w:hint="default"/>
-        <w:sz w:val="20"/>
-      </w:rPr>
-    </w:lvl>
-    <w:lvl w:ilvl="3" w:tentative="1">
-      <w:start w:val="1"/>
-      <w:numFmt w:val="bullet"/>
-      <w:lvlText w:val=""/>
-      <w:lvlJc w:val="left"/>
-      <w:pPr>
-        <w:tabs>
-          <w:tab w:val="num" w:pos="2880"/>
-        </w:tabs>
-        <w:ind w:left="2880" w:hanging="360"/>
-      </w:pPr>
-      <w:rPr>
-        <w:rFonts w:ascii="Symbol" w:hAnsi="Symbol" w:hint="default"/>
-        <w:sz w:val="20"/>
-      </w:rPr>
-    </w:lvl>
-    <w:lvl w:ilvl="4" w:tentative="1">
-      <w:start w:val="1"/>
-      <w:numFmt w:val="bullet"/>
-      <w:lvlText w:val=""/>
-      <w:lvlJc w:val="left"/>
-      <w:pPr>
-        <w:tabs>
-          <w:tab w:val="num" w:pos="3600"/>
-        </w:tabs>
-        <w:ind w:left="3600" w:hanging="360"/>
-      </w:pPr>
-      <w:rPr>
-        <w:rFonts w:ascii="Symbol" w:hAnsi="Symbol" w:hint="default"/>
-        <w:sz w:val="20"/>
-      </w:rPr>
-    </w:lvl>
-    <w:lvl w:ilvl="5" w:tentative="1">
-      <w:start w:val="1"/>
-      <w:numFmt w:val="bullet"/>
-      <w:lvlText w:val=""/>
-      <w:lvlJc w:val="left"/>
-      <w:pPr>
-        <w:tabs>
-          <w:tab w:val="num" w:pos="4320"/>
-        </w:tabs>
-        <w:ind w:left="4320" w:hanging="360"/>
-      </w:pPr>
-      <w:rPr>
-        <w:rFonts w:ascii="Symbol" w:hAnsi="Symbol" w:hint="default"/>
-        <w:sz w:val="20"/>
-      </w:rPr>
-    </w:lvl>
-    <w:lvl w:ilvl="6" w:tentative="1">
-      <w:start w:val="1"/>
-      <w:numFmt w:val="bullet"/>
-      <w:lvlText w:val=""/>
-      <w:lvlJc w:val="left"/>
-      <w:pPr>
-        <w:tabs>
-          <w:tab w:val="num" w:pos="5040"/>
-        </w:tabs>
-        <w:ind w:left="5040" w:hanging="360"/>
-      </w:pPr>
-      <w:rPr>
-        <w:rFonts w:ascii="Symbol" w:hAnsi="Symbol" w:hint="default"/>
-        <w:sz w:val="20"/>
-      </w:rPr>
-    </w:lvl>
-    <w:lvl w:ilvl="7" w:tentative="1">
-      <w:start w:val="1"/>
-      <w:numFmt w:val="bullet"/>
-      <w:lvlText w:val=""/>
-      <w:lvlJc w:val="left"/>
-      <w:pPr>
-        <w:tabs>
-          <w:tab w:val="num" w:pos="5760"/>
-        </w:tabs>
-        <w:ind w:left="5760" w:hanging="360"/>
-      </w:pPr>
-      <w:rPr>
-        <w:rFonts w:ascii="Symbol" w:hAnsi="Symbol" w:hint="default"/>
-        <w:sz w:val="20"/>
-      </w:rPr>
-    </w:lvl>
-    <w:lvl w:ilvl="8" w:tentative="1">
-      <w:start w:val="1"/>
-      <w:numFmt w:val="bullet"/>
-      <w:lvlText w:val=""/>
-      <w:lvlJc w:val="left"/>
-      <w:pPr>
-        <w:tabs>
-          <w:tab w:val="num" w:pos="6480"/>
-        </w:tabs>
-        <w:ind w:left="6480" w:hanging="360"/>
-      </w:pPr>
-      <w:rPr>
-        <w:rFonts w:ascii="Symbol" w:hAnsi="Symbol" w:hint="default"/>
-        <w:sz w:val="20"/>
-      </w:rPr>
-    </w:lvl>
-  </w:abstractNum>
-  <w:abstractNum w:abstractNumId="17" w15:restartNumberingAfterBreak="0">
+  <w:abstractNum w:abstractNumId="10" w15:restartNumberingAfterBreak="0">
     <w:nsid w:val="77636D19"/>
     <w:multiLevelType w:val="multilevel"/>
     <w:tmpl w:val="27F4279C"/>
@@ -3877,7 +3424,7 @@
         <w:ind w:left="720" w:hanging="360"/>
       </w:pPr>
       <w:rPr>
-        <w:rFonts w:ascii="Symbol" w:hAnsi="Symbol" w:hint="default"/>
+        <w:rFonts w:hint="default" w:ascii="Symbol" w:hAnsi="Symbol"/>
         <w:sz w:val="20"/>
       </w:rPr>
     </w:lvl>
@@ -3893,7 +3440,7 @@
         <w:ind w:left="1440" w:hanging="360"/>
       </w:pPr>
       <w:rPr>
-        <w:rFonts w:ascii="Courier New" w:hAnsi="Courier New" w:hint="default"/>
+        <w:rFonts w:hint="default" w:ascii="Courier New" w:hAnsi="Courier New"/>
         <w:sz w:val="20"/>
       </w:rPr>
     </w:lvl>
@@ -3909,7 +3456,7 @@
         <w:ind w:left="2160" w:hanging="360"/>
       </w:pPr>
       <w:rPr>
-        <w:rFonts w:ascii="Wingdings" w:hAnsi="Wingdings" w:hint="default"/>
+        <w:rFonts w:hint="default" w:ascii="Wingdings" w:hAnsi="Wingdings"/>
         <w:sz w:val="20"/>
       </w:rPr>
     </w:lvl>
@@ -3925,7 +3472,7 @@
         <w:ind w:left="2880" w:hanging="360"/>
       </w:pPr>
       <w:rPr>
-        <w:rFonts w:ascii="Wingdings" w:hAnsi="Wingdings" w:hint="default"/>
+        <w:rFonts w:hint="default" w:ascii="Wingdings" w:hAnsi="Wingdings"/>
         <w:sz w:val="20"/>
       </w:rPr>
     </w:lvl>
@@ -3941,7 +3488,7 @@
         <w:ind w:left="3600" w:hanging="360"/>
       </w:pPr>
       <w:rPr>
-        <w:rFonts w:ascii="Wingdings" w:hAnsi="Wingdings" w:hint="default"/>
+        <w:rFonts w:hint="default" w:ascii="Wingdings" w:hAnsi="Wingdings"/>
         <w:sz w:val="20"/>
       </w:rPr>
     </w:lvl>
@@ -3957,7 +3504,7 @@
         <w:ind w:left="4320" w:hanging="360"/>
       </w:pPr>
       <w:rPr>
-        <w:rFonts w:ascii="Wingdings" w:hAnsi="Wingdings" w:hint="default"/>
+        <w:rFonts w:hint="default" w:ascii="Wingdings" w:hAnsi="Wingdings"/>
         <w:sz w:val="20"/>
       </w:rPr>
     </w:lvl>
@@ -3973,7 +3520,7 @@
         <w:ind w:left="5040" w:hanging="360"/>
       </w:pPr>
       <w:rPr>
-        <w:rFonts w:ascii="Wingdings" w:hAnsi="Wingdings" w:hint="default"/>
+        <w:rFonts w:hint="default" w:ascii="Wingdings" w:hAnsi="Wingdings"/>
         <w:sz w:val="20"/>
       </w:rPr>
     </w:lvl>
@@ -3989,7 +3536,7 @@
         <w:ind w:left="5760" w:hanging="360"/>
       </w:pPr>
       <w:rPr>
-        <w:rFonts w:ascii="Wingdings" w:hAnsi="Wingdings" w:hint="default"/>
+        <w:rFonts w:hint="default" w:ascii="Wingdings" w:hAnsi="Wingdings"/>
         <w:sz w:val="20"/>
       </w:rPr>
     </w:lvl>
@@ -4005,216 +3552,49 @@
         <w:ind w:left="6480" w:hanging="360"/>
       </w:pPr>
       <w:rPr>
-        <w:rFonts w:ascii="Wingdings" w:hAnsi="Wingdings" w:hint="default"/>
+        <w:rFonts w:hint="default" w:ascii="Wingdings" w:hAnsi="Wingdings"/>
         <w:sz w:val="20"/>
       </w:rPr>
     </w:lvl>
   </w:abstractNum>
-  <w:abstractNum w:abstractNumId="18" w15:restartNumberingAfterBreak="0">
-    <w:nsid w:val="7EF8576B"/>
-    <w:multiLevelType w:val="multilevel"/>
-    <w:tmpl w:val="B9A09D84"/>
-    <w:lvl w:ilvl="0">
-      <w:start w:val="1"/>
-      <w:numFmt w:val="bullet"/>
-      <w:lvlText w:val=""/>
-      <w:lvlJc w:val="left"/>
-      <w:pPr>
-        <w:tabs>
-          <w:tab w:val="num" w:pos="720"/>
-        </w:tabs>
-        <w:ind w:left="720" w:hanging="360"/>
-      </w:pPr>
-      <w:rPr>
-        <w:rFonts w:ascii="Symbol" w:hAnsi="Symbol" w:hint="default"/>
-        <w:sz w:val="20"/>
-      </w:rPr>
-    </w:lvl>
-    <w:lvl w:ilvl="1" w:tentative="1">
-      <w:start w:val="1"/>
-      <w:numFmt w:val="bullet"/>
-      <w:lvlText w:val=""/>
-      <w:lvlJc w:val="left"/>
-      <w:pPr>
-        <w:tabs>
-          <w:tab w:val="num" w:pos="1440"/>
-        </w:tabs>
-        <w:ind w:left="1440" w:hanging="360"/>
-      </w:pPr>
-      <w:rPr>
-        <w:rFonts w:ascii="Symbol" w:hAnsi="Symbol" w:hint="default"/>
-        <w:sz w:val="20"/>
-      </w:rPr>
-    </w:lvl>
-    <w:lvl w:ilvl="2" w:tentative="1">
-      <w:start w:val="1"/>
-      <w:numFmt w:val="bullet"/>
-      <w:lvlText w:val=""/>
-      <w:lvlJc w:val="left"/>
-      <w:pPr>
-        <w:tabs>
-          <w:tab w:val="num" w:pos="2160"/>
-        </w:tabs>
-        <w:ind w:left="2160" w:hanging="360"/>
-      </w:pPr>
-      <w:rPr>
-        <w:rFonts w:ascii="Symbol" w:hAnsi="Symbol" w:hint="default"/>
-        <w:sz w:val="20"/>
-      </w:rPr>
-    </w:lvl>
-    <w:lvl w:ilvl="3" w:tentative="1">
-      <w:start w:val="1"/>
-      <w:numFmt w:val="bullet"/>
-      <w:lvlText w:val=""/>
-      <w:lvlJc w:val="left"/>
-      <w:pPr>
-        <w:tabs>
-          <w:tab w:val="num" w:pos="2880"/>
-        </w:tabs>
-        <w:ind w:left="2880" w:hanging="360"/>
-      </w:pPr>
-      <w:rPr>
-        <w:rFonts w:ascii="Symbol" w:hAnsi="Symbol" w:hint="default"/>
-        <w:sz w:val="20"/>
-      </w:rPr>
-    </w:lvl>
-    <w:lvl w:ilvl="4" w:tentative="1">
-      <w:start w:val="1"/>
-      <w:numFmt w:val="bullet"/>
-      <w:lvlText w:val=""/>
-      <w:lvlJc w:val="left"/>
-      <w:pPr>
-        <w:tabs>
-          <w:tab w:val="num" w:pos="3600"/>
-        </w:tabs>
-        <w:ind w:left="3600" w:hanging="360"/>
-      </w:pPr>
-      <w:rPr>
-        <w:rFonts w:ascii="Symbol" w:hAnsi="Symbol" w:hint="default"/>
-        <w:sz w:val="20"/>
-      </w:rPr>
-    </w:lvl>
-    <w:lvl w:ilvl="5" w:tentative="1">
-      <w:start w:val="1"/>
-      <w:numFmt w:val="bullet"/>
-      <w:lvlText w:val=""/>
-      <w:lvlJc w:val="left"/>
-      <w:pPr>
-        <w:tabs>
-          <w:tab w:val="num" w:pos="4320"/>
-        </w:tabs>
-        <w:ind w:left="4320" w:hanging="360"/>
-      </w:pPr>
-      <w:rPr>
-        <w:rFonts w:ascii="Symbol" w:hAnsi="Symbol" w:hint="default"/>
-        <w:sz w:val="20"/>
-      </w:rPr>
-    </w:lvl>
-    <w:lvl w:ilvl="6" w:tentative="1">
-      <w:start w:val="1"/>
-      <w:numFmt w:val="bullet"/>
-      <w:lvlText w:val=""/>
-      <w:lvlJc w:val="left"/>
-      <w:pPr>
-        <w:tabs>
-          <w:tab w:val="num" w:pos="5040"/>
-        </w:tabs>
-        <w:ind w:left="5040" w:hanging="360"/>
-      </w:pPr>
-      <w:rPr>
-        <w:rFonts w:ascii="Symbol" w:hAnsi="Symbol" w:hint="default"/>
-        <w:sz w:val="20"/>
-      </w:rPr>
-    </w:lvl>
-    <w:lvl w:ilvl="7" w:tentative="1">
-      <w:start w:val="1"/>
-      <w:numFmt w:val="bullet"/>
-      <w:lvlText w:val=""/>
-      <w:lvlJc w:val="left"/>
-      <w:pPr>
-        <w:tabs>
-          <w:tab w:val="num" w:pos="5760"/>
-        </w:tabs>
-        <w:ind w:left="5760" w:hanging="360"/>
-      </w:pPr>
-      <w:rPr>
-        <w:rFonts w:ascii="Symbol" w:hAnsi="Symbol" w:hint="default"/>
-        <w:sz w:val="20"/>
-      </w:rPr>
-    </w:lvl>
-    <w:lvl w:ilvl="8" w:tentative="1">
-      <w:start w:val="1"/>
-      <w:numFmt w:val="bullet"/>
-      <w:lvlText w:val=""/>
-      <w:lvlJc w:val="left"/>
-      <w:pPr>
-        <w:tabs>
-          <w:tab w:val="num" w:pos="6480"/>
-        </w:tabs>
-        <w:ind w:left="6480" w:hanging="360"/>
-      </w:pPr>
-      <w:rPr>
-        <w:rFonts w:ascii="Symbol" w:hAnsi="Symbol" w:hint="default"/>
-        <w:sz w:val="20"/>
-      </w:rPr>
-    </w:lvl>
-  </w:abstractNum>
-  <w:num w:numId="1" w16cid:durableId="656684972">
+  <w:num w:numId="13">
     <w:abstractNumId w:val="12"/>
   </w:num>
-  <w:num w:numId="2" w16cid:durableId="1253469647">
+  <w:num w:numId="12">
     <w:abstractNumId w:val="11"/>
   </w:num>
+  <w:num w:numId="1" w16cid:durableId="656684972">
+    <w:abstractNumId w:val="7"/>
+  </w:num>
+  <w:num w:numId="2" w16cid:durableId="1253469647">
+    <w:abstractNumId w:val="6"/>
+  </w:num>
   <w:num w:numId="3" w16cid:durableId="367723530">
-    <w:abstractNumId w:val="13"/>
+    <w:abstractNumId w:val="8"/>
   </w:num>
   <w:num w:numId="4" w16cid:durableId="38435653">
+    <w:abstractNumId w:val="0"/>
+  </w:num>
+  <w:num w:numId="5" w16cid:durableId="2094206582">
     <w:abstractNumId w:val="1"/>
   </w:num>
-  <w:num w:numId="5" w16cid:durableId="2094206582">
+  <w:num w:numId="6" w16cid:durableId="897787642">
+    <w:abstractNumId w:val="2"/>
+  </w:num>
+  <w:num w:numId="7" w16cid:durableId="395200859">
+    <w:abstractNumId w:val="9"/>
+  </w:num>
+  <w:num w:numId="8" w16cid:durableId="2096975551">
+    <w:abstractNumId w:val="10"/>
+  </w:num>
+  <w:num w:numId="9" w16cid:durableId="542327298">
+    <w:abstractNumId w:val="3"/>
+  </w:num>
+  <w:num w:numId="10" w16cid:durableId="1622027399">
     <w:abstractNumId w:val="4"/>
   </w:num>
-  <w:num w:numId="6" w16cid:durableId="897787642">
+  <w:num w:numId="11" w16cid:durableId="315376447">
     <w:abstractNumId w:val="5"/>
-  </w:num>
-  <w:num w:numId="7" w16cid:durableId="395200859">
-    <w:abstractNumId w:val="14"/>
-  </w:num>
-  <w:num w:numId="8" w16cid:durableId="2096975551">
-    <w:abstractNumId w:val="17"/>
-  </w:num>
-  <w:num w:numId="9" w16cid:durableId="542327298">
-    <w:abstractNumId w:val="7"/>
-  </w:num>
-  <w:num w:numId="10" w16cid:durableId="1622027399">
-    <w:abstractNumId w:val="8"/>
-  </w:num>
-  <w:num w:numId="11" w16cid:durableId="315376447">
-    <w:abstractNumId w:val="9"/>
-  </w:num>
-  <w:num w:numId="12" w16cid:durableId="1794590428">
-    <w:abstractNumId w:val="15"/>
-  </w:num>
-  <w:num w:numId="13" w16cid:durableId="1468544534">
-    <w:abstractNumId w:val="6"/>
-  </w:num>
-  <w:num w:numId="14" w16cid:durableId="807632126">
-    <w:abstractNumId w:val="2"/>
-  </w:num>
-  <w:num w:numId="15" w16cid:durableId="1183397431">
-    <w:abstractNumId w:val="16"/>
-  </w:num>
-  <w:num w:numId="16" w16cid:durableId="1403332551">
-    <w:abstractNumId w:val="3"/>
-  </w:num>
-  <w:num w:numId="17" w16cid:durableId="1731029591">
-    <w:abstractNumId w:val="10"/>
-  </w:num>
-  <w:num w:numId="18" w16cid:durableId="561407826">
-    <w:abstractNumId w:val="18"/>
-  </w:num>
-  <w:num w:numId="19" w16cid:durableId="8455355">
-    <w:abstractNumId w:val="0"/>
   </w:num>
 </w:numbering>
 </file>
@@ -4224,7 +3604,7 @@
   <w:docDefaults>
     <w:rPrDefault>
       <w:rPr>
-        <w:rFonts w:asciiTheme="minorHAnsi" w:eastAsiaTheme="minorHAnsi" w:hAnsiTheme="minorHAnsi" w:cstheme="minorBidi"/>
+        <w:rFonts w:asciiTheme="minorHAnsi" w:hAnsiTheme="minorHAnsi" w:eastAsiaTheme="minorHAnsi" w:cstheme="minorBidi"/>
         <w:kern w:val="2"/>
         <w:sz w:val="24"/>
         <w:szCs w:val="24"/>
@@ -4241,14 +3621,14 @@
   <w:latentStyles w:defLockedState="0" w:defUIPriority="99" w:defSemiHidden="0" w:defUnhideWhenUsed="0" w:defQFormat="0" w:count="376">
     <w:lsdException w:name="Normal" w:uiPriority="0" w:qFormat="1"/>
     <w:lsdException w:name="heading 1" w:uiPriority="9" w:qFormat="1"/>
-    <w:lsdException w:name="heading 2" w:semiHidden="1" w:uiPriority="9" w:unhideWhenUsed="1" w:qFormat="1"/>
-    <w:lsdException w:name="heading 3" w:semiHidden="1" w:uiPriority="9" w:unhideWhenUsed="1" w:qFormat="1"/>
-    <w:lsdException w:name="heading 4" w:semiHidden="1" w:uiPriority="9" w:unhideWhenUsed="1" w:qFormat="1"/>
-    <w:lsdException w:name="heading 5" w:semiHidden="1" w:uiPriority="9" w:unhideWhenUsed="1" w:qFormat="1"/>
-    <w:lsdException w:name="heading 6" w:semiHidden="1" w:uiPriority="9" w:unhideWhenUsed="1" w:qFormat="1"/>
-    <w:lsdException w:name="heading 7" w:semiHidden="1" w:uiPriority="9" w:unhideWhenUsed="1" w:qFormat="1"/>
-    <w:lsdException w:name="heading 8" w:semiHidden="1" w:uiPriority="9" w:unhideWhenUsed="1" w:qFormat="1"/>
-    <w:lsdException w:name="heading 9" w:semiHidden="1" w:uiPriority="9" w:unhideWhenUsed="1" w:qFormat="1"/>
+    <w:lsdException w:name="heading 2" w:uiPriority="9" w:semiHidden="1" w:unhideWhenUsed="1" w:qFormat="1"/>
+    <w:lsdException w:name="heading 3" w:uiPriority="9" w:semiHidden="1" w:unhideWhenUsed="1" w:qFormat="1"/>
+    <w:lsdException w:name="heading 4" w:uiPriority="9" w:semiHidden="1" w:unhideWhenUsed="1" w:qFormat="1"/>
+    <w:lsdException w:name="heading 5" w:uiPriority="9" w:semiHidden="1" w:unhideWhenUsed="1" w:qFormat="1"/>
+    <w:lsdException w:name="heading 6" w:uiPriority="9" w:semiHidden="1" w:unhideWhenUsed="1" w:qFormat="1"/>
+    <w:lsdException w:name="heading 7" w:uiPriority="9" w:semiHidden="1" w:unhideWhenUsed="1" w:qFormat="1"/>
+    <w:lsdException w:name="heading 8" w:uiPriority="9" w:semiHidden="1" w:unhideWhenUsed="1" w:qFormat="1"/>
+    <w:lsdException w:name="heading 9" w:uiPriority="9" w:semiHidden="1" w:unhideWhenUsed="1" w:qFormat="1"/>
     <w:lsdException w:name="index 1" w:semiHidden="1" w:unhideWhenUsed="1"/>
     <w:lsdException w:name="index 2" w:semiHidden="1" w:unhideWhenUsed="1"/>
     <w:lsdException w:name="index 3" w:semiHidden="1" w:unhideWhenUsed="1"/>
@@ -4258,22 +3638,22 @@
     <w:lsdException w:name="index 7" w:semiHidden="1" w:unhideWhenUsed="1"/>
     <w:lsdException w:name="index 8" w:semiHidden="1" w:unhideWhenUsed="1"/>
     <w:lsdException w:name="index 9" w:semiHidden="1" w:unhideWhenUsed="1"/>
-    <w:lsdException w:name="toc 1" w:semiHidden="1" w:uiPriority="39" w:unhideWhenUsed="1"/>
-    <w:lsdException w:name="toc 2" w:semiHidden="1" w:uiPriority="39" w:unhideWhenUsed="1"/>
-    <w:lsdException w:name="toc 3" w:semiHidden="1" w:uiPriority="39" w:unhideWhenUsed="1"/>
-    <w:lsdException w:name="toc 4" w:semiHidden="1" w:uiPriority="39" w:unhideWhenUsed="1"/>
-    <w:lsdException w:name="toc 5" w:semiHidden="1" w:uiPriority="39" w:unhideWhenUsed="1"/>
-    <w:lsdException w:name="toc 6" w:semiHidden="1" w:uiPriority="39" w:unhideWhenUsed="1"/>
-    <w:lsdException w:name="toc 7" w:semiHidden="1" w:uiPriority="39" w:unhideWhenUsed="1"/>
-    <w:lsdException w:name="toc 8" w:semiHidden="1" w:uiPriority="39" w:unhideWhenUsed="1"/>
-    <w:lsdException w:name="toc 9" w:semiHidden="1" w:uiPriority="39" w:unhideWhenUsed="1"/>
+    <w:lsdException w:name="toc 1" w:uiPriority="39" w:semiHidden="1" w:unhideWhenUsed="1"/>
+    <w:lsdException w:name="toc 2" w:uiPriority="39" w:semiHidden="1" w:unhideWhenUsed="1"/>
+    <w:lsdException w:name="toc 3" w:uiPriority="39" w:semiHidden="1" w:unhideWhenUsed="1"/>
+    <w:lsdException w:name="toc 4" w:uiPriority="39" w:semiHidden="1" w:unhideWhenUsed="1"/>
+    <w:lsdException w:name="toc 5" w:uiPriority="39" w:semiHidden="1" w:unhideWhenUsed="1"/>
+    <w:lsdException w:name="toc 6" w:uiPriority="39" w:semiHidden="1" w:unhideWhenUsed="1"/>
+    <w:lsdException w:name="toc 7" w:uiPriority="39" w:semiHidden="1" w:unhideWhenUsed="1"/>
+    <w:lsdException w:name="toc 8" w:uiPriority="39" w:semiHidden="1" w:unhideWhenUsed="1"/>
+    <w:lsdException w:name="toc 9" w:uiPriority="39" w:semiHidden="1" w:unhideWhenUsed="1"/>
     <w:lsdException w:name="Normal Indent" w:semiHidden="1" w:unhideWhenUsed="1"/>
     <w:lsdException w:name="footnote text" w:semiHidden="1" w:unhideWhenUsed="1"/>
     <w:lsdException w:name="annotation text" w:semiHidden="1" w:unhideWhenUsed="1"/>
     <w:lsdException w:name="header" w:semiHidden="1" w:unhideWhenUsed="1"/>
     <w:lsdException w:name="footer" w:semiHidden="1" w:unhideWhenUsed="1"/>
     <w:lsdException w:name="index heading" w:semiHidden="1" w:unhideWhenUsed="1"/>
-    <w:lsdException w:name="caption" w:semiHidden="1" w:uiPriority="35" w:unhideWhenUsed="1" w:qFormat="1"/>
+    <w:lsdException w:name="caption" w:uiPriority="35" w:semiHidden="1" w:unhideWhenUsed="1" w:qFormat="1"/>
     <w:lsdException w:name="table of figures" w:semiHidden="1" w:unhideWhenUsed="1"/>
     <w:lsdException w:name="envelope address" w:semiHidden="1" w:unhideWhenUsed="1"/>
     <w:lsdException w:name="envelope return" w:semiHidden="1" w:unhideWhenUsed="1"/>
@@ -4304,7 +3684,7 @@
     <w:lsdException w:name="Title" w:uiPriority="10" w:qFormat="1"/>
     <w:lsdException w:name="Closing" w:semiHidden="1" w:unhideWhenUsed="1"/>
     <w:lsdException w:name="Signature" w:semiHidden="1" w:unhideWhenUsed="1"/>
-    <w:lsdException w:name="Default Paragraph Font" w:semiHidden="1" w:uiPriority="1" w:unhideWhenUsed="1"/>
+    <w:lsdException w:name="Default Paragraph Font" w:uiPriority="1" w:semiHidden="1" w:unhideWhenUsed="1"/>
     <w:lsdException w:name="Body Text" w:semiHidden="1" w:unhideWhenUsed="1"/>
     <w:lsdException w:name="Body Text Indent" w:semiHidden="1" w:unhideWhenUsed="1"/>
     <w:lsdException w:name="List Continue" w:semiHidden="1" w:unhideWhenUsed="1"/>
@@ -4504,8 +3884,8 @@
     <w:lsdException w:name="Subtle Reference" w:uiPriority="31" w:qFormat="1"/>
     <w:lsdException w:name="Intense Reference" w:uiPriority="32" w:qFormat="1"/>
     <w:lsdException w:name="Book Title" w:uiPriority="33" w:qFormat="1"/>
-    <w:lsdException w:name="Bibliography" w:semiHidden="1" w:uiPriority="37" w:unhideWhenUsed="1"/>
-    <w:lsdException w:name="TOC Heading" w:semiHidden="1" w:uiPriority="39" w:unhideWhenUsed="1" w:qFormat="1"/>
+    <w:lsdException w:name="Bibliography" w:uiPriority="37" w:semiHidden="1" w:unhideWhenUsed="1"/>
+    <w:lsdException w:name="TOC Heading" w:uiPriority="39" w:semiHidden="1" w:unhideWhenUsed="1" w:qFormat="1"/>
     <w:lsdException w:name="Plain Table 1" w:uiPriority="41"/>
     <w:lsdException w:name="Plain Table 2" w:uiPriority="42"/>
     <w:lsdException w:name="Plain Table 3" w:uiPriority="43"/>
@@ -4616,7 +3996,7 @@
     <w:lsdException w:name="Unresolved Mention" w:semiHidden="1" w:unhideWhenUsed="1"/>
     <w:lsdException w:name="Smart Link" w:semiHidden="1" w:unhideWhenUsed="1"/>
   </w:latentStyles>
-  <w:style w:type="paragraph" w:default="1" w:styleId="Normal">
+  <w:style w:type="paragraph" w:styleId="Normal" w:default="1">
     <w:name w:val="Normal"/>
     <w:qFormat/>
   </w:style>
@@ -4635,7 +4015,7 @@
       <w:outlineLvl w:val="0"/>
     </w:pPr>
     <w:rPr>
-      <w:rFonts w:asciiTheme="majorHAnsi" w:eastAsiaTheme="majorEastAsia" w:hAnsiTheme="majorHAnsi" w:cstheme="majorBidi"/>
+      <w:rFonts w:asciiTheme="majorHAnsi" w:hAnsiTheme="majorHAnsi" w:eastAsiaTheme="majorEastAsia" w:cstheme="majorBidi"/>
       <w:color w:val="0F4761" w:themeColor="accent1" w:themeShade="BF"/>
       <w:sz w:val="40"/>
       <w:szCs w:val="40"/>
@@ -4657,7 +4037,7 @@
       <w:outlineLvl w:val="1"/>
     </w:pPr>
     <w:rPr>
-      <w:rFonts w:asciiTheme="majorHAnsi" w:eastAsiaTheme="majorEastAsia" w:hAnsiTheme="majorHAnsi" w:cstheme="majorBidi"/>
+      <w:rFonts w:asciiTheme="majorHAnsi" w:hAnsiTheme="majorHAnsi" w:eastAsiaTheme="majorEastAsia" w:cstheme="majorBidi"/>
       <w:color w:val="0F4761" w:themeColor="accent1" w:themeShade="BF"/>
       <w:sz w:val="32"/>
       <w:szCs w:val="32"/>
@@ -4816,12 +4196,12 @@
       <w:color w:val="272727" w:themeColor="text1" w:themeTint="D8"/>
     </w:rPr>
   </w:style>
-  <w:style w:type="character" w:default="1" w:styleId="DefaultParagraphFont">
+  <w:style w:type="character" w:styleId="DefaultParagraphFont" w:default="1">
     <w:name w:val="Default Paragraph Font"/>
     <w:uiPriority w:val="1"/>
     <w:unhideWhenUsed/>
   </w:style>
-  <w:style w:type="table" w:default="1" w:styleId="TableNormal">
+  <w:style w:type="table" w:styleId="TableNormal" w:default="1">
     <w:name w:val="Normal Table"/>
     <w:uiPriority w:val="99"/>
     <w:semiHidden/>
@@ -4836,39 +4216,39 @@
       </w:tblCellMar>
     </w:tblPr>
   </w:style>
-  <w:style w:type="numbering" w:default="1" w:styleId="NoList">
+  <w:style w:type="numbering" w:styleId="NoList" w:default="1">
     <w:name w:val="No List"/>
     <w:uiPriority w:val="99"/>
     <w:semiHidden/>
     <w:unhideWhenUsed/>
   </w:style>
-  <w:style w:type="character" w:customStyle="1" w:styleId="Heading1Char">
+  <w:style w:type="character" w:styleId="Heading1Char" w:customStyle="1">
     <w:name w:val="Heading 1 Char"/>
     <w:basedOn w:val="DefaultParagraphFont"/>
     <w:link w:val="Heading1"/>
     <w:uiPriority w:val="9"/>
     <w:rsid w:val="00FF5A41"/>
     <w:rPr>
-      <w:rFonts w:asciiTheme="majorHAnsi" w:eastAsiaTheme="majorEastAsia" w:hAnsiTheme="majorHAnsi" w:cstheme="majorBidi"/>
+      <w:rFonts w:asciiTheme="majorHAnsi" w:hAnsiTheme="majorHAnsi" w:eastAsiaTheme="majorEastAsia" w:cstheme="majorBidi"/>
       <w:color w:val="0F4761" w:themeColor="accent1" w:themeShade="BF"/>
       <w:sz w:val="40"/>
       <w:szCs w:val="40"/>
     </w:rPr>
   </w:style>
-  <w:style w:type="character" w:customStyle="1" w:styleId="Heading2Char">
+  <w:style w:type="character" w:styleId="Heading2Char" w:customStyle="1">
     <w:name w:val="Heading 2 Char"/>
     <w:basedOn w:val="DefaultParagraphFont"/>
     <w:link w:val="Heading2"/>
     <w:uiPriority w:val="9"/>
     <w:rsid w:val="00FF5A41"/>
     <w:rPr>
-      <w:rFonts w:asciiTheme="majorHAnsi" w:eastAsiaTheme="majorEastAsia" w:hAnsiTheme="majorHAnsi" w:cstheme="majorBidi"/>
+      <w:rFonts w:asciiTheme="majorHAnsi" w:hAnsiTheme="majorHAnsi" w:eastAsiaTheme="majorEastAsia" w:cstheme="majorBidi"/>
       <w:color w:val="0F4761" w:themeColor="accent1" w:themeShade="BF"/>
       <w:sz w:val="32"/>
       <w:szCs w:val="32"/>
     </w:rPr>
   </w:style>
-  <w:style w:type="character" w:customStyle="1" w:styleId="Heading3Char">
+  <w:style w:type="character" w:styleId="Heading3Char" w:customStyle="1">
     <w:name w:val="Heading 3 Char"/>
     <w:basedOn w:val="DefaultParagraphFont"/>
     <w:link w:val="Heading3"/>
@@ -4881,7 +4261,7 @@
       <w:szCs w:val="28"/>
     </w:rPr>
   </w:style>
-  <w:style w:type="character" w:customStyle="1" w:styleId="Heading4Char">
+  <w:style w:type="character" w:styleId="Heading4Char" w:customStyle="1">
     <w:name w:val="Heading 4 Char"/>
     <w:basedOn w:val="DefaultParagraphFont"/>
     <w:link w:val="Heading4"/>
@@ -4894,7 +4274,7 @@
       <w:color w:val="0F4761" w:themeColor="accent1" w:themeShade="BF"/>
     </w:rPr>
   </w:style>
-  <w:style w:type="character" w:customStyle="1" w:styleId="Heading5Char">
+  <w:style w:type="character" w:styleId="Heading5Char" w:customStyle="1">
     <w:name w:val="Heading 5 Char"/>
     <w:basedOn w:val="DefaultParagraphFont"/>
     <w:link w:val="Heading5"/>
@@ -4906,7 +4286,7 @@
       <w:color w:val="0F4761" w:themeColor="accent1" w:themeShade="BF"/>
     </w:rPr>
   </w:style>
-  <w:style w:type="character" w:customStyle="1" w:styleId="Heading6Char">
+  <w:style w:type="character" w:styleId="Heading6Char" w:customStyle="1">
     <w:name w:val="Heading 6 Char"/>
     <w:basedOn w:val="DefaultParagraphFont"/>
     <w:link w:val="Heading6"/>
@@ -4920,7 +4300,7 @@
       <w:color w:val="595959" w:themeColor="text1" w:themeTint="A6"/>
     </w:rPr>
   </w:style>
-  <w:style w:type="character" w:customStyle="1" w:styleId="Heading7Char">
+  <w:style w:type="character" w:styleId="Heading7Char" w:customStyle="1">
     <w:name w:val="Heading 7 Char"/>
     <w:basedOn w:val="DefaultParagraphFont"/>
     <w:link w:val="Heading7"/>
@@ -4932,7 +4312,7 @@
       <w:color w:val="595959" w:themeColor="text1" w:themeTint="A6"/>
     </w:rPr>
   </w:style>
-  <w:style w:type="character" w:customStyle="1" w:styleId="Heading8Char">
+  <w:style w:type="character" w:styleId="Heading8Char" w:customStyle="1">
     <w:name w:val="Heading 8 Char"/>
     <w:basedOn w:val="DefaultParagraphFont"/>
     <w:link w:val="Heading8"/>
@@ -4946,7 +4326,7 @@
       <w:color w:val="272727" w:themeColor="text1" w:themeTint="D8"/>
     </w:rPr>
   </w:style>
-  <w:style w:type="character" w:customStyle="1" w:styleId="Heading9Char">
+  <w:style w:type="character" w:styleId="Heading9Char" w:customStyle="1">
     <w:name w:val="Heading 9 Char"/>
     <w:basedOn w:val="DefaultParagraphFont"/>
     <w:link w:val="Heading9"/>
@@ -4971,21 +4351,21 @@
       <w:contextualSpacing/>
     </w:pPr>
     <w:rPr>
-      <w:rFonts w:asciiTheme="majorHAnsi" w:eastAsiaTheme="majorEastAsia" w:hAnsiTheme="majorHAnsi" w:cstheme="majorBidi"/>
+      <w:rFonts w:asciiTheme="majorHAnsi" w:hAnsiTheme="majorHAnsi" w:eastAsiaTheme="majorEastAsia" w:cstheme="majorBidi"/>
       <w:spacing w:val="-10"/>
       <w:kern w:val="28"/>
       <w:sz w:val="56"/>
       <w:szCs w:val="56"/>
     </w:rPr>
   </w:style>
-  <w:style w:type="character" w:customStyle="1" w:styleId="TitleChar">
+  <w:style w:type="character" w:styleId="TitleChar" w:customStyle="1">
     <w:name w:val="Title Char"/>
     <w:basedOn w:val="DefaultParagraphFont"/>
     <w:link w:val="Title"/>
     <w:uiPriority w:val="10"/>
     <w:rsid w:val="00FF5A41"/>
     <w:rPr>
-      <w:rFonts w:asciiTheme="majorHAnsi" w:eastAsiaTheme="majorEastAsia" w:hAnsiTheme="majorHAnsi" w:cstheme="majorBidi"/>
+      <w:rFonts w:asciiTheme="majorHAnsi" w:hAnsiTheme="majorHAnsi" w:eastAsiaTheme="majorEastAsia" w:cstheme="majorBidi"/>
       <w:spacing w:val="-10"/>
       <w:kern w:val="28"/>
       <w:sz w:val="56"/>
@@ -5013,7 +4393,7 @@
       <w:szCs w:val="28"/>
     </w:rPr>
   </w:style>
-  <w:style w:type="character" w:customStyle="1" w:styleId="SubtitleChar">
+  <w:style w:type="character" w:styleId="SubtitleChar" w:customStyle="1">
     <w:name w:val="Subtitle Char"/>
     <w:basedOn w:val="DefaultParagraphFont"/>
     <w:link w:val="Subtitle"/>
@@ -5045,7 +4425,7 @@
       <w:color w:val="404040" w:themeColor="text1" w:themeTint="BF"/>
     </w:rPr>
   </w:style>
-  <w:style w:type="character" w:customStyle="1" w:styleId="QuoteChar">
+  <w:style w:type="character" w:styleId="QuoteChar" w:customStyle="1">
     <w:name w:val="Quote Char"/>
     <w:basedOn w:val="DefaultParagraphFont"/>
     <w:link w:val="Quote"/>
@@ -5090,8 +4470,8 @@
     <w:rsid w:val="00FF5A41"/>
     <w:pPr>
       <w:pBdr>
-        <w:top w:val="single" w:sz="4" w:space="10" w:color="0F4761" w:themeColor="accent1" w:themeShade="BF"/>
-        <w:bottom w:val="single" w:sz="4" w:space="10" w:color="0F4761" w:themeColor="accent1" w:themeShade="BF"/>
+        <w:top w:val="single" w:color="0F4761" w:themeColor="accent1" w:themeShade="BF" w:sz="4" w:space="10"/>
+        <w:bottom w:val="single" w:color="0F4761" w:themeColor="accent1" w:themeShade="BF" w:sz="4" w:space="10"/>
       </w:pBdr>
       <w:spacing w:before="360" w:after="360"/>
       <w:ind w:left="864" w:right="864"/>
@@ -5103,7 +4483,7 @@
       <w:color w:val="0F4761" w:themeColor="accent1" w:themeShade="BF"/>
     </w:rPr>
   </w:style>
-  <w:style w:type="character" w:customStyle="1" w:styleId="IntenseQuoteChar">
+  <w:style w:type="character" w:styleId="IntenseQuoteChar" w:customStyle="1">
     <w:name w:val="Intense Quote Char"/>
     <w:basedOn w:val="DefaultParagraphFont"/>
     <w:link w:val="IntenseQuote"/>
@@ -5162,12 +4542,12 @@
     </w:pPr>
     <w:tblPr>
       <w:tblBorders>
-        <w:top w:val="single" w:sz="4" w:space="0" w:color="auto"/>
-        <w:left w:val="single" w:sz="4" w:space="0" w:color="auto"/>
-        <w:bottom w:val="single" w:sz="4" w:space="0" w:color="auto"/>
-        <w:right w:val="single" w:sz="4" w:space="0" w:color="auto"/>
-        <w:insideH w:val="single" w:sz="4" w:space="0" w:color="auto"/>
-        <w:insideV w:val="single" w:sz="4" w:space="0" w:color="auto"/>
+        <w:top w:val="single" w:color="auto" w:sz="4" w:space="0"/>
+        <w:left w:val="single" w:color="auto" w:sz="4" w:space="0"/>
+        <w:bottom w:val="single" w:color="auto" w:sz="4" w:space="0"/>
+        <w:right w:val="single" w:color="auto" w:sz="4" w:space="0"/>
+        <w:insideH w:val="single" w:color="auto" w:sz="4" w:space="0"/>
+        <w:insideV w:val="single" w:color="auto" w:sz="4" w:space="0"/>
       </w:tblBorders>
     </w:tblPr>
   </w:style>
@@ -5179,7 +4559,7 @@
     <w:unhideWhenUsed/>
     <w:rsid w:val="007D3A87"/>
     <w:rPr>
-      <w:rFonts w:ascii="Courier New" w:eastAsia="Times New Roman" w:hAnsi="Courier New" w:cs="Courier New"/>
+      <w:rFonts w:ascii="Courier New" w:hAnsi="Courier New" w:eastAsia="Times New Roman" w:cs="Courier New"/>
       <w:sz w:val="20"/>
       <w:szCs w:val="20"/>
     </w:rPr>
@@ -5188,7 +4568,7 @@
 </file>
 
 <file path=word/theme/theme1.xml><?xml version="1.0" encoding="utf-8"?>
-<a:theme xmlns:a="http://schemas.openxmlformats.org/drawingml/2006/main" name="Office Theme">
+<a:theme xmlns:a="http://schemas.openxmlformats.org/drawingml/2006/main" xmlns:thm15="http://schemas.microsoft.com/office/thememl/2012/main" name="Office Theme">
   <a:themeElements>
     <a:clrScheme name="Office">
       <a:dk1>
@@ -5503,26 +4883,6 @@
 </file>
 
 <file path=customXml/item1.xml><?xml version="1.0" encoding="utf-8"?>
-<?mso-contentType ?>
-<FormTemplates xmlns="http://schemas.microsoft.com/sharepoint/v3/contenttype/forms">
-  <Display>DocumentLibraryForm</Display>
-  <Edit>DocumentLibraryForm</Edit>
-  <New>DocumentLibraryForm</New>
-</FormTemplates>
-</file>
-
-<file path=customXml/item2.xml><?xml version="1.0" encoding="utf-8"?>
-<p:properties xmlns:p="http://schemas.microsoft.com/office/2006/metadata/properties" xmlns:xsi="http://www.w3.org/2001/XMLSchema-instance" xmlns:pc="http://schemas.microsoft.com/office/infopath/2007/PartnerControls">
-  <documentManagement>
-    <TaxCatchAll xmlns="76301635-9239-4c63-b7c3-1485db98b457" xsi:nil="true"/>
-    <lcf76f155ced4ddcb4097134ff3c332f xmlns="caee7eb6-6dd4-45c1-9e8a-babddf390f35">
-      <Terms xmlns="http://schemas.microsoft.com/office/infopath/2007/PartnerControls"/>
-    </lcf76f155ced4ddcb4097134ff3c332f>
-  </documentManagement>
-</p:properties>
-</file>
-
-<file path=customXml/item3.xml><?xml version="1.0" encoding="utf-8"?>
 <ct:contentTypeSchema xmlns:ct="http://schemas.microsoft.com/office/2006/metadata/contentType" xmlns:ma="http://schemas.microsoft.com/office/2006/metadata/properties/metaAttributes" ct:_="" ma:_="" ma:contentTypeName="Document" ma:contentTypeID="0x0101002A361625FF487C4CA3EA5191E57B8C6D" ma:contentTypeVersion="10" ma:contentTypeDescription="Create a new document." ma:contentTypeScope="" ma:versionID="460a0a69af9734aeff2026eb69990c75">
   <xsd:schema xmlns:xsd="http://www.w3.org/2001/XMLSchema" xmlns:xs="http://www.w3.org/2001/XMLSchema" xmlns:p="http://schemas.microsoft.com/office/2006/metadata/properties" xmlns:ns2="caee7eb6-6dd4-45c1-9e8a-babddf390f35" xmlns:ns3="76301635-9239-4c63-b7c3-1485db98b457" targetNamespace="http://schemas.microsoft.com/office/2006/metadata/properties" ma:root="true" ma:fieldsID="df81253d5c86e2f07a84be4452311541" ns2:_="" ns3:_="">
     <xsd:import namespace="caee7eb6-6dd4-45c1-9e8a-babddf390f35"/>
@@ -5709,40 +5069,34 @@
 </ct:contentTypeSchema>
 </file>
 
+<file path=customXml/item2.xml><?xml version="1.0" encoding="utf-8"?>
+<?mso-contentType ?>
+<FormTemplates xmlns="http://schemas.microsoft.com/sharepoint/v3/contenttype/forms">
+  <Display>DocumentLibraryForm</Display>
+  <Edit>DocumentLibraryForm</Edit>
+  <New>DocumentLibraryForm</New>
+</FormTemplates>
+</file>
+
+<file path=customXml/item3.xml><?xml version="1.0" encoding="utf-8"?>
+<p:properties xmlns:p="http://schemas.microsoft.com/office/2006/metadata/properties" xmlns:xsi="http://www.w3.org/2001/XMLSchema-instance" xmlns:pc="http://schemas.microsoft.com/office/infopath/2007/PartnerControls">
+  <documentManagement>
+    <TaxCatchAll xmlns="76301635-9239-4c63-b7c3-1485db98b457" xsi:nil="true"/>
+    <lcf76f155ced4ddcb4097134ff3c332f xmlns="caee7eb6-6dd4-45c1-9e8a-babddf390f35">
+      <Terms xmlns="http://schemas.microsoft.com/office/infopath/2007/PartnerControls"/>
+    </lcf76f155ced4ddcb4097134ff3c332f>
+  </documentManagement>
+</p:properties>
+</file>
+
 <file path=customXml/itemProps1.xml><?xml version="1.0" encoding="utf-8"?>
-<ds:datastoreItem xmlns:ds="http://schemas.openxmlformats.org/officeDocument/2006/customXml" ds:itemID="{7E08E9E6-D39D-423F-8EC6-889DE12E6C66}">
-  <ds:schemaRefs>
-    <ds:schemaRef ds:uri="http://schemas.microsoft.com/sharepoint/v3/contenttype/forms"/>
-  </ds:schemaRefs>
-</ds:datastoreItem>
+<ds:datastoreItem xmlns:ds="http://schemas.openxmlformats.org/officeDocument/2006/customXml" ds:itemID="{989B7024-65A7-40D7-BFC8-7E863F286A30}"/>
 </file>
 
 <file path=customXml/itemProps2.xml><?xml version="1.0" encoding="utf-8"?>
-<ds:datastoreItem xmlns:ds="http://schemas.openxmlformats.org/officeDocument/2006/customXml" ds:itemID="{15FE225F-C5B6-433F-B959-FFAB2BB8E1D2}">
-  <ds:schemaRefs>
-    <ds:schemaRef ds:uri="http://schemas.microsoft.com/office/2006/metadata/properties"/>
-    <ds:schemaRef ds:uri="http://schemas.microsoft.com/office/infopath/2007/PartnerControls"/>
-    <ds:schemaRef ds:uri="76301635-9239-4c63-b7c3-1485db98b457"/>
-    <ds:schemaRef ds:uri="caee7eb6-6dd4-45c1-9e8a-babddf390f35"/>
-  </ds:schemaRefs>
-</ds:datastoreItem>
+<ds:datastoreItem xmlns:ds="http://schemas.openxmlformats.org/officeDocument/2006/customXml" ds:itemID="{7E08E9E6-D39D-423F-8EC6-889DE12E6C66}"/>
 </file>
 
 <file path=customXml/itemProps3.xml><?xml version="1.0" encoding="utf-8"?>
-<ds:datastoreItem xmlns:ds="http://schemas.openxmlformats.org/officeDocument/2006/customXml" ds:itemID="{989B7024-65A7-40D7-BFC8-7E863F286A30}">
-  <ds:schemaRefs>
-    <ds:schemaRef ds:uri="http://schemas.microsoft.com/office/2006/metadata/contentType"/>
-    <ds:schemaRef ds:uri="http://schemas.microsoft.com/office/2006/metadata/properties/metaAttributes"/>
-    <ds:schemaRef ds:uri="http://www.w3.org/2001/XMLSchema"/>
-    <ds:schemaRef ds:uri="http://schemas.microsoft.com/office/2006/metadata/properties"/>
-    <ds:schemaRef ds:uri="caee7eb6-6dd4-45c1-9e8a-babddf390f35"/>
-    <ds:schemaRef ds:uri="76301635-9239-4c63-b7c3-1485db98b457"/>
-    <ds:schemaRef ds:uri="http://schemas.microsoft.com/office/2006/documentManagement/types"/>
-    <ds:schemaRef ds:uri="http://schemas.microsoft.com/office/infopath/2007/PartnerControls"/>
-    <ds:schemaRef ds:uri="http://schemas.openxmlformats.org/package/2006/metadata/core-properties"/>
-    <ds:schemaRef ds:uri="http://purl.org/dc/elements/1.1/"/>
-    <ds:schemaRef ds:uri="http://purl.org/dc/terms/"/>
-    <ds:schemaRef ds:uri="http://schemas.microsoft.com/internal/obd"/>
-  </ds:schemaRefs>
-</ds:datastoreItem>
+<ds:datastoreItem xmlns:ds="http://schemas.openxmlformats.org/officeDocument/2006/customXml" ds:itemID="{15FE225F-C5B6-433F-B959-FFAB2BB8E1D2}"/>
 </file>